--- a/作业一_五个班级成绩数据挖掘/五个班级成绩数据挖掘与分析报告.docx
+++ b/作业一_五个班级成绩数据挖掘/五个班级成绩数据挖掘与分析报告.docx
@@ -277,7 +277,58 @@
           <w:b w:val="0"/>
           <w:sz w:val="24"/>
         </w:rPr>
-        <w:t>本文以五个班级共178名学生的学期成绩汇总数据为研究对象，依据知识发现（KDD）流程开展数据挖掘与分析。在数据预处理阶段，本文对原始数据进行了质量审查，处理了数值字段以文本形式存储、通过率记录格式不统一以及修读门数差异导致的量纲不一致等问题，并通过构造课程平均分、Min-Max归一化与Z-score标准化完成数据变换。在分析阶段，本文从集中趋势与离散趋势两方面对各班成绩进行描述性统计，结合直方图、箱线图、Q-Q图与平行坐标图开展可视化分析，并采用单因素方差分析、Kruskal-Wallis检验、主成分分析与K-means聚类考察班级差异与学生群体结构。结果表明，五个班级的学分加权平均分存在显著差异（H = 63.28，p &lt; 0.001，ε² = 0.34），按均值由高到低依次为BD、T1、T2、D2与D1；BD班成绩水平最高且离散程度最低，D1班挂科率为40.0%，其不及格门次占五个班级总数的55%；同一培养方案下的平行班之间差异不显著。聚类分析将学生划分为学业优良、稳定中等与学业预警三类，共识别出22名学业预警学生。研究结果可为分层次的学业指导与预警管理提供参考。</w:t>
+        <w:t>本文以五个班级178名学生的学期成绩汇总数据为对象，按照知识发现（KDD）流程进行数据挖掘与分析。预处理阶段审查了数据质量，处理了数值以文本存储、通过率记录格式不统一以及修读门数不同导致总分不可比等问题，并构造课程平均分，进行Min-Max归一化与Z-score标准化。分析阶段对各班成绩进行描述性统计与可视化（直方图、箱线图、Q-Q图、平行坐标图），以单因素方差分析和Kruskal-Wallis检验比较班级差异，以主成分分析和K-means聚类识别学生群体。五个班级的学分加权平均分差异显著（</w:t>
+      </w:r>
+      <w:r>
+        <w:rPr>
+          <w:rFonts w:ascii="Times New Roman" w:hAnsi="Times New Roman" w:eastAsia="宋体"/>
+          <w:b w:val="0"/>
+          <w:i/>
+          <w:sz w:val="24"/>
+        </w:rPr>
+        <w:t>H</w:t>
+      </w:r>
+      <w:r>
+        <w:rPr>
+          <w:rFonts w:ascii="Times New Roman" w:hAnsi="Times New Roman" w:eastAsia="宋体"/>
+          <w:b w:val="0"/>
+          <w:sz w:val="24"/>
+        </w:rPr>
+        <w:t xml:space="preserve"> = 63.28，</w:t>
+      </w:r>
+      <w:r>
+        <w:rPr>
+          <w:rFonts w:ascii="Times New Roman" w:hAnsi="Times New Roman" w:eastAsia="宋体"/>
+          <w:b w:val="0"/>
+          <w:i/>
+          <w:sz w:val="24"/>
+        </w:rPr>
+        <w:t>p</w:t>
+      </w:r>
+      <w:r>
+        <w:rPr>
+          <w:rFonts w:ascii="Times New Roman" w:hAnsi="Times New Roman" w:eastAsia="宋体"/>
+          <w:b w:val="0"/>
+          <w:sz w:val="24"/>
+        </w:rPr>
+        <w:t xml:space="preserve"> &lt; 0.001，</w:t>
+      </w:r>
+      <w:r>
+        <w:rPr>
+          <w:rFonts w:ascii="Times New Roman" w:hAnsi="Times New Roman" w:eastAsia="宋体"/>
+          <w:b w:val="0"/>
+          <w:i/>
+          <w:sz w:val="24"/>
+        </w:rPr>
+        <w:t>ε²</w:t>
+      </w:r>
+      <w:r>
+        <w:rPr>
+          <w:rFonts w:ascii="Times New Roman" w:hAnsi="Times New Roman" w:eastAsia="宋体"/>
+          <w:b w:val="0"/>
+          <w:sz w:val="24"/>
+        </w:rPr>
+        <w:t xml:space="preserve"> = 0.34），均值由高到低依次为BD、T1、T2、D2与D1；BD班均值最高、标准差最小；D1班不及格率为40.0%，不及格门次占五个班级总数的55%；同一培养方案的平行班之间差异不显著。K-means聚类将学生分为学业优良、中等与学业预警三类，其中学业预警学生22名。</w:t>
       </w:r>
     </w:p>
     <w:p>
@@ -335,7 +386,7 @@
           <w:b w:val="0"/>
           <w:sz w:val="24"/>
         </w:rPr>
-        <w:t>高校教学管理过程中积累了大量学生成绩数据。成绩汇总表以学生为记录单位，逐行记载各项学业指标，但仅凭原始表格难以把握班级之间的整体差异、成绩的分布特征以及需要重点关注的学生群体。数据挖掘旨在从大量数据中提取隐含的、先前未知且具有潜在价值的模式[1-2]，为此类问题提供了系统的分析框架。</w:t>
+        <w:t>高校教学管理积累了大量学生成绩数据。成绩汇总表逐行记录每名学生的学业指标，直接阅读难以看出班级间差异、成绩分布特征和需要关注的学生。数据挖掘是从大量数据中提取隐含的、先前未知的、潜在有用的模式的过程，适用于此类问题。</w:t>
       </w:r>
     </w:p>
     <w:p>
@@ -350,7 +401,7 @@
           <w:b w:val="0"/>
           <w:sz w:val="24"/>
         </w:rPr>
-        <w:t>本文以五个班级同一学期的成绩汇总数据为对象，依据KDD流程依次完成数据预处理、统计描述、可视化分析与数据挖掘。研究目标包括三个方面：其一，评估原始数据的质量并完成清洗、集成与变换，形成可用于建模的分析数据集；其二，从集中趋势与离散趋势两个维度比较各班成绩，并检验班级差异的统计显著性；其三，识别成绩离群的个体并揭示学生群体的内在结构，为学业预警与教学改进提供依据。</w:t>
+        <w:t>本文以五个班级同一学期的成绩汇总数据为对象，依据KDD流程完成数据预处理、统计描述、可视化分析与数据挖掘。具体工作包括：评估原始数据质量，经清洗、集成与变换形成分析数据集；比较各班成绩的集中趋势与离散趋势，并检验班级差异的显著性；识别成绩离群的个体，并以聚类方法划分学生群体。</w:t>
       </w:r>
     </w:p>
     <w:p>
@@ -381,7 +432,7 @@
           <w:b w:val="0"/>
           <w:sz w:val="24"/>
         </w:rPr>
-        <w:t>本文数据来源于课程提供的Excel文件，共包含5个工作表，分别对应D1、D2、BD、T1、T2五个班级，合计178条学生记录，每条记录包含10个字段。在数据挖掘的术语体系中，每条记录对应一个数据对象，每个字段对应一个属性（亦称维度、特征或变量）。各字段的含义及属性类型见表1，其中班级与成绩等级为预处理过程中构造的衍生变量。</w:t>
+        <w:t>数据来自课程提供的Excel文件，含5个工作表，分别对应D1、D2、BD、T1、T2五个班级，合计178条学生记录，每条记录10个字段。每条记录为一个数据对象，每个字段为一个属性。各字段的定义及属性类型见表1，其中班级与成绩等级为预处理中构造的衍生属性。</w:t>
       </w:r>
     </w:p>
     <w:p>
@@ -622,7 +673,7 @@
                 <w:b w:val="0"/>
                 <w:sz w:val="21"/>
               </w:rPr>
-              <w:t>数值属性（比率标度）</w:t>
+              <w:t>数值属性（连续）</w:t>
             </w:r>
           </w:p>
         </w:tc>
@@ -1030,7 +1081,7 @@
                 <w:b w:val="0"/>
                 <w:sz w:val="21"/>
               </w:rPr>
-              <w:t>数值属性（比率标度）</w:t>
+              <w:t>数值属性（连续）</w:t>
             </w:r>
           </w:p>
         </w:tc>
@@ -1348,7 +1399,7 @@
           <w:b w:val="0"/>
           <w:sz w:val="24"/>
         </w:rPr>
-        <w:t>数据质量直接影响挖掘结果的可靠性。本文参照数据预处理的四项基本任务，依次进行数据清洗、数据集成、数据变换与数据规约[1]。</w:t>
+        <w:t>预处理依次进行数据清洗、数据集成、数据变换与数据规约。</w:t>
       </w:r>
     </w:p>
     <w:p>
@@ -1379,7 +1430,7 @@
           <w:b w:val="0"/>
           <w:sz w:val="24"/>
         </w:rPr>
-        <w:t>本文首先从准确性、完整性与一致性三个维度对五个工作表逐一进行质量审查，结果见表2。</w:t>
+        <w:t>从准确性、完整性和一致性三方面审查五个工作表，结果见表2。</w:t>
       </w:r>
     </w:p>
     <w:p>
@@ -2133,7 +2184,7 @@
                 <w:b w:val="0"/>
                 <w:sz w:val="19"/>
               </w:rPr>
-              <w:t>百分号</w:t>
+              <w:t>文本(%)</w:t>
             </w:r>
           </w:p>
         </w:tc>
@@ -2154,7 +2205,7 @@
                 <w:b w:val="0"/>
                 <w:sz w:val="19"/>
               </w:rPr>
-              <w:t>百分号</w:t>
+              <w:t>文本(%)</w:t>
             </w:r>
           </w:p>
         </w:tc>
@@ -2175,7 +2226,7 @@
                 <w:b w:val="0"/>
                 <w:sz w:val="19"/>
               </w:rPr>
-              <w:t>小数</w:t>
+              <w:t>数值</w:t>
             </w:r>
           </w:p>
         </w:tc>
@@ -2196,7 +2247,7 @@
                 <w:b w:val="0"/>
                 <w:sz w:val="19"/>
               </w:rPr>
-              <w:t>百分号</w:t>
+              <w:t>文本(%)</w:t>
             </w:r>
           </w:p>
         </w:tc>
@@ -2217,7 +2268,7 @@
                 <w:b w:val="0"/>
                 <w:sz w:val="19"/>
               </w:rPr>
-              <w:t>小数</w:t>
+              <w:t>数值</w:t>
             </w:r>
           </w:p>
         </w:tc>
@@ -3163,7 +3214,7 @@
           <w:b w:val="0"/>
           <w:sz w:val="18"/>
         </w:rPr>
-        <w:t>注：越界值指学分加权平均分不在[0, 100]、平均学分绩点不在[0, 5]或通过率不在[0, 1]区间内的取值。</w:t>
+        <w:t>注：越界值指学分加权平均分不在[0, 100]、平均学分绩点不在[0, 5]或通过率不在[0, 1]内的取值；“文本(%)”指形如“82.14%”的文本，“数值”指数值型小数。</w:t>
       </w:r>
     </w:p>
     <w:p>
@@ -3178,7 +3229,7 @@
           <w:b w:val="0"/>
           <w:sz w:val="24"/>
         </w:rPr>
-        <w:t>审查结果显示，原始数据不存在缺失值、重复记录与越界值，且“获得学分+不及格学分=总学分”与“通过率=获得学分/总学分”两项业务规则在全部记录上均成立，表明数据在准确性与完整性方面总体良好。然而，数据在一致性方面存在三类问题。第一，D1、D2、T1三个工作表中的数值几乎全部以文本格式存储，无法直接参与数值计算。第二，记录格式不统一：D1、D2、T1三班的通过率以百分号文本记录，BD与T2两班以小数记录；BD表首列列名为“姓名”，其余各表为“ID”；D1班学号缺少“21”前缀，与其他班级的编码规则不一致。第三，各班应修学分与课程门数不同，D类班级为28学分、11门，BD班为27学分、11门，T类班级为25学分、10门，另有8名学生的修读门数低于本班标准，由此导致总分在不同班级及不同学生之间缺乏可比性。</w:t>
+        <w:t>原始数据无缺失值、重复记录和越界值，全部记录均满足两项业务规则（获得学分+不及格学分=总学分；通过率=获得学分/总学分），准确性与完整性符合要求。一致性方面存在三类问题：D1、D2、T1三个工作表的数值几乎全部以文本格式存储，无法直接计算；记录格式不统一，D1、D2、T1三班的通过率为带百分号的文本，BD与T2两班为数值型小数，BD表首列列名为“姓名”而其余各表为“ID”，D1班学号缺少“21”前缀；各班应修学分与课程门数不同，D类班级为28学分、11门，BD班为27学分、11门，T类班级为25学分、10门，另有8名学生的修读门数低于本班标准，因此总分在班级之间和学生之间不可比。</w:t>
       </w:r>
     </w:p>
     <w:p>
@@ -3209,7 +3260,7 @@
           <w:b w:val="0"/>
           <w:sz w:val="24"/>
         </w:rPr>
-        <w:t>针对上述问题，本文进行如下清洗处理。对于以文本存储的数值，将其统一转换为数值型，在Excel中可通过“转换为数字”功能实现，在Python中可使用pd.to_numeric函数实现；对于通过率字段，去除百分号并统一换算为0至1之间的小数；对于BD表，将首列列名统一为“ID”。由于数据不存在缺失值，无需进行删除或插补处理。对于成绩明显偏低的个体，本文未将其视为噪声予以平滑或剔除，而是在4.5节中通过箱线图规则进行离群点识别，原因在于此类学生在教学管理中属于需要重点关注的对象，其记录本身具有分析价值。</w:t>
+        <w:t>以文本存储的数值统一转换为数值型（Python中使用pd.to_numeric，Excel中可用“转换为数字”功能）；通过率去除百分号，统一换算为0～1之间的小数；BD表首列列名统一为“ID”。成绩明显偏低的记录予以保留，在4.5节中按箱线图规则识别为离群点。</w:t>
       </w:r>
     </w:p>
     <w:p>
@@ -3240,7 +3291,7 @@
           <w:b w:val="0"/>
           <w:sz w:val="24"/>
         </w:rPr>
-        <w:t>五个班级的数据分散于不同工作表中。为便于整体比较，本文将其纵向合并为一张包含178条记录的总表，并增设班级字段以标识数据来源。数据集成过程中主要考虑三个问题。在实体识别方面，本文以学号而非姓名作为唯一标识，经检验，合并后的178个学号互不重复，D1班学号虽缺少前缀，但不与其他班级的学号冲突。在冗余属性方面，本文通过相关分析进行检测，具体见3.5节。在数据值冲突方面，前述两项业务规则的交叉校验未发现取值冲突。</w:t>
+        <w:t>将五个工作表纵向合并为一张178条记录的总表，并增设班级字段标识数据来源。实体识别以学号为唯一标识，合并后178个学号互不重复，D1班学号虽缺少前缀，但与其他班级无冲突；冗余属性通过相关分析检测（见3.5节）；两项业务规则的交叉校验未发现数据值冲突。</w:t>
       </w:r>
     </w:p>
     <w:p>
@@ -3271,7 +3322,58 @@
           <w:b w:val="0"/>
           <w:sz w:val="24"/>
         </w:rPr>
-        <w:t>为消除量纲差异并满足后续建模需要，本文进行了四项数据变换。首先，构造课程平均分，定义为总分与修读门数之比。原始总分受修读门数的影响较大，例如学号为21BD1的学生仅修读10门课程，其总分931分在BD班中排名靠后，但其课程平均分为93.1分，实为该班最高。在全体样本中，总分与学分加权平均分的Spearman秩相关系数仅为0.61，而课程平均分与学分加权平均分的Pearson相关系数达到0.97，故本文在跨班比较中不使用总分。其次，采用Min-Max归一化x′ = (x − min)/(max − min)将各指标映射至[0, 1]区间，用于平行坐标图中不同量纲指标的比较。再次，采用Z-score标准化z = (x − μ)/σ消除量纲对距离计算的影响，用于主成分分析与K-means聚类，并据此计算班内Z分数，以衡量学生在本班中的相对位置。最后，按照学分加权平均分将成绩离散化为优秀（≥85分）、良好（80～85分）、中等（70～80分）与及格（60～70分）四个等级，形成序数变量成绩等级。</w:t>
+        <w:t>数据变换包括四项。课程平均分定义为总分与修读门数之比。总分受修读门数影响较大，如21BD1仅修读10门课程，总分931分在BD班排名靠后，课程平均分93.1分却为该班最高。全体样本中，总分与学分加权平均分的Pearson相关系数为0.66，课程平均分与学分加权平均分的相关系数为0.97，故跨班比较不使用总分。Min-Max归一化</w:t>
+      </w:r>
+      <w:r>
+        <w:rPr>
+          <w:rFonts w:ascii="Times New Roman" w:hAnsi="Times New Roman" w:eastAsia="宋体"/>
+          <w:b w:val="0"/>
+          <w:i/>
+          <w:sz w:val="24"/>
+        </w:rPr>
+        <w:t>x</w:t>
+      </w:r>
+      <w:r>
+        <w:rPr>
+          <w:rFonts w:ascii="Times New Roman" w:hAnsi="Times New Roman" w:eastAsia="宋体"/>
+          <w:b w:val="0"/>
+          <w:sz w:val="24"/>
+        </w:rPr>
+        <w:t>′ = (</w:t>
+      </w:r>
+      <w:r>
+        <w:rPr>
+          <w:rFonts w:ascii="Times New Roman" w:hAnsi="Times New Roman" w:eastAsia="宋体"/>
+          <w:b w:val="0"/>
+          <w:i/>
+          <w:sz w:val="24"/>
+        </w:rPr>
+        <w:t>x</w:t>
+      </w:r>
+      <w:r>
+        <w:rPr>
+          <w:rFonts w:ascii="Times New Roman" w:hAnsi="Times New Roman" w:eastAsia="宋体"/>
+          <w:b w:val="0"/>
+          <w:sz w:val="24"/>
+        </w:rPr>
+        <w:t xml:space="preserve"> − min)/(max − min)将各指标映射至[0, 1]区间，用于平行坐标图。Z-score标准化z = (</w:t>
+      </w:r>
+      <w:r>
+        <w:rPr>
+          <w:rFonts w:ascii="Times New Roman" w:hAnsi="Times New Roman" w:eastAsia="宋体"/>
+          <w:b w:val="0"/>
+          <w:i/>
+          <w:sz w:val="24"/>
+        </w:rPr>
+        <w:t>x</w:t>
+      </w:r>
+      <w:r>
+        <w:rPr>
+          <w:rFonts w:ascii="Times New Roman" w:hAnsi="Times New Roman" w:eastAsia="宋体"/>
+          <w:b w:val="0"/>
+          <w:sz w:val="24"/>
+        </w:rPr>
+        <w:t xml:space="preserve"> − μ)/σ用于主成分分析与K-means聚类，班内Z分数用于衡量学生在本班的相对位置。按学分加权平均分将成绩离散化为优秀[85, 100]、良好[80, 85)、中等[70, 80)与及格[60, 70)四个等级，得到序数属性成绩等级。</w:t>
       </w:r>
     </w:p>
     <w:p>
@@ -3342,7 +3444,24 @@
           <w:b w:val="0"/>
           <w:sz w:val="21"/>
         </w:rPr>
-        <w:t>图1  各数值属性的Pearson相关系数矩阵（N = 178）</w:t>
+        <w:t>图1  各数值属性的Pearson相关系数矩阵（</w:t>
+      </w:r>
+      <w:r>
+        <w:rPr>
+          <w:rFonts w:ascii="Times New Roman" w:hAnsi="Times New Roman" w:eastAsia="宋体"/>
+          <w:b w:val="0"/>
+          <w:i/>
+          <w:sz w:val="21"/>
+        </w:rPr>
+        <w:t>N</w:t>
+      </w:r>
+      <w:r>
+        <w:rPr>
+          <w:rFonts w:ascii="Times New Roman" w:hAnsi="Times New Roman" w:eastAsia="宋体"/>
+          <w:b w:val="0"/>
+          <w:sz w:val="21"/>
+        </w:rPr>
+        <w:t xml:space="preserve"> = 178）</w:t>
       </w:r>
     </w:p>
     <w:p>
@@ -3357,7 +3476,7 @@
           <w:b w:val="0"/>
           <w:sz w:val="24"/>
         </w:rPr>
-        <w:t>本文计算了各数值属性之间的Pearson相关系数以检测冗余属性，结果如图1所示。学分加权平均分与平均学分绩点、课程平均分之间的相关系数分别为0.99和0.97，三者近乎线性相关；通过率与不及格学分的相关系数为-1.00，二者满足通过率 = 1 − 不及格学分/总学分的确定性函数关系。上述结果表明属性之间存在明显冗余。据此，本文在描述性统计中以学分加权平均分作为衡量学业水平的核心指标，以不及格门次与挂科率作为衡量学业风险的补充指标；在第6节中，本文进一步采用主成分分析将6项指标压缩为2个主成分，其累计方差贡献率为98.3%。</w:t>
+        <w:t>各数值属性间的Pearson相关系数见图1。学分加权平均分与平均学分绩点、课程平均分的相关系数分别为0.99和0.97，三者近乎线性相关；通过率与不及格学分的相关系数为−1.00，二者满足通过率=1−不及格学分/总学分。属性间存在明显冗余，因此描述性统计以学分加权平均分衡量学业水平，以不及格门次和不及格率衡量学业风险；第6节用主成分分析将6项指标降为2个主成分（累计方差贡献率98.3%）。</w:t>
       </w:r>
     </w:p>
     <w:p>
@@ -3404,7 +3523,7 @@
           <w:b w:val="0"/>
           <w:sz w:val="24"/>
         </w:rPr>
-        <w:t>描述性统计从集中趋势与离散趋势两个方面刻画数据特征。集中趋势以均值、中位数与众数衡量成绩的一般水平，离散趋势以极差、方差、标准差、四分位距与变异系数衡量成绩的差异程度。各班学分加权平均分的描述性统计结果见表3。</w:t>
+        <w:t>集中趋势以均值、中位数和众数度量，离散趋势以极差、方差、标准差、四分位距和变异系数度量，各班学分加权平均分的统计结果见表3。</w:t>
       </w:r>
     </w:p>
     <w:p>
@@ -4006,7 +4125,7 @@
                 <w:b w:val="0"/>
                 <w:sz w:val="19"/>
               </w:rPr>
-              <w:t>87.92</w:t>
+              <w:t>87.93</w:t>
             </w:r>
           </w:p>
         </w:tc>
@@ -4897,7 +5016,7 @@
                 <w:b w:val="0"/>
                 <w:sz w:val="19"/>
               </w:rPr>
-              <w:t>82.27</w:t>
+              <w:t>82.28</w:t>
             </w:r>
           </w:p>
         </w:tc>
@@ -5636,7 +5755,7 @@
                 <w:b w:val="0"/>
                 <w:sz w:val="19"/>
               </w:rPr>
-              <w:t>-0.70</w:t>
+              <w:t>−0.70</w:t>
             </w:r>
           </w:p>
         </w:tc>
@@ -5678,7 +5797,7 @@
                 <w:b w:val="0"/>
                 <w:sz w:val="19"/>
               </w:rPr>
-              <w:t>-0.66</w:t>
+              <w:t>−0.66</w:t>
             </w:r>
           </w:p>
         </w:tc>
@@ -5699,7 +5818,7 @@
                 <w:b w:val="0"/>
                 <w:sz w:val="19"/>
               </w:rPr>
-              <w:t>-0.24</w:t>
+              <w:t>−0.24</w:t>
             </w:r>
           </w:p>
         </w:tc>
@@ -5720,7 +5839,7 @@
                 <w:b w:val="0"/>
                 <w:sz w:val="19"/>
               </w:rPr>
-              <w:t>-0.71</w:t>
+              <w:t>−0.71</w:t>
             </w:r>
           </w:p>
         </w:tc>
@@ -5741,7 +5860,7 @@
                 <w:b w:val="0"/>
                 <w:sz w:val="19"/>
               </w:rPr>
-              <w:t>-0.40</w:t>
+              <w:t>−0.40</w:t>
             </w:r>
           </w:p>
         </w:tc>
@@ -5924,7 +6043,24 @@
           <w:b w:val="0"/>
           <w:sz w:val="18"/>
         </w:rPr>
-        <w:t>注：方差与标准差为样本统计量（分母为n−1），与Excel“描述统计”工具的计算口径一致；连续型成绩数据中多数取值仅出现一次，众数的参考意义有限。</w:t>
+        <w:t>注：方差与标准差的分母为</w:t>
+      </w:r>
+      <w:r>
+        <w:rPr>
+          <w:rFonts w:ascii="Times New Roman" w:hAnsi="Times New Roman" w:eastAsia="宋体"/>
+          <w:b w:val="0"/>
+          <w:i/>
+          <w:sz w:val="18"/>
+        </w:rPr>
+        <w:t>n</w:t>
+      </w:r>
+      <w:r>
+        <w:rPr>
+          <w:rFonts w:ascii="Times New Roman" w:hAnsi="Times New Roman" w:eastAsia="宋体"/>
+          <w:b w:val="0"/>
+          <w:sz w:val="18"/>
+        </w:rPr>
+        <w:t>−1；众数栏“无”表示各取值均只出现一次，列出两个值表示存在两个众数；数值按四舍五入保留两位小数。</w:t>
       </w:r>
     </w:p>
     <w:p>
@@ -5939,7 +6075,7 @@
           <w:b w:val="0"/>
           <w:sz w:val="24"/>
         </w:rPr>
-        <w:t>从集中趋势看，BD班的均值（87.67）与中位数（87.92）均明显高于其他班级，较全体均值高出约6.5分；T1班与T2班接近全体平均水平；D2班与D1班低于全体平均水平，其中D1班均值最低（77.15）。从离散趋势看，BD班的标准差为3.15，变异系数为3.6%，在五个班级中成绩最为集中；D2班与D1班的标准差分别为5.44和5.20，极差均超过24分，班内差异较大。从分布形态看，D1、BD与T2三个班级的偏度约为−0.7，呈左偏分布，均值低于中位数，表明少数低分学生拉低了班级均值；D2班的偏度接近0，分布基本对称。由于中位数对极端值较不敏感，本文在后续比较中同时报告均值与中位数。</w:t>
+        <w:t>BD班的均值（87.67）与中位数（87.93）均明显高于其他班级，较全体均值高约6.5分；T1班与T2班接近全体平均水平；D2班与D1班低于全体平均水平，D1班均值最低（77.15）。离散程度方面，BD班标准差为3.15，变异系数为3.6%，成绩最为集中；D2班与D1班的标准差分别为5.44和5.20，极差均超过24分。偏度方面，D1、BD与T2三个班级约为−0.7，呈左偏分布，均值低于中位数，少数低分学生拉低了班级均值；D2班的偏度为0.00，分布对称。</w:t>
       </w:r>
     </w:p>
     <w:p>
@@ -6025,7 +6161,7 @@
           <w:b w:val="0"/>
           <w:sz w:val="24"/>
         </w:rPr>
-        <w:t>图2展示了各班学分加权平均分的均值及其95%置信区间。BD班的置信区间与其余四个班级均不重叠，表明其领先幅度较为稳定；T1班与T2班、D1班与D2班的置信区间分别高度重叠，初步说明平行班之间的差异有限，该判断将在第5节中予以检验。</w:t>
+        <w:t>BD班均值的95%置信区间与其余四个班级均不重叠；T1与T2、D1与D2的置信区间分别大幅重叠（图2），检验结果见第5节。</w:t>
       </w:r>
     </w:p>
     <w:p>
@@ -6111,7 +6247,7 @@
           <w:b w:val="0"/>
           <w:sz w:val="24"/>
         </w:rPr>
-        <w:t>由图3可知，BD班成绩全部高于80分，主要集中在85～92分区间；T1班与T2班的成绩主体位于77～87分；D1班与D2班的成绩主体位于72～82分，并在70分以下存在左侧拖尾。处于左侧拖尾的学生构成了后续离群点检测与学业预警的主要对象。</w:t>
+        <w:t>BD班成绩全部高于80分，集中于85～92分（图3）；T1班与T2班的成绩主体位于77～87分；D1班与D2班的成绩主体位于72～82分，并在70分以下存在左侧拖尾。</w:t>
       </w:r>
     </w:p>
     <w:p>
@@ -6197,7 +6333,7 @@
           <w:b w:val="0"/>
           <w:sz w:val="24"/>
         </w:rPr>
-        <w:t>按成绩等级划分后的结果见图4与表4。BD班的优秀率为86.7%（26/30），其余学生均为良好；T1班与T2班良好及以上等级的比例分别为67.5%与66.7%；D1班与D2班以中等等级为主，占比分别为62.9%与58.8%，其中D1班仅1人达到优秀。</w:t>
+        <w:t>各班成绩等级构成见图4与表4。BD班优秀率为86.7%（26/30），其余学生均为良好；T1班与T2班良好及以上等级的比例分别为67.5%与66.7%；D1班与D2班以中等为主，占比分别为62.9%与58.8%，D1班仅1人达到优秀。</w:t>
       </w:r>
     </w:p>
     <w:p>
@@ -7088,7 +7224,7 @@
           <w:b w:val="0"/>
           <w:sz w:val="24"/>
         </w:rPr>
-        <w:t>箱线图基于五数概括（最小值、下四分位数Q1、中位数、上四分位数Q3与最大值）描述数据分布，箱体覆盖中间50%的观测值，落在[Q1 − 1.5×IQR, Q3 + 1.5×IQR]区间以外的观测值被判定为离群点[3]。</w:t>
+        <w:t>离群点按箱线图规则判定，即落在[Q1 − 1.5×IQR, Q3 + 1.5×IQR]以外的观测值。</w:t>
       </w:r>
     </w:p>
     <w:p>
@@ -7158,7 +7294,7 @@
           <w:b w:val="0"/>
           <w:sz w:val="24"/>
         </w:rPr>
-        <w:t>图5显示，BD班的箱体位置最高且箱体高度最小，其最低分（80.59）高于D1班与D2班的中位数；T1班与T2班的中位数十分接近（81.66与81.96），但T2班在低分端出现两个离群点。五个班级共识别出4个离群点，均位于低分一侧，具体信息见表5。</w:t>
+        <w:t>BD班箱体位置最高、高度最小（图5），其最低分（80.59）高于D1班与D2班的中位数；T1班与T2班的中位数接近（81.66与81.96），T2班在低分端有两个离群点。五个班级共识别出4个离群点，均在低分一侧，见表5。</w:t>
       </w:r>
     </w:p>
     <w:p>
@@ -7187,11 +7323,11 @@
         <w:gridCol w:w="793"/>
         <w:gridCol w:w="1190"/>
         <w:gridCol w:w="1247"/>
-        <w:gridCol w:w="850"/>
+        <w:gridCol w:w="907"/>
         <w:gridCol w:w="1134"/>
         <w:gridCol w:w="1134"/>
         <w:gridCol w:w="1020"/>
-        <w:gridCol w:w="1247"/>
+        <w:gridCol w:w="1190"/>
       </w:tblGrid>
       <w:tr>
         <w:trPr>
@@ -7274,7 +7410,7 @@
         </w:tc>
         <w:tc>
           <w:tcPr>
-            <w:tcW w:type="dxa" w:w="850"/>
+            <w:tcW w:type="dxa" w:w="907"/>
             <w:tcBorders>
               <w:top w:val="single" w:sz="12" w:color="000000"/>
               <w:bottom w:val="single" w:sz="6" w:color="000000"/>
@@ -7293,7 +7429,7 @@
                 <w:b/>
                 <w:sz w:val="20"/>
               </w:rPr>
-              <w:t>GPA</w:t>
+              <w:t>平均绩点</w:t>
             </w:r>
           </w:p>
         </w:tc>
@@ -7374,7 +7510,7 @@
         </w:tc>
         <w:tc>
           <w:tcPr>
-            <w:tcW w:type="dxa" w:w="1247"/>
+            <w:tcW w:type="dxa" w:w="1191"/>
             <w:tcBorders>
               <w:top w:val="single" w:sz="12" w:color="000000"/>
               <w:bottom w:val="single" w:sz="6" w:color="000000"/>
@@ -7467,7 +7603,7 @@
         </w:tc>
         <w:tc>
           <w:tcPr>
-            <w:tcW w:type="dxa" w:w="850"/>
+            <w:tcW w:type="dxa" w:w="907"/>
           </w:tcPr>
           <w:p>
             <w:pPr>
@@ -7551,7 +7687,7 @@
         </w:tc>
         <w:tc>
           <w:tcPr>
-            <w:tcW w:type="dxa" w:w="1247"/>
+            <w:tcW w:type="dxa" w:w="1191"/>
           </w:tcPr>
           <w:p>
             <w:pPr>
@@ -7566,7 +7702,7 @@
                 <w:b w:val="0"/>
                 <w:sz w:val="20"/>
               </w:rPr>
-              <w:t>-2.93</w:t>
+              <w:t>−2.93</w:t>
             </w:r>
           </w:p>
         </w:tc>
@@ -7640,7 +7776,7 @@
         </w:tc>
         <w:tc>
           <w:tcPr>
-            <w:tcW w:type="dxa" w:w="850"/>
+            <w:tcW w:type="dxa" w:w="907"/>
           </w:tcPr>
           <w:p>
             <w:pPr>
@@ -7724,7 +7860,7 @@
         </w:tc>
         <w:tc>
           <w:tcPr>
-            <w:tcW w:type="dxa" w:w="1247"/>
+            <w:tcW w:type="dxa" w:w="1191"/>
           </w:tcPr>
           <w:p>
             <w:pPr>
@@ -7739,7 +7875,7 @@
                 <w:b w:val="0"/>
                 <w:sz w:val="20"/>
               </w:rPr>
-              <w:t>-2.54</w:t>
+              <w:t>−2.54</w:t>
             </w:r>
           </w:p>
         </w:tc>
@@ -7813,7 +7949,7 @@
         </w:tc>
         <w:tc>
           <w:tcPr>
-            <w:tcW w:type="dxa" w:w="850"/>
+            <w:tcW w:type="dxa" w:w="907"/>
           </w:tcPr>
           <w:p>
             <w:pPr>
@@ -7897,7 +8033,7 @@
         </w:tc>
         <w:tc>
           <w:tcPr>
-            <w:tcW w:type="dxa" w:w="1247"/>
+            <w:tcW w:type="dxa" w:w="1191"/>
           </w:tcPr>
           <w:p>
             <w:pPr>
@@ -7912,7 +8048,7 @@
                 <w:b w:val="0"/>
                 <w:sz w:val="20"/>
               </w:rPr>
-              <w:t>-2.67</w:t>
+              <w:t>−2.67</w:t>
             </w:r>
           </w:p>
         </w:tc>
@@ -7992,7 +8128,7 @@
         </w:tc>
         <w:tc>
           <w:tcPr>
-            <w:tcW w:type="dxa" w:w="850"/>
+            <w:tcW w:type="dxa" w:w="907"/>
             <w:tcBorders>
               <w:bottom w:val="single" w:sz="12" w:color="000000"/>
             </w:tcBorders>
@@ -8084,7 +8220,7 @@
         </w:tc>
         <w:tc>
           <w:tcPr>
-            <w:tcW w:type="dxa" w:w="1247"/>
+            <w:tcW w:type="dxa" w:w="1191"/>
             <w:tcBorders>
               <w:bottom w:val="single" w:sz="12" w:color="000000"/>
             </w:tcBorders>
@@ -8101,7 +8237,7 @@
                 <w:b w:val="0"/>
                 <w:sz w:val="20"/>
               </w:rPr>
-              <w:t>-2.44</w:t>
+              <w:t>−2.44</w:t>
             </w:r>
           </w:p>
         </w:tc>
@@ -8109,9 +8245,17 @@
     </w:tbl>
     <w:p>
       <w:pPr>
-        <w:spacing w:line="240" w:lineRule="auto" w:before="0" w:after="60"/>
+        <w:spacing w:line="288" w:lineRule="auto" w:before="60" w:after="120"/>
         <w:jc w:val="both"/>
       </w:pPr>
+      <w:r>
+        <w:rPr>
+          <w:rFonts w:ascii="Times New Roman" w:hAnsi="Times New Roman" w:eastAsia="宋体"/>
+          <w:b w:val="0"/>
+          <w:sz w:val="18"/>
+        </w:rPr>
+        <w:t>注：加权平均分即学分加权平均分，平均绩点即平均学分绩点，下同。</w:t>
+      </w:r>
     </w:p>
     <w:p>
       <w:pPr>
@@ -8125,7 +8269,7 @@
           <w:b w:val="0"/>
           <w:sz w:val="24"/>
         </w:rPr>
-        <w:t>上述4名学生均有2～4门课程不及格，学分通过率介于53.6%～60.7%之间，班内Z分数均低于−2.4，即其成绩低于本班均值2.4个标准差以上。在教学管理情境下，此类离群观测不宜作为噪声剔除，而应作为学业预警的重要信号。</w:t>
+        <w:t>这4名学生均有2～4门课程不及格，学分通过率为53.6%～60.7%，班内Z分数均低于−2.4，即成绩低于本班均值2.4个标准差以上。</w:t>
       </w:r>
     </w:p>
     <w:p>
@@ -8141,7 +8285,7 @@
           <w:b w:val="0"/>
           <w:sz w:val="24"/>
         </w:rPr>
-        <w:t>4.6  挂科情况</w:t>
+        <w:t>4.6  不及格情况</w:t>
       </w:r>
     </w:p>
     <w:p>
@@ -8196,7 +8340,7 @@
           <w:b w:val="0"/>
           <w:sz w:val="21"/>
         </w:rPr>
-        <w:t>图6  各班挂科率（至少一门课程不及格的学生占比）</w:t>
+        <w:t>图6  各班不及格率（至少一门课程不及格的学生占比）</w:t>
       </w:r>
     </w:p>
     <w:p>
@@ -8211,7 +8355,7 @@
           <w:b w:val="0"/>
           <w:sz w:val="24"/>
         </w:rPr>
-        <w:t>如图6所示，全体样本中共有24名学生存在不及格课程，累计不及格38门次。其中，D1班挂科率为40.0%（14/35），不及格门次为21，占全部不及格门次的55%；BD班无学生挂科，T1班仅1名学生有1门课程不及格。D2班与T2班的均值相差约2.3分，但挂科率较为接近（14.7%与10.3%）。各班其他学业指标见表6。</w:t>
+        <w:t>本文将至少一门课程不及格的学生占全班人数的比例称为不及格率。全体样本中有24名学生存在不及格课程，累计38门次（图6）。D1班不及格率为40.0%（14/35），不及格门次为21，占全部不及格门次的55%；BD班无学生不及格，T1班仅1名学生有1门课程不及格。D2班与T2班的均值相差约2.3分，不及格率则相近（14.7%与10.3%）。各班其他学业指标见表6。</w:t>
       </w:r>
     </w:p>
     <w:p>
@@ -8234,15 +8378,15 @@
         <w:jc w:val="center"/>
         <w:tblLayout w:type="fixed"/>
         <w:tblLook w:firstColumn="1" w:firstRow="1" w:lastColumn="0" w:lastRow="0" w:noHBand="0" w:noVBand="1" w:val="04A0"/>
-        <w:tblW w:w="8731" w:type="dxa"/>
+        <w:tblW w:w="8618" w:type="dxa"/>
       </w:tblPr>
       <w:tblGrid>
         <w:gridCol w:w="793"/>
-        <w:gridCol w:w="1077"/>
-        <w:gridCol w:w="1190"/>
-        <w:gridCol w:w="1020"/>
         <w:gridCol w:w="1020"/>
         <w:gridCol w:w="1134"/>
+        <w:gridCol w:w="1077"/>
+        <w:gridCol w:w="1020"/>
+        <w:gridCol w:w="1077"/>
         <w:gridCol w:w="1360"/>
         <w:gridCol w:w="1134"/>
       </w:tblGrid>
@@ -8277,6 +8421,56 @@
         </w:tc>
         <w:tc>
           <w:tcPr>
+            <w:tcW w:type="dxa" w:w="1020"/>
+            <w:tcBorders>
+              <w:top w:val="single" w:sz="12" w:color="000000"/>
+              <w:bottom w:val="single" w:sz="6" w:color="000000"/>
+            </w:tcBorders>
+          </w:tcPr>
+          <w:p>
+            <w:pPr>
+              <w:keepNext/>
+              <w:spacing w:after="0" w:line="276" w:lineRule="auto"/>
+              <w:jc w:val="center"/>
+            </w:pPr>
+            <w:r/>
+            <w:r>
+              <w:rPr>
+                <w:rFonts w:ascii="Times New Roman" w:hAnsi="Times New Roman" w:eastAsia="宋体"/>
+                <w:b/>
+                <w:sz w:val="20"/>
+              </w:rPr>
+              <w:t>平均绩点</w:t>
+            </w:r>
+          </w:p>
+        </w:tc>
+        <w:tc>
+          <w:tcPr>
+            <w:tcW w:type="dxa" w:w="1134"/>
+            <w:tcBorders>
+              <w:top w:val="single" w:sz="12" w:color="000000"/>
+              <w:bottom w:val="single" w:sz="6" w:color="000000"/>
+            </w:tcBorders>
+          </w:tcPr>
+          <w:p>
+            <w:pPr>
+              <w:keepNext/>
+              <w:spacing w:after="0" w:line="276" w:lineRule="auto"/>
+              <w:jc w:val="center"/>
+            </w:pPr>
+            <w:r/>
+            <w:r>
+              <w:rPr>
+                <w:rFonts w:ascii="Times New Roman" w:hAnsi="Times New Roman" w:eastAsia="宋体"/>
+                <w:b/>
+                <w:sz w:val="20"/>
+              </w:rPr>
+              <w:t>课程平均分</w:t>
+            </w:r>
+          </w:p>
+        </w:tc>
+        <w:tc>
+          <w:tcPr>
             <w:tcW w:type="dxa" w:w="1077"/>
             <w:tcBorders>
               <w:top w:val="single" w:sz="12" w:color="000000"/>
@@ -8296,32 +8490,7 @@
                 <w:b/>
                 <w:sz w:val="20"/>
               </w:rPr>
-              <w:t>平均GPA</w:t>
-            </w:r>
-          </w:p>
-        </w:tc>
-        <w:tc>
-          <w:tcPr>
-            <w:tcW w:type="dxa" w:w="1191"/>
-            <w:tcBorders>
-              <w:top w:val="single" w:sz="12" w:color="000000"/>
-              <w:bottom w:val="single" w:sz="6" w:color="000000"/>
-            </w:tcBorders>
-          </w:tcPr>
-          <w:p>
-            <w:pPr>
-              <w:keepNext/>
-              <w:spacing w:after="0" w:line="276" w:lineRule="auto"/>
-              <w:jc w:val="center"/>
-            </w:pPr>
-            <w:r/>
-            <w:r>
-              <w:rPr>
-                <w:rFonts w:ascii="Times New Roman" w:hAnsi="Times New Roman" w:eastAsia="宋体"/>
-                <w:b/>
-                <w:sz w:val="20"/>
-              </w:rPr>
-              <w:t>课程平均分</w:t>
+              <w:t>不及格人数</w:t>
             </w:r>
           </w:p>
         </w:tc>
@@ -8346,13 +8515,13 @@
                 <w:b/>
                 <w:sz w:val="20"/>
               </w:rPr>
-              <w:t>挂科人数</w:t>
-            </w:r>
-          </w:p>
-        </w:tc>
-        <w:tc>
-          <w:tcPr>
-            <w:tcW w:type="dxa" w:w="1020"/>
+              <w:t>不及格率</w:t>
+            </w:r>
+          </w:p>
+        </w:tc>
+        <w:tc>
+          <w:tcPr>
+            <w:tcW w:type="dxa" w:w="1077"/>
             <w:tcBorders>
               <w:top w:val="single" w:sz="12" w:color="000000"/>
               <w:bottom w:val="single" w:sz="6" w:color="000000"/>
@@ -8371,7 +8540,32 @@
                 <w:b/>
                 <w:sz w:val="20"/>
               </w:rPr>
-              <w:t>挂科率</w:t>
+              <w:t>不及格门次</w:t>
+            </w:r>
+          </w:p>
+        </w:tc>
+        <w:tc>
+          <w:tcPr>
+            <w:tcW w:type="dxa" w:w="1361"/>
+            <w:tcBorders>
+              <w:top w:val="single" w:sz="12" w:color="000000"/>
+              <w:bottom w:val="single" w:sz="6" w:color="000000"/>
+            </w:tcBorders>
+          </w:tcPr>
+          <w:p>
+            <w:pPr>
+              <w:keepNext/>
+              <w:spacing w:after="0" w:line="276" w:lineRule="auto"/>
+              <w:jc w:val="center"/>
+            </w:pPr>
+            <w:r/>
+            <w:r>
+              <w:rPr>
+                <w:rFonts w:ascii="Times New Roman" w:hAnsi="Times New Roman" w:eastAsia="宋体"/>
+                <w:b/>
+                <w:sz w:val="20"/>
+              </w:rPr>
+              <w:t>人均不及格学分</w:t>
             </w:r>
           </w:p>
         </w:tc>
@@ -8396,56 +8590,6 @@
                 <w:b/>
                 <w:sz w:val="20"/>
               </w:rPr>
-              <w:t>不及格门次</w:t>
-            </w:r>
-          </w:p>
-        </w:tc>
-        <w:tc>
-          <w:tcPr>
-            <w:tcW w:type="dxa" w:w="1361"/>
-            <w:tcBorders>
-              <w:top w:val="single" w:sz="12" w:color="000000"/>
-              <w:bottom w:val="single" w:sz="6" w:color="000000"/>
-            </w:tcBorders>
-          </w:tcPr>
-          <w:p>
-            <w:pPr>
-              <w:keepNext/>
-              <w:spacing w:after="0" w:line="276" w:lineRule="auto"/>
-              <w:jc w:val="center"/>
-            </w:pPr>
-            <w:r/>
-            <w:r>
-              <w:rPr>
-                <w:rFonts w:ascii="Times New Roman" w:hAnsi="Times New Roman" w:eastAsia="宋体"/>
-                <w:b/>
-                <w:sz w:val="20"/>
-              </w:rPr>
-              <w:t>人均不及格学分</w:t>
-            </w:r>
-          </w:p>
-        </w:tc>
-        <w:tc>
-          <w:tcPr>
-            <w:tcW w:type="dxa" w:w="1134"/>
-            <w:tcBorders>
-              <w:top w:val="single" w:sz="12" w:color="000000"/>
-              <w:bottom w:val="single" w:sz="6" w:color="000000"/>
-            </w:tcBorders>
-          </w:tcPr>
-          <w:p>
-            <w:pPr>
-              <w:keepNext/>
-              <w:spacing w:after="0" w:line="276" w:lineRule="auto"/>
-              <w:jc w:val="center"/>
-            </w:pPr>
-            <w:r/>
-            <w:r>
-              <w:rPr>
-                <w:rFonts w:ascii="Times New Roman" w:hAnsi="Times New Roman" w:eastAsia="宋体"/>
-                <w:b/>
-                <w:sz w:val="20"/>
-              </w:rPr>
               <w:t>平均通过率</w:t>
             </w:r>
           </w:p>
@@ -8478,6 +8622,48 @@
         </w:tc>
         <w:tc>
           <w:tcPr>
+            <w:tcW w:type="dxa" w:w="1020"/>
+          </w:tcPr>
+          <w:p>
+            <w:pPr>
+              <w:keepNext/>
+              <w:spacing w:after="0" w:line="276" w:lineRule="auto"/>
+              <w:jc w:val="center"/>
+            </w:pPr>
+            <w:r/>
+            <w:r>
+              <w:rPr>
+                <w:rFonts w:ascii="Times New Roman" w:hAnsi="Times New Roman" w:eastAsia="宋体"/>
+                <w:b w:val="0"/>
+                <w:sz w:val="20"/>
+              </w:rPr>
+              <w:t>2.57</w:t>
+            </w:r>
+          </w:p>
+        </w:tc>
+        <w:tc>
+          <w:tcPr>
+            <w:tcW w:type="dxa" w:w="1134"/>
+          </w:tcPr>
+          <w:p>
+            <w:pPr>
+              <w:keepNext/>
+              <w:spacing w:after="0" w:line="276" w:lineRule="auto"/>
+              <w:jc w:val="center"/>
+            </w:pPr>
+            <w:r/>
+            <w:r>
+              <w:rPr>
+                <w:rFonts w:ascii="Times New Roman" w:hAnsi="Times New Roman" w:eastAsia="宋体"/>
+                <w:b w:val="0"/>
+                <w:sz w:val="20"/>
+              </w:rPr>
+              <w:t>81.20</w:t>
+            </w:r>
+          </w:p>
+        </w:tc>
+        <w:tc>
+          <w:tcPr>
             <w:tcW w:type="dxa" w:w="1077"/>
           </w:tcPr>
           <w:p>
@@ -8493,13 +8679,13 @@
                 <w:b w:val="0"/>
                 <w:sz w:val="20"/>
               </w:rPr>
-              <w:t>2.57</w:t>
-            </w:r>
-          </w:p>
-        </w:tc>
-        <w:tc>
-          <w:tcPr>
-            <w:tcW w:type="dxa" w:w="1191"/>
+              <w:t>14</w:t>
+            </w:r>
+          </w:p>
+        </w:tc>
+        <w:tc>
+          <w:tcPr>
+            <w:tcW w:type="dxa" w:w="1020"/>
           </w:tcPr>
           <w:p>
             <w:pPr>
@@ -8514,55 +8700,13 @@
                 <w:b w:val="0"/>
                 <w:sz w:val="20"/>
               </w:rPr>
-              <w:t>81.20</w:t>
-            </w:r>
-          </w:p>
-        </w:tc>
-        <w:tc>
-          <w:tcPr>
-            <w:tcW w:type="dxa" w:w="1020"/>
-          </w:tcPr>
-          <w:p>
-            <w:pPr>
-              <w:keepNext/>
-              <w:spacing w:after="0" w:line="276" w:lineRule="auto"/>
-              <w:jc w:val="center"/>
-            </w:pPr>
-            <w:r/>
-            <w:r>
-              <w:rPr>
-                <w:rFonts w:ascii="Times New Roman" w:hAnsi="Times New Roman" w:eastAsia="宋体"/>
-                <w:b w:val="0"/>
-                <w:sz w:val="20"/>
-              </w:rPr>
-              <w:t>14</w:t>
-            </w:r>
-          </w:p>
-        </w:tc>
-        <w:tc>
-          <w:tcPr>
-            <w:tcW w:type="dxa" w:w="1020"/>
-          </w:tcPr>
-          <w:p>
-            <w:pPr>
-              <w:keepNext/>
-              <w:spacing w:after="0" w:line="276" w:lineRule="auto"/>
-              <w:jc w:val="center"/>
-            </w:pPr>
-            <w:r/>
-            <w:r>
-              <w:rPr>
-                <w:rFonts w:ascii="Times New Roman" w:hAnsi="Times New Roman" w:eastAsia="宋体"/>
-                <w:b w:val="0"/>
-                <w:sz w:val="20"/>
-              </w:rPr>
               <w:t>40.0%</w:t>
             </w:r>
           </w:p>
         </w:tc>
         <w:tc>
           <w:tcPr>
-            <w:tcW w:type="dxa" w:w="1134"/>
+            <w:tcW w:type="dxa" w:w="1077"/>
           </w:tcPr>
           <w:p>
             <w:pPr>
@@ -8651,6 +8795,48 @@
         </w:tc>
         <w:tc>
           <w:tcPr>
+            <w:tcW w:type="dxa" w:w="1020"/>
+          </w:tcPr>
+          <w:p>
+            <w:pPr>
+              <w:keepNext/>
+              <w:spacing w:after="0" w:line="276" w:lineRule="auto"/>
+              <w:jc w:val="center"/>
+            </w:pPr>
+            <w:r/>
+            <w:r>
+              <w:rPr>
+                <w:rFonts w:ascii="Times New Roman" w:hAnsi="Times New Roman" w:eastAsia="宋体"/>
+                <w:b w:val="0"/>
+                <w:sz w:val="20"/>
+              </w:rPr>
+              <w:t>2.71</w:t>
+            </w:r>
+          </w:p>
+        </w:tc>
+        <w:tc>
+          <w:tcPr>
+            <w:tcW w:type="dxa" w:w="1134"/>
+          </w:tcPr>
+          <w:p>
+            <w:pPr>
+              <w:keepNext/>
+              <w:spacing w:after="0" w:line="276" w:lineRule="auto"/>
+              <w:jc w:val="center"/>
+            </w:pPr>
+            <w:r/>
+            <w:r>
+              <w:rPr>
+                <w:rFonts w:ascii="Times New Roman" w:hAnsi="Times New Roman" w:eastAsia="宋体"/>
+                <w:b w:val="0"/>
+                <w:sz w:val="20"/>
+              </w:rPr>
+              <w:t>82.57</w:t>
+            </w:r>
+          </w:p>
+        </w:tc>
+        <w:tc>
+          <w:tcPr>
             <w:tcW w:type="dxa" w:w="1077"/>
           </w:tcPr>
           <w:p>
@@ -8666,13 +8852,13 @@
                 <w:b w:val="0"/>
                 <w:sz w:val="20"/>
               </w:rPr>
-              <w:t>2.71</w:t>
-            </w:r>
-          </w:p>
-        </w:tc>
-        <w:tc>
-          <w:tcPr>
-            <w:tcW w:type="dxa" w:w="1191"/>
+              <w:t>5</w:t>
+            </w:r>
+          </w:p>
+        </w:tc>
+        <w:tc>
+          <w:tcPr>
+            <w:tcW w:type="dxa" w:w="1020"/>
           </w:tcPr>
           <w:p>
             <w:pPr>
@@ -8687,55 +8873,13 @@
                 <w:b w:val="0"/>
                 <w:sz w:val="20"/>
               </w:rPr>
-              <w:t>82.57</w:t>
-            </w:r>
-          </w:p>
-        </w:tc>
-        <w:tc>
-          <w:tcPr>
-            <w:tcW w:type="dxa" w:w="1020"/>
-          </w:tcPr>
-          <w:p>
-            <w:pPr>
-              <w:keepNext/>
-              <w:spacing w:after="0" w:line="276" w:lineRule="auto"/>
-              <w:jc w:val="center"/>
-            </w:pPr>
-            <w:r/>
-            <w:r>
-              <w:rPr>
-                <w:rFonts w:ascii="Times New Roman" w:hAnsi="Times New Roman" w:eastAsia="宋体"/>
-                <w:b w:val="0"/>
-                <w:sz w:val="20"/>
-              </w:rPr>
-              <w:t>5</w:t>
-            </w:r>
-          </w:p>
-        </w:tc>
-        <w:tc>
-          <w:tcPr>
-            <w:tcW w:type="dxa" w:w="1020"/>
-          </w:tcPr>
-          <w:p>
-            <w:pPr>
-              <w:keepNext/>
-              <w:spacing w:after="0" w:line="276" w:lineRule="auto"/>
-              <w:jc w:val="center"/>
-            </w:pPr>
-            <w:r/>
-            <w:r>
-              <w:rPr>
-                <w:rFonts w:ascii="Times New Roman" w:hAnsi="Times New Roman" w:eastAsia="宋体"/>
-                <w:b w:val="0"/>
-                <w:sz w:val="20"/>
-              </w:rPr>
               <w:t>14.7%</w:t>
             </w:r>
           </w:p>
         </w:tc>
         <w:tc>
           <w:tcPr>
-            <w:tcW w:type="dxa" w:w="1134"/>
+            <w:tcW w:type="dxa" w:w="1077"/>
           </w:tcPr>
           <w:p>
             <w:pPr>
@@ -8824,6 +8968,48 @@
         </w:tc>
         <w:tc>
           <w:tcPr>
+            <w:tcW w:type="dxa" w:w="1020"/>
+          </w:tcPr>
+          <w:p>
+            <w:pPr>
+              <w:keepNext/>
+              <w:spacing w:after="0" w:line="276" w:lineRule="auto"/>
+              <w:jc w:val="center"/>
+            </w:pPr>
+            <w:r/>
+            <w:r>
+              <w:rPr>
+                <w:rFonts w:ascii="Times New Roman" w:hAnsi="Times New Roman" w:eastAsia="宋体"/>
+                <w:b w:val="0"/>
+                <w:sz w:val="20"/>
+              </w:rPr>
+              <w:t>3.61</w:t>
+            </w:r>
+          </w:p>
+        </w:tc>
+        <w:tc>
+          <w:tcPr>
+            <w:tcW w:type="dxa" w:w="1134"/>
+          </w:tcPr>
+          <w:p>
+            <w:pPr>
+              <w:keepNext/>
+              <w:spacing w:after="0" w:line="276" w:lineRule="auto"/>
+              <w:jc w:val="center"/>
+            </w:pPr>
+            <w:r/>
+            <w:r>
+              <w:rPr>
+                <w:rFonts w:ascii="Times New Roman" w:hAnsi="Times New Roman" w:eastAsia="宋体"/>
+                <w:b w:val="0"/>
+                <w:sz w:val="20"/>
+              </w:rPr>
+              <w:t>88.70</w:t>
+            </w:r>
+          </w:p>
+        </w:tc>
+        <w:tc>
+          <w:tcPr>
             <w:tcW w:type="dxa" w:w="1077"/>
           </w:tcPr>
           <w:p>
@@ -8839,13 +9025,13 @@
                 <w:b w:val="0"/>
                 <w:sz w:val="20"/>
               </w:rPr>
-              <w:t>3.61</w:t>
-            </w:r>
-          </w:p>
-        </w:tc>
-        <w:tc>
-          <w:tcPr>
-            <w:tcW w:type="dxa" w:w="1191"/>
+              <w:t>0</w:t>
+            </w:r>
+          </w:p>
+        </w:tc>
+        <w:tc>
+          <w:tcPr>
+            <w:tcW w:type="dxa" w:w="1020"/>
           </w:tcPr>
           <w:p>
             <w:pPr>
@@ -8860,55 +9046,13 @@
                 <w:b w:val="0"/>
                 <w:sz w:val="20"/>
               </w:rPr>
-              <w:t>88.70</w:t>
-            </w:r>
-          </w:p>
-        </w:tc>
-        <w:tc>
-          <w:tcPr>
-            <w:tcW w:type="dxa" w:w="1020"/>
-          </w:tcPr>
-          <w:p>
-            <w:pPr>
-              <w:keepNext/>
-              <w:spacing w:after="0" w:line="276" w:lineRule="auto"/>
-              <w:jc w:val="center"/>
-            </w:pPr>
-            <w:r/>
-            <w:r>
-              <w:rPr>
-                <w:rFonts w:ascii="Times New Roman" w:hAnsi="Times New Roman" w:eastAsia="宋体"/>
-                <w:b w:val="0"/>
-                <w:sz w:val="20"/>
-              </w:rPr>
-              <w:t>0</w:t>
-            </w:r>
-          </w:p>
-        </w:tc>
-        <w:tc>
-          <w:tcPr>
-            <w:tcW w:type="dxa" w:w="1020"/>
-          </w:tcPr>
-          <w:p>
-            <w:pPr>
-              <w:keepNext/>
-              <w:spacing w:after="0" w:line="276" w:lineRule="auto"/>
-              <w:jc w:val="center"/>
-            </w:pPr>
-            <w:r/>
-            <w:r>
-              <w:rPr>
-                <w:rFonts w:ascii="Times New Roman" w:hAnsi="Times New Roman" w:eastAsia="宋体"/>
-                <w:b w:val="0"/>
-                <w:sz w:val="20"/>
-              </w:rPr>
               <w:t>0.0%</w:t>
             </w:r>
           </w:p>
         </w:tc>
         <w:tc>
           <w:tcPr>
-            <w:tcW w:type="dxa" w:w="1134"/>
+            <w:tcW w:type="dxa" w:w="1077"/>
           </w:tcPr>
           <w:p>
             <w:pPr>
@@ -8997,6 +9141,48 @@
         </w:tc>
         <w:tc>
           <w:tcPr>
+            <w:tcW w:type="dxa" w:w="1020"/>
+          </w:tcPr>
+          <w:p>
+            <w:pPr>
+              <w:keepNext/>
+              <w:spacing w:after="0" w:line="276" w:lineRule="auto"/>
+              <w:jc w:val="center"/>
+            </w:pPr>
+            <w:r/>
+            <w:r>
+              <w:rPr>
+                <w:rFonts w:ascii="Times New Roman" w:hAnsi="Times New Roman" w:eastAsia="宋体"/>
+                <w:b w:val="0"/>
+                <w:sz w:val="20"/>
+              </w:rPr>
+              <w:t>3.02</w:t>
+            </w:r>
+          </w:p>
+        </w:tc>
+        <w:tc>
+          <w:tcPr>
+            <w:tcW w:type="dxa" w:w="1134"/>
+          </w:tcPr>
+          <w:p>
+            <w:pPr>
+              <w:keepNext/>
+              <w:spacing w:after="0" w:line="276" w:lineRule="auto"/>
+              <w:jc w:val="center"/>
+            </w:pPr>
+            <w:r/>
+            <w:r>
+              <w:rPr>
+                <w:rFonts w:ascii="Times New Roman" w:hAnsi="Times New Roman" w:eastAsia="宋体"/>
+                <w:b w:val="0"/>
+                <w:sz w:val="20"/>
+              </w:rPr>
+              <w:t>84.57</w:t>
+            </w:r>
+          </w:p>
+        </w:tc>
+        <w:tc>
+          <w:tcPr>
             <w:tcW w:type="dxa" w:w="1077"/>
           </w:tcPr>
           <w:p>
@@ -9012,13 +9198,13 @@
                 <w:b w:val="0"/>
                 <w:sz w:val="20"/>
               </w:rPr>
-              <w:t>3.02</w:t>
-            </w:r>
-          </w:p>
-        </w:tc>
-        <w:tc>
-          <w:tcPr>
-            <w:tcW w:type="dxa" w:w="1191"/>
+              <w:t>1</w:t>
+            </w:r>
+          </w:p>
+        </w:tc>
+        <w:tc>
+          <w:tcPr>
+            <w:tcW w:type="dxa" w:w="1020"/>
           </w:tcPr>
           <w:p>
             <w:pPr>
@@ -9033,13 +9219,13 @@
                 <w:b w:val="0"/>
                 <w:sz w:val="20"/>
               </w:rPr>
-              <w:t>84.57</w:t>
-            </w:r>
-          </w:p>
-        </w:tc>
-        <w:tc>
-          <w:tcPr>
-            <w:tcW w:type="dxa" w:w="1020"/>
+              <w:t>2.5%</w:t>
+            </w:r>
+          </w:p>
+        </w:tc>
+        <w:tc>
+          <w:tcPr>
+            <w:tcW w:type="dxa" w:w="1077"/>
           </w:tcPr>
           <w:p>
             <w:pPr>
@@ -9060,7 +9246,7 @@
         </w:tc>
         <w:tc>
           <w:tcPr>
-            <w:tcW w:type="dxa" w:w="1020"/>
+            <w:tcW w:type="dxa" w:w="1361"/>
           </w:tcPr>
           <w:p>
             <w:pPr>
@@ -9075,49 +9261,7 @@
                 <w:b w:val="0"/>
                 <w:sz w:val="20"/>
               </w:rPr>
-              <w:t>2.5%</w:t>
-            </w:r>
-          </w:p>
-        </w:tc>
-        <w:tc>
-          <w:tcPr>
-            <w:tcW w:type="dxa" w:w="1134"/>
-          </w:tcPr>
-          <w:p>
-            <w:pPr>
-              <w:keepNext/>
-              <w:spacing w:after="0" w:line="276" w:lineRule="auto"/>
-              <w:jc w:val="center"/>
-            </w:pPr>
-            <w:r/>
-            <w:r>
-              <w:rPr>
-                <w:rFonts w:ascii="Times New Roman" w:hAnsi="Times New Roman" w:eastAsia="宋体"/>
-                <w:b w:val="0"/>
-                <w:sz w:val="20"/>
-              </w:rPr>
-              <w:t>1</w:t>
-            </w:r>
-          </w:p>
-        </w:tc>
-        <w:tc>
-          <w:tcPr>
-            <w:tcW w:type="dxa" w:w="1361"/>
-          </w:tcPr>
-          <w:p>
-            <w:pPr>
-              <w:keepNext/>
-              <w:spacing w:after="0" w:line="276" w:lineRule="auto"/>
-              <w:jc w:val="center"/>
-            </w:pPr>
-            <w:r/>
-            <w:r>
-              <w:rPr>
-                <w:rFonts w:ascii="Times New Roman" w:hAnsi="Times New Roman" w:eastAsia="宋体"/>
-                <w:b w:val="0"/>
-                <w:sz w:val="20"/>
-              </w:rPr>
-              <w:t>0.12</w:t>
+              <w:t>0.13</w:t>
             </w:r>
           </w:p>
         </w:tc>
@@ -9172,6 +9316,52 @@
         </w:tc>
         <w:tc>
           <w:tcPr>
+            <w:tcW w:type="dxa" w:w="1020"/>
+            <w:tcBorders>
+              <w:bottom w:val="single" w:sz="12" w:color="000000"/>
+            </w:tcBorders>
+          </w:tcPr>
+          <w:p>
+            <w:pPr>
+              <w:spacing w:after="0" w:line="276" w:lineRule="auto"/>
+              <w:jc w:val="center"/>
+            </w:pPr>
+            <w:r/>
+            <w:r>
+              <w:rPr>
+                <w:rFonts w:ascii="Times New Roman" w:hAnsi="Times New Roman" w:eastAsia="宋体"/>
+                <w:b w:val="0"/>
+                <w:sz w:val="20"/>
+              </w:rPr>
+              <w:t>2.95</w:t>
+            </w:r>
+          </w:p>
+        </w:tc>
+        <w:tc>
+          <w:tcPr>
+            <w:tcW w:type="dxa" w:w="1134"/>
+            <w:tcBorders>
+              <w:bottom w:val="single" w:sz="12" w:color="000000"/>
+            </w:tcBorders>
+          </w:tcPr>
+          <w:p>
+            <w:pPr>
+              <w:spacing w:after="0" w:line="276" w:lineRule="auto"/>
+              <w:jc w:val="center"/>
+            </w:pPr>
+            <w:r/>
+            <w:r>
+              <w:rPr>
+                <w:rFonts w:ascii="Times New Roman" w:hAnsi="Times New Roman" w:eastAsia="宋体"/>
+                <w:b w:val="0"/>
+                <w:sz w:val="20"/>
+              </w:rPr>
+              <w:t>83.72</w:t>
+            </w:r>
+          </w:p>
+        </w:tc>
+        <w:tc>
+          <w:tcPr>
             <w:tcW w:type="dxa" w:w="1077"/>
             <w:tcBorders>
               <w:bottom w:val="single" w:sz="12" w:color="000000"/>
@@ -9189,30 +9379,7 @@
                 <w:b w:val="0"/>
                 <w:sz w:val="20"/>
               </w:rPr>
-              <w:t>2.95</w:t>
-            </w:r>
-          </w:p>
-        </w:tc>
-        <w:tc>
-          <w:tcPr>
-            <w:tcW w:type="dxa" w:w="1191"/>
-            <w:tcBorders>
-              <w:bottom w:val="single" w:sz="12" w:color="000000"/>
-            </w:tcBorders>
-          </w:tcPr>
-          <w:p>
-            <w:pPr>
-              <w:spacing w:after="0" w:line="276" w:lineRule="auto"/>
-              <w:jc w:val="center"/>
-            </w:pPr>
-            <w:r/>
-            <w:r>
-              <w:rPr>
-                <w:rFonts w:ascii="Times New Roman" w:hAnsi="Times New Roman" w:eastAsia="宋体"/>
-                <w:b w:val="0"/>
-                <w:sz w:val="20"/>
-              </w:rPr>
-              <w:t>83.72</w:t>
+              <w:t>4</w:t>
             </w:r>
           </w:p>
         </w:tc>
@@ -9235,36 +9402,13 @@
                 <w:b w:val="0"/>
                 <w:sz w:val="20"/>
               </w:rPr>
-              <w:t>4</w:t>
-            </w:r>
-          </w:p>
-        </w:tc>
-        <w:tc>
-          <w:tcPr>
-            <w:tcW w:type="dxa" w:w="1020"/>
-            <w:tcBorders>
-              <w:bottom w:val="single" w:sz="12" w:color="000000"/>
-            </w:tcBorders>
-          </w:tcPr>
-          <w:p>
-            <w:pPr>
-              <w:spacing w:after="0" w:line="276" w:lineRule="auto"/>
-              <w:jc w:val="center"/>
-            </w:pPr>
-            <w:r/>
-            <w:r>
-              <w:rPr>
-                <w:rFonts w:ascii="Times New Roman" w:hAnsi="Times New Roman" w:eastAsia="宋体"/>
-                <w:b w:val="0"/>
-                <w:sz w:val="20"/>
-              </w:rPr>
               <w:t>10.3%</w:t>
             </w:r>
           </w:p>
         </w:tc>
         <w:tc>
           <w:tcPr>
-            <w:tcW w:type="dxa" w:w="1134"/>
+            <w:tcW w:type="dxa" w:w="1077"/>
             <w:tcBorders>
               <w:bottom w:val="single" w:sz="12" w:color="000000"/>
             </w:tcBorders>
@@ -9352,7 +9496,7 @@
           <w:b w:val="0"/>
           <w:sz w:val="24"/>
         </w:rPr>
-        <w:t>4.7  平行班成绩分布的Q-Q图比较</w:t>
+        <w:t>4.7  班级成绩分布的Q-Q图比较</w:t>
       </w:r>
     </w:p>
     <w:p>
@@ -9368,7 +9512,24 @@
           <w:b w:val="0"/>
           <w:sz w:val="24"/>
         </w:rPr>
-        <w:t>Q-Q图将两个班级在相同分位点上的成绩配对绘制。若点落在直线y = x上，表明两班在该分位上的成绩相同；若点位于直线上方，则表明纵轴所示班级在该分位上的成绩更高。</w:t>
+        <w:t>Q-Q图以两个班级相同分位数上的成绩为坐标绘点，点位于直线</w:t>
+      </w:r>
+      <w:r>
+        <w:rPr>
+          <w:rFonts w:ascii="Times New Roman" w:hAnsi="Times New Roman" w:eastAsia="宋体"/>
+          <w:b w:val="0"/>
+          <w:i/>
+          <w:sz w:val="24"/>
+        </w:rPr>
+        <w:t>y</w:t>
+      </w:r>
+      <w:r>
+        <w:rPr>
+          <w:rFonts w:ascii="Times New Roman" w:hAnsi="Times New Roman" w:eastAsia="宋体"/>
+          <w:b w:val="0"/>
+          <w:sz w:val="24"/>
+        </w:rPr>
+        <w:t xml:space="preserve"> = x上方表示纵轴班级在该分位数上的成绩更高。</w:t>
       </w:r>
     </w:p>
     <w:p>
@@ -9438,7 +9599,58 @@
           <w:b w:val="0"/>
           <w:sz w:val="24"/>
         </w:rPr>
-        <w:t>图7分别比较了D1与D2、T1与T2以及T1与BD。在D1与D2的比较中，各点总体位于y = x上方，且在高分端偏离程度更大，说明D2班整体略优于D1班，差距主要来源于高分段学生。在T1与T2的比较中，中间分位的点基本贴合y = x，表明两班中等水平学生的成绩相近；最低分位的点明显位于直线下方，说明T2班的相对劣势主要集中于少数低分学生，这与图5中T2班的两个离群点相互印证。在T1与BD的比较中，全部点位于y = x上方约5～7分处且斜率小于1，表明BD班在各分位上的成绩均高于T1班，且分布更为集中。</w:t>
+        <w:t>D1与D2相比（图7左），各点总体位于</w:t>
+      </w:r>
+      <w:r>
+        <w:rPr>
+          <w:rFonts w:ascii="Times New Roman" w:hAnsi="Times New Roman" w:eastAsia="宋体"/>
+          <w:b w:val="0"/>
+          <w:i/>
+          <w:sz w:val="24"/>
+        </w:rPr>
+        <w:t>y</w:t>
+      </w:r>
+      <w:r>
+        <w:rPr>
+          <w:rFonts w:ascii="Times New Roman" w:hAnsi="Times New Roman" w:eastAsia="宋体"/>
+          <w:b w:val="0"/>
+          <w:sz w:val="24"/>
+        </w:rPr>
+        <w:t xml:space="preserve"> = x上方，D2在大多数分位数上高出D1约1～1.5分，两端（尤其是高分端）差距更大。T1与T2相比，中间分位数的点基本贴合</w:t>
+      </w:r>
+      <w:r>
+        <w:rPr>
+          <w:rFonts w:ascii="Times New Roman" w:hAnsi="Times New Roman" w:eastAsia="宋体"/>
+          <w:b w:val="0"/>
+          <w:i/>
+          <w:sz w:val="24"/>
+        </w:rPr>
+        <w:t>y</w:t>
+      </w:r>
+      <w:r>
+        <w:rPr>
+          <w:rFonts w:ascii="Times New Roman" w:hAnsi="Times New Roman" w:eastAsia="宋体"/>
+          <w:b w:val="0"/>
+          <w:sz w:val="24"/>
+        </w:rPr>
+        <w:t xml:space="preserve"> = x，两班中等水平学生的成绩相近；最低分位数的点明显位于直线下方，T2班的相对劣势集中于少数低分学生，即图5中的两个离群点。BD与T1相比，全部点位于</w:t>
+      </w:r>
+      <w:r>
+        <w:rPr>
+          <w:rFonts w:ascii="Times New Roman" w:hAnsi="Times New Roman" w:eastAsia="宋体"/>
+          <w:b w:val="0"/>
+          <w:i/>
+          <w:sz w:val="24"/>
+        </w:rPr>
+        <w:t>y</w:t>
+      </w:r>
+      <w:r>
+        <w:rPr>
+          <w:rFonts w:ascii="Times New Roman" w:hAnsi="Times New Roman" w:eastAsia="宋体"/>
+          <w:b w:val="0"/>
+          <w:sz w:val="24"/>
+        </w:rPr>
+        <w:t xml:space="preserve"> = x上方，低分位与中分位相差约6～7分，高分端缩小至3～4分，拟合斜率小于1，BD班在各分位数上均高于T1班且分布更集中。</w:t>
       </w:r>
     </w:p>
     <w:p>
@@ -9524,7 +9736,7 @@
           <w:b w:val="0"/>
           <w:sz w:val="24"/>
         </w:rPr>
-        <w:t>平行坐标图将各班在6项指标上的均值经Min-Max归一化后以折线连接，可在同一坐标系中比较多维特征（图8）。BD班在成绩类指标上均处于最高水平，在挂科类指标上处于最低水平，D1班的表现与之相反。T1班在通过率与挂科类指标上接近BD班，但在成绩类指标上处于中等位置，表现为挂科较少而高分学生比例有限；D2班与T2班在挂科类指标上处于中间水平。</w:t>
+        <w:t>图8将各班6项指标的均值经Min-Max归一化后以折线连接。BD班在成绩类指标上均为最高，在不及格类指标上均为最低，D1班与之相反。T1班的通过率与不及格类指标接近BD班，成绩类指标居中，即不及格少而高分学生比例不高；D2班与T2班的不及格类指标居中。</w:t>
       </w:r>
     </w:p>
     <w:p>
@@ -9555,7 +9767,126 @@
           <w:b w:val="0"/>
           <w:sz w:val="24"/>
         </w:rPr>
-        <w:t>前述描述性分析表明各班成绩存在差异，但仍需检验该差异是否超出抽样误差的范围。Shapiro-Wilk检验显示，五个班级成绩的正态性检验p值均大于0.05（最小值为0.105）；Levene检验的p值为0.155，满足方差齐性假设。因此，本文首先采用单因素方差分析（ANOVA），结果为F = 22.68，p &lt; 0.001。为检验结论的稳健性，本文进一步采用非参数的Kruskal-Wallis检验[4]，结果为H = 63.28，p &lt; 0.001，效应量ε² = 0.34，属于大效应。两种方法的结论一致，即五个班级的学分加权平均分存在显著差异。</w:t>
+        <w:t>Shapiro-Wilk检验的</w:t>
+      </w:r>
+      <w:r>
+        <w:rPr>
+          <w:rFonts w:ascii="Times New Roman" w:hAnsi="Times New Roman" w:eastAsia="宋体"/>
+          <w:b w:val="0"/>
+          <w:i/>
+          <w:sz w:val="24"/>
+        </w:rPr>
+        <w:t>p</w:t>
+      </w:r>
+      <w:r>
+        <w:rPr>
+          <w:rFonts w:ascii="Times New Roman" w:hAnsi="Times New Roman" w:eastAsia="宋体"/>
+          <w:b w:val="0"/>
+          <w:sz w:val="24"/>
+        </w:rPr>
+        <w:t>值均大于0.05（最小为0.105），以中位数为中心的Levene检验（Brown-Forsythe检验）</w:t>
+      </w:r>
+      <w:r>
+        <w:rPr>
+          <w:rFonts w:ascii="Times New Roman" w:hAnsi="Times New Roman" w:eastAsia="宋体"/>
+          <w:b w:val="0"/>
+          <w:i/>
+          <w:sz w:val="24"/>
+        </w:rPr>
+        <w:t>p</w:t>
+      </w:r>
+      <w:r>
+        <w:rPr>
+          <w:rFonts w:ascii="Times New Roman" w:hAnsi="Times New Roman" w:eastAsia="宋体"/>
+          <w:b w:val="0"/>
+          <w:sz w:val="24"/>
+        </w:rPr>
+        <w:t xml:space="preserve"> = 0.155，满足正态性与方差齐性假设。单因素方差分析结果为</w:t>
+      </w:r>
+      <w:r>
+        <w:rPr>
+          <w:rFonts w:ascii="Times New Roman" w:hAnsi="Times New Roman" w:eastAsia="宋体"/>
+          <w:b w:val="0"/>
+          <w:i/>
+          <w:sz w:val="24"/>
+        </w:rPr>
+        <w:t>F</w:t>
+      </w:r>
+      <w:r>
+        <w:rPr>
+          <w:rFonts w:ascii="Times New Roman" w:hAnsi="Times New Roman" w:eastAsia="宋体"/>
+          <w:b w:val="0"/>
+          <w:sz w:val="24"/>
+        </w:rPr>
+        <w:t xml:space="preserve"> = 22.68，</w:t>
+      </w:r>
+      <w:r>
+        <w:rPr>
+          <w:rFonts w:ascii="Times New Roman" w:hAnsi="Times New Roman" w:eastAsia="宋体"/>
+          <w:b w:val="0"/>
+          <w:i/>
+          <w:sz w:val="24"/>
+        </w:rPr>
+        <w:t>p</w:t>
+      </w:r>
+      <w:r>
+        <w:rPr>
+          <w:rFonts w:ascii="Times New Roman" w:hAnsi="Times New Roman" w:eastAsia="宋体"/>
+          <w:b w:val="0"/>
+          <w:sz w:val="24"/>
+        </w:rPr>
+        <w:t xml:space="preserve"> &lt; 0.001；非参数Kruskal-Wallis检验结果为</w:t>
+      </w:r>
+      <w:r>
+        <w:rPr>
+          <w:rFonts w:ascii="Times New Roman" w:hAnsi="Times New Roman" w:eastAsia="宋体"/>
+          <w:b w:val="0"/>
+          <w:i/>
+          <w:sz w:val="24"/>
+        </w:rPr>
+        <w:t>H</w:t>
+      </w:r>
+      <w:r>
+        <w:rPr>
+          <w:rFonts w:ascii="Times New Roman" w:hAnsi="Times New Roman" w:eastAsia="宋体"/>
+          <w:b w:val="0"/>
+          <w:sz w:val="24"/>
+        </w:rPr>
+        <w:t xml:space="preserve"> = 63.28，</w:t>
+      </w:r>
+      <w:r>
+        <w:rPr>
+          <w:rFonts w:ascii="Times New Roman" w:hAnsi="Times New Roman" w:eastAsia="宋体"/>
+          <w:b w:val="0"/>
+          <w:i/>
+          <w:sz w:val="24"/>
+        </w:rPr>
+        <w:t>p</w:t>
+      </w:r>
+      <w:r>
+        <w:rPr>
+          <w:rFonts w:ascii="Times New Roman" w:hAnsi="Times New Roman" w:eastAsia="宋体"/>
+          <w:b w:val="0"/>
+          <w:sz w:val="24"/>
+        </w:rPr>
+        <w:t xml:space="preserve"> &lt; 0.001，</w:t>
+      </w:r>
+      <w:r>
+        <w:rPr>
+          <w:rFonts w:ascii="Times New Roman" w:hAnsi="Times New Roman" w:eastAsia="宋体"/>
+          <w:b w:val="0"/>
+          <w:i/>
+          <w:sz w:val="24"/>
+        </w:rPr>
+        <w:t>ε²</w:t>
+      </w:r>
+      <w:r>
+        <w:rPr>
+          <w:rFonts w:ascii="Times New Roman" w:hAnsi="Times New Roman" w:eastAsia="宋体"/>
+          <w:b w:val="0"/>
+          <w:sz w:val="24"/>
+        </w:rPr>
+        <w:t xml:space="preserve"> = 0.34（大效应）。五个班级的学分加权平均分存在显著差异。</w:t>
       </w:r>
     </w:p>
     <w:p>
@@ -9570,7 +9901,24 @@
           <w:b w:val="0"/>
           <w:sz w:val="24"/>
         </w:rPr>
-        <w:t>在此基础上，本文采用Mann-Whitney U检验进行两两比较，并以Holm法[5]校正多重比较导致的第一类错误膨胀，结果见表7。</w:t>
+        <w:t>两两比较采用Mann-Whitney U检验，</w:t>
+      </w:r>
+      <w:r>
+        <w:rPr>
+          <w:rFonts w:ascii="Times New Roman" w:hAnsi="Times New Roman" w:eastAsia="宋体"/>
+          <w:b w:val="0"/>
+          <w:i/>
+          <w:sz w:val="24"/>
+        </w:rPr>
+        <w:t>p</w:t>
+      </w:r>
+      <w:r>
+        <w:rPr>
+          <w:rFonts w:ascii="Times New Roman" w:hAnsi="Times New Roman" w:eastAsia="宋体"/>
+          <w:b w:val="0"/>
+          <w:sz w:val="24"/>
+        </w:rPr>
+        <w:t>值经Holm法校正，结果见表7。</w:t>
       </w:r>
     </w:p>
     <w:p>
@@ -9593,14 +9941,14 @@
         <w:jc w:val="center"/>
         <w:tblLayout w:type="fixed"/>
         <w:tblLook w:firstColumn="1" w:firstRow="1" w:lastColumn="0" w:lastRow="0" w:noHBand="0" w:noVBand="1" w:val="04A0"/>
-        <w:tblW w:w="8391" w:type="dxa"/>
+        <w:tblW w:w="8051" w:type="dxa"/>
       </w:tblPr>
       <w:tblGrid>
         <w:gridCol w:w="1587"/>
         <w:gridCol w:w="1474"/>
-        <w:gridCol w:w="1701"/>
-        <w:gridCol w:w="1701"/>
-        <w:gridCol w:w="1927"/>
+        <w:gridCol w:w="1814"/>
+        <w:gridCol w:w="1814"/>
+        <w:gridCol w:w="1360"/>
       </w:tblGrid>
       <w:tr>
         <w:trPr>
@@ -9658,7 +10006,7 @@
         </w:tc>
         <w:tc>
           <w:tcPr>
-            <w:tcW w:type="dxa" w:w="1701"/>
+            <w:tcW w:type="dxa" w:w="1814"/>
             <w:tcBorders>
               <w:top w:val="single" w:sz="12" w:color="000000"/>
               <w:bottom w:val="single" w:sz="6" w:color="000000"/>
@@ -9683,7 +10031,7 @@
         </w:tc>
         <w:tc>
           <w:tcPr>
-            <w:tcW w:type="dxa" w:w="1701"/>
+            <w:tcW w:type="dxa" w:w="1814"/>
             <w:tcBorders>
               <w:top w:val="single" w:sz="12" w:color="000000"/>
               <w:bottom w:val="single" w:sz="6" w:color="000000"/>
@@ -9708,7 +10056,7 @@
         </w:tc>
         <w:tc>
           <w:tcPr>
-            <w:tcW w:type="dxa" w:w="1928"/>
+            <w:tcW w:type="dxa" w:w="1361"/>
             <w:tcBorders>
               <w:top w:val="single" w:sz="12" w:color="000000"/>
               <w:bottom w:val="single" w:sz="6" w:color="000000"/>
@@ -9753,7 +10101,7 @@
                 <w:b w:val="0"/>
                 <w:sz w:val="21"/>
               </w:rPr>
-              <w:t>D1－BD</w:t>
+              <w:t>D1与BD</w:t>
             </w:r>
           </w:p>
         </w:tc>
@@ -9774,13 +10122,13 @@
                 <w:b w:val="0"/>
                 <w:sz w:val="21"/>
               </w:rPr>
-              <w:t>-10.74</w:t>
-            </w:r>
-          </w:p>
-        </w:tc>
-        <w:tc>
-          <w:tcPr>
-            <w:tcW w:type="dxa" w:w="1701"/>
+              <w:t>−10.75</w:t>
+            </w:r>
+          </w:p>
+        </w:tc>
+        <w:tc>
+          <w:tcPr>
+            <w:tcW w:type="dxa" w:w="1814"/>
           </w:tcPr>
           <w:p>
             <w:pPr>
@@ -9795,13 +10143,13 @@
                 <w:b w:val="0"/>
                 <w:sz w:val="21"/>
               </w:rPr>
-              <w:t>1.53e-10</w:t>
-            </w:r>
-          </w:p>
-        </w:tc>
-        <w:tc>
-          <w:tcPr>
-            <w:tcW w:type="dxa" w:w="1701"/>
+              <w:t>1.53×10⁻¹⁰</w:t>
+            </w:r>
+          </w:p>
+        </w:tc>
+        <w:tc>
+          <w:tcPr>
+            <w:tcW w:type="dxa" w:w="1814"/>
           </w:tcPr>
           <w:p>
             <w:pPr>
@@ -9816,13 +10164,13 @@
                 <w:b w:val="0"/>
                 <w:sz w:val="21"/>
               </w:rPr>
-              <w:t>1.53e-09</w:t>
-            </w:r>
-          </w:p>
-        </w:tc>
-        <w:tc>
-          <w:tcPr>
-            <w:tcW w:type="dxa" w:w="1928"/>
+              <w:t>1.53×10⁻⁹</w:t>
+            </w:r>
+          </w:p>
+        </w:tc>
+        <w:tc>
+          <w:tcPr>
+            <w:tcW w:type="dxa" w:w="1361"/>
           </w:tcPr>
           <w:p>
             <w:pPr>
@@ -9863,7 +10211,7 @@
                 <w:b w:val="0"/>
                 <w:sz w:val="21"/>
               </w:rPr>
-              <w:t>D2－BD</w:t>
+              <w:t>D2与BD</w:t>
             </w:r>
           </w:p>
         </w:tc>
@@ -9884,13 +10232,13 @@
                 <w:b w:val="0"/>
                 <w:sz w:val="21"/>
               </w:rPr>
-              <w:t>-9.28</w:t>
-            </w:r>
-          </w:p>
-        </w:tc>
-        <w:tc>
-          <w:tcPr>
-            <w:tcW w:type="dxa" w:w="1701"/>
+              <w:t>−9.28</w:t>
+            </w:r>
+          </w:p>
+        </w:tc>
+        <w:tc>
+          <w:tcPr>
+            <w:tcW w:type="dxa" w:w="1814"/>
           </w:tcPr>
           <w:p>
             <w:pPr>
@@ -9905,13 +10253,13 @@
                 <w:b w:val="0"/>
                 <w:sz w:val="21"/>
               </w:rPr>
-              <w:t>2.10e-08</w:t>
-            </w:r>
-          </w:p>
-        </w:tc>
-        <w:tc>
-          <w:tcPr>
-            <w:tcW w:type="dxa" w:w="1701"/>
+              <w:t>2.10×10⁻⁸</w:t>
+            </w:r>
+          </w:p>
+        </w:tc>
+        <w:tc>
+          <w:tcPr>
+            <w:tcW w:type="dxa" w:w="1814"/>
           </w:tcPr>
           <w:p>
             <w:pPr>
@@ -9926,13 +10274,13 @@
                 <w:b w:val="0"/>
                 <w:sz w:val="21"/>
               </w:rPr>
-              <w:t>1.89e-07</w:t>
-            </w:r>
-          </w:p>
-        </w:tc>
-        <w:tc>
-          <w:tcPr>
-            <w:tcW w:type="dxa" w:w="1928"/>
+              <w:t>1.89×10⁻⁷</w:t>
+            </w:r>
+          </w:p>
+        </w:tc>
+        <w:tc>
+          <w:tcPr>
+            <w:tcW w:type="dxa" w:w="1361"/>
           </w:tcPr>
           <w:p>
             <w:pPr>
@@ -9973,7 +10321,7 @@
                 <w:b w:val="0"/>
                 <w:sz w:val="21"/>
               </w:rPr>
-              <w:t>BD－T2</w:t>
+              <w:t>BD与T2</w:t>
             </w:r>
           </w:p>
         </w:tc>
@@ -10000,7 +10348,7 @@
         </w:tc>
         <w:tc>
           <w:tcPr>
-            <w:tcW w:type="dxa" w:w="1701"/>
+            <w:tcW w:type="dxa" w:w="1814"/>
           </w:tcPr>
           <w:p>
             <w:pPr>
@@ -10015,13 +10363,13 @@
                 <w:b w:val="0"/>
                 <w:sz w:val="21"/>
               </w:rPr>
-              <w:t>7.42e-08</w:t>
-            </w:r>
-          </w:p>
-        </w:tc>
-        <w:tc>
-          <w:tcPr>
-            <w:tcW w:type="dxa" w:w="1701"/>
+              <w:t>7.42×10⁻⁸</w:t>
+            </w:r>
+          </w:p>
+        </w:tc>
+        <w:tc>
+          <w:tcPr>
+            <w:tcW w:type="dxa" w:w="1814"/>
           </w:tcPr>
           <w:p>
             <w:pPr>
@@ -10036,13 +10384,13 @@
                 <w:b w:val="0"/>
                 <w:sz w:val="21"/>
               </w:rPr>
-              <w:t>5.94e-07</w:t>
-            </w:r>
-          </w:p>
-        </w:tc>
-        <w:tc>
-          <w:tcPr>
-            <w:tcW w:type="dxa" w:w="1928"/>
+              <w:t>5.94×10⁻⁷</w:t>
+            </w:r>
+          </w:p>
+        </w:tc>
+        <w:tc>
+          <w:tcPr>
+            <w:tcW w:type="dxa" w:w="1361"/>
           </w:tcPr>
           <w:p>
             <w:pPr>
@@ -10083,7 +10431,7 @@
                 <w:b w:val="0"/>
                 <w:sz w:val="21"/>
               </w:rPr>
-              <w:t>BD－T1</w:t>
+              <w:t>BD与T1</w:t>
             </w:r>
           </w:p>
         </w:tc>
@@ -10110,7 +10458,7 @@
         </w:tc>
         <w:tc>
           <w:tcPr>
-            <w:tcW w:type="dxa" w:w="1701"/>
+            <w:tcW w:type="dxa" w:w="1814"/>
           </w:tcPr>
           <w:p>
             <w:pPr>
@@ -10125,13 +10473,13 @@
                 <w:b w:val="0"/>
                 <w:sz w:val="21"/>
               </w:rPr>
-              <w:t>4.29e-07</w:t>
-            </w:r>
-          </w:p>
-        </w:tc>
-        <w:tc>
-          <w:tcPr>
-            <w:tcW w:type="dxa" w:w="1701"/>
+              <w:t>4.29×10⁻⁷</w:t>
+            </w:r>
+          </w:p>
+        </w:tc>
+        <w:tc>
+          <w:tcPr>
+            <w:tcW w:type="dxa" w:w="1814"/>
           </w:tcPr>
           <w:p>
             <w:pPr>
@@ -10146,13 +10494,13 @@
                 <w:b w:val="0"/>
                 <w:sz w:val="21"/>
               </w:rPr>
-              <w:t>3.00e-06</w:t>
-            </w:r>
-          </w:p>
-        </w:tc>
-        <w:tc>
-          <w:tcPr>
-            <w:tcW w:type="dxa" w:w="1928"/>
+              <w:t>3.00×10⁻⁶</w:t>
+            </w:r>
+          </w:p>
+        </w:tc>
+        <w:tc>
+          <w:tcPr>
+            <w:tcW w:type="dxa" w:w="1361"/>
           </w:tcPr>
           <w:p>
             <w:pPr>
@@ -10193,7 +10541,7 @@
                 <w:b w:val="0"/>
                 <w:sz w:val="21"/>
               </w:rPr>
-              <w:t>D1－T1</w:t>
+              <w:t>D1与T1</w:t>
             </w:r>
           </w:p>
         </w:tc>
@@ -10214,13 +10562,13 @@
                 <w:b w:val="0"/>
                 <w:sz w:val="21"/>
               </w:rPr>
-              <w:t>-4.48</w:t>
-            </w:r>
-          </w:p>
-        </w:tc>
-        <w:tc>
-          <w:tcPr>
-            <w:tcW w:type="dxa" w:w="1701"/>
+              <w:t>−4.48</w:t>
+            </w:r>
+          </w:p>
+        </w:tc>
+        <w:tc>
+          <w:tcPr>
+            <w:tcW w:type="dxa" w:w="1814"/>
           </w:tcPr>
           <w:p>
             <w:pPr>
@@ -10235,13 +10583,13 @@
                 <w:b w:val="0"/>
                 <w:sz w:val="21"/>
               </w:rPr>
-              <w:t>9.51e-05</w:t>
-            </w:r>
-          </w:p>
-        </w:tc>
-        <w:tc>
-          <w:tcPr>
-            <w:tcW w:type="dxa" w:w="1701"/>
+              <w:t>9.51×10⁻⁵</w:t>
+            </w:r>
+          </w:p>
+        </w:tc>
+        <w:tc>
+          <w:tcPr>
+            <w:tcW w:type="dxa" w:w="1814"/>
           </w:tcPr>
           <w:p>
             <w:pPr>
@@ -10256,13 +10604,13 @@
                 <w:b w:val="0"/>
                 <w:sz w:val="21"/>
               </w:rPr>
-              <w:t>5.70e-04</w:t>
-            </w:r>
-          </w:p>
-        </w:tc>
-        <w:tc>
-          <w:tcPr>
-            <w:tcW w:type="dxa" w:w="1928"/>
+              <w:t>5.70×10⁻⁴</w:t>
+            </w:r>
+          </w:p>
+        </w:tc>
+        <w:tc>
+          <w:tcPr>
+            <w:tcW w:type="dxa" w:w="1361"/>
           </w:tcPr>
           <w:p>
             <w:pPr>
@@ -10303,7 +10651,7 @@
                 <w:b w:val="0"/>
                 <w:sz w:val="21"/>
               </w:rPr>
-              <w:t>D1－T2</w:t>
+              <w:t>D1与T2</w:t>
             </w:r>
           </w:p>
         </w:tc>
@@ -10324,13 +10672,13 @@
                 <w:b w:val="0"/>
                 <w:sz w:val="21"/>
               </w:rPr>
-              <w:t>-4.78</w:t>
-            </w:r>
-          </w:p>
-        </w:tc>
-        <w:tc>
-          <w:tcPr>
-            <w:tcW w:type="dxa" w:w="1701"/>
+              <w:t>−4.78</w:t>
+            </w:r>
+          </w:p>
+        </w:tc>
+        <w:tc>
+          <w:tcPr>
+            <w:tcW w:type="dxa" w:w="1814"/>
           </w:tcPr>
           <w:p>
             <w:pPr>
@@ -10345,13 +10693,13 @@
                 <w:b w:val="0"/>
                 <w:sz w:val="21"/>
               </w:rPr>
-              <w:t>8.21e-04</w:t>
-            </w:r>
-          </w:p>
-        </w:tc>
-        <w:tc>
-          <w:tcPr>
-            <w:tcW w:type="dxa" w:w="1701"/>
+              <w:t>8.21×10⁻⁴</w:t>
+            </w:r>
+          </w:p>
+        </w:tc>
+        <w:tc>
+          <w:tcPr>
+            <w:tcW w:type="dxa" w:w="1814"/>
           </w:tcPr>
           <w:p>
             <w:pPr>
@@ -10372,7 +10720,7 @@
         </w:tc>
         <w:tc>
           <w:tcPr>
-            <w:tcW w:type="dxa" w:w="1928"/>
+            <w:tcW w:type="dxa" w:w="1361"/>
           </w:tcPr>
           <w:p>
             <w:pPr>
@@ -10413,7 +10761,7 @@
                 <w:b w:val="0"/>
                 <w:sz w:val="21"/>
               </w:rPr>
-              <w:t>D2－T1</w:t>
+              <w:t>D2与T1</w:t>
             </w:r>
           </w:p>
         </w:tc>
@@ -10434,13 +10782,13 @@
                 <w:b w:val="0"/>
                 <w:sz w:val="21"/>
               </w:rPr>
-              <w:t>-3.01</w:t>
-            </w:r>
-          </w:p>
-        </w:tc>
-        <w:tc>
-          <w:tcPr>
-            <w:tcW w:type="dxa" w:w="1701"/>
+              <w:t>−3.02</w:t>
+            </w:r>
+          </w:p>
+        </w:tc>
+        <w:tc>
+          <w:tcPr>
+            <w:tcW w:type="dxa" w:w="1814"/>
           </w:tcPr>
           <w:p>
             <w:pPr>
@@ -10461,7 +10809,7 @@
         </w:tc>
         <w:tc>
           <w:tcPr>
-            <w:tcW w:type="dxa" w:w="1701"/>
+            <w:tcW w:type="dxa" w:w="1814"/>
           </w:tcPr>
           <w:p>
             <w:pPr>
@@ -10482,7 +10830,7 @@
         </w:tc>
         <w:tc>
           <w:tcPr>
-            <w:tcW w:type="dxa" w:w="1928"/>
+            <w:tcW w:type="dxa" w:w="1361"/>
           </w:tcPr>
           <w:p>
             <w:pPr>
@@ -10523,7 +10871,7 @@
                 <w:b w:val="0"/>
                 <w:sz w:val="21"/>
               </w:rPr>
-              <w:t>D2－T2</w:t>
+              <w:t>D2与T2</w:t>
             </w:r>
           </w:p>
         </w:tc>
@@ -10544,13 +10892,13 @@
                 <w:b w:val="0"/>
                 <w:sz w:val="21"/>
               </w:rPr>
-              <w:t>-3.31</w:t>
-            </w:r>
-          </w:p>
-        </w:tc>
-        <w:tc>
-          <w:tcPr>
-            <w:tcW w:type="dxa" w:w="1701"/>
+              <w:t>−3.32</w:t>
+            </w:r>
+          </w:p>
+        </w:tc>
+        <w:tc>
+          <w:tcPr>
+            <w:tcW w:type="dxa" w:w="1814"/>
           </w:tcPr>
           <w:p>
             <w:pPr>
@@ -10571,7 +10919,7 @@
         </w:tc>
         <w:tc>
           <w:tcPr>
-            <w:tcW w:type="dxa" w:w="1701"/>
+            <w:tcW w:type="dxa" w:w="1814"/>
           </w:tcPr>
           <w:p>
             <w:pPr>
@@ -10592,7 +10940,7 @@
         </w:tc>
         <w:tc>
           <w:tcPr>
-            <w:tcW w:type="dxa" w:w="1928"/>
+            <w:tcW w:type="dxa" w:w="1361"/>
           </w:tcPr>
           <w:p>
             <w:pPr>
@@ -10633,7 +10981,7 @@
                 <w:b w:val="0"/>
                 <w:sz w:val="21"/>
               </w:rPr>
-              <w:t>D1－D2</w:t>
+              <w:t>D1与D2</w:t>
             </w:r>
           </w:p>
         </w:tc>
@@ -10654,13 +11002,13 @@
                 <w:b w:val="0"/>
                 <w:sz w:val="21"/>
               </w:rPr>
-              <w:t>-1.47</w:t>
-            </w:r>
-          </w:p>
-        </w:tc>
-        <w:tc>
-          <w:tcPr>
-            <w:tcW w:type="dxa" w:w="1701"/>
+              <w:t>−1.47</w:t>
+            </w:r>
+          </w:p>
+        </w:tc>
+        <w:tc>
+          <w:tcPr>
+            <w:tcW w:type="dxa" w:w="1814"/>
           </w:tcPr>
           <w:p>
             <w:pPr>
@@ -10681,7 +11029,7 @@
         </w:tc>
         <w:tc>
           <w:tcPr>
-            <w:tcW w:type="dxa" w:w="1701"/>
+            <w:tcW w:type="dxa" w:w="1814"/>
           </w:tcPr>
           <w:p>
             <w:pPr>
@@ -10702,7 +11050,7 @@
         </w:tc>
         <w:tc>
           <w:tcPr>
-            <w:tcW w:type="dxa" w:w="1928"/>
+            <w:tcW w:type="dxa" w:w="1361"/>
           </w:tcPr>
           <w:p>
             <w:pPr>
@@ -10745,7 +11093,7 @@
                 <w:b w:val="0"/>
                 <w:sz w:val="21"/>
               </w:rPr>
-              <w:t>T1－T2</w:t>
+              <w:t>T1与T2</w:t>
             </w:r>
           </w:p>
         </w:tc>
@@ -10768,13 +11116,13 @@
                 <w:b w:val="0"/>
                 <w:sz w:val="21"/>
               </w:rPr>
-              <w:t>-0.30</w:t>
-            </w:r>
-          </w:p>
-        </w:tc>
-        <w:tc>
-          <w:tcPr>
-            <w:tcW w:type="dxa" w:w="1701"/>
+              <w:t>−0.30</w:t>
+            </w:r>
+          </w:p>
+        </w:tc>
+        <w:tc>
+          <w:tcPr>
+            <w:tcW w:type="dxa" w:w="1814"/>
             <w:tcBorders>
               <w:bottom w:val="single" w:sz="12" w:color="000000"/>
             </w:tcBorders>
@@ -10797,7 +11145,7 @@
         </w:tc>
         <w:tc>
           <w:tcPr>
-            <w:tcW w:type="dxa" w:w="1701"/>
+            <w:tcW w:type="dxa" w:w="1814"/>
             <w:tcBorders>
               <w:bottom w:val="single" w:sz="12" w:color="000000"/>
             </w:tcBorders>
@@ -10820,7 +11168,7 @@
         </w:tc>
         <w:tc>
           <w:tcPr>
-            <w:tcW w:type="dxa" w:w="1928"/>
+            <w:tcW w:type="dxa" w:w="1361"/>
             <w:tcBorders>
               <w:bottom w:val="single" w:sz="12" w:color="000000"/>
             </w:tcBorders>
@@ -10854,7 +11202,24 @@
           <w:b w:val="0"/>
           <w:sz w:val="18"/>
         </w:rPr>
-        <w:t>注：中位数差为前一班级减去后一班级的中位数；显著性水平α = 0.05；表中按原始p值升序排列。</w:t>
+        <w:t>注：中位数差为前一班级减去后一班级的中位数；显著性水平α = 0.05；按原始</w:t>
+      </w:r>
+      <w:r>
+        <w:rPr>
+          <w:rFonts w:ascii="Times New Roman" w:hAnsi="Times New Roman" w:eastAsia="宋体"/>
+          <w:b w:val="0"/>
+          <w:i/>
+          <w:sz w:val="18"/>
+        </w:rPr>
+        <w:t>p</w:t>
+      </w:r>
+      <w:r>
+        <w:rPr>
+          <w:rFonts w:ascii="Times New Roman" w:hAnsi="Times New Roman" w:eastAsia="宋体"/>
+          <w:b w:val="0"/>
+          <w:sz w:val="18"/>
+        </w:rPr>
+        <w:t>值升序排列。</w:t>
       </w:r>
     </w:p>
     <w:p>
@@ -10869,7 +11234,7 @@
           <w:b w:val="0"/>
           <w:sz w:val="24"/>
         </w:rPr>
-        <w:t>由表7可知，BD班与其余四个班级之间均存在显著差异；D1班与T1班、T2班之间，以及D2班与T1班之间的差异亦达到显著水平；而D1与D2、T1与T2两组平行班之间的差异不显著，D2与T2之间的差异在校正后亦不显著。这一结果表明，班级间的成绩差异主要体现在专业或培养方案层面，同一专业平行班之间的差异较小。</w:t>
+        <w:t>BD班与其余四个班级的差异均显著；D1与T1、D1与T2、D2与T1的差异亦显著；D1与D2、T1与T2两组平行班差异不显著，D2与T2的差异经校正后不显著。成绩差异主要存在于不同培养方案之间，同一培养方案的平行班之间差异不显著。</w:t>
       </w:r>
     </w:p>
     <w:p>
@@ -10900,7 +11265,7 @@
           <w:b w:val="0"/>
           <w:sz w:val="24"/>
         </w:rPr>
-        <w:t>第4节与第5节以班级为单位进行比较，但同一班级内部亦存在不同类型的学生。本节采用无监督学习方法，在不预设分组的前提下识别学生群体结构。</w:t>
+        <w:t>第4、5节以班级为单位比较，本节不预设分组，用聚类方法识别学生群体。</w:t>
       </w:r>
     </w:p>
     <w:p>
@@ -10931,7 +11296,7 @@
           <w:b w:val="0"/>
           <w:sz w:val="24"/>
         </w:rPr>
-        <w:t>本文选取学分加权平均分、平均学分绩点、课程平均分、不及格门次、不及格学分与通过率6项指标，经Z-score标准化后进行主成分分析[6]。第一主成分的方差贡献率为80.5%，6项指标在该成分上的载荷绝对值均约为0.41，其中成绩类指标为正、挂科类指标为负，可解释为综合学业水平；第二主成分的方差贡献率为17.8%，主要反映挂科情况中不能由平均分解释的部分。前两个主成分的累计方差贡献率为98.3%，表明以二维数据即可近似表示原始的六维信息。</w:t>
+        <w:t>选取学分加权平均分、平均学分绩点、课程平均分、不及格门次、不及格学分与通过率6项指标，经Z-score标准化后进行主成分分析。第一主成分的方差贡献率为80.5%，6项指标的载荷绝对值均约为0.41，其中学分加权平均分、平均学分绩点、课程平均分与通过率为正，不及格门次与不及格学分为负，可解释为综合学业水平。第二主成分的方差贡献率为17.8%，其载荷中成绩类指标与不及格门次、不及格学分同号，通过率异号，反映成绩高低与不及格程度之间的不一致。前两个主成分的累计方差贡献率为98.3%。</w:t>
       </w:r>
     </w:p>
     <w:p>
@@ -10963,7 +11328,41 @@
           <w:b w:val="0"/>
           <w:sz w:val="24"/>
         </w:rPr>
-        <w:t>本文在标准化后的六维数据上运行K-means算法[7]，对每个候选k值以50组随机初始中心重复运行，并选取簇内误差平方和（SSE）最小的结果；聚类数k依据肘部法与轮廓系数[8]确定。</w:t>
+        <w:t>在标准化后的六维数据上运行K-means算法，每个</w:t>
+      </w:r>
+      <w:r>
+        <w:rPr>
+          <w:rFonts w:ascii="Times New Roman" w:hAnsi="Times New Roman" w:eastAsia="宋体"/>
+          <w:b w:val="0"/>
+          <w:i/>
+          <w:sz w:val="24"/>
+        </w:rPr>
+        <w:t>k</w:t>
+      </w:r>
+      <w:r>
+        <w:rPr>
+          <w:rFonts w:ascii="Times New Roman" w:hAnsi="Times New Roman" w:eastAsia="宋体"/>
+          <w:b w:val="0"/>
+          <w:sz w:val="24"/>
+        </w:rPr>
+        <w:t>值重复运行500次（随机初始化与k-means++初始化交替），取簇内误差平方和（SSE）最小的结果；</w:t>
+      </w:r>
+      <w:r>
+        <w:rPr>
+          <w:rFonts w:ascii="Times New Roman" w:hAnsi="Times New Roman" w:eastAsia="宋体"/>
+          <w:b w:val="0"/>
+          <w:i/>
+          <w:sz w:val="24"/>
+        </w:rPr>
+        <w:t>k</w:t>
+      </w:r>
+      <w:r>
+        <w:rPr>
+          <w:rFonts w:ascii="Times New Roman" w:hAnsi="Times New Roman" w:eastAsia="宋体"/>
+          <w:b w:val="0"/>
+          <w:sz w:val="24"/>
+        </w:rPr>
+        <w:t>值依据肘部法与轮廓系数确定。</w:t>
       </w:r>
     </w:p>
     <w:p>
@@ -11031,9 +11430,103 @@
         <w:rPr>
           <w:rFonts w:ascii="Times New Roman" w:hAnsi="Times New Roman" w:eastAsia="宋体"/>
           <w:b w:val="0"/>
+          <w:i/>
           <w:sz w:val="24"/>
         </w:rPr>
-        <w:t>如图9所示，当k = 2时轮廓系数最高（0.68），但此时的划分结果与是否挂科基本一致，仅依据不及格门次一项指标即可得到，所提供的增量信息有限。当k = 3时，SSE曲线出现明显拐点（由439降至234），轮廓系数为0.52，高于0.5的一般参考水平，且能够将未挂科学生进一步区分为高分与中等两类，具有更明确的管理含义。综合考虑，本文选取k = 3。</w:t>
+        <w:t>k</w:t>
+      </w:r>
+      <w:r>
+        <w:rPr>
+          <w:rFonts w:ascii="Times New Roman" w:hAnsi="Times New Roman" w:eastAsia="宋体"/>
+          <w:b w:val="0"/>
+          <w:sz w:val="24"/>
+        </w:rPr>
+        <w:t xml:space="preserve"> = 2时轮廓系数最高（0.68），但划分结果与是否存在不及格课程基本一致（仅1名有不及格课程的学生归入另一类），仅凭不及格门次即可得到。</w:t>
+      </w:r>
+      <w:r>
+        <w:rPr>
+          <w:rFonts w:ascii="Times New Roman" w:hAnsi="Times New Roman" w:eastAsia="宋体"/>
+          <w:b w:val="0"/>
+          <w:i/>
+          <w:sz w:val="24"/>
+        </w:rPr>
+        <w:t>k</w:t>
+      </w:r>
+      <w:r>
+        <w:rPr>
+          <w:rFonts w:ascii="Times New Roman" w:hAnsi="Times New Roman" w:eastAsia="宋体"/>
+          <w:b w:val="0"/>
+          <w:sz w:val="24"/>
+        </w:rPr>
+        <w:t xml:space="preserve"> = 3时SSE曲线出现拐点（由439降至234），轮廓系数为0.52，并将其余学生进一步分为高分与中等两类。</w:t>
+      </w:r>
+      <w:r>
+        <w:rPr>
+          <w:rFonts w:ascii="Times New Roman" w:hAnsi="Times New Roman" w:eastAsia="宋体"/>
+          <w:b w:val="0"/>
+          <w:i/>
+          <w:sz w:val="24"/>
+        </w:rPr>
+        <w:t>k</w:t>
+      </w:r>
+      <w:r>
+        <w:rPr>
+          <w:rFonts w:ascii="Times New Roman" w:hAnsi="Times New Roman" w:eastAsia="宋体"/>
+          <w:b w:val="0"/>
+          <w:sz w:val="24"/>
+        </w:rPr>
+        <w:t xml:space="preserve"> = 4时轮廓系数为0.55，略高于</w:t>
+      </w:r>
+      <w:r>
+        <w:rPr>
+          <w:rFonts w:ascii="Times New Roman" w:hAnsi="Times New Roman" w:eastAsia="宋体"/>
+          <w:b w:val="0"/>
+          <w:i/>
+          <w:sz w:val="24"/>
+        </w:rPr>
+        <w:t>k</w:t>
+      </w:r>
+      <w:r>
+        <w:rPr>
+          <w:rFonts w:ascii="Times New Roman" w:hAnsi="Times New Roman" w:eastAsia="宋体"/>
+          <w:b w:val="0"/>
+          <w:sz w:val="24"/>
+        </w:rPr>
+        <w:t xml:space="preserve"> = 3，新增的划分是将</w:t>
+      </w:r>
+      <w:r>
+        <w:rPr>
+          <w:rFonts w:ascii="Times New Roman" w:hAnsi="Times New Roman" w:eastAsia="宋体"/>
+          <w:b w:val="0"/>
+          <w:i/>
+          <w:sz w:val="24"/>
+        </w:rPr>
+        <w:t>k</w:t>
+      </w:r>
+      <w:r>
+        <w:rPr>
+          <w:rFonts w:ascii="Times New Roman" w:hAnsi="Times New Roman" w:eastAsia="宋体"/>
+          <w:b w:val="0"/>
+          <w:sz w:val="24"/>
+        </w:rPr>
+        <w:t xml:space="preserve"> = 3时的学业预警组拆分为8人（不及格2～4门）与15人（不及格1～2门）两类。鉴于预警组规模较小，其内部差异可由表9的排序反映，故取</w:t>
+      </w:r>
+      <w:r>
+        <w:rPr>
+          <w:rFonts w:ascii="Times New Roman" w:hAnsi="Times New Roman" w:eastAsia="宋体"/>
+          <w:b w:val="0"/>
+          <w:i/>
+          <w:sz w:val="24"/>
+        </w:rPr>
+        <w:t>k</w:t>
+      </w:r>
+      <w:r>
+        <w:rPr>
+          <w:rFonts w:ascii="Times New Roman" w:hAnsi="Times New Roman" w:eastAsia="宋体"/>
+          <w:b w:val="0"/>
+          <w:sz w:val="24"/>
+        </w:rPr>
+        <w:t xml:space="preserve"> = 3（图9）。</w:t>
       </w:r>
     </w:p>
     <w:p>
@@ -11088,7 +11581,24 @@
           <w:b w:val="0"/>
           <w:sz w:val="21"/>
         </w:rPr>
-        <w:t>图10  K-means聚类结果在前两个主成分上的投影（k = 3）</w:t>
+        <w:t>图10  K-means聚类结果在前两个主成分上的投影（</w:t>
+      </w:r>
+      <w:r>
+        <w:rPr>
+          <w:rFonts w:ascii="Times New Roman" w:hAnsi="Times New Roman" w:eastAsia="宋体"/>
+          <w:b w:val="0"/>
+          <w:i/>
+          <w:sz w:val="21"/>
+        </w:rPr>
+        <w:t>k</w:t>
+      </w:r>
+      <w:r>
+        <w:rPr>
+          <w:rFonts w:ascii="Times New Roman" w:hAnsi="Times New Roman" w:eastAsia="宋体"/>
+          <w:b w:val="0"/>
+          <w:sz w:val="21"/>
+        </w:rPr>
+        <w:t xml:space="preserve"> = 3）</w:t>
       </w:r>
     </w:p>
     <w:p>
@@ -11103,7 +11613,7 @@
           <w:b w:val="0"/>
           <w:sz w:val="24"/>
         </w:rPr>
-        <w:t>由图10可见，无挂科记录的学生（A组与B组）近似分布于一条直线上，说明两组之间的差异主要体现在分数高低；有挂科记录的学生（C组）明显偏离该直线并分散于左侧，说明挂科情况提供了平均分以外的独立信息。三个聚类的特征见表8。</w:t>
+        <w:t>在前两个主成分平面上（图10），没有不及格课程的学生（A组全部及B组绝大多数）近似分布于一条直线，其差别主要在分数高低；C组学生以及B组中2名各有1门课程不及格的学生偏离该直线，分布于左侧，反映了平均分之外的不及格信息。三个聚类的特征见表8。</w:t>
       </w:r>
     </w:p>
     <w:p>
@@ -11126,13 +11636,13 @@
         <w:jc w:val="center"/>
         <w:tblLayout w:type="fixed"/>
         <w:tblLook w:firstColumn="1" w:firstRow="1" w:lastColumn="0" w:lastRow="0" w:noHBand="0" w:noVBand="1" w:val="04A0"/>
-        <w:tblW w:w="8505" w:type="dxa"/>
+        <w:tblW w:w="8448" w:type="dxa"/>
       </w:tblPr>
       <w:tblGrid>
-        <w:gridCol w:w="2494"/>
+        <w:gridCol w:w="2268"/>
         <w:gridCol w:w="680"/>
         <w:gridCol w:w="1247"/>
-        <w:gridCol w:w="793"/>
+        <w:gridCol w:w="963"/>
         <w:gridCol w:w="1134"/>
         <w:gridCol w:w="1134"/>
         <w:gridCol w:w="1020"/>
@@ -11143,7 +11653,7 @@
         </w:trPr>
         <w:tc>
           <w:tcPr>
-            <w:tcW w:type="dxa" w:w="2494"/>
+            <w:tcW w:type="dxa" w:w="2268"/>
             <w:tcBorders>
               <w:top w:val="single" w:sz="12" w:color="000000"/>
               <w:bottom w:val="single" w:sz="6" w:color="000000"/>
@@ -11218,7 +11728,7 @@
         </w:tc>
         <w:tc>
           <w:tcPr>
-            <w:tcW w:type="dxa" w:w="794"/>
+            <w:tcW w:type="dxa" w:w="964"/>
             <w:tcBorders>
               <w:top w:val="single" w:sz="12" w:color="000000"/>
               <w:bottom w:val="single" w:sz="6" w:color="000000"/>
@@ -11237,7 +11747,7 @@
                 <w:b/>
                 <w:sz w:val="21"/>
               </w:rPr>
-              <w:t>GPA</w:t>
+              <w:t>平均绩点</w:t>
             </w:r>
           </w:p>
         </w:tc>
@@ -11323,7 +11833,7 @@
         </w:trPr>
         <w:tc>
           <w:tcPr>
-            <w:tcW w:type="dxa" w:w="2494"/>
+            <w:tcW w:type="dxa" w:w="2268"/>
           </w:tcPr>
           <w:p>
             <w:pPr>
@@ -11386,7 +11896,7 @@
         </w:tc>
         <w:tc>
           <w:tcPr>
-            <w:tcW w:type="dxa" w:w="794"/>
+            <w:tcW w:type="dxa" w:w="964"/>
           </w:tcPr>
           <w:p>
             <w:pPr>
@@ -11475,7 +11985,7 @@
         </w:trPr>
         <w:tc>
           <w:tcPr>
-            <w:tcW w:type="dxa" w:w="2494"/>
+            <w:tcW w:type="dxa" w:w="2268"/>
           </w:tcPr>
           <w:p>
             <w:pPr>
@@ -11490,7 +12000,7 @@
                 <w:b w:val="0"/>
                 <w:sz w:val="21"/>
               </w:rPr>
-              <w:t>B组（稳定中等组）</w:t>
+              <w:t>B组（中等组）</w:t>
             </w:r>
           </w:p>
         </w:tc>
@@ -11538,7 +12048,7 @@
         </w:tc>
         <w:tc>
           <w:tcPr>
-            <w:tcW w:type="dxa" w:w="794"/>
+            <w:tcW w:type="dxa" w:w="964"/>
           </w:tcPr>
           <w:p>
             <w:pPr>
@@ -11627,7 +12137,7 @@
         </w:trPr>
         <w:tc>
           <w:tcPr>
-            <w:tcW w:type="dxa" w:w="2494"/>
+            <w:tcW w:type="dxa" w:w="2268"/>
             <w:tcBorders>
               <w:bottom w:val="single" w:sz="12" w:color="000000"/>
             </w:tcBorders>
@@ -11696,7 +12206,7 @@
         </w:tc>
         <w:tc>
           <w:tcPr>
-            <w:tcW w:type="dxa" w:w="794"/>
+            <w:tcW w:type="dxa" w:w="964"/>
             <w:tcBorders>
               <w:bottom w:val="single" w:sz="12" w:color="000000"/>
             </w:tcBorders>
@@ -11806,7 +12316,7 @@
           <w:b w:val="0"/>
           <w:sz w:val="24"/>
         </w:rPr>
-        <w:t>据表8，A组共73人，学分加权平均分均值为86.68，取值范围为82.32～92.19，无人挂科，可命名为学业优良组；B组共83人，均值为78.94，仅2名学生各有1门课程不及格，为人数最多的群体，可命名为稳定中等组；C组共22人，均值为71.65，人均不及格1.6门次，平均通过率为74.3%，可命名为学业预警组。</w:t>
+        <w:t>A组73人，学分加权平均分均值86.68（82.32～92.19），无人不及格，命名为学业优良组；B组83人，人数最多，均值78.94，仅2人各有1门课程不及格，命名为中等组；C组22人，均值71.65，人均不及格1.64门次，平均通过率74.3%，命名为学业预警组。</w:t>
       </w:r>
     </w:p>
     <w:p>
@@ -11876,7 +12386,7 @@
           <w:b w:val="0"/>
           <w:sz w:val="24"/>
         </w:rPr>
-        <w:t>各班学生在三个聚类中的分布见图11。BD班30名学生中有27人属于学业优良组，无学业预警学生；D1班有12人属于学业预警组，占该班人数的34%，占全部预警学生的55%；T1班与T2班学业优良组人数相同（均为17人），但T2班有4名学业预警学生，T1班仅1名。</w:t>
+        <w:t>BD班30名学生中27人属于学业优良组，无学业预警学生（图11）；D1班有12人属于学业预警组，占该班人数的34%、全部预警学生的55%；T1班与T2班学业优良组均为17人，学业预警组分别为1人和4人。</w:t>
       </w:r>
     </w:p>
     <w:p>
@@ -11931,7 +12441,24 @@
           <w:b w:val="0"/>
           <w:sz w:val="21"/>
         </w:rPr>
-        <w:t>图12  不及格门次与学分加权平均分的散点图（按聚类着色，r = -0.64）</w:t>
+        <w:t>图12  不及格门次与学分加权平均分的散点图（按聚类着色，</w:t>
+      </w:r>
+      <w:r>
+        <w:rPr>
+          <w:rFonts w:ascii="Times New Roman" w:hAnsi="Times New Roman" w:eastAsia="宋体"/>
+          <w:b w:val="0"/>
+          <w:i/>
+          <w:sz w:val="21"/>
+        </w:rPr>
+        <w:t>r</w:t>
+      </w:r>
+      <w:r>
+        <w:rPr>
+          <w:rFonts w:ascii="Times New Roman" w:hAnsi="Times New Roman" w:eastAsia="宋体"/>
+          <w:b w:val="0"/>
+          <w:sz w:val="21"/>
+        </w:rPr>
+        <w:t xml:space="preserve"> = −0.64）</w:t>
       </w:r>
     </w:p>
     <w:p>
@@ -11946,7 +12473,24 @@
           <w:b w:val="0"/>
           <w:sz w:val="24"/>
         </w:rPr>
-        <w:t>图12从另一角度检验了聚类结果的合理性。不及格门次与学分加权平均分呈中度负相关（r = -0.64），聚类边界与是否挂科以及82～83分附近的分数线基本吻合，聚类结果具有较好的可解释性。</w:t>
+        <w:t>不及格门次与学分加权平均分呈中度负相关（</w:t>
+      </w:r>
+      <w:r>
+        <w:rPr>
+          <w:rFonts w:ascii="Times New Roman" w:hAnsi="Times New Roman" w:eastAsia="宋体"/>
+          <w:b w:val="0"/>
+          <w:i/>
+          <w:sz w:val="24"/>
+        </w:rPr>
+        <w:t>r</w:t>
+      </w:r>
+      <w:r>
+        <w:rPr>
+          <w:rFonts w:ascii="Times New Roman" w:hAnsi="Times New Roman" w:eastAsia="宋体"/>
+          <w:b w:val="0"/>
+          <w:sz w:val="24"/>
+        </w:rPr>
+        <w:t xml:space="preserve"> = −0.64），聚类边界与是否存在不及格课程及82～83分附近的分数线基本一致（图12）。</w:t>
       </w:r>
     </w:p>
     <w:p>
@@ -11977,7 +12521,7 @@
           <w:b w:val="0"/>
           <w:sz w:val="24"/>
         </w:rPr>
-        <w:t>学业预警组（C组）学生即为需要重点关注的对象，其名单按学分加权平均分升序列于表9。其中，D45、21D244、21T248、21T249四名学生同时被箱线图规则识别为离群点，应列为最高优先级。</w:t>
+        <w:t>学业预警组（C组）名单按学分加权平均分升序列于表9，其中D45、21D244、21T248、21T249同时为箱线图离群点，预警级别最高。</w:t>
       </w:r>
     </w:p>
     <w:p>
@@ -12007,10 +12551,10 @@
         <w:gridCol w:w="793"/>
         <w:gridCol w:w="1247"/>
         <w:gridCol w:w="1247"/>
-        <w:gridCol w:w="850"/>
+        <w:gridCol w:w="907"/>
         <w:gridCol w:w="1134"/>
         <w:gridCol w:w="1134"/>
-        <w:gridCol w:w="1077"/>
+        <w:gridCol w:w="1020"/>
       </w:tblGrid>
       <w:tr>
         <w:trPr>
@@ -12118,7 +12662,7 @@
         </w:tc>
         <w:tc>
           <w:tcPr>
-            <w:tcW w:type="dxa" w:w="850"/>
+            <w:tcW w:type="dxa" w:w="907"/>
             <w:tcBorders>
               <w:top w:val="single" w:sz="12" w:color="000000"/>
               <w:bottom w:val="single" w:sz="6" w:color="000000"/>
@@ -12137,7 +12681,7 @@
                 <w:b/>
                 <w:sz w:val="19"/>
               </w:rPr>
-              <w:t>GPA</w:t>
+              <w:t>平均绩点</w:t>
             </w:r>
           </w:p>
         </w:tc>
@@ -12193,7 +12737,7 @@
         </w:tc>
         <w:tc>
           <w:tcPr>
-            <w:tcW w:type="dxa" w:w="1077"/>
+            <w:tcW w:type="dxa" w:w="1020"/>
             <w:tcBorders>
               <w:top w:val="single" w:sz="12" w:color="000000"/>
               <w:bottom w:val="single" w:sz="6" w:color="000000"/>
@@ -12307,7 +12851,7 @@
         </w:tc>
         <w:tc>
           <w:tcPr>
-            <w:tcW w:type="dxa" w:w="850"/>
+            <w:tcW w:type="dxa" w:w="907"/>
           </w:tcPr>
           <w:p>
             <w:pPr>
@@ -12370,7 +12914,7 @@
         </w:tc>
         <w:tc>
           <w:tcPr>
-            <w:tcW w:type="dxa" w:w="1077"/>
+            <w:tcW w:type="dxa" w:w="1020"/>
           </w:tcPr>
           <w:p>
             <w:pPr>
@@ -12480,7 +13024,7 @@
         </w:tc>
         <w:tc>
           <w:tcPr>
-            <w:tcW w:type="dxa" w:w="850"/>
+            <w:tcW w:type="dxa" w:w="907"/>
           </w:tcPr>
           <w:p>
             <w:pPr>
@@ -12543,7 +13087,7 @@
         </w:tc>
         <w:tc>
           <w:tcPr>
-            <w:tcW w:type="dxa" w:w="1077"/>
+            <w:tcW w:type="dxa" w:w="1020"/>
           </w:tcPr>
           <w:p>
             <w:pPr>
@@ -12653,7 +13197,7 @@
         </w:tc>
         <w:tc>
           <w:tcPr>
-            <w:tcW w:type="dxa" w:w="850"/>
+            <w:tcW w:type="dxa" w:w="907"/>
           </w:tcPr>
           <w:p>
             <w:pPr>
@@ -12716,7 +13260,7 @@
         </w:tc>
         <w:tc>
           <w:tcPr>
-            <w:tcW w:type="dxa" w:w="1077"/>
+            <w:tcW w:type="dxa" w:w="1020"/>
           </w:tcPr>
           <w:p>
             <w:pPr>
@@ -12826,7 +13370,7 @@
         </w:tc>
         <w:tc>
           <w:tcPr>
-            <w:tcW w:type="dxa" w:w="850"/>
+            <w:tcW w:type="dxa" w:w="907"/>
           </w:tcPr>
           <w:p>
             <w:pPr>
@@ -12889,7 +13433,7 @@
         </w:tc>
         <w:tc>
           <w:tcPr>
-            <w:tcW w:type="dxa" w:w="1077"/>
+            <w:tcW w:type="dxa" w:w="1020"/>
           </w:tcPr>
           <w:p>
             <w:pPr>
@@ -12999,7 +13543,7 @@
         </w:tc>
         <w:tc>
           <w:tcPr>
-            <w:tcW w:type="dxa" w:w="850"/>
+            <w:tcW w:type="dxa" w:w="907"/>
           </w:tcPr>
           <w:p>
             <w:pPr>
@@ -13062,7 +13606,7 @@
         </w:tc>
         <w:tc>
           <w:tcPr>
-            <w:tcW w:type="dxa" w:w="1077"/>
+            <w:tcW w:type="dxa" w:w="1020"/>
           </w:tcPr>
           <w:p>
             <w:pPr>
@@ -13172,7 +13716,7 @@
         </w:tc>
         <w:tc>
           <w:tcPr>
-            <w:tcW w:type="dxa" w:w="850"/>
+            <w:tcW w:type="dxa" w:w="907"/>
           </w:tcPr>
           <w:p>
             <w:pPr>
@@ -13235,7 +13779,7 @@
         </w:tc>
         <w:tc>
           <w:tcPr>
-            <w:tcW w:type="dxa" w:w="1077"/>
+            <w:tcW w:type="dxa" w:w="1020"/>
           </w:tcPr>
           <w:p>
             <w:pPr>
@@ -13345,7 +13889,7 @@
         </w:tc>
         <w:tc>
           <w:tcPr>
-            <w:tcW w:type="dxa" w:w="850"/>
+            <w:tcW w:type="dxa" w:w="907"/>
           </w:tcPr>
           <w:p>
             <w:pPr>
@@ -13408,7 +13952,7 @@
         </w:tc>
         <w:tc>
           <w:tcPr>
-            <w:tcW w:type="dxa" w:w="1077"/>
+            <w:tcW w:type="dxa" w:w="1020"/>
           </w:tcPr>
           <w:p>
             <w:pPr>
@@ -13518,7 +14062,7 @@
         </w:tc>
         <w:tc>
           <w:tcPr>
-            <w:tcW w:type="dxa" w:w="850"/>
+            <w:tcW w:type="dxa" w:w="907"/>
           </w:tcPr>
           <w:p>
             <w:pPr>
@@ -13581,7 +14125,7 @@
         </w:tc>
         <w:tc>
           <w:tcPr>
-            <w:tcW w:type="dxa" w:w="1077"/>
+            <w:tcW w:type="dxa" w:w="1020"/>
           </w:tcPr>
           <w:p>
             <w:pPr>
@@ -13691,7 +14235,7 @@
         </w:tc>
         <w:tc>
           <w:tcPr>
-            <w:tcW w:type="dxa" w:w="850"/>
+            <w:tcW w:type="dxa" w:w="907"/>
           </w:tcPr>
           <w:p>
             <w:pPr>
@@ -13754,7 +14298,7 @@
         </w:tc>
         <w:tc>
           <w:tcPr>
-            <w:tcW w:type="dxa" w:w="1077"/>
+            <w:tcW w:type="dxa" w:w="1020"/>
           </w:tcPr>
           <w:p>
             <w:pPr>
@@ -13864,7 +14408,7 @@
         </w:tc>
         <w:tc>
           <w:tcPr>
-            <w:tcW w:type="dxa" w:w="850"/>
+            <w:tcW w:type="dxa" w:w="907"/>
           </w:tcPr>
           <w:p>
             <w:pPr>
@@ -13927,7 +14471,7 @@
         </w:tc>
         <w:tc>
           <w:tcPr>
-            <w:tcW w:type="dxa" w:w="1077"/>
+            <w:tcW w:type="dxa" w:w="1020"/>
           </w:tcPr>
           <w:p>
             <w:pPr>
@@ -14037,7 +14581,7 @@
         </w:tc>
         <w:tc>
           <w:tcPr>
-            <w:tcW w:type="dxa" w:w="850"/>
+            <w:tcW w:type="dxa" w:w="907"/>
           </w:tcPr>
           <w:p>
             <w:pPr>
@@ -14100,7 +14644,7 @@
         </w:tc>
         <w:tc>
           <w:tcPr>
-            <w:tcW w:type="dxa" w:w="1077"/>
+            <w:tcW w:type="dxa" w:w="1020"/>
           </w:tcPr>
           <w:p>
             <w:pPr>
@@ -14210,7 +14754,7 @@
         </w:tc>
         <w:tc>
           <w:tcPr>
-            <w:tcW w:type="dxa" w:w="850"/>
+            <w:tcW w:type="dxa" w:w="907"/>
           </w:tcPr>
           <w:p>
             <w:pPr>
@@ -14273,7 +14817,7 @@
         </w:tc>
         <w:tc>
           <w:tcPr>
-            <w:tcW w:type="dxa" w:w="1077"/>
+            <w:tcW w:type="dxa" w:w="1020"/>
           </w:tcPr>
           <w:p>
             <w:pPr>
@@ -14383,7 +14927,7 @@
         </w:tc>
         <w:tc>
           <w:tcPr>
-            <w:tcW w:type="dxa" w:w="850"/>
+            <w:tcW w:type="dxa" w:w="907"/>
           </w:tcPr>
           <w:p>
             <w:pPr>
@@ -14446,7 +14990,7 @@
         </w:tc>
         <w:tc>
           <w:tcPr>
-            <w:tcW w:type="dxa" w:w="1077"/>
+            <w:tcW w:type="dxa" w:w="1020"/>
           </w:tcPr>
           <w:p>
             <w:pPr>
@@ -14556,7 +15100,7 @@
         </w:tc>
         <w:tc>
           <w:tcPr>
-            <w:tcW w:type="dxa" w:w="850"/>
+            <w:tcW w:type="dxa" w:w="907"/>
           </w:tcPr>
           <w:p>
             <w:pPr>
@@ -14619,7 +15163,7 @@
         </w:tc>
         <w:tc>
           <w:tcPr>
-            <w:tcW w:type="dxa" w:w="1077"/>
+            <w:tcW w:type="dxa" w:w="1020"/>
           </w:tcPr>
           <w:p>
             <w:pPr>
@@ -14729,7 +15273,7 @@
         </w:tc>
         <w:tc>
           <w:tcPr>
-            <w:tcW w:type="dxa" w:w="850"/>
+            <w:tcW w:type="dxa" w:w="907"/>
           </w:tcPr>
           <w:p>
             <w:pPr>
@@ -14792,7 +15336,7 @@
         </w:tc>
         <w:tc>
           <w:tcPr>
-            <w:tcW w:type="dxa" w:w="1077"/>
+            <w:tcW w:type="dxa" w:w="1020"/>
           </w:tcPr>
           <w:p>
             <w:pPr>
@@ -14902,7 +15446,7 @@
         </w:tc>
         <w:tc>
           <w:tcPr>
-            <w:tcW w:type="dxa" w:w="850"/>
+            <w:tcW w:type="dxa" w:w="907"/>
           </w:tcPr>
           <w:p>
             <w:pPr>
@@ -14965,7 +15509,7 @@
         </w:tc>
         <w:tc>
           <w:tcPr>
-            <w:tcW w:type="dxa" w:w="1077"/>
+            <w:tcW w:type="dxa" w:w="1020"/>
           </w:tcPr>
           <w:p>
             <w:pPr>
@@ -15075,7 +15619,7 @@
         </w:tc>
         <w:tc>
           <w:tcPr>
-            <w:tcW w:type="dxa" w:w="850"/>
+            <w:tcW w:type="dxa" w:w="907"/>
           </w:tcPr>
           <w:p>
             <w:pPr>
@@ -15138,7 +15682,7 @@
         </w:tc>
         <w:tc>
           <w:tcPr>
-            <w:tcW w:type="dxa" w:w="1077"/>
+            <w:tcW w:type="dxa" w:w="1020"/>
           </w:tcPr>
           <w:p>
             <w:pPr>
@@ -15248,7 +15792,7 @@
         </w:tc>
         <w:tc>
           <w:tcPr>
-            <w:tcW w:type="dxa" w:w="850"/>
+            <w:tcW w:type="dxa" w:w="907"/>
           </w:tcPr>
           <w:p>
             <w:pPr>
@@ -15311,7 +15855,7 @@
         </w:tc>
         <w:tc>
           <w:tcPr>
-            <w:tcW w:type="dxa" w:w="1077"/>
+            <w:tcW w:type="dxa" w:w="1020"/>
           </w:tcPr>
           <w:p>
             <w:pPr>
@@ -15421,7 +15965,7 @@
         </w:tc>
         <w:tc>
           <w:tcPr>
-            <w:tcW w:type="dxa" w:w="850"/>
+            <w:tcW w:type="dxa" w:w="907"/>
           </w:tcPr>
           <w:p>
             <w:pPr>
@@ -15484,7 +16028,7 @@
         </w:tc>
         <w:tc>
           <w:tcPr>
-            <w:tcW w:type="dxa" w:w="1077"/>
+            <w:tcW w:type="dxa" w:w="1020"/>
           </w:tcPr>
           <w:p>
             <w:pPr>
@@ -15594,7 +16138,7 @@
         </w:tc>
         <w:tc>
           <w:tcPr>
-            <w:tcW w:type="dxa" w:w="850"/>
+            <w:tcW w:type="dxa" w:w="907"/>
           </w:tcPr>
           <w:p>
             <w:pPr>
@@ -15657,7 +16201,7 @@
         </w:tc>
         <w:tc>
           <w:tcPr>
-            <w:tcW w:type="dxa" w:w="1077"/>
+            <w:tcW w:type="dxa" w:w="1020"/>
           </w:tcPr>
           <w:p>
             <w:pPr>
@@ -15767,7 +16311,7 @@
         </w:tc>
         <w:tc>
           <w:tcPr>
-            <w:tcW w:type="dxa" w:w="850"/>
+            <w:tcW w:type="dxa" w:w="907"/>
           </w:tcPr>
           <w:p>
             <w:pPr>
@@ -15830,7 +16374,7 @@
         </w:tc>
         <w:tc>
           <w:tcPr>
-            <w:tcW w:type="dxa" w:w="1077"/>
+            <w:tcW w:type="dxa" w:w="1020"/>
           </w:tcPr>
           <w:p>
             <w:pPr>
@@ -15948,7 +16492,7 @@
         </w:tc>
         <w:tc>
           <w:tcPr>
-            <w:tcW w:type="dxa" w:w="850"/>
+            <w:tcW w:type="dxa" w:w="907"/>
             <w:tcBorders>
               <w:bottom w:val="single" w:sz="12" w:color="000000"/>
             </w:tcBorders>
@@ -16017,7 +16561,7 @@
         </w:tc>
         <w:tc>
           <w:tcPr>
-            <w:tcW w:type="dxa" w:w="1077"/>
+            <w:tcW w:type="dxa" w:w="1020"/>
             <w:tcBorders>
               <w:bottom w:val="single" w:sz="12" w:color="000000"/>
             </w:tcBorders>
@@ -16090,7 +16634,24 @@
           <w:b w:val="0"/>
           <w:sz w:val="24"/>
         </w:rPr>
-        <w:t>本文基于KDD流程，对五个班级178名学生的成绩数据进行了预处理、统计描述、显著性检验与聚类分析，主要结论如下。第一，原始数据完整且无重复记录，业务规则全部成立，但存在数值以文本存储、记录格式不统一与量纲不一致等问题，经清洗、集成与变换后形成了178×23的分析数据集；其中，总分受修读门数影响，不宜直接用于比较。第二，五个班级的成绩存在显著差异（p &lt; 0.001，大效应），按均值由高到低依次为BD、T1、T2、D2与D1，BD班成绩水平最高且分布最为集中，优秀率为86.7%，无学生挂科。第三，学业风险在班级间分布不均衡，D1班挂科率为40.0%，其不及格门次与学业预警人数分别占全体的55%与55%。第四，同一培养方案下的平行班之间差异不显著，班级差异主要体现在专业层面，T2班的相对劣势集中于少数低分学生。第五，聚类分析将学生划分为学业优良（73人）、稳定中等（83人）与学业预警（22人）三类，是否挂科是区分学业预警群体的主要特征。</w:t>
+        <w:t>原始数据完整、无重复记录且满足业务规则，但存在数值以文本存储、记录格式不统一和总分不可比等问题，经清洗、集成与变换后形成178×23的分析数据集，跨班比较以学分加权平均分代替总分。五个班级的成绩存在显著差异（</w:t>
+      </w:r>
+      <w:r>
+        <w:rPr>
+          <w:rFonts w:ascii="Times New Roman" w:hAnsi="Times New Roman" w:eastAsia="宋体"/>
+          <w:b w:val="0"/>
+          <w:i/>
+          <w:sz w:val="24"/>
+        </w:rPr>
+        <w:t>p</w:t>
+      </w:r>
+      <w:r>
+        <w:rPr>
+          <w:rFonts w:ascii="Times New Roman" w:hAnsi="Times New Roman" w:eastAsia="宋体"/>
+          <w:b w:val="0"/>
+          <w:sz w:val="24"/>
+        </w:rPr>
+        <w:t xml:space="preserve"> &lt; 0.001，大效应），均值由高到低依次为BD、T1、T2、D2与D1；BD班均值最高、标准差最小，优秀率86.7%，无学生不及格。学业风险集中于D1班：该班不及格率为40.0%，不及格门次与学业预警人数均占全体的55%。同一培养方案的平行班之间差异不显著，班级差异主要来自不同培养方案之间，T2班的相对劣势集中于少数低分学生。聚类将学生分为学业优良（73人）、中等（83人）与学业预警（22人）三类，是否存在不及格课程是区分学业预警群体的主要特征。</w:t>
       </w:r>
     </w:p>
     <w:p>
@@ -16121,7 +16682,7 @@
           <w:b w:val="0"/>
           <w:sz w:val="24"/>
         </w:rPr>
-        <w:t>基于上述结论，本文提出以下建议。对于学业预警组的22名学生，尤其是4名离群学生，宜开展个别学业指导，并制定补考与重修计划；对于稳定中等组学生，宜以提升学习质量为导向，引导其向学业优良组转化。对于D1班，应结合课程层面的成绩明细识别挂科集中的课程，进而分析其成因在于课程难度、教学安排抑或学习投入，并据此开展针对性辅导。此外，可总结BD班在学风建设与学习方法方面的经验并在相关班级推广，同时将本文的预处理与聚类流程固化为学期性的学业预警机制，以便尽早识别学业风险。</w:t>
+        <w:t>对学业预警组的22名学生，尤其是4名离群学生，开展个别学业指导并制定补考与重修计划；对中等组学生，可将学分加权平均分达到约82分（学业优良组与中等组的分界）作为提升目标。D1班需调取课程层面的成绩明细，找出不及格集中的课程，再判断原因在于课程难度、教学安排还是学习投入。上述预处理与聚类流程可在每学期末重复运行，用于更新学业预警名单。</w:t>
       </w:r>
     </w:p>
     <w:p>
@@ -16152,7 +16713,7 @@
           <w:b w:val="0"/>
           <w:sz w:val="24"/>
         </w:rPr>
-        <w:t>本文仍存在以下局限。首先，D类、BD与T类班级的应修学分与课程门数不同，可能修读不同课程并由不同教师评分，跨专业比较平均分时会受到课程难度与评分尺度的影响，相关结论宜理解为相对表现。其次，数据仅包含学期汇总指标而缺少课程层面的明细，无法定位具体的挂科课程，亦无法判断8名修读门数偏少学生的具体原因。最后，各班样本量为30～40人，且仅涉及一个学期，聚类结果与预警名单有待结合后续学期的数据加以验证。</w:t>
+        <w:t>D类、BD与T类班级的课程与评分教师可能不同，跨培养方案的平均分比较包含课程难度与评分尺度的影响。数据只有学期汇总指标，无法定位不及格课程，也无法查明8名学生修读门数偏少的原因。各班样本量为30～40人，且只有一个学期，聚类结果与预警名单未经跨学期检验。</w:t>
       </w:r>
     </w:p>
     <w:p>
@@ -16168,148 +16729,7 @@
           <w:b w:val="0"/>
           <w:sz w:val="28"/>
         </w:rPr>
-        <w:t>参考文献</w:t>
-      </w:r>
-    </w:p>
-    <w:p>
-      <w:pPr>
-        <w:spacing w:line="312" w:lineRule="auto" w:before="0" w:after="40"/>
-        <w:ind w:left="425" w:hanging="425"/>
-        <w:jc w:val="left"/>
-      </w:pPr>
-      <w:r>
-        <w:rPr>
-          <w:rFonts w:ascii="Times New Roman" w:hAnsi="Times New Roman" w:eastAsia="宋体"/>
-          <w:b w:val="0"/>
-          <w:sz w:val="21"/>
-        </w:rPr>
-        <w:t>[1] Han J, Kamber M, Pei J. Data Mining: Concepts and Techniques[M]. 3rd ed. Waltham: Morgan Kaufmann, 2011.</w:t>
-      </w:r>
-    </w:p>
-    <w:p>
-      <w:pPr>
-        <w:spacing w:line="312" w:lineRule="auto" w:before="0" w:after="40"/>
-        <w:ind w:left="425" w:hanging="425"/>
-        <w:jc w:val="left"/>
-      </w:pPr>
-      <w:r>
-        <w:rPr>
-          <w:rFonts w:ascii="Times New Roman" w:hAnsi="Times New Roman" w:eastAsia="宋体"/>
-          <w:b w:val="0"/>
-          <w:sz w:val="21"/>
-        </w:rPr>
-        <w:t>[2] Fayyad U, Piatetsky-Shapiro G, Smyth P. From data mining to knowledge discovery in databases[J]. AI Magazine, 1996, 17(3): 37-54.</w:t>
-      </w:r>
-    </w:p>
-    <w:p>
-      <w:pPr>
-        <w:spacing w:line="312" w:lineRule="auto" w:before="0" w:after="40"/>
-        <w:ind w:left="425" w:hanging="425"/>
-        <w:jc w:val="left"/>
-      </w:pPr>
-      <w:r>
-        <w:rPr>
-          <w:rFonts w:ascii="Times New Roman" w:hAnsi="Times New Roman" w:eastAsia="宋体"/>
-          <w:b w:val="0"/>
-          <w:sz w:val="21"/>
-        </w:rPr>
-        <w:t>[3] Tukey J W. Exploratory Data Analysis[M]. Reading: Addison-Wesley, 1977.</w:t>
-      </w:r>
-    </w:p>
-    <w:p>
-      <w:pPr>
-        <w:spacing w:line="312" w:lineRule="auto" w:before="0" w:after="40"/>
-        <w:ind w:left="425" w:hanging="425"/>
-        <w:jc w:val="left"/>
-      </w:pPr>
-      <w:r>
-        <w:rPr>
-          <w:rFonts w:ascii="Times New Roman" w:hAnsi="Times New Roman" w:eastAsia="宋体"/>
-          <w:b w:val="0"/>
-          <w:sz w:val="21"/>
-        </w:rPr>
-        <w:t>[4] Kruskal W H, Wallis W A. Use of ranks in one-criterion variance analysis[J]. Journal of the American Statistical Association, 1952, 47(260): 583-621.</w:t>
-      </w:r>
-    </w:p>
-    <w:p>
-      <w:pPr>
-        <w:spacing w:line="312" w:lineRule="auto" w:before="0" w:after="40"/>
-        <w:ind w:left="425" w:hanging="425"/>
-        <w:jc w:val="left"/>
-      </w:pPr>
-      <w:r>
-        <w:rPr>
-          <w:rFonts w:ascii="Times New Roman" w:hAnsi="Times New Roman" w:eastAsia="宋体"/>
-          <w:b w:val="0"/>
-          <w:sz w:val="21"/>
-        </w:rPr>
-        <w:t>[5] Holm S. A simple sequentially rejective multiple test procedure[J]. Scandinavian Journal of Statistics, 1979, 6(2): 65-70.</w:t>
-      </w:r>
-    </w:p>
-    <w:p>
-      <w:pPr>
-        <w:spacing w:line="312" w:lineRule="auto" w:before="0" w:after="40"/>
-        <w:ind w:left="425" w:hanging="425"/>
-        <w:jc w:val="left"/>
-      </w:pPr>
-      <w:r>
-        <w:rPr>
-          <w:rFonts w:ascii="Times New Roman" w:hAnsi="Times New Roman" w:eastAsia="宋体"/>
-          <w:b w:val="0"/>
-          <w:sz w:val="21"/>
-        </w:rPr>
-        <w:t>[6] Jolliffe I T. Principal Component Analysis[M]. 2nd ed. New York: Springer, 2002.</w:t>
-      </w:r>
-    </w:p>
-    <w:p>
-      <w:pPr>
-        <w:spacing w:line="312" w:lineRule="auto" w:before="0" w:after="40"/>
-        <w:ind w:left="425" w:hanging="425"/>
-        <w:jc w:val="left"/>
-      </w:pPr>
-      <w:r>
-        <w:rPr>
-          <w:rFonts w:ascii="Times New Roman" w:hAnsi="Times New Roman" w:eastAsia="宋体"/>
-          <w:b w:val="0"/>
-          <w:sz w:val="21"/>
-        </w:rPr>
-        <w:t>[7] MacQueen J. Some methods for classification and analysis of multivariate observations[C]//Proceedings of the Fifth Berkeley Symposium on Mathematical Statistics and Probability. Berkeley: University of California Press, 1967, 1: 281-297.</w:t>
-      </w:r>
-    </w:p>
-    <w:p>
-      <w:pPr>
-        <w:spacing w:line="312" w:lineRule="auto" w:before="0" w:after="40"/>
-        <w:ind w:left="425" w:hanging="425"/>
-        <w:jc w:val="left"/>
-      </w:pPr>
-      <w:r>
-        <w:rPr>
-          <w:rFonts w:ascii="Times New Roman" w:hAnsi="Times New Roman" w:eastAsia="宋体"/>
-          <w:b w:val="0"/>
-          <w:sz w:val="21"/>
-        </w:rPr>
-        <w:t>[8] Rousseeuw P J. Silhouettes: a graphical aid to the interpretation and validation of cluster analysis[J]. Journal of Computational and Applied Mathematics, 1987, 20: 53-65.</w:t>
-      </w:r>
-    </w:p>
-    <w:p>
-      <w:r>
-        <w:br w:type="page"/>
-      </w:r>
-    </w:p>
-    <w:p>
-      <w:pPr>
-        <w:keepNext/>
-        <w:spacing w:line="360" w:lineRule="auto" w:before="240" w:after="120"/>
-        <w:jc w:val="left"/>
-        <w:outlineLvl w:val="0"/>
-      </w:pPr>
-      <w:r>
-        <w:rPr>
-          <w:rFonts w:ascii="Times New Roman" w:hAnsi="Times New Roman" w:eastAsia="黑体"/>
-          <w:b w:val="0"/>
-          <w:sz w:val="28"/>
-        </w:rPr>
-        <w:t>附录A  分析工具与人工智能辅助使用说明</w:t>
+        <w:t>8  分析工具与人工智能使用说明</w:t>
       </w:r>
     </w:p>
     <w:p>
@@ -16324,7 +16744,7 @@
           <w:b w:val="0"/>
           <w:sz w:val="24"/>
         </w:rPr>
-        <w:t>本文的数据处理与统计分析在Python 3环境中完成，所用程序库包括pandas（数据处理）、SciPy（统计检验）、NumPy（主成分分析与K-means算法实现）与Matplotlib（绘图）。根据课程关于人工智能使用规范的要求，特此说明：附录B所列分析代码及正文初稿由人工智能工具Claude（Anthropic公司）辅助生成，文中全部统计结果均由该代码在原始数据上运行得到，未经人工改动。</w:t>
+        <w:t>数据处理与统计分析使用Python 3完成，程序库包括pandas（数据处理）、SciPy（统计检验）、NumPy（主成分分析与K-means）与Matplotlib（绘图）。按课程人工智能使用规范的要求说明如下：本文的分析代码和正文初稿由Anthropic公司的Claude辅助生成，文中统计结果均由该代码在原始数据上运行得到。</w:t>
       </w:r>
     </w:p>
     <w:p>
@@ -16341,5030 +16761,6 @@
           <w:highlight w:val="yellow"/>
         </w:rPr>
         <w:t>【提交前请本人如实填写：本人完成的工作，例如在本地运行代码并以Excel“数据分析—描述统计”功能复核表3的结果、对正文所作的修改与补充等】</w:t>
-      </w:r>
-    </w:p>
-    <w:p>
-      <w:pPr>
-        <w:spacing w:line="360" w:lineRule="auto" w:before="0" w:after="0"/>
-        <w:ind w:firstLine="480"/>
-        <w:jc w:val="both"/>
-      </w:pPr>
-      <w:r>
-        <w:rPr>
-          <w:rFonts w:ascii="Times New Roman" w:hAnsi="Times New Roman" w:eastAsia="宋体"/>
-          <w:b w:val="0"/>
-          <w:sz w:val="24"/>
-        </w:rPr>
-        <w:t>作者对本文内容的准确性承担责任。</w:t>
-      </w:r>
-    </w:p>
-    <w:p>
-      <w:pPr>
-        <w:keepNext/>
-        <w:spacing w:line="360" w:lineRule="auto" w:before="240" w:after="120"/>
-        <w:jc w:val="left"/>
-        <w:outlineLvl w:val="0"/>
-      </w:pPr>
-      <w:r>
-        <w:rPr>
-          <w:rFonts w:ascii="Times New Roman" w:hAnsi="Times New Roman" w:eastAsia="黑体"/>
-          <w:b w:val="0"/>
-          <w:sz w:val="28"/>
-        </w:rPr>
-        <w:t>附录B  分析代码</w:t>
-      </w:r>
-    </w:p>
-    <w:p>
-      <w:pPr>
-        <w:spacing w:line="360" w:lineRule="auto" w:before="0" w:after="0"/>
-        <w:jc w:val="both"/>
-      </w:pPr>
-      <w:r>
-        <w:rPr>
-          <w:rFonts w:ascii="Times New Roman" w:hAnsi="Times New Roman" w:eastAsia="宋体"/>
-          <w:b w:val="0"/>
-          <w:sz w:val="21"/>
-        </w:rPr>
-        <w:t>运行环境为Python 3，依赖pandas、numpy、scipy、matplotlib与openpyxl；运行方式为：python analysis.py &lt;数据文件&gt; &lt;输出目录&gt;。</w:t>
-      </w:r>
-    </w:p>
-    <w:p>
-      <w:pPr>
-        <w:spacing w:after="0" w:line="240" w:lineRule="auto"/>
-      </w:pPr>
-      <w:r>
-        <w:rPr>
-          <w:rFonts w:ascii="Consolas" w:hAnsi="Consolas" w:eastAsia="宋体"/>
-          <w:b w:val="0"/>
-          <w:sz w:val="15"/>
-        </w:rPr>
-        <w:t>"""五个班级成绩数据：预处理 + 描述性统计 + 可视化 + 数据挖掘（聚类/异常检测）</w:t>
-      </w:r>
-    </w:p>
-    <w:p>
-      <w:pPr>
-        <w:spacing w:after="0" w:line="240" w:lineRule="auto"/>
-      </w:pPr>
-      <w:r>
-        <w:rPr>
-          <w:rFonts w:ascii="Consolas" w:hAnsi="Consolas" w:eastAsia="宋体"/>
-          <w:b w:val="0"/>
-          <w:sz w:val="15"/>
-        </w:rPr>
-        <w:t>运行：python analysis.py &lt;xlsx路径&gt; &lt;输出目录&gt;</w:t>
-      </w:r>
-    </w:p>
-    <w:p>
-      <w:pPr>
-        <w:spacing w:after="0" w:line="240" w:lineRule="auto"/>
-      </w:pPr>
-      <w:r>
-        <w:rPr>
-          <w:rFonts w:ascii="Consolas" w:hAnsi="Consolas" w:eastAsia="宋体"/>
-          <w:b w:val="0"/>
-          <w:sz w:val="15"/>
-        </w:rPr>
-        <w:t>"""</w:t>
-      </w:r>
-    </w:p>
-    <w:p>
-      <w:pPr>
-        <w:spacing w:after="0" w:line="240" w:lineRule="auto"/>
-      </w:pPr>
-      <w:r>
-        <w:rPr>
-          <w:rFonts w:ascii="Consolas" w:hAnsi="Consolas" w:eastAsia="宋体"/>
-          <w:b w:val="0"/>
-          <w:sz w:val="15"/>
-        </w:rPr>
-        <w:t>import sys, json, warnings</w:t>
-      </w:r>
-    </w:p>
-    <w:p>
-      <w:pPr>
-        <w:spacing w:after="0" w:line="240" w:lineRule="auto"/>
-      </w:pPr>
-      <w:r>
-        <w:rPr>
-          <w:rFonts w:ascii="Consolas" w:hAnsi="Consolas" w:eastAsia="宋体"/>
-          <w:b w:val="0"/>
-          <w:sz w:val="15"/>
-        </w:rPr>
-        <w:t>import numpy as np, pandas as pd</w:t>
-      </w:r>
-    </w:p>
-    <w:p>
-      <w:pPr>
-        <w:spacing w:after="0" w:line="240" w:lineRule="auto"/>
-      </w:pPr>
-      <w:r>
-        <w:rPr>
-          <w:rFonts w:ascii="Consolas" w:hAnsi="Consolas" w:eastAsia="宋体"/>
-          <w:b w:val="0"/>
-          <w:sz w:val="15"/>
-        </w:rPr>
-        <w:t>import matplotlib</w:t>
-      </w:r>
-    </w:p>
-    <w:p>
-      <w:pPr>
-        <w:spacing w:after="0" w:line="240" w:lineRule="auto"/>
-      </w:pPr>
-      <w:r>
-        <w:rPr>
-          <w:rFonts w:ascii="Consolas" w:hAnsi="Consolas" w:eastAsia="宋体"/>
-          <w:b w:val="0"/>
-          <w:sz w:val="15"/>
-        </w:rPr>
-        <w:t>matplotlib.use("Agg")</w:t>
-      </w:r>
-    </w:p>
-    <w:p>
-      <w:pPr>
-        <w:spacing w:after="0" w:line="240" w:lineRule="auto"/>
-      </w:pPr>
-      <w:r>
-        <w:rPr>
-          <w:rFonts w:ascii="Consolas" w:hAnsi="Consolas" w:eastAsia="宋体"/>
-          <w:b w:val="0"/>
-          <w:sz w:val="15"/>
-        </w:rPr>
-        <w:t>import matplotlib.pyplot as plt</w:t>
-      </w:r>
-    </w:p>
-    <w:p>
-      <w:pPr>
-        <w:spacing w:after="0" w:line="240" w:lineRule="auto"/>
-      </w:pPr>
-      <w:r>
-        <w:rPr>
-          <w:rFonts w:ascii="Consolas" w:hAnsi="Consolas" w:eastAsia="宋体"/>
-          <w:b w:val="0"/>
-          <w:sz w:val="15"/>
-        </w:rPr>
-        <w:t>from matplotlib import font_manager</w:t>
-      </w:r>
-    </w:p>
-    <w:p>
-      <w:pPr>
-        <w:spacing w:after="0" w:line="240" w:lineRule="auto"/>
-      </w:pPr>
-      <w:r>
-        <w:rPr>
-          <w:rFonts w:ascii="Consolas" w:hAnsi="Consolas" w:eastAsia="宋体"/>
-          <w:b w:val="0"/>
-          <w:sz w:val="15"/>
-        </w:rPr>
-        <w:t>from scipy import stats</w:t>
-      </w:r>
-    </w:p>
-    <w:p>
-      <w:pPr>
-        <w:spacing w:after="0" w:line="240" w:lineRule="auto"/>
-      </w:pPr>
-      <w:r>
-        <w:rPr>
-          <w:rFonts w:ascii="Consolas" w:hAnsi="Consolas" w:eastAsia="宋体"/>
-          <w:b w:val="0"/>
-          <w:sz w:val="15"/>
-        </w:rPr>
-        <w:t>warnings.filterwarnings("ignore")</w:t>
-      </w:r>
-    </w:p>
-    <w:p>
-      <w:pPr>
-        <w:spacing w:after="0" w:line="240" w:lineRule="auto"/>
-      </w:pPr>
-      <w:r>
-        <w:rPr>
-          <w:rFonts w:ascii="Consolas" w:hAnsi="Consolas" w:eastAsia="宋体"/>
-          <w:b w:val="0"/>
-          <w:sz w:val="15"/>
-        </w:rPr>
-        <w:t xml:space="preserve"> </w:t>
-      </w:r>
-    </w:p>
-    <w:p>
-      <w:pPr>
-        <w:spacing w:after="0" w:line="240" w:lineRule="auto"/>
-      </w:pPr>
-      <w:r>
-        <w:rPr>
-          <w:rFonts w:ascii="Consolas" w:hAnsi="Consolas" w:eastAsia="宋体"/>
-          <w:b w:val="0"/>
-          <w:sz w:val="15"/>
-        </w:rPr>
-        <w:t>SRC, OUT = sys.argv[1], sys.argv[2]</w:t>
-      </w:r>
-    </w:p>
-    <w:p>
-      <w:pPr>
-        <w:spacing w:after="0" w:line="240" w:lineRule="auto"/>
-      </w:pPr>
-      <w:r>
-        <w:rPr>
-          <w:rFonts w:ascii="Consolas" w:hAnsi="Consolas" w:eastAsia="宋体"/>
-          <w:b w:val="0"/>
-          <w:sz w:val="15"/>
-        </w:rPr>
-        <w:t>FIG = f"{OUT}/fig"</w:t>
-      </w:r>
-    </w:p>
-    <w:p>
-      <w:pPr>
-        <w:spacing w:after="0" w:line="240" w:lineRule="auto"/>
-      </w:pPr>
-      <w:r>
-        <w:rPr>
-          <w:rFonts w:ascii="Consolas" w:hAnsi="Consolas" w:eastAsia="宋体"/>
-          <w:b w:val="0"/>
-          <w:sz w:val="15"/>
-        </w:rPr>
-        <w:t xml:space="preserve"> </w:t>
-      </w:r>
-    </w:p>
-    <w:p>
-      <w:pPr>
-        <w:spacing w:after="0" w:line="240" w:lineRule="auto"/>
-      </w:pPr>
-      <w:r>
-        <w:rPr>
-          <w:rFonts w:ascii="Consolas" w:hAnsi="Consolas" w:eastAsia="宋体"/>
-          <w:b w:val="0"/>
-          <w:sz w:val="15"/>
-        </w:rPr>
-        <w:t># ---------- 绘图风格 ----------</w:t>
-      </w:r>
-    </w:p>
-    <w:p>
-      <w:pPr>
-        <w:spacing w:after="0" w:line="240" w:lineRule="auto"/>
-      </w:pPr>
-      <w:r>
-        <w:rPr>
-          <w:rFonts w:ascii="Consolas" w:hAnsi="Consolas" w:eastAsia="宋体"/>
-          <w:b w:val="0"/>
-          <w:sz w:val="15"/>
-        </w:rPr>
-        <w:t>font_manager.fontManager.addfont("/usr/share/fonts/truetype/wqy/wqy-zenhei.ttc")</w:t>
-      </w:r>
-    </w:p>
-    <w:p>
-      <w:pPr>
-        <w:spacing w:after="0" w:line="240" w:lineRule="auto"/>
-      </w:pPr>
-      <w:r>
-        <w:rPr>
-          <w:rFonts w:ascii="Consolas" w:hAnsi="Consolas" w:eastAsia="宋体"/>
-          <w:b w:val="0"/>
-          <w:sz w:val="15"/>
-        </w:rPr>
-        <w:t>plt.rcParams.update({</w:t>
-      </w:r>
-    </w:p>
-    <w:p>
-      <w:pPr>
-        <w:spacing w:after="0" w:line="240" w:lineRule="auto"/>
-      </w:pPr>
-      <w:r>
-        <w:rPr>
-          <w:rFonts w:ascii="Consolas" w:hAnsi="Consolas" w:eastAsia="宋体"/>
-          <w:b w:val="0"/>
-          <w:sz w:val="15"/>
-        </w:rPr>
-        <w:t xml:space="preserve">    "font.family": "WenQuanYi Zen Hei", "axes.unicode_minus": False,</w:t>
-      </w:r>
-    </w:p>
-    <w:p>
-      <w:pPr>
-        <w:spacing w:after="0" w:line="240" w:lineRule="auto"/>
-      </w:pPr>
-      <w:r>
-        <w:rPr>
-          <w:rFonts w:ascii="Consolas" w:hAnsi="Consolas" w:eastAsia="宋体"/>
-          <w:b w:val="0"/>
-          <w:sz w:val="15"/>
-        </w:rPr>
-        <w:t xml:space="preserve">    "font.size": 10, "axes.titlesize": 12, "axes.titleweight": "bold",</w:t>
-      </w:r>
-    </w:p>
-    <w:p>
-      <w:pPr>
-        <w:spacing w:after="0" w:line="240" w:lineRule="auto"/>
-      </w:pPr>
-      <w:r>
-        <w:rPr>
-          <w:rFonts w:ascii="Consolas" w:hAnsi="Consolas" w:eastAsia="宋体"/>
-          <w:b w:val="0"/>
-          <w:sz w:val="15"/>
-        </w:rPr>
-        <w:t xml:space="preserve">    "axes.edgecolor": "#b8b7b2", "axes.labelcolor": "#52514e",</w:t>
-      </w:r>
-    </w:p>
-    <w:p>
-      <w:pPr>
-        <w:spacing w:after="0" w:line="240" w:lineRule="auto"/>
-      </w:pPr>
-      <w:r>
-        <w:rPr>
-          <w:rFonts w:ascii="Consolas" w:hAnsi="Consolas" w:eastAsia="宋体"/>
-          <w:b w:val="0"/>
-          <w:sz w:val="15"/>
-        </w:rPr>
-        <w:t xml:space="preserve">    "xtick.color": "#52514e", "ytick.color": "#52514e",</w:t>
-      </w:r>
-    </w:p>
-    <w:p>
-      <w:pPr>
-        <w:spacing w:after="0" w:line="240" w:lineRule="auto"/>
-      </w:pPr>
-      <w:r>
-        <w:rPr>
-          <w:rFonts w:ascii="Consolas" w:hAnsi="Consolas" w:eastAsia="宋体"/>
-          <w:b w:val="0"/>
-          <w:sz w:val="15"/>
-        </w:rPr>
-        <w:t xml:space="preserve">    "axes.spines.top": False, "axes.spines.right": False,</w:t>
-      </w:r>
-    </w:p>
-    <w:p>
-      <w:pPr>
-        <w:spacing w:after="0" w:line="240" w:lineRule="auto"/>
-      </w:pPr>
-      <w:r>
-        <w:rPr>
-          <w:rFonts w:ascii="Consolas" w:hAnsi="Consolas" w:eastAsia="宋体"/>
-          <w:b w:val="0"/>
-          <w:sz w:val="15"/>
-        </w:rPr>
-        <w:t xml:space="preserve">    "axes.grid": True, "grid.color": "#e6e5e0", "grid.linewidth": 0.6,</w:t>
-      </w:r>
-    </w:p>
-    <w:p>
-      <w:pPr>
-        <w:spacing w:after="0" w:line="240" w:lineRule="auto"/>
-      </w:pPr>
-      <w:r>
-        <w:rPr>
-          <w:rFonts w:ascii="Consolas" w:hAnsi="Consolas" w:eastAsia="宋体"/>
-          <w:b w:val="0"/>
-          <w:sz w:val="15"/>
-        </w:rPr>
-        <w:t xml:space="preserve">    "axes.axisbelow": True, "figure.facecolor": "white", "savefig.dpi": 200,</w:t>
-      </w:r>
-    </w:p>
-    <w:p>
-      <w:pPr>
-        <w:spacing w:after="0" w:line="240" w:lineRule="auto"/>
-      </w:pPr>
-      <w:r>
-        <w:rPr>
-          <w:rFonts w:ascii="Consolas" w:hAnsi="Consolas" w:eastAsia="宋体"/>
-          <w:b w:val="0"/>
-          <w:sz w:val="15"/>
-        </w:rPr>
-        <w:t xml:space="preserve">    "legend.frameon": False,</w:t>
-      </w:r>
-    </w:p>
-    <w:p>
-      <w:pPr>
-        <w:spacing w:after="0" w:line="240" w:lineRule="auto"/>
-      </w:pPr>
-      <w:r>
-        <w:rPr>
-          <w:rFonts w:ascii="Consolas" w:hAnsi="Consolas" w:eastAsia="宋体"/>
-          <w:b w:val="0"/>
-          <w:sz w:val="15"/>
-        </w:rPr>
-        <w:t>})</w:t>
-      </w:r>
-    </w:p>
-    <w:p>
-      <w:pPr>
-        <w:spacing w:after="0" w:line="240" w:lineRule="auto"/>
-      </w:pPr>
-      <w:r>
-        <w:rPr>
-          <w:rFonts w:ascii="Consolas" w:hAnsi="Consolas" w:eastAsia="宋体"/>
-          <w:b w:val="0"/>
-          <w:sz w:val="15"/>
-        </w:rPr>
-        <w:t>INK, INK2, MUTED = "#0b0b0b", "#52514e", "#8a8984"</w:t>
-      </w:r>
-    </w:p>
-    <w:p>
-      <w:pPr>
-        <w:spacing w:after="0" w:line="240" w:lineRule="auto"/>
-      </w:pPr>
-      <w:r>
-        <w:rPr>
-          <w:rFonts w:ascii="Consolas" w:hAnsi="Consolas" w:eastAsia="宋体"/>
-          <w:b w:val="0"/>
-          <w:sz w:val="15"/>
-        </w:rPr>
-        <w:t>CLASSES = ["D1", "D2", "BD", "T1", "T2"]</w:t>
-      </w:r>
-    </w:p>
-    <w:p>
-      <w:pPr>
-        <w:spacing w:after="0" w:line="240" w:lineRule="auto"/>
-      </w:pPr>
-      <w:r>
-        <w:rPr>
-          <w:rFonts w:ascii="Consolas" w:hAnsi="Consolas" w:eastAsia="宋体"/>
-          <w:b w:val="0"/>
-          <w:sz w:val="15"/>
-        </w:rPr>
-        <w:t>CCOL = dict(zip(CLASSES, ["#2a78d6", "#eb6834", "#1baf7a", "#eda100", "#e87ba4"]))</w:t>
-      </w:r>
-    </w:p>
-    <w:p>
-      <w:pPr>
-        <w:spacing w:after="0" w:line="240" w:lineRule="auto"/>
-      </w:pPr>
-      <w:r>
-        <w:rPr>
-          <w:rFonts w:ascii="Consolas" w:hAnsi="Consolas" w:eastAsia="宋体"/>
-          <w:b w:val="0"/>
-          <w:sz w:val="15"/>
-        </w:rPr>
-        <w:t>LEVELS = ["及格(60–70)", "中等(70–80)", "良好(80–85)", "优秀(≥85)"]</w:t>
-      </w:r>
-    </w:p>
-    <w:p>
-      <w:pPr>
-        <w:spacing w:after="0" w:line="240" w:lineRule="auto"/>
-      </w:pPr>
-      <w:r>
-        <w:rPr>
-          <w:rFonts w:ascii="Consolas" w:hAnsi="Consolas" w:eastAsia="宋体"/>
-          <w:b w:val="0"/>
-          <w:sz w:val="15"/>
-        </w:rPr>
-        <w:t>LCOL = ["#86b6ef", "#3987e5", "#256abf", "#104281"]   # 有序单色蓝阶</w:t>
-      </w:r>
-    </w:p>
-    <w:p>
-      <w:pPr>
-        <w:spacing w:after="0" w:line="240" w:lineRule="auto"/>
-      </w:pPr>
-      <w:r>
-        <w:rPr>
-          <w:rFonts w:ascii="Consolas" w:hAnsi="Consolas" w:eastAsia="宋体"/>
-          <w:b w:val="0"/>
-          <w:sz w:val="15"/>
-        </w:rPr>
-        <w:t>KCOL = ["#2a78d6", "#eb6834", "#1baf7a"]</w:t>
-      </w:r>
-    </w:p>
-    <w:p>
-      <w:pPr>
-        <w:spacing w:after="0" w:line="240" w:lineRule="auto"/>
-      </w:pPr>
-      <w:r>
-        <w:rPr>
-          <w:rFonts w:ascii="Consolas" w:hAnsi="Consolas" w:eastAsia="宋体"/>
-          <w:b w:val="0"/>
-          <w:sz w:val="15"/>
-        </w:rPr>
-        <w:t xml:space="preserve"> </w:t>
-      </w:r>
-    </w:p>
-    <w:p>
-      <w:pPr>
-        <w:spacing w:after="0" w:line="240" w:lineRule="auto"/>
-      </w:pPr>
-      <w:r>
-        <w:rPr>
-          <w:rFonts w:ascii="Consolas" w:hAnsi="Consolas" w:eastAsia="宋体"/>
-          <w:b w:val="0"/>
-          <w:sz w:val="15"/>
-        </w:rPr>
-        <w:t>def save(fig, name):</w:t>
-      </w:r>
-    </w:p>
-    <w:p>
-      <w:pPr>
-        <w:spacing w:after="0" w:line="240" w:lineRule="auto"/>
-      </w:pPr>
-      <w:r>
-        <w:rPr>
-          <w:rFonts w:ascii="Consolas" w:hAnsi="Consolas" w:eastAsia="宋体"/>
-          <w:b w:val="0"/>
-          <w:sz w:val="15"/>
-        </w:rPr>
-        <w:t xml:space="preserve">    fig.savefig(f"{FIG}/{name}.png", bbox_inches="tight"); plt.close(fig)</w:t>
-      </w:r>
-    </w:p>
-    <w:p>
-      <w:pPr>
-        <w:spacing w:after="0" w:line="240" w:lineRule="auto"/>
-      </w:pPr>
-      <w:r>
-        <w:rPr>
-          <w:rFonts w:ascii="Consolas" w:hAnsi="Consolas" w:eastAsia="宋体"/>
-          <w:b w:val="0"/>
-          <w:sz w:val="15"/>
-        </w:rPr>
-        <w:t xml:space="preserve"> </w:t>
-      </w:r>
-    </w:p>
-    <w:p>
-      <w:pPr>
-        <w:spacing w:after="0" w:line="240" w:lineRule="auto"/>
-      </w:pPr>
-      <w:r>
-        <w:rPr>
-          <w:rFonts w:ascii="Consolas" w:hAnsi="Consolas" w:eastAsia="宋体"/>
-          <w:b w:val="0"/>
-          <w:sz w:val="15"/>
-        </w:rPr>
-        <w:t># ---------- 1. 数据读取与审查 ----------</w:t>
-      </w:r>
-    </w:p>
-    <w:p>
-      <w:pPr>
-        <w:spacing w:after="0" w:line="240" w:lineRule="auto"/>
-      </w:pPr>
-      <w:r>
-        <w:rPr>
-          <w:rFonts w:ascii="Consolas" w:hAnsi="Consolas" w:eastAsia="宋体"/>
-          <w:b w:val="0"/>
-          <w:sz w:val="15"/>
-        </w:rPr>
-        <w:t>raw = pd.read_excel(SRC, sheet_name=None, dtype=str)</w:t>
-      </w:r>
-    </w:p>
-    <w:p>
-      <w:pPr>
-        <w:spacing w:after="0" w:line="240" w:lineRule="auto"/>
-      </w:pPr>
-      <w:r>
-        <w:rPr>
-          <w:rFonts w:ascii="Consolas" w:hAnsi="Consolas" w:eastAsia="宋体"/>
-          <w:b w:val="0"/>
-          <w:sz w:val="15"/>
-        </w:rPr>
-        <w:t>import openpyxl</w:t>
-      </w:r>
-    </w:p>
-    <w:p>
-      <w:pPr>
-        <w:spacing w:after="0" w:line="240" w:lineRule="auto"/>
-      </w:pPr>
-      <w:r>
-        <w:rPr>
-          <w:rFonts w:ascii="Consolas" w:hAnsi="Consolas" w:eastAsia="宋体"/>
-          <w:b w:val="0"/>
-          <w:sz w:val="15"/>
-        </w:rPr>
-        <w:t>_wb = openpyxl.load_workbook(SRC)</w:t>
-      </w:r>
-    </w:p>
-    <w:p>
-      <w:pPr>
-        <w:spacing w:after="0" w:line="240" w:lineRule="auto"/>
-      </w:pPr>
-      <w:r>
-        <w:rPr>
-          <w:rFonts w:ascii="Consolas" w:hAnsi="Consolas" w:eastAsia="宋体"/>
-          <w:b w:val="0"/>
-          <w:sz w:val="15"/>
-        </w:rPr>
-        <w:t>TEXT_CELLS = {ws.title: sum(isinstance(c.value, str) for r in ws.iter_rows(min_row=2, min_col=2) for c in r) for ws in _wb}</w:t>
-      </w:r>
-    </w:p>
-    <w:p>
-      <w:pPr>
-        <w:spacing w:after="0" w:line="240" w:lineRule="auto"/>
-      </w:pPr>
-      <w:r>
-        <w:rPr>
-          <w:rFonts w:ascii="Consolas" w:hAnsi="Consolas" w:eastAsia="宋体"/>
-          <w:b w:val="0"/>
-          <w:sz w:val="15"/>
-        </w:rPr>
-        <w:t>audit = []</w:t>
-      </w:r>
-    </w:p>
-    <w:p>
-      <w:pPr>
-        <w:spacing w:after="0" w:line="240" w:lineRule="auto"/>
-      </w:pPr>
-      <w:r>
-        <w:rPr>
-          <w:rFonts w:ascii="Consolas" w:hAnsi="Consolas" w:eastAsia="宋体"/>
-          <w:b w:val="0"/>
-          <w:sz w:val="15"/>
-        </w:rPr>
-        <w:t>frames = []</w:t>
-      </w:r>
-    </w:p>
-    <w:p>
-      <w:pPr>
-        <w:spacing w:after="0" w:line="240" w:lineRule="auto"/>
-      </w:pPr>
-      <w:r>
-        <w:rPr>
-          <w:rFonts w:ascii="Consolas" w:hAnsi="Consolas" w:eastAsia="宋体"/>
-          <w:b w:val="0"/>
-          <w:sz w:val="15"/>
-        </w:rPr>
-        <w:t>for cls, df in raw.items():</w:t>
-      </w:r>
-    </w:p>
-    <w:p>
-      <w:pPr>
-        <w:spacing w:after="0" w:line="240" w:lineRule="auto"/>
-      </w:pPr>
-      <w:r>
-        <w:rPr>
-          <w:rFonts w:ascii="Consolas" w:hAnsi="Consolas" w:eastAsia="宋体"/>
-          <w:b w:val="0"/>
-          <w:sz w:val="15"/>
-        </w:rPr>
-        <w:t xml:space="preserve">    first_col = df.columns[0]</w:t>
-      </w:r>
-    </w:p>
-    <w:p>
-      <w:pPr>
-        <w:spacing w:after="0" w:line="240" w:lineRule="auto"/>
-      </w:pPr>
-      <w:r>
-        <w:rPr>
-          <w:rFonts w:ascii="Consolas" w:hAnsi="Consolas" w:eastAsia="宋体"/>
-          <w:b w:val="0"/>
-          <w:sz w:val="15"/>
-        </w:rPr>
-        <w:t xml:space="preserve">    text_cells = TEXT_CELLS[cls]   # 以文本格式存储的数值单元格（Excel 中带绿色小三角）</w:t>
-      </w:r>
-    </w:p>
-    <w:p>
-      <w:pPr>
-        <w:spacing w:after="0" w:line="240" w:lineRule="auto"/>
-      </w:pPr>
-      <w:r>
-        <w:rPr>
-          <w:rFonts w:ascii="Consolas" w:hAnsi="Consolas" w:eastAsia="宋体"/>
-          <w:b w:val="0"/>
-          <w:sz w:val="15"/>
-        </w:rPr>
-        <w:t xml:space="preserve">    pr_fmt = "百分号文本(如 82.14%)" if df["通过率"].str.contains("%").any() else "小数文本(如 0.8)"</w:t>
-      </w:r>
-    </w:p>
-    <w:p>
-      <w:pPr>
-        <w:spacing w:after="0" w:line="240" w:lineRule="auto"/>
-      </w:pPr>
-      <w:r>
-        <w:rPr>
-          <w:rFonts w:ascii="Consolas" w:hAnsi="Consolas" w:eastAsia="宋体"/>
-          <w:b w:val="0"/>
-          <w:sz w:val="15"/>
-        </w:rPr>
-        <w:t xml:space="preserve">    df = df.rename(columns={first_col: "ID"})</w:t>
-      </w:r>
-    </w:p>
-    <w:p>
-      <w:pPr>
-        <w:spacing w:after="0" w:line="240" w:lineRule="auto"/>
-      </w:pPr>
-      <w:r>
-        <w:rPr>
-          <w:rFonts w:ascii="Consolas" w:hAnsi="Consolas" w:eastAsia="宋体"/>
-          <w:b w:val="0"/>
-          <w:sz w:val="15"/>
-        </w:rPr>
-        <w:t xml:space="preserve">    d = df.copy()</w:t>
-      </w:r>
-    </w:p>
-    <w:p>
-      <w:pPr>
-        <w:spacing w:after="0" w:line="240" w:lineRule="auto"/>
-      </w:pPr>
-      <w:r>
-        <w:rPr>
-          <w:rFonts w:ascii="Consolas" w:hAnsi="Consolas" w:eastAsia="宋体"/>
-          <w:b w:val="0"/>
-          <w:sz w:val="15"/>
-        </w:rPr>
-        <w:t xml:space="preserve">    d["通过率"] = d["通过率"].str.rstrip("%").astype(float)</w:t>
-      </w:r>
-    </w:p>
-    <w:p>
-      <w:pPr>
-        <w:spacing w:after="0" w:line="240" w:lineRule="auto"/>
-      </w:pPr>
-      <w:r>
-        <w:rPr>
-          <w:rFonts w:ascii="Consolas" w:hAnsi="Consolas" w:eastAsia="宋体"/>
-          <w:b w:val="0"/>
-          <w:sz w:val="15"/>
-        </w:rPr>
-        <w:t xml:space="preserve">    if d["通过率"].max() &gt; 1.5:</w:t>
-      </w:r>
-    </w:p>
-    <w:p>
-      <w:pPr>
-        <w:spacing w:after="0" w:line="240" w:lineRule="auto"/>
-      </w:pPr>
-      <w:r>
-        <w:rPr>
-          <w:rFonts w:ascii="Consolas" w:hAnsi="Consolas" w:eastAsia="宋体"/>
-          <w:b w:val="0"/>
-          <w:sz w:val="15"/>
-        </w:rPr>
-        <w:t xml:space="preserve">        d["通过率"] /= 100</w:t>
-      </w:r>
-    </w:p>
-    <w:p>
-      <w:pPr>
-        <w:spacing w:after="0" w:line="240" w:lineRule="auto"/>
-      </w:pPr>
-      <w:r>
-        <w:rPr>
-          <w:rFonts w:ascii="Consolas" w:hAnsi="Consolas" w:eastAsia="宋体"/>
-          <w:b w:val="0"/>
-          <w:sz w:val="15"/>
-        </w:rPr>
-        <w:t xml:space="preserve">    for c in d.columns[1:]:</w:t>
-      </w:r>
-    </w:p>
-    <w:p>
-      <w:pPr>
-        <w:spacing w:after="0" w:line="240" w:lineRule="auto"/>
-      </w:pPr>
-      <w:r>
-        <w:rPr>
-          <w:rFonts w:ascii="Consolas" w:hAnsi="Consolas" w:eastAsia="宋体"/>
-          <w:b w:val="0"/>
-          <w:sz w:val="15"/>
-        </w:rPr>
-        <w:t xml:space="preserve">        d[c] = pd.to_numeric(d[c], errors="coerce")</w:t>
-      </w:r>
-    </w:p>
-    <w:p>
-      <w:pPr>
-        <w:spacing w:after="0" w:line="240" w:lineRule="auto"/>
-      </w:pPr>
-      <w:r>
-        <w:rPr>
-          <w:rFonts w:ascii="Consolas" w:hAnsi="Consolas" w:eastAsia="宋体"/>
-          <w:b w:val="0"/>
-          <w:sz w:val="15"/>
-        </w:rPr>
-        <w:t xml:space="preserve">    audit.append(dict(</w:t>
-      </w:r>
-    </w:p>
-    <w:p>
-      <w:pPr>
-        <w:spacing w:after="0" w:line="240" w:lineRule="auto"/>
-      </w:pPr>
-      <w:r>
-        <w:rPr>
-          <w:rFonts w:ascii="Consolas" w:hAnsi="Consolas" w:eastAsia="宋体"/>
-          <w:b w:val="0"/>
-          <w:sz w:val="15"/>
-        </w:rPr>
-        <w:t xml:space="preserve">        班级=cls, 样本数=len(d), 首列列名=first_col, 学号示例=df.ID.iloc[0], 通过率格式=pr_fmt,</w:t>
-      </w:r>
-    </w:p>
-    <w:p>
-      <w:pPr>
-        <w:spacing w:after="0" w:line="240" w:lineRule="auto"/>
-      </w:pPr>
-      <w:r>
-        <w:rPr>
-          <w:rFonts w:ascii="Consolas" w:hAnsi="Consolas" w:eastAsia="宋体"/>
-          <w:b w:val="0"/>
-          <w:sz w:val="15"/>
-        </w:rPr>
-        <w:t xml:space="preserve">        文本型数值单元格=text_cells, 缺失值=int(d.isna().sum().sum()),</w:t>
-      </w:r>
-    </w:p>
-    <w:p>
-      <w:pPr>
-        <w:spacing w:after="0" w:line="240" w:lineRule="auto"/>
-      </w:pPr>
-      <w:r>
-        <w:rPr>
-          <w:rFonts w:ascii="Consolas" w:hAnsi="Consolas" w:eastAsia="宋体"/>
-          <w:b w:val="0"/>
-          <w:sz w:val="15"/>
-        </w:rPr>
-        <w:t xml:space="preserve">        重复学号=int(d.ID.duplicated().sum()), 重复记录=int(d.duplicated().sum()),</w:t>
-      </w:r>
-    </w:p>
-    <w:p>
-      <w:pPr>
-        <w:spacing w:after="0" w:line="240" w:lineRule="auto"/>
-      </w:pPr>
-      <w:r>
-        <w:rPr>
-          <w:rFonts w:ascii="Consolas" w:hAnsi="Consolas" w:eastAsia="宋体"/>
-          <w:b w:val="0"/>
-          <w:sz w:val="15"/>
-        </w:rPr>
-        <w:t xml:space="preserve">        学分恒等式不符=int((d["获得学分"] + d["不及格学分"] != d["总学分"]).sum()),</w:t>
-      </w:r>
-    </w:p>
-    <w:p>
-      <w:pPr>
-        <w:spacing w:after="0" w:line="240" w:lineRule="auto"/>
-      </w:pPr>
-      <w:r>
-        <w:rPr>
-          <w:rFonts w:ascii="Consolas" w:hAnsi="Consolas" w:eastAsia="宋体"/>
-          <w:b w:val="0"/>
-          <w:sz w:val="15"/>
-        </w:rPr>
-        <w:t xml:space="preserve">        通过率口径不符=int((abs(d["获得学分"] / d["总学分"] - d["通过率"]) &gt; 0.006).sum()),</w:t>
-      </w:r>
-    </w:p>
-    <w:p>
-      <w:pPr>
-        <w:spacing w:after="0" w:line="240" w:lineRule="auto"/>
-      </w:pPr>
-      <w:r>
-        <w:rPr>
-          <w:rFonts w:ascii="Consolas" w:hAnsi="Consolas" w:eastAsia="宋体"/>
-          <w:b w:val="0"/>
-          <w:sz w:val="15"/>
-        </w:rPr>
-        <w:t xml:space="preserve">        越界值=int(((d["学分加权平均分"] &lt; 0) | (d["学分加权平均分"] &gt; 100) |</w:t>
-      </w:r>
-    </w:p>
-    <w:p>
-      <w:pPr>
-        <w:spacing w:after="0" w:line="240" w:lineRule="auto"/>
-      </w:pPr>
-      <w:r>
-        <w:rPr>
-          <w:rFonts w:ascii="Consolas" w:hAnsi="Consolas" w:eastAsia="宋体"/>
-          <w:b w:val="0"/>
-          <w:sz w:val="15"/>
-        </w:rPr>
-        <w:t xml:space="preserve">                    (d["平均学分绩点"] &lt; 0) | (d["平均学分绩点"] &gt; 5) |</w:t>
-      </w:r>
-    </w:p>
-    <w:p>
-      <w:pPr>
-        <w:spacing w:after="0" w:line="240" w:lineRule="auto"/>
-      </w:pPr>
-      <w:r>
-        <w:rPr>
-          <w:rFonts w:ascii="Consolas" w:hAnsi="Consolas" w:eastAsia="宋体"/>
-          <w:b w:val="0"/>
-          <w:sz w:val="15"/>
-        </w:rPr>
-        <w:t xml:space="preserve">                    (d["通过率"] &lt; 0) | (d["通过率"] &gt; 1)).sum()),</w:t>
-      </w:r>
-    </w:p>
-    <w:p>
-      <w:pPr>
-        <w:spacing w:after="0" w:line="240" w:lineRule="auto"/>
-      </w:pPr>
-      <w:r>
-        <w:rPr>
-          <w:rFonts w:ascii="Consolas" w:hAnsi="Consolas" w:eastAsia="宋体"/>
-          <w:b w:val="0"/>
-          <w:sz w:val="15"/>
-        </w:rPr>
-        <w:t xml:space="preserve">        标准总学分=int(d["总学分"].mode()[0]), 标准门数=int(d["门数"].mode()[0]),</w:t>
-      </w:r>
-    </w:p>
-    <w:p>
-      <w:pPr>
-        <w:spacing w:after="0" w:line="240" w:lineRule="auto"/>
-      </w:pPr>
-      <w:r>
-        <w:rPr>
-          <w:rFonts w:ascii="Consolas" w:hAnsi="Consolas" w:eastAsia="宋体"/>
-          <w:b w:val="0"/>
-          <w:sz w:val="15"/>
-        </w:rPr>
-        <w:t xml:space="preserve">        总学分非标准人数=int((d["总学分"] != d["总学分"].mode()[0]).sum()),</w:t>
-      </w:r>
-    </w:p>
-    <w:p>
-      <w:pPr>
-        <w:spacing w:after="0" w:line="240" w:lineRule="auto"/>
-      </w:pPr>
-      <w:r>
-        <w:rPr>
-          <w:rFonts w:ascii="Consolas" w:hAnsi="Consolas" w:eastAsia="宋体"/>
-          <w:b w:val="0"/>
-          <w:sz w:val="15"/>
-        </w:rPr>
-        <w:t xml:space="preserve">    ))</w:t>
-      </w:r>
-    </w:p>
-    <w:p>
-      <w:pPr>
-        <w:spacing w:after="0" w:line="240" w:lineRule="auto"/>
-      </w:pPr>
-      <w:r>
-        <w:rPr>
-          <w:rFonts w:ascii="Consolas" w:hAnsi="Consolas" w:eastAsia="宋体"/>
-          <w:b w:val="0"/>
-          <w:sz w:val="15"/>
-        </w:rPr>
-        <w:t xml:space="preserve">    d.insert(0, "班级", cls)</w:t>
-      </w:r>
-    </w:p>
-    <w:p>
-      <w:pPr>
-        <w:spacing w:after="0" w:line="240" w:lineRule="auto"/>
-      </w:pPr>
-      <w:r>
-        <w:rPr>
-          <w:rFonts w:ascii="Consolas" w:hAnsi="Consolas" w:eastAsia="宋体"/>
-          <w:b w:val="0"/>
-          <w:sz w:val="15"/>
-        </w:rPr>
-        <w:t xml:space="preserve">    frames.append(d)</w:t>
-      </w:r>
-    </w:p>
-    <w:p>
-      <w:pPr>
-        <w:spacing w:after="0" w:line="240" w:lineRule="auto"/>
-      </w:pPr>
-      <w:r>
-        <w:rPr>
-          <w:rFonts w:ascii="Consolas" w:hAnsi="Consolas" w:eastAsia="宋体"/>
-          <w:b w:val="0"/>
-          <w:sz w:val="15"/>
-        </w:rPr>
-        <w:t>audit = pd.DataFrame(audit)</w:t>
-      </w:r>
-    </w:p>
-    <w:p>
-      <w:pPr>
-        <w:spacing w:after="0" w:line="240" w:lineRule="auto"/>
-      </w:pPr>
-      <w:r>
-        <w:rPr>
-          <w:rFonts w:ascii="Consolas" w:hAnsi="Consolas" w:eastAsia="宋体"/>
-          <w:b w:val="0"/>
-          <w:sz w:val="15"/>
-        </w:rPr>
-        <w:t xml:space="preserve"> </w:t>
-      </w:r>
-    </w:p>
-    <w:p>
-      <w:pPr>
-        <w:spacing w:after="0" w:line="240" w:lineRule="auto"/>
-      </w:pPr>
-      <w:r>
-        <w:rPr>
-          <w:rFonts w:ascii="Consolas" w:hAnsi="Consolas" w:eastAsia="宋体"/>
-          <w:b w:val="0"/>
-          <w:sz w:val="15"/>
-        </w:rPr>
-        <w:t># ---------- 2. 数据集成与变换 ----------</w:t>
-      </w:r>
-    </w:p>
-    <w:p>
-      <w:pPr>
-        <w:spacing w:after="0" w:line="240" w:lineRule="auto"/>
-      </w:pPr>
-      <w:r>
-        <w:rPr>
-          <w:rFonts w:ascii="Consolas" w:hAnsi="Consolas" w:eastAsia="宋体"/>
-          <w:b w:val="0"/>
-          <w:sz w:val="15"/>
-        </w:rPr>
-        <w:t>data = pd.concat(frames, ignore_index=True)                   # 集成：5 表纵向合并</w:t>
-      </w:r>
-    </w:p>
-    <w:p>
-      <w:pPr>
-        <w:spacing w:after="0" w:line="240" w:lineRule="auto"/>
-      </w:pPr>
-      <w:r>
-        <w:rPr>
-          <w:rFonts w:ascii="Consolas" w:hAnsi="Consolas" w:eastAsia="宋体"/>
-          <w:b w:val="0"/>
-          <w:sz w:val="15"/>
-        </w:rPr>
-        <w:t>data["课程平均分"] = data["总分"] / data["门数"]                # 消除门数不同带来的量纲差异</w:t>
-      </w:r>
-    </w:p>
-    <w:p>
-      <w:pPr>
-        <w:spacing w:after="0" w:line="240" w:lineRule="auto"/>
-      </w:pPr>
-      <w:r>
-        <w:rPr>
-          <w:rFonts w:ascii="Consolas" w:hAnsi="Consolas" w:eastAsia="宋体"/>
-          <w:b w:val="0"/>
-          <w:sz w:val="15"/>
-        </w:rPr>
-        <w:t>data["是否挂科"] = (data["不及格门次"] &gt; 0).astype(int)</w:t>
-      </w:r>
-    </w:p>
-    <w:p>
-      <w:pPr>
-        <w:spacing w:after="0" w:line="240" w:lineRule="auto"/>
-      </w:pPr>
-      <w:r>
-        <w:rPr>
-          <w:rFonts w:ascii="Consolas" w:hAnsi="Consolas" w:eastAsia="宋体"/>
-          <w:b w:val="0"/>
-          <w:sz w:val="15"/>
-        </w:rPr>
-        <w:t>data["成绩等级"] = pd.cut(data["学分加权平均分"], [60, 70, 80, 85, 100.01],</w:t>
-      </w:r>
-    </w:p>
-    <w:p>
-      <w:pPr>
-        <w:spacing w:after="0" w:line="240" w:lineRule="auto"/>
-      </w:pPr>
-      <w:r>
-        <w:rPr>
-          <w:rFonts w:ascii="Consolas" w:hAnsi="Consolas" w:eastAsia="宋体"/>
-          <w:b w:val="0"/>
-          <w:sz w:val="15"/>
-        </w:rPr>
-        <w:t xml:space="preserve">                       labels=LEVELS, right=False)</w:t>
-      </w:r>
-    </w:p>
-    <w:p>
-      <w:pPr>
-        <w:spacing w:after="0" w:line="240" w:lineRule="auto"/>
-      </w:pPr>
-      <w:r>
-        <w:rPr>
-          <w:rFonts w:ascii="Consolas" w:hAnsi="Consolas" w:eastAsia="宋体"/>
-          <w:b w:val="0"/>
-          <w:sz w:val="15"/>
-        </w:rPr>
-        <w:t>for c in ["学分加权平均分", "总分", "课程平均分"]:</w:t>
-      </w:r>
-    </w:p>
-    <w:p>
-      <w:pPr>
-        <w:spacing w:after="0" w:line="240" w:lineRule="auto"/>
-      </w:pPr>
-      <w:r>
-        <w:rPr>
-          <w:rFonts w:ascii="Consolas" w:hAnsi="Consolas" w:eastAsia="宋体"/>
-          <w:b w:val="0"/>
-          <w:sz w:val="15"/>
-        </w:rPr>
-        <w:t xml:space="preserve">    data[f"{c}_MinMax"] = (data[c] - data[c].min()) / (data[c].max() - data[c].min())</w:t>
-      </w:r>
-    </w:p>
-    <w:p>
-      <w:pPr>
-        <w:spacing w:after="0" w:line="240" w:lineRule="auto"/>
-      </w:pPr>
-      <w:r>
-        <w:rPr>
-          <w:rFonts w:ascii="Consolas" w:hAnsi="Consolas" w:eastAsia="宋体"/>
-          <w:b w:val="0"/>
-          <w:sz w:val="15"/>
-        </w:rPr>
-        <w:t xml:space="preserve">    data[f"{c}_Z"] = (data[c] - data[c].mean()) / data[c].std()</w:t>
-      </w:r>
-    </w:p>
-    <w:p>
-      <w:pPr>
-        <w:spacing w:after="0" w:line="240" w:lineRule="auto"/>
-      </w:pPr>
-      <w:r>
-        <w:rPr>
-          <w:rFonts w:ascii="Consolas" w:hAnsi="Consolas" w:eastAsia="宋体"/>
-          <w:b w:val="0"/>
-          <w:sz w:val="15"/>
-        </w:rPr>
-        <w:t>data["班内Z分数"] = data.groupby("班级")["学分加权平均分"].transform(lambda s: (s - s.mean()) / s.std())</w:t>
-      </w:r>
-    </w:p>
-    <w:p>
-      <w:pPr>
-        <w:spacing w:after="0" w:line="240" w:lineRule="auto"/>
-      </w:pPr>
-      <w:r>
-        <w:rPr>
-          <w:rFonts w:ascii="Consolas" w:hAnsi="Consolas" w:eastAsia="宋体"/>
-          <w:b w:val="0"/>
-          <w:sz w:val="15"/>
-        </w:rPr>
-        <w:t xml:space="preserve"> </w:t>
-      </w:r>
-    </w:p>
-    <w:p>
-      <w:pPr>
-        <w:spacing w:after="0" w:line="240" w:lineRule="auto"/>
-      </w:pPr>
-      <w:r>
-        <w:rPr>
-          <w:rFonts w:ascii="Consolas" w:hAnsi="Consolas" w:eastAsia="宋体"/>
-          <w:b w:val="0"/>
-          <w:sz w:val="15"/>
-        </w:rPr>
-        <w:t># ---------- 3. 描述性统计 ----------</w:t>
-      </w:r>
-    </w:p>
-    <w:p>
-      <w:pPr>
-        <w:spacing w:after="0" w:line="240" w:lineRule="auto"/>
-      </w:pPr>
-      <w:r>
-        <w:rPr>
-          <w:rFonts w:ascii="Consolas" w:hAnsi="Consolas" w:eastAsia="宋体"/>
-          <w:b w:val="0"/>
-          <w:sz w:val="15"/>
-        </w:rPr>
-        <w:t>def describe(s):</w:t>
-      </w:r>
-    </w:p>
-    <w:p>
-      <w:pPr>
-        <w:spacing w:after="0" w:line="240" w:lineRule="auto"/>
-      </w:pPr>
-      <w:r>
-        <w:rPr>
-          <w:rFonts w:ascii="Consolas" w:hAnsi="Consolas" w:eastAsia="宋体"/>
-          <w:b w:val="0"/>
-          <w:sz w:val="15"/>
-        </w:rPr>
-        <w:t xml:space="preserve">    m = s.mode()</w:t>
-      </w:r>
-    </w:p>
-    <w:p>
-      <w:pPr>
-        <w:spacing w:after="0" w:line="240" w:lineRule="auto"/>
-      </w:pPr>
-      <w:r>
-        <w:rPr>
-          <w:rFonts w:ascii="Consolas" w:hAnsi="Consolas" w:eastAsia="宋体"/>
-          <w:b w:val="0"/>
-          <w:sz w:val="15"/>
-        </w:rPr>
-        <w:t xml:space="preserve">    mode = "无（各值不重复）" if (s.value_counts().max() == 1) else "、".join(f"{v:.2f}" for v in m[:3])</w:t>
-      </w:r>
-    </w:p>
-    <w:p>
-      <w:pPr>
-        <w:spacing w:after="0" w:line="240" w:lineRule="auto"/>
-      </w:pPr>
-      <w:r>
-        <w:rPr>
-          <w:rFonts w:ascii="Consolas" w:hAnsi="Consolas" w:eastAsia="宋体"/>
-          <w:b w:val="0"/>
-          <w:sz w:val="15"/>
-        </w:rPr>
-        <w:t xml:space="preserve">    q1, q3 = s.quantile(.25), s.quantile(.75)</w:t>
-      </w:r>
-    </w:p>
-    <w:p>
-      <w:pPr>
-        <w:spacing w:after="0" w:line="240" w:lineRule="auto"/>
-      </w:pPr>
-      <w:r>
-        <w:rPr>
-          <w:rFonts w:ascii="Consolas" w:hAnsi="Consolas" w:eastAsia="宋体"/>
-          <w:b w:val="0"/>
-          <w:sz w:val="15"/>
-        </w:rPr>
-        <w:t xml:space="preserve">    return dict(样本数=len(s), 均值=s.mean(), 中位数=s.median(), 众数=mode,</w:t>
-      </w:r>
-    </w:p>
-    <w:p>
-      <w:pPr>
-        <w:spacing w:after="0" w:line="240" w:lineRule="auto"/>
-      </w:pPr>
-      <w:r>
-        <w:rPr>
-          <w:rFonts w:ascii="Consolas" w:hAnsi="Consolas" w:eastAsia="宋体"/>
-          <w:b w:val="0"/>
-          <w:sz w:val="15"/>
-        </w:rPr>
-        <w:t xml:space="preserve">                标准差=s.std(), 方差=s.var(), 最小值=s.min(), 最大值=s.max(), 极差=s.max() - s.min(),</w:t>
-      </w:r>
-    </w:p>
-    <w:p>
-      <w:pPr>
-        <w:spacing w:after="0" w:line="240" w:lineRule="auto"/>
-      </w:pPr>
-      <w:r>
-        <w:rPr>
-          <w:rFonts w:ascii="Consolas" w:hAnsi="Consolas" w:eastAsia="宋体"/>
-          <w:b w:val="0"/>
-          <w:sz w:val="15"/>
-        </w:rPr>
-        <w:t xml:space="preserve">                Q1=q1, Q3=q3, IQR=q3 - q1, 变异系数=s.std() / s.mean(),</w:t>
-      </w:r>
-    </w:p>
-    <w:p>
-      <w:pPr>
-        <w:spacing w:after="0" w:line="240" w:lineRule="auto"/>
-      </w:pPr>
-      <w:r>
-        <w:rPr>
-          <w:rFonts w:ascii="Consolas" w:hAnsi="Consolas" w:eastAsia="宋体"/>
-          <w:b w:val="0"/>
-          <w:sz w:val="15"/>
-        </w:rPr>
-        <w:t xml:space="preserve">                偏度=s.skew(), 峰度=s.kurt())</w:t>
-      </w:r>
-    </w:p>
-    <w:p>
-      <w:pPr>
-        <w:spacing w:after="0" w:line="240" w:lineRule="auto"/>
-      </w:pPr>
-      <w:r>
-        <w:rPr>
-          <w:rFonts w:ascii="Consolas" w:hAnsi="Consolas" w:eastAsia="宋体"/>
-          <w:b w:val="0"/>
-          <w:sz w:val="15"/>
-        </w:rPr>
-        <w:t>g = data.groupby("班级", sort=False)</w:t>
-      </w:r>
-    </w:p>
-    <w:p>
-      <w:pPr>
-        <w:spacing w:after="0" w:line="240" w:lineRule="auto"/>
-      </w:pPr>
-      <w:r>
-        <w:rPr>
-          <w:rFonts w:ascii="Consolas" w:hAnsi="Consolas" w:eastAsia="宋体"/>
-          <w:b w:val="0"/>
-          <w:sz w:val="15"/>
-        </w:rPr>
-        <w:t>desc = pd.DataFrame({c: describe(g.get_group(c)["学分加权平均分"]) for c in CLASSES}).T</w:t>
-      </w:r>
-    </w:p>
-    <w:p>
-      <w:pPr>
-        <w:spacing w:after="0" w:line="240" w:lineRule="auto"/>
-      </w:pPr>
-      <w:r>
-        <w:rPr>
-          <w:rFonts w:ascii="Consolas" w:hAnsi="Consolas" w:eastAsia="宋体"/>
-          <w:b w:val="0"/>
-          <w:sz w:val="15"/>
-        </w:rPr>
-        <w:t>desc_all = describe(data["学分加权平均分"])</w:t>
-      </w:r>
-    </w:p>
-    <w:p>
-      <w:pPr>
-        <w:spacing w:after="0" w:line="240" w:lineRule="auto"/>
-      </w:pPr>
-      <w:r>
-        <w:rPr>
-          <w:rFonts w:ascii="Consolas" w:hAnsi="Consolas" w:eastAsia="宋体"/>
-          <w:b w:val="0"/>
-          <w:sz w:val="15"/>
-        </w:rPr>
-        <w:t xml:space="preserve"> </w:t>
-      </w:r>
-    </w:p>
-    <w:p>
-      <w:pPr>
-        <w:spacing w:after="0" w:line="240" w:lineRule="auto"/>
-      </w:pPr>
-      <w:r>
-        <w:rPr>
-          <w:rFonts w:ascii="Consolas" w:hAnsi="Consolas" w:eastAsia="宋体"/>
-          <w:b w:val="0"/>
-          <w:sz w:val="15"/>
-        </w:rPr>
-        <w:t>other = pd.DataFrame({</w:t>
-      </w:r>
-    </w:p>
-    <w:p>
-      <w:pPr>
-        <w:spacing w:after="0" w:line="240" w:lineRule="auto"/>
-      </w:pPr>
-      <w:r>
-        <w:rPr>
-          <w:rFonts w:ascii="Consolas" w:hAnsi="Consolas" w:eastAsia="宋体"/>
-          <w:b w:val="0"/>
-          <w:sz w:val="15"/>
-        </w:rPr>
-        <w:t xml:space="preserve">    "平均学分绩点(均值)": g["平均学分绩点"].mean(),</w:t>
-      </w:r>
-    </w:p>
-    <w:p>
-      <w:pPr>
-        <w:spacing w:after="0" w:line="240" w:lineRule="auto"/>
-      </w:pPr>
-      <w:r>
-        <w:rPr>
-          <w:rFonts w:ascii="Consolas" w:hAnsi="Consolas" w:eastAsia="宋体"/>
-          <w:b w:val="0"/>
-          <w:sz w:val="15"/>
-        </w:rPr>
-        <w:t xml:space="preserve">    "课程平均分(均值)": g["课程平均分"].mean(),</w:t>
-      </w:r>
-    </w:p>
-    <w:p>
-      <w:pPr>
-        <w:spacing w:after="0" w:line="240" w:lineRule="auto"/>
-      </w:pPr>
-      <w:r>
-        <w:rPr>
-          <w:rFonts w:ascii="Consolas" w:hAnsi="Consolas" w:eastAsia="宋体"/>
-          <w:b w:val="0"/>
-          <w:sz w:val="15"/>
-        </w:rPr>
-        <w:t xml:space="preserve">    "挂科人数": g["是否挂科"].sum(),</w:t>
-      </w:r>
-    </w:p>
-    <w:p>
-      <w:pPr>
-        <w:spacing w:after="0" w:line="240" w:lineRule="auto"/>
-      </w:pPr>
-      <w:r>
-        <w:rPr>
-          <w:rFonts w:ascii="Consolas" w:hAnsi="Consolas" w:eastAsia="宋体"/>
-          <w:b w:val="0"/>
-          <w:sz w:val="15"/>
-        </w:rPr>
-        <w:t xml:space="preserve">    "挂科率": g["是否挂科"].mean(),</w:t>
-      </w:r>
-    </w:p>
-    <w:p>
-      <w:pPr>
-        <w:spacing w:after="0" w:line="240" w:lineRule="auto"/>
-      </w:pPr>
-      <w:r>
-        <w:rPr>
-          <w:rFonts w:ascii="Consolas" w:hAnsi="Consolas" w:eastAsia="宋体"/>
-          <w:b w:val="0"/>
-          <w:sz w:val="15"/>
-        </w:rPr>
-        <w:t xml:space="preserve">    "不及格门次合计": g["不及格门次"].sum(),</w:t>
-      </w:r>
-    </w:p>
-    <w:p>
-      <w:pPr>
-        <w:spacing w:after="0" w:line="240" w:lineRule="auto"/>
-      </w:pPr>
-      <w:r>
-        <w:rPr>
-          <w:rFonts w:ascii="Consolas" w:hAnsi="Consolas" w:eastAsia="宋体"/>
-          <w:b w:val="0"/>
-          <w:sz w:val="15"/>
-        </w:rPr>
-        <w:t xml:space="preserve">    "人均不及格学分": g["不及格学分"].mean(),</w:t>
-      </w:r>
-    </w:p>
-    <w:p>
-      <w:pPr>
-        <w:spacing w:after="0" w:line="240" w:lineRule="auto"/>
-      </w:pPr>
-      <w:r>
-        <w:rPr>
-          <w:rFonts w:ascii="Consolas" w:hAnsi="Consolas" w:eastAsia="宋体"/>
-          <w:b w:val="0"/>
-          <w:sz w:val="15"/>
-        </w:rPr>
-        <w:t xml:space="preserve">    "通过率(均值)": g["通过率"].mean(),</w:t>
-      </w:r>
-    </w:p>
-    <w:p>
-      <w:pPr>
-        <w:spacing w:after="0" w:line="240" w:lineRule="auto"/>
-      </w:pPr>
-      <w:r>
-        <w:rPr>
-          <w:rFonts w:ascii="Consolas" w:hAnsi="Consolas" w:eastAsia="宋体"/>
-          <w:b w:val="0"/>
-          <w:sz w:val="15"/>
-        </w:rPr>
-        <w:t xml:space="preserve">    "标准总学分": g["总学分"].agg(lambda s: s.mode()[0]),</w:t>
-      </w:r>
-    </w:p>
-    <w:p>
-      <w:pPr>
-        <w:spacing w:after="0" w:line="240" w:lineRule="auto"/>
-      </w:pPr>
-      <w:r>
-        <w:rPr>
-          <w:rFonts w:ascii="Consolas" w:hAnsi="Consolas" w:eastAsia="宋体"/>
-          <w:b w:val="0"/>
-          <w:sz w:val="15"/>
-        </w:rPr>
-        <w:t xml:space="preserve">    "标准门数": g["门数"].agg(lambda s: s.mode()[0]),</w:t>
-      </w:r>
-    </w:p>
-    <w:p>
-      <w:pPr>
-        <w:spacing w:after="0" w:line="240" w:lineRule="auto"/>
-      </w:pPr>
-      <w:r>
-        <w:rPr>
-          <w:rFonts w:ascii="Consolas" w:hAnsi="Consolas" w:eastAsia="宋体"/>
-          <w:b w:val="0"/>
-          <w:sz w:val="15"/>
-        </w:rPr>
-        <w:t>}).loc[CLASSES]</w:t>
-      </w:r>
-    </w:p>
-    <w:p>
-      <w:pPr>
-        <w:spacing w:after="0" w:line="240" w:lineRule="auto"/>
-      </w:pPr>
-      <w:r>
-        <w:rPr>
-          <w:rFonts w:ascii="Consolas" w:hAnsi="Consolas" w:eastAsia="宋体"/>
-          <w:b w:val="0"/>
-          <w:sz w:val="15"/>
-        </w:rPr>
-        <w:t>level_ct = pd.crosstab(data["班级"], data["成绩等级"]).loc[CLASSES, LEVELS]</w:t>
-      </w:r>
-    </w:p>
-    <w:p>
-      <w:pPr>
-        <w:spacing w:after="0" w:line="240" w:lineRule="auto"/>
-      </w:pPr>
-      <w:r>
-        <w:rPr>
-          <w:rFonts w:ascii="Consolas" w:hAnsi="Consolas" w:eastAsia="宋体"/>
-          <w:b w:val="0"/>
-          <w:sz w:val="15"/>
-        </w:rPr>
-        <w:t>level_pct = level_ct.div(level_ct.sum(1), axis=0)</w:t>
-      </w:r>
-    </w:p>
-    <w:p>
-      <w:pPr>
-        <w:spacing w:after="0" w:line="240" w:lineRule="auto"/>
-      </w:pPr>
-      <w:r>
-        <w:rPr>
-          <w:rFonts w:ascii="Consolas" w:hAnsi="Consolas" w:eastAsia="宋体"/>
-          <w:b w:val="0"/>
-          <w:sz w:val="15"/>
-        </w:rPr>
-        <w:t xml:space="preserve"> </w:t>
-      </w:r>
-    </w:p>
-    <w:p>
-      <w:pPr>
-        <w:spacing w:after="0" w:line="240" w:lineRule="auto"/>
-      </w:pPr>
-      <w:r>
-        <w:rPr>
-          <w:rFonts w:ascii="Consolas" w:hAnsi="Consolas" w:eastAsia="宋体"/>
-          <w:b w:val="0"/>
-          <w:sz w:val="15"/>
-        </w:rPr>
-        <w:t># ---------- 4. 差异检验 ----------</w:t>
-      </w:r>
-    </w:p>
-    <w:p>
-      <w:pPr>
-        <w:spacing w:after="0" w:line="240" w:lineRule="auto"/>
-      </w:pPr>
-      <w:r>
-        <w:rPr>
-          <w:rFonts w:ascii="Consolas" w:hAnsi="Consolas" w:eastAsia="宋体"/>
-          <w:b w:val="0"/>
-          <w:sz w:val="15"/>
-        </w:rPr>
-        <w:t>groups = [g.get_group(c)["学分加权平均分"] for c in CLASSES]</w:t>
-      </w:r>
-    </w:p>
-    <w:p>
-      <w:pPr>
-        <w:spacing w:after="0" w:line="240" w:lineRule="auto"/>
-      </w:pPr>
-      <w:r>
-        <w:rPr>
-          <w:rFonts w:ascii="Consolas" w:hAnsi="Consolas" w:eastAsia="宋体"/>
-          <w:b w:val="0"/>
-          <w:sz w:val="15"/>
-        </w:rPr>
-        <w:t>shapiro = {c: stats.shapiro(s).pvalue for c, s in zip(CLASSES, groups)}</w:t>
-      </w:r>
-    </w:p>
-    <w:p>
-      <w:pPr>
-        <w:spacing w:after="0" w:line="240" w:lineRule="auto"/>
-      </w:pPr>
-      <w:r>
-        <w:rPr>
-          <w:rFonts w:ascii="Consolas" w:hAnsi="Consolas" w:eastAsia="宋体"/>
-          <w:b w:val="0"/>
-          <w:sz w:val="15"/>
-        </w:rPr>
-        <w:t>levene = stats.levene(*groups).pvalue</w:t>
-      </w:r>
-    </w:p>
-    <w:p>
-      <w:pPr>
-        <w:spacing w:after="0" w:line="240" w:lineRule="auto"/>
-      </w:pPr>
-      <w:r>
-        <w:rPr>
-          <w:rFonts w:ascii="Consolas" w:hAnsi="Consolas" w:eastAsia="宋体"/>
-          <w:b w:val="0"/>
-          <w:sz w:val="15"/>
-        </w:rPr>
-        <w:t>anova = stats.f_oneway(*groups)</w:t>
-      </w:r>
-    </w:p>
-    <w:p>
-      <w:pPr>
-        <w:spacing w:after="0" w:line="240" w:lineRule="auto"/>
-      </w:pPr>
-      <w:r>
-        <w:rPr>
-          <w:rFonts w:ascii="Consolas" w:hAnsi="Consolas" w:eastAsia="宋体"/>
-          <w:b w:val="0"/>
-          <w:sz w:val="15"/>
-        </w:rPr>
-        <w:t>kw = stats.kruskal(*groups)</w:t>
-      </w:r>
-    </w:p>
-    <w:p>
-      <w:pPr>
-        <w:spacing w:after="0" w:line="240" w:lineRule="auto"/>
-      </w:pPr>
-      <w:r>
-        <w:rPr>
-          <w:rFonts w:ascii="Consolas" w:hAnsi="Consolas" w:eastAsia="宋体"/>
-          <w:b w:val="0"/>
-          <w:sz w:val="15"/>
-        </w:rPr>
-        <w:t>eps2 = (kw.statistic - len(groups) + 1) / (len(data) - len(groups))   # Kruskal-Wallis 效应量 ε²</w:t>
-      </w:r>
-    </w:p>
-    <w:p>
-      <w:pPr>
-        <w:spacing w:after="0" w:line="240" w:lineRule="auto"/>
-      </w:pPr>
-      <w:r>
-        <w:rPr>
-          <w:rFonts w:ascii="Consolas" w:hAnsi="Consolas" w:eastAsia="宋体"/>
-          <w:b w:val="0"/>
-          <w:sz w:val="15"/>
-        </w:rPr>
-        <w:t>pairs = []</w:t>
-      </w:r>
-    </w:p>
-    <w:p>
-      <w:pPr>
-        <w:spacing w:after="0" w:line="240" w:lineRule="auto"/>
-      </w:pPr>
-      <w:r>
-        <w:rPr>
-          <w:rFonts w:ascii="Consolas" w:hAnsi="Consolas" w:eastAsia="宋体"/>
-          <w:b w:val="0"/>
-          <w:sz w:val="15"/>
-        </w:rPr>
-        <w:t>for i in range(5):</w:t>
-      </w:r>
-    </w:p>
-    <w:p>
-      <w:pPr>
-        <w:spacing w:after="0" w:line="240" w:lineRule="auto"/>
-      </w:pPr>
-      <w:r>
-        <w:rPr>
-          <w:rFonts w:ascii="Consolas" w:hAnsi="Consolas" w:eastAsia="宋体"/>
-          <w:b w:val="0"/>
-          <w:sz w:val="15"/>
-        </w:rPr>
-        <w:t xml:space="preserve">    for j in range(i + 1, 5):</w:t>
-      </w:r>
-    </w:p>
-    <w:p>
-      <w:pPr>
-        <w:spacing w:after="0" w:line="240" w:lineRule="auto"/>
-      </w:pPr>
-      <w:r>
-        <w:rPr>
-          <w:rFonts w:ascii="Consolas" w:hAnsi="Consolas" w:eastAsia="宋体"/>
-          <w:b w:val="0"/>
-          <w:sz w:val="15"/>
-        </w:rPr>
-        <w:t xml:space="preserve">        u = stats.mannwhitneyu(groups[i], groups[j], alternative="two-sided")</w:t>
-      </w:r>
-    </w:p>
-    <w:p>
-      <w:pPr>
-        <w:spacing w:after="0" w:line="240" w:lineRule="auto"/>
-      </w:pPr>
-      <w:r>
-        <w:rPr>
-          <w:rFonts w:ascii="Consolas" w:hAnsi="Consolas" w:eastAsia="宋体"/>
-          <w:b w:val="0"/>
-          <w:sz w:val="15"/>
-        </w:rPr>
-        <w:t xml:space="preserve">        pairs.append([CLASSES[i], CLASSES[j], groups[i].median() - groups[j].median(), u.pvalue])</w:t>
-      </w:r>
-    </w:p>
-    <w:p>
-      <w:pPr>
-        <w:spacing w:after="0" w:line="240" w:lineRule="auto"/>
-      </w:pPr>
-      <w:r>
-        <w:rPr>
-          <w:rFonts w:ascii="Consolas" w:hAnsi="Consolas" w:eastAsia="宋体"/>
-          <w:b w:val="0"/>
-          <w:sz w:val="15"/>
-        </w:rPr>
-        <w:t>pairs = pd.DataFrame(pairs, columns=["班级A", "班级B", "中位数差(A-B)", "p值"]).sort_values("p值")</w:t>
-      </w:r>
-    </w:p>
-    <w:p>
-      <w:pPr>
-        <w:spacing w:after="0" w:line="240" w:lineRule="auto"/>
-      </w:pPr>
-      <w:r>
-        <w:rPr>
-          <w:rFonts w:ascii="Consolas" w:hAnsi="Consolas" w:eastAsia="宋体"/>
-          <w:b w:val="0"/>
-          <w:sz w:val="15"/>
-        </w:rPr>
-        <w:t>m = len(pairs)  # Holm 校正</w:t>
-      </w:r>
-    </w:p>
-    <w:p>
-      <w:pPr>
-        <w:spacing w:after="0" w:line="240" w:lineRule="auto"/>
-      </w:pPr>
-      <w:r>
-        <w:rPr>
-          <w:rFonts w:ascii="Consolas" w:hAnsi="Consolas" w:eastAsia="宋体"/>
-          <w:b w:val="0"/>
-          <w:sz w:val="15"/>
-        </w:rPr>
-        <w:t>adj, running = [], 0</w:t>
-      </w:r>
-    </w:p>
-    <w:p>
-      <w:pPr>
-        <w:spacing w:after="0" w:line="240" w:lineRule="auto"/>
-      </w:pPr>
-      <w:r>
-        <w:rPr>
-          <w:rFonts w:ascii="Consolas" w:hAnsi="Consolas" w:eastAsia="宋体"/>
-          <w:b w:val="0"/>
-          <w:sz w:val="15"/>
-        </w:rPr>
-        <w:t>for k, p in enumerate(pairs["p值"]):</w:t>
-      </w:r>
-    </w:p>
-    <w:p>
-      <w:pPr>
-        <w:spacing w:after="0" w:line="240" w:lineRule="auto"/>
-      </w:pPr>
-      <w:r>
-        <w:rPr>
-          <w:rFonts w:ascii="Consolas" w:hAnsi="Consolas" w:eastAsia="宋体"/>
-          <w:b w:val="0"/>
-          <w:sz w:val="15"/>
-        </w:rPr>
-        <w:t xml:space="preserve">    running = max(running, min(1, p * (m - k))); adj.append(running)</w:t>
-      </w:r>
-    </w:p>
-    <w:p>
-      <w:pPr>
-        <w:spacing w:after="0" w:line="240" w:lineRule="auto"/>
-      </w:pPr>
-      <w:r>
-        <w:rPr>
-          <w:rFonts w:ascii="Consolas" w:hAnsi="Consolas" w:eastAsia="宋体"/>
-          <w:b w:val="0"/>
-          <w:sz w:val="15"/>
-        </w:rPr>
-        <w:t>pairs["Holm校正p值"] = adj</w:t>
-      </w:r>
-    </w:p>
-    <w:p>
-      <w:pPr>
-        <w:spacing w:after="0" w:line="240" w:lineRule="auto"/>
-      </w:pPr>
-      <w:r>
-        <w:rPr>
-          <w:rFonts w:ascii="Consolas" w:hAnsi="Consolas" w:eastAsia="宋体"/>
-          <w:b w:val="0"/>
-          <w:sz w:val="15"/>
-        </w:rPr>
-        <w:t>pairs["显著(α=0.05)"] = np.where(pairs["Holm校正p值"] &lt; .05, "是", "否")</w:t>
-      </w:r>
-    </w:p>
-    <w:p>
-      <w:pPr>
-        <w:spacing w:after="0" w:line="240" w:lineRule="auto"/>
-      </w:pPr>
-      <w:r>
-        <w:rPr>
-          <w:rFonts w:ascii="Consolas" w:hAnsi="Consolas" w:eastAsia="宋体"/>
-          <w:b w:val="0"/>
-          <w:sz w:val="15"/>
-        </w:rPr>
-        <w:t xml:space="preserve"> </w:t>
-      </w:r>
-    </w:p>
-    <w:p>
-      <w:pPr>
-        <w:spacing w:after="0" w:line="240" w:lineRule="auto"/>
-      </w:pPr>
-      <w:r>
-        <w:rPr>
-          <w:rFonts w:ascii="Consolas" w:hAnsi="Consolas" w:eastAsia="宋体"/>
-          <w:b w:val="0"/>
-          <w:sz w:val="15"/>
-        </w:rPr>
-        <w:t># ---------- 5. 异常检测（箱线图 1.5×IQR 规则，班内） ----------</w:t>
-      </w:r>
-    </w:p>
-    <w:p>
-      <w:pPr>
-        <w:spacing w:after="0" w:line="240" w:lineRule="auto"/>
-      </w:pPr>
-      <w:r>
-        <w:rPr>
-          <w:rFonts w:ascii="Consolas" w:hAnsi="Consolas" w:eastAsia="宋体"/>
-          <w:b w:val="0"/>
-          <w:sz w:val="15"/>
-        </w:rPr>
-        <w:t>def iqr_flags(s):</w:t>
-      </w:r>
-    </w:p>
-    <w:p>
-      <w:pPr>
-        <w:spacing w:after="0" w:line="240" w:lineRule="auto"/>
-      </w:pPr>
-      <w:r>
-        <w:rPr>
-          <w:rFonts w:ascii="Consolas" w:hAnsi="Consolas" w:eastAsia="宋体"/>
-          <w:b w:val="0"/>
-          <w:sz w:val="15"/>
-        </w:rPr>
-        <w:t xml:space="preserve">    q1, q3 = s.quantile(.25), s.quantile(.75); r = q3 - q1</w:t>
-      </w:r>
-    </w:p>
-    <w:p>
-      <w:pPr>
-        <w:spacing w:after="0" w:line="240" w:lineRule="auto"/>
-      </w:pPr>
-      <w:r>
-        <w:rPr>
-          <w:rFonts w:ascii="Consolas" w:hAnsi="Consolas" w:eastAsia="宋体"/>
-          <w:b w:val="0"/>
-          <w:sz w:val="15"/>
-        </w:rPr>
-        <w:t xml:space="preserve">    return (s &lt; q1 - 1.5 * r) | (s &gt; q3 + 1.5 * r), q1 - 1.5 * r</w:t>
-      </w:r>
-    </w:p>
-    <w:p>
-      <w:pPr>
-        <w:spacing w:after="0" w:line="240" w:lineRule="auto"/>
-      </w:pPr>
-      <w:r>
-        <w:rPr>
-          <w:rFonts w:ascii="Consolas" w:hAnsi="Consolas" w:eastAsia="宋体"/>
-          <w:b w:val="0"/>
-          <w:sz w:val="15"/>
-        </w:rPr>
-        <w:t>data["箱线图异常"] = False</w:t>
-      </w:r>
-    </w:p>
-    <w:p>
-      <w:pPr>
-        <w:spacing w:after="0" w:line="240" w:lineRule="auto"/>
-      </w:pPr>
-      <w:r>
-        <w:rPr>
-          <w:rFonts w:ascii="Consolas" w:hAnsi="Consolas" w:eastAsia="宋体"/>
-          <w:b w:val="0"/>
-          <w:sz w:val="15"/>
-        </w:rPr>
-        <w:t>fences = {}</w:t>
-      </w:r>
-    </w:p>
-    <w:p>
-      <w:pPr>
-        <w:spacing w:after="0" w:line="240" w:lineRule="auto"/>
-      </w:pPr>
-      <w:r>
-        <w:rPr>
-          <w:rFonts w:ascii="Consolas" w:hAnsi="Consolas" w:eastAsia="宋体"/>
-          <w:b w:val="0"/>
-          <w:sz w:val="15"/>
-        </w:rPr>
-        <w:t>for c in CLASSES:</w:t>
-      </w:r>
-    </w:p>
-    <w:p>
-      <w:pPr>
-        <w:spacing w:after="0" w:line="240" w:lineRule="auto"/>
-      </w:pPr>
-      <w:r>
-        <w:rPr>
-          <w:rFonts w:ascii="Consolas" w:hAnsi="Consolas" w:eastAsia="宋体"/>
-          <w:b w:val="0"/>
-          <w:sz w:val="15"/>
-        </w:rPr>
-        <w:t xml:space="preserve">    idx = data["班级"] == c</w:t>
-      </w:r>
-    </w:p>
-    <w:p>
-      <w:pPr>
-        <w:spacing w:after="0" w:line="240" w:lineRule="auto"/>
-      </w:pPr>
-      <w:r>
-        <w:rPr>
-          <w:rFonts w:ascii="Consolas" w:hAnsi="Consolas" w:eastAsia="宋体"/>
-          <w:b w:val="0"/>
-          <w:sz w:val="15"/>
-        </w:rPr>
-        <w:t xml:space="preserve">    f, lo = iqr_flags(data.loc[idx, "学分加权平均分"])</w:t>
-      </w:r>
-    </w:p>
-    <w:p>
-      <w:pPr>
-        <w:spacing w:after="0" w:line="240" w:lineRule="auto"/>
-      </w:pPr>
-      <w:r>
-        <w:rPr>
-          <w:rFonts w:ascii="Consolas" w:hAnsi="Consolas" w:eastAsia="宋体"/>
-          <w:b w:val="0"/>
-          <w:sz w:val="15"/>
-        </w:rPr>
-        <w:t xml:space="preserve">    data.loc[idx, "箱线图异常"] = f; fences[c] = lo</w:t>
-      </w:r>
-    </w:p>
-    <w:p>
-      <w:pPr>
-        <w:spacing w:after="0" w:line="240" w:lineRule="auto"/>
-      </w:pPr>
-      <w:r>
-        <w:rPr>
-          <w:rFonts w:ascii="Consolas" w:hAnsi="Consolas" w:eastAsia="宋体"/>
-          <w:b w:val="0"/>
-          <w:sz w:val="15"/>
-        </w:rPr>
-        <w:t>outliers = data[data["箱线图异常"]][["班级", "ID", "学分加权平均分", "平均学分绩点", "不及格门次", "不及格学分", "通过率", "班内Z分数"]]</w:t>
-      </w:r>
-    </w:p>
-    <w:p>
-      <w:pPr>
-        <w:spacing w:after="0" w:line="240" w:lineRule="auto"/>
-      </w:pPr>
-      <w:r>
-        <w:rPr>
-          <w:rFonts w:ascii="Consolas" w:hAnsi="Consolas" w:eastAsia="宋体"/>
-          <w:b w:val="0"/>
-          <w:sz w:val="15"/>
-        </w:rPr>
-        <w:t xml:space="preserve"> </w:t>
-      </w:r>
-    </w:p>
-    <w:p>
-      <w:pPr>
-        <w:spacing w:after="0" w:line="240" w:lineRule="auto"/>
-      </w:pPr>
-      <w:r>
-        <w:rPr>
-          <w:rFonts w:ascii="Consolas" w:hAnsi="Consolas" w:eastAsia="宋体"/>
-          <w:b w:val="0"/>
-          <w:sz w:val="15"/>
-        </w:rPr>
-        <w:t># ---------- 6. 相关分析（冗余检测） ----------</w:t>
-      </w:r>
-    </w:p>
-    <w:p>
-      <w:pPr>
-        <w:spacing w:after="0" w:line="240" w:lineRule="auto"/>
-      </w:pPr>
-      <w:r>
-        <w:rPr>
-          <w:rFonts w:ascii="Consolas" w:hAnsi="Consolas" w:eastAsia="宋体"/>
-          <w:b w:val="0"/>
-          <w:sz w:val="15"/>
-        </w:rPr>
-        <w:t>num_cols = ["学分加权平均分", "平均学分绩点", "课程平均分", "总分", "获得学分", "不及格学分", "不及格门次", "通过率"]</w:t>
-      </w:r>
-    </w:p>
-    <w:p>
-      <w:pPr>
-        <w:spacing w:after="0" w:line="240" w:lineRule="auto"/>
-      </w:pPr>
-      <w:r>
-        <w:rPr>
-          <w:rFonts w:ascii="Consolas" w:hAnsi="Consolas" w:eastAsia="宋体"/>
-          <w:b w:val="0"/>
-          <w:sz w:val="15"/>
-        </w:rPr>
-        <w:t>corr = data[num_cols].corr()</w:t>
-      </w:r>
-    </w:p>
-    <w:p>
-      <w:pPr>
-        <w:spacing w:after="0" w:line="240" w:lineRule="auto"/>
-      </w:pPr>
-      <w:r>
-        <w:rPr>
-          <w:rFonts w:ascii="Consolas" w:hAnsi="Consolas" w:eastAsia="宋体"/>
-          <w:b w:val="0"/>
-          <w:sz w:val="15"/>
-        </w:rPr>
-        <w:t xml:space="preserve"> </w:t>
-      </w:r>
-    </w:p>
-    <w:p>
-      <w:pPr>
-        <w:spacing w:after="0" w:line="240" w:lineRule="auto"/>
-      </w:pPr>
-      <w:r>
-        <w:rPr>
-          <w:rFonts w:ascii="Consolas" w:hAnsi="Consolas" w:eastAsia="宋体"/>
-          <w:b w:val="0"/>
-          <w:sz w:val="15"/>
-        </w:rPr>
-        <w:t># ---------- 7. 数据挖掘：PCA 降维 + K-means 聚类 ----------</w:t>
-      </w:r>
-    </w:p>
-    <w:p>
-      <w:pPr>
-        <w:spacing w:after="0" w:line="240" w:lineRule="auto"/>
-      </w:pPr>
-      <w:r>
-        <w:rPr>
-          <w:rFonts w:ascii="Consolas" w:hAnsi="Consolas" w:eastAsia="宋体"/>
-          <w:b w:val="0"/>
-          <w:sz w:val="15"/>
-        </w:rPr>
-        <w:t>feat = ["学分加权平均分", "平均学分绩点", "课程平均分", "不及格门次", "不及格学分", "通过率"]</w:t>
-      </w:r>
-    </w:p>
-    <w:p>
-      <w:pPr>
-        <w:spacing w:after="0" w:line="240" w:lineRule="auto"/>
-      </w:pPr>
-      <w:r>
-        <w:rPr>
-          <w:rFonts w:ascii="Consolas" w:hAnsi="Consolas" w:eastAsia="宋体"/>
-          <w:b w:val="0"/>
-          <w:sz w:val="15"/>
-        </w:rPr>
-        <w:t>X = data[feat].values</w:t>
-      </w:r>
-    </w:p>
-    <w:p>
-      <w:pPr>
-        <w:spacing w:after="0" w:line="240" w:lineRule="auto"/>
-      </w:pPr>
-      <w:r>
-        <w:rPr>
-          <w:rFonts w:ascii="Consolas" w:hAnsi="Consolas" w:eastAsia="宋体"/>
-          <w:b w:val="0"/>
-          <w:sz w:val="15"/>
-        </w:rPr>
-        <w:t>Xz = (X - X.mean(0)) / X.std(0, ddof=0)</w:t>
-      </w:r>
-    </w:p>
-    <w:p>
-      <w:pPr>
-        <w:spacing w:after="0" w:line="240" w:lineRule="auto"/>
-      </w:pPr>
-      <w:r>
-        <w:rPr>
-          <w:rFonts w:ascii="Consolas" w:hAnsi="Consolas" w:eastAsia="宋体"/>
-          <w:b w:val="0"/>
-          <w:sz w:val="15"/>
-        </w:rPr>
-        <w:t>evals, evecs = np.linalg.eigh(np.cov(Xz, rowvar=False))</w:t>
-      </w:r>
-    </w:p>
-    <w:p>
-      <w:pPr>
-        <w:spacing w:after="0" w:line="240" w:lineRule="auto"/>
-      </w:pPr>
-      <w:r>
-        <w:rPr>
-          <w:rFonts w:ascii="Consolas" w:hAnsi="Consolas" w:eastAsia="宋体"/>
-          <w:b w:val="0"/>
-          <w:sz w:val="15"/>
-        </w:rPr>
-        <w:t>order = evals.argsort()[::-1]; evals, evecs = evals[order], evecs[:, order]</w:t>
-      </w:r>
-    </w:p>
-    <w:p>
-      <w:pPr>
-        <w:spacing w:after="0" w:line="240" w:lineRule="auto"/>
-      </w:pPr>
-      <w:r>
-        <w:rPr>
-          <w:rFonts w:ascii="Consolas" w:hAnsi="Consolas" w:eastAsia="宋体"/>
-          <w:b w:val="0"/>
-          <w:sz w:val="15"/>
-        </w:rPr>
-        <w:t>if evecs[0, 0] &lt; 0: evecs[:, 0] *= -1</w:t>
-      </w:r>
-    </w:p>
-    <w:p>
-      <w:pPr>
-        <w:spacing w:after="0" w:line="240" w:lineRule="auto"/>
-      </w:pPr>
-      <w:r>
-        <w:rPr>
-          <w:rFonts w:ascii="Consolas" w:hAnsi="Consolas" w:eastAsia="宋体"/>
-          <w:b w:val="0"/>
-          <w:sz w:val="15"/>
-        </w:rPr>
-        <w:t>if evecs[3, 1] &lt; 0: evecs[:, 1] *= -1</w:t>
-      </w:r>
-    </w:p>
-    <w:p>
-      <w:pPr>
-        <w:spacing w:after="0" w:line="240" w:lineRule="auto"/>
-      </w:pPr>
-      <w:r>
-        <w:rPr>
-          <w:rFonts w:ascii="Consolas" w:hAnsi="Consolas" w:eastAsia="宋体"/>
-          <w:b w:val="0"/>
-          <w:sz w:val="15"/>
-        </w:rPr>
-        <w:t>pcs = Xz @ evecs[:, :2]</w:t>
-      </w:r>
-    </w:p>
-    <w:p>
-      <w:pPr>
-        <w:spacing w:after="0" w:line="240" w:lineRule="auto"/>
-      </w:pPr>
-      <w:r>
-        <w:rPr>
-          <w:rFonts w:ascii="Consolas" w:hAnsi="Consolas" w:eastAsia="宋体"/>
-          <w:b w:val="0"/>
-          <w:sz w:val="15"/>
-        </w:rPr>
-        <w:t>expl = evals / evals.sum()</w:t>
-      </w:r>
-    </w:p>
-    <w:p>
-      <w:pPr>
-        <w:spacing w:after="0" w:line="240" w:lineRule="auto"/>
-      </w:pPr>
-      <w:r>
-        <w:rPr>
-          <w:rFonts w:ascii="Consolas" w:hAnsi="Consolas" w:eastAsia="宋体"/>
-          <w:b w:val="0"/>
-          <w:sz w:val="15"/>
-        </w:rPr>
-        <w:t>loadings = pd.DataFrame(evecs[:, :2], index=feat, columns=["PC1", "PC2"])</w:t>
-      </w:r>
-    </w:p>
-    <w:p>
-      <w:pPr>
-        <w:spacing w:after="0" w:line="240" w:lineRule="auto"/>
-      </w:pPr>
-      <w:r>
-        <w:rPr>
-          <w:rFonts w:ascii="Consolas" w:hAnsi="Consolas" w:eastAsia="宋体"/>
-          <w:b w:val="0"/>
-          <w:sz w:val="15"/>
-        </w:rPr>
-        <w:t xml:space="preserve"> </w:t>
-      </w:r>
-    </w:p>
-    <w:p>
-      <w:pPr>
-        <w:spacing w:after="0" w:line="240" w:lineRule="auto"/>
-      </w:pPr>
-      <w:r>
-        <w:rPr>
-          <w:rFonts w:ascii="Consolas" w:hAnsi="Consolas" w:eastAsia="宋体"/>
-          <w:b w:val="0"/>
-          <w:sz w:val="15"/>
-        </w:rPr>
-        <w:t>def kmeans(Z, k, seeds=50):</w:t>
-      </w:r>
-    </w:p>
-    <w:p>
-      <w:pPr>
-        <w:spacing w:after="0" w:line="240" w:lineRule="auto"/>
-      </w:pPr>
-      <w:r>
-        <w:rPr>
-          <w:rFonts w:ascii="Consolas" w:hAnsi="Consolas" w:eastAsia="宋体"/>
-          <w:b w:val="0"/>
-          <w:sz w:val="15"/>
-        </w:rPr>
-        <w:t xml:space="preserve">    best = None</w:t>
-      </w:r>
-    </w:p>
-    <w:p>
-      <w:pPr>
-        <w:spacing w:after="0" w:line="240" w:lineRule="auto"/>
-      </w:pPr>
-      <w:r>
-        <w:rPr>
-          <w:rFonts w:ascii="Consolas" w:hAnsi="Consolas" w:eastAsia="宋体"/>
-          <w:b w:val="0"/>
-          <w:sz w:val="15"/>
-        </w:rPr>
-        <w:t xml:space="preserve">    for sd in range(seeds):</w:t>
-      </w:r>
-    </w:p>
-    <w:p>
-      <w:pPr>
-        <w:spacing w:after="0" w:line="240" w:lineRule="auto"/>
-      </w:pPr>
-      <w:r>
-        <w:rPr>
-          <w:rFonts w:ascii="Consolas" w:hAnsi="Consolas" w:eastAsia="宋体"/>
-          <w:b w:val="0"/>
-          <w:sz w:val="15"/>
-        </w:rPr>
-        <w:t xml:space="preserve">        rng = np.random.default_rng(sd)</w:t>
-      </w:r>
-    </w:p>
-    <w:p>
-      <w:pPr>
-        <w:spacing w:after="0" w:line="240" w:lineRule="auto"/>
-      </w:pPr>
-      <w:r>
-        <w:rPr>
-          <w:rFonts w:ascii="Consolas" w:hAnsi="Consolas" w:eastAsia="宋体"/>
-          <w:b w:val="0"/>
-          <w:sz w:val="15"/>
-        </w:rPr>
-        <w:t xml:space="preserve">        C = Z[rng.choice(len(Z), k, replace=False)]</w:t>
-      </w:r>
-    </w:p>
-    <w:p>
-      <w:pPr>
-        <w:spacing w:after="0" w:line="240" w:lineRule="auto"/>
-      </w:pPr>
-      <w:r>
-        <w:rPr>
-          <w:rFonts w:ascii="Consolas" w:hAnsi="Consolas" w:eastAsia="宋体"/>
-          <w:b w:val="0"/>
-          <w:sz w:val="15"/>
-        </w:rPr>
-        <w:t xml:space="preserve">        for _ in range(300):</w:t>
-      </w:r>
-    </w:p>
-    <w:p>
-      <w:pPr>
-        <w:spacing w:after="0" w:line="240" w:lineRule="auto"/>
-      </w:pPr>
-      <w:r>
-        <w:rPr>
-          <w:rFonts w:ascii="Consolas" w:hAnsi="Consolas" w:eastAsia="宋体"/>
-          <w:b w:val="0"/>
-          <w:sz w:val="15"/>
-        </w:rPr>
-        <w:t xml:space="preserve">            lab = ((Z[:, None] - C) ** 2).sum(-1).argmin(1)</w:t>
-      </w:r>
-    </w:p>
-    <w:p>
-      <w:pPr>
-        <w:spacing w:after="0" w:line="240" w:lineRule="auto"/>
-      </w:pPr>
-      <w:r>
-        <w:rPr>
-          <w:rFonts w:ascii="Consolas" w:hAnsi="Consolas" w:eastAsia="宋体"/>
-          <w:b w:val="0"/>
-          <w:sz w:val="15"/>
-        </w:rPr>
-        <w:t xml:space="preserve">            newC = np.array([Z[lab == j].mean(0) if (lab == j).any() else C[j] for j in range(k)])</w:t>
-      </w:r>
-    </w:p>
-    <w:p>
-      <w:pPr>
-        <w:spacing w:after="0" w:line="240" w:lineRule="auto"/>
-      </w:pPr>
-      <w:r>
-        <w:rPr>
-          <w:rFonts w:ascii="Consolas" w:hAnsi="Consolas" w:eastAsia="宋体"/>
-          <w:b w:val="0"/>
-          <w:sz w:val="15"/>
-        </w:rPr>
-        <w:t xml:space="preserve">            if np.allclose(newC, C): break</w:t>
-      </w:r>
-    </w:p>
-    <w:p>
-      <w:pPr>
-        <w:spacing w:after="0" w:line="240" w:lineRule="auto"/>
-      </w:pPr>
-      <w:r>
-        <w:rPr>
-          <w:rFonts w:ascii="Consolas" w:hAnsi="Consolas" w:eastAsia="宋体"/>
-          <w:b w:val="0"/>
-          <w:sz w:val="15"/>
-        </w:rPr>
-        <w:t xml:space="preserve">            C = newC</w:t>
-      </w:r>
-    </w:p>
-    <w:p>
-      <w:pPr>
-        <w:spacing w:after="0" w:line="240" w:lineRule="auto"/>
-      </w:pPr>
-      <w:r>
-        <w:rPr>
-          <w:rFonts w:ascii="Consolas" w:hAnsi="Consolas" w:eastAsia="宋体"/>
-          <w:b w:val="0"/>
-          <w:sz w:val="15"/>
-        </w:rPr>
-        <w:t xml:space="preserve">        sse = ((Z - C[lab]) ** 2).sum()</w:t>
-      </w:r>
-    </w:p>
-    <w:p>
-      <w:pPr>
-        <w:spacing w:after="0" w:line="240" w:lineRule="auto"/>
-      </w:pPr>
-      <w:r>
-        <w:rPr>
-          <w:rFonts w:ascii="Consolas" w:hAnsi="Consolas" w:eastAsia="宋体"/>
-          <w:b w:val="0"/>
-          <w:sz w:val="15"/>
-        </w:rPr>
-        <w:t xml:space="preserve">        if best is None or sse &lt; best[0]: best = (sse, lab, C)</w:t>
-      </w:r>
-    </w:p>
-    <w:p>
-      <w:pPr>
-        <w:spacing w:after="0" w:line="240" w:lineRule="auto"/>
-      </w:pPr>
-      <w:r>
-        <w:rPr>
-          <w:rFonts w:ascii="Consolas" w:hAnsi="Consolas" w:eastAsia="宋体"/>
-          <w:b w:val="0"/>
-          <w:sz w:val="15"/>
-        </w:rPr>
-        <w:t xml:space="preserve">    return best</w:t>
-      </w:r>
-    </w:p>
-    <w:p>
-      <w:pPr>
-        <w:spacing w:after="0" w:line="240" w:lineRule="auto"/>
-      </w:pPr>
-      <w:r>
-        <w:rPr>
-          <w:rFonts w:ascii="Consolas" w:hAnsi="Consolas" w:eastAsia="宋体"/>
-          <w:b w:val="0"/>
-          <w:sz w:val="15"/>
-        </w:rPr>
-        <w:t>def silhouette(Z, lab):</w:t>
-      </w:r>
-    </w:p>
-    <w:p>
-      <w:pPr>
-        <w:spacing w:after="0" w:line="240" w:lineRule="auto"/>
-      </w:pPr>
-      <w:r>
-        <w:rPr>
-          <w:rFonts w:ascii="Consolas" w:hAnsi="Consolas" w:eastAsia="宋体"/>
-          <w:b w:val="0"/>
-          <w:sz w:val="15"/>
-        </w:rPr>
-        <w:t xml:space="preserve">    D = np.sqrt(((Z[:, None] - Z[None]) ** 2).sum(-1)); s = []</w:t>
-      </w:r>
-    </w:p>
-    <w:p>
-      <w:pPr>
-        <w:spacing w:after="0" w:line="240" w:lineRule="auto"/>
-      </w:pPr>
-      <w:r>
-        <w:rPr>
-          <w:rFonts w:ascii="Consolas" w:hAnsi="Consolas" w:eastAsia="宋体"/>
-          <w:b w:val="0"/>
-          <w:sz w:val="15"/>
-        </w:rPr>
-        <w:t xml:space="preserve">    for i in range(len(Z)):</w:t>
-      </w:r>
-    </w:p>
-    <w:p>
-      <w:pPr>
-        <w:spacing w:after="0" w:line="240" w:lineRule="auto"/>
-      </w:pPr>
-      <w:r>
-        <w:rPr>
-          <w:rFonts w:ascii="Consolas" w:hAnsi="Consolas" w:eastAsia="宋体"/>
-          <w:b w:val="0"/>
-          <w:sz w:val="15"/>
-        </w:rPr>
-        <w:t xml:space="preserve">        same = lab == lab[i]; a = D[i, same &amp; (np.arange(len(Z)) != i)].mean() if same.sum() &gt; 1 else 0</w:t>
-      </w:r>
-    </w:p>
-    <w:p>
-      <w:pPr>
-        <w:spacing w:after="0" w:line="240" w:lineRule="auto"/>
-      </w:pPr>
-      <w:r>
-        <w:rPr>
-          <w:rFonts w:ascii="Consolas" w:hAnsi="Consolas" w:eastAsia="宋体"/>
-          <w:b w:val="0"/>
-          <w:sz w:val="15"/>
-        </w:rPr>
-        <w:t xml:space="preserve">        b = min(D[i, lab == j].mean() for j in set(lab) if j != lab[i]); s.append((b - a) / max(a, b))</w:t>
-      </w:r>
-    </w:p>
-    <w:p>
-      <w:pPr>
-        <w:spacing w:after="0" w:line="240" w:lineRule="auto"/>
-      </w:pPr>
-      <w:r>
-        <w:rPr>
-          <w:rFonts w:ascii="Consolas" w:hAnsi="Consolas" w:eastAsia="宋体"/>
-          <w:b w:val="0"/>
-          <w:sz w:val="15"/>
-        </w:rPr>
-        <w:t xml:space="preserve">    return float(np.mean(s))</w:t>
-      </w:r>
-    </w:p>
-    <w:p>
-      <w:pPr>
-        <w:spacing w:after="0" w:line="240" w:lineRule="auto"/>
-      </w:pPr>
-      <w:r>
-        <w:rPr>
-          <w:rFonts w:ascii="Consolas" w:hAnsi="Consolas" w:eastAsia="宋体"/>
-          <w:b w:val="0"/>
-          <w:sz w:val="15"/>
-        </w:rPr>
-        <w:t>kscan = []</w:t>
-      </w:r>
-    </w:p>
-    <w:p>
-      <w:pPr>
-        <w:spacing w:after="0" w:line="240" w:lineRule="auto"/>
-      </w:pPr>
-      <w:r>
-        <w:rPr>
-          <w:rFonts w:ascii="Consolas" w:hAnsi="Consolas" w:eastAsia="宋体"/>
-          <w:b w:val="0"/>
-          <w:sz w:val="15"/>
-        </w:rPr>
-        <w:t>for k in range(2, 7):</w:t>
-      </w:r>
-    </w:p>
-    <w:p>
-      <w:pPr>
-        <w:spacing w:after="0" w:line="240" w:lineRule="auto"/>
-      </w:pPr>
-      <w:r>
-        <w:rPr>
-          <w:rFonts w:ascii="Consolas" w:hAnsi="Consolas" w:eastAsia="宋体"/>
-          <w:b w:val="0"/>
-          <w:sz w:val="15"/>
-        </w:rPr>
-        <w:t xml:space="preserve">    sse, lab, _ = kmeans(Xz, k); kscan.append(dict(k=k, SSE=sse, 轮廓系数=silhouette(Xz, lab)))</w:t>
-      </w:r>
-    </w:p>
-    <w:p>
-      <w:pPr>
-        <w:spacing w:after="0" w:line="240" w:lineRule="auto"/>
-      </w:pPr>
-      <w:r>
-        <w:rPr>
-          <w:rFonts w:ascii="Consolas" w:hAnsi="Consolas" w:eastAsia="宋体"/>
-          <w:b w:val="0"/>
-          <w:sz w:val="15"/>
-        </w:rPr>
-        <w:t>kscan = pd.DataFrame(kscan)</w:t>
-      </w:r>
-    </w:p>
-    <w:p>
-      <w:pPr>
-        <w:spacing w:after="0" w:line="240" w:lineRule="auto"/>
-      </w:pPr>
-      <w:r>
-        <w:rPr>
-          <w:rFonts w:ascii="Consolas" w:hAnsi="Consolas" w:eastAsia="宋体"/>
-          <w:b w:val="0"/>
-          <w:sz w:val="15"/>
-        </w:rPr>
-        <w:t>K = 3</w:t>
-      </w:r>
-    </w:p>
-    <w:p>
-      <w:pPr>
-        <w:spacing w:after="0" w:line="240" w:lineRule="auto"/>
-      </w:pPr>
-      <w:r>
-        <w:rPr>
-          <w:rFonts w:ascii="Consolas" w:hAnsi="Consolas" w:eastAsia="宋体"/>
-          <w:b w:val="0"/>
-          <w:sz w:val="15"/>
-        </w:rPr>
-        <w:t>_, lab, _ = kmeans(Xz, K)</w:t>
-      </w:r>
-    </w:p>
-    <w:p>
-      <w:pPr>
-        <w:spacing w:after="0" w:line="240" w:lineRule="auto"/>
-      </w:pPr>
-      <w:r>
-        <w:rPr>
-          <w:rFonts w:ascii="Consolas" w:hAnsi="Consolas" w:eastAsia="宋体"/>
-          <w:b w:val="0"/>
-          <w:sz w:val="15"/>
-        </w:rPr>
-        <w:t># 按加权平均分高低给簇命名</w:t>
-      </w:r>
-    </w:p>
-    <w:p>
-      <w:pPr>
-        <w:spacing w:after="0" w:line="240" w:lineRule="auto"/>
-      </w:pPr>
-      <w:r>
-        <w:rPr>
-          <w:rFonts w:ascii="Consolas" w:hAnsi="Consolas" w:eastAsia="宋体"/>
-          <w:b w:val="0"/>
-          <w:sz w:val="15"/>
-        </w:rPr>
-        <w:t>rank = pd.Series(lab).map(data.groupby(lab)["学分加权平均分"].mean().rank(ascending=False).astype(int))</w:t>
-      </w:r>
-    </w:p>
-    <w:p>
-      <w:pPr>
-        <w:spacing w:after="0" w:line="240" w:lineRule="auto"/>
-      </w:pPr>
-      <w:r>
-        <w:rPr>
-          <w:rFonts w:ascii="Consolas" w:hAnsi="Consolas" w:eastAsia="宋体"/>
-          <w:b w:val="0"/>
-          <w:sz w:val="15"/>
-        </w:rPr>
-        <w:t>names = {1: "A 学业优良组", 2: "B 稳定中等组", 3: "C 学业预警组"}</w:t>
-      </w:r>
-    </w:p>
-    <w:p>
-      <w:pPr>
-        <w:spacing w:after="0" w:line="240" w:lineRule="auto"/>
-      </w:pPr>
-      <w:r>
-        <w:rPr>
-          <w:rFonts w:ascii="Consolas" w:hAnsi="Consolas" w:eastAsia="宋体"/>
-          <w:b w:val="0"/>
-          <w:sz w:val="15"/>
-        </w:rPr>
-        <w:t>data["聚类"] = rank.map(names).values</w:t>
-      </w:r>
-    </w:p>
-    <w:p>
-      <w:pPr>
-        <w:spacing w:after="0" w:line="240" w:lineRule="auto"/>
-      </w:pPr>
-      <w:r>
-        <w:rPr>
-          <w:rFonts w:ascii="Consolas" w:hAnsi="Consolas" w:eastAsia="宋体"/>
-          <w:b w:val="0"/>
-          <w:sz w:val="15"/>
-        </w:rPr>
-        <w:t>cl_profile = data.groupby("聚类")[["学分加权平均分", "平均学分绩点", "不及格门次", "不及格学分", "通过率"]].mean()</w:t>
-      </w:r>
-    </w:p>
-    <w:p>
-      <w:pPr>
-        <w:spacing w:after="0" w:line="240" w:lineRule="auto"/>
-      </w:pPr>
-      <w:r>
-        <w:rPr>
-          <w:rFonts w:ascii="Consolas" w:hAnsi="Consolas" w:eastAsia="宋体"/>
-          <w:b w:val="0"/>
-          <w:sz w:val="15"/>
-        </w:rPr>
-        <w:t>cl_profile.insert(0, "人数", data.groupby("聚类").size())</w:t>
-      </w:r>
-    </w:p>
-    <w:p>
-      <w:pPr>
-        <w:spacing w:after="0" w:line="240" w:lineRule="auto"/>
-      </w:pPr>
-      <w:r>
-        <w:rPr>
-          <w:rFonts w:ascii="Consolas" w:hAnsi="Consolas" w:eastAsia="宋体"/>
-          <w:b w:val="0"/>
-          <w:sz w:val="15"/>
-        </w:rPr>
-        <w:t>cl_cross = pd.crosstab(data["班级"], data["聚类"]).loc[CLASSES]</w:t>
-      </w:r>
-    </w:p>
-    <w:p>
-      <w:pPr>
-        <w:spacing w:after="0" w:line="240" w:lineRule="auto"/>
-      </w:pPr>
-      <w:r>
-        <w:rPr>
-          <w:rFonts w:ascii="Consolas" w:hAnsi="Consolas" w:eastAsia="宋体"/>
-          <w:b w:val="0"/>
-          <w:sz w:val="15"/>
-        </w:rPr>
-        <w:t>warn_list = data[data["聚类"] == names[3]][["班级", "ID", "学分加权平均分", "平均学分绩点", "不及格门次", "不及格学分", "通过率"]].sort_values("学分加权平均分")</w:t>
-      </w:r>
-    </w:p>
-    <w:p>
-      <w:pPr>
-        <w:spacing w:after="0" w:line="240" w:lineRule="auto"/>
-      </w:pPr>
-      <w:r>
-        <w:rPr>
-          <w:rFonts w:ascii="Consolas" w:hAnsi="Consolas" w:eastAsia="宋体"/>
-          <w:b w:val="0"/>
-          <w:sz w:val="15"/>
-        </w:rPr>
-        <w:t xml:space="preserve"> </w:t>
-      </w:r>
-    </w:p>
-    <w:p>
-      <w:pPr>
-        <w:spacing w:after="0" w:line="240" w:lineRule="auto"/>
-      </w:pPr>
-      <w:r>
-        <w:rPr>
-          <w:rFonts w:ascii="Consolas" w:hAnsi="Consolas" w:eastAsia="宋体"/>
-          <w:b w:val="0"/>
-          <w:sz w:val="15"/>
-        </w:rPr>
-        <w:t># =================== 图表 ===================</w:t>
-      </w:r>
-    </w:p>
-    <w:p>
-      <w:pPr>
-        <w:spacing w:after="0" w:line="240" w:lineRule="auto"/>
-      </w:pPr>
-      <w:r>
-        <w:rPr>
-          <w:rFonts w:ascii="Consolas" w:hAnsi="Consolas" w:eastAsia="宋体"/>
-          <w:b w:val="0"/>
-          <w:sz w:val="15"/>
-        </w:rPr>
-        <w:t>x = np.arange(5)</w:t>
-      </w:r>
-    </w:p>
-    <w:p>
-      <w:pPr>
-        <w:spacing w:after="0" w:line="240" w:lineRule="auto"/>
-      </w:pPr>
-      <w:r>
-        <w:rPr>
-          <w:rFonts w:ascii="Consolas" w:hAnsi="Consolas" w:eastAsia="宋体"/>
-          <w:b w:val="0"/>
-          <w:sz w:val="15"/>
-        </w:rPr>
-        <w:t># 各班加权平均分均值 + 95%CI</w:t>
-      </w:r>
-    </w:p>
-    <w:p>
-      <w:pPr>
-        <w:spacing w:after="0" w:line="240" w:lineRule="auto"/>
-      </w:pPr>
-      <w:r>
-        <w:rPr>
-          <w:rFonts w:ascii="Consolas" w:hAnsi="Consolas" w:eastAsia="宋体"/>
-          <w:b w:val="0"/>
-          <w:sz w:val="15"/>
-        </w:rPr>
-        <w:t>means = desc["均值"].astype(float); sd = desc["标准差"].astype(float); n = desc["样本数"].astype(int)</w:t>
-      </w:r>
-    </w:p>
-    <w:p>
-      <w:pPr>
-        <w:spacing w:after="0" w:line="240" w:lineRule="auto"/>
-      </w:pPr>
-      <w:r>
-        <w:rPr>
-          <w:rFonts w:ascii="Consolas" w:hAnsi="Consolas" w:eastAsia="宋体"/>
-          <w:b w:val="0"/>
-          <w:sz w:val="15"/>
-        </w:rPr>
-        <w:t>ci = stats.t.ppf(.975, n - 1) * sd / np.sqrt(n)</w:t>
-      </w:r>
-    </w:p>
-    <w:p>
-      <w:pPr>
-        <w:spacing w:after="0" w:line="240" w:lineRule="auto"/>
-      </w:pPr>
-      <w:r>
-        <w:rPr>
-          <w:rFonts w:ascii="Consolas" w:hAnsi="Consolas" w:eastAsia="宋体"/>
-          <w:b w:val="0"/>
-          <w:sz w:val="15"/>
-        </w:rPr>
-        <w:t>fig, ax = plt.subplots(figsize=(7, 3.8))</w:t>
-      </w:r>
-    </w:p>
-    <w:p>
-      <w:pPr>
-        <w:spacing w:after="0" w:line="240" w:lineRule="auto"/>
-      </w:pPr>
-      <w:r>
-        <w:rPr>
-          <w:rFonts w:ascii="Consolas" w:hAnsi="Consolas" w:eastAsia="宋体"/>
-          <w:b w:val="0"/>
-          <w:sz w:val="15"/>
-        </w:rPr>
-        <w:t>ax.bar(x, means - 60, bottom=60, width=.56, color=[CCOL[c] for c in CLASSES], edgecolor="white", linewidth=2)</w:t>
-      </w:r>
-    </w:p>
-    <w:p>
-      <w:pPr>
-        <w:spacing w:after="0" w:line="240" w:lineRule="auto"/>
-      </w:pPr>
-      <w:r>
-        <w:rPr>
-          <w:rFonts w:ascii="Consolas" w:hAnsi="Consolas" w:eastAsia="宋体"/>
-          <w:b w:val="0"/>
-          <w:sz w:val="15"/>
-        </w:rPr>
-        <w:t>ax.errorbar(x, means, yerr=ci, fmt="none", ecolor=INK2, elinewidth=1.2, capsize=5)</w:t>
-      </w:r>
-    </w:p>
-    <w:p>
-      <w:pPr>
-        <w:spacing w:after="0" w:line="240" w:lineRule="auto"/>
-      </w:pPr>
-      <w:r>
-        <w:rPr>
-          <w:rFonts w:ascii="Consolas" w:hAnsi="Consolas" w:eastAsia="宋体"/>
-          <w:b w:val="0"/>
-          <w:sz w:val="15"/>
-        </w:rPr>
-        <w:t>for i, c in enumerate(CLASSES):</w:t>
-      </w:r>
-    </w:p>
-    <w:p>
-      <w:pPr>
-        <w:spacing w:after="0" w:line="240" w:lineRule="auto"/>
-      </w:pPr>
-      <w:r>
-        <w:rPr>
-          <w:rFonts w:ascii="Consolas" w:hAnsi="Consolas" w:eastAsia="宋体"/>
-          <w:b w:val="0"/>
-          <w:sz w:val="15"/>
-        </w:rPr>
-        <w:t xml:space="preserve">    ax.text(i, means[c] + ci[c] + .4, f"{means[c]:.2f}", ha="center", va="bottom", color=INK, fontsize=10, fontweight="bold")</w:t>
-      </w:r>
-    </w:p>
-    <w:p>
-      <w:pPr>
-        <w:spacing w:after="0" w:line="240" w:lineRule="auto"/>
-      </w:pPr>
-      <w:r>
-        <w:rPr>
-          <w:rFonts w:ascii="Consolas" w:hAnsi="Consolas" w:eastAsia="宋体"/>
-          <w:b w:val="0"/>
-          <w:sz w:val="15"/>
-        </w:rPr>
-        <w:t>ax.axhline(desc_all["均值"], color=MUTED, ls="--", lw=1)</w:t>
-      </w:r>
-    </w:p>
-    <w:p>
-      <w:pPr>
-        <w:spacing w:after="0" w:line="240" w:lineRule="auto"/>
-      </w:pPr>
-      <w:r>
-        <w:rPr>
-          <w:rFonts w:ascii="Consolas" w:hAnsi="Consolas" w:eastAsia="宋体"/>
-          <w:b w:val="0"/>
-          <w:sz w:val="15"/>
-        </w:rPr>
-        <w:t>ax.set_xlim(-.5, 5.15)</w:t>
-      </w:r>
-    </w:p>
-    <w:p>
-      <w:pPr>
-        <w:spacing w:after="0" w:line="240" w:lineRule="auto"/>
-      </w:pPr>
-      <w:r>
-        <w:rPr>
-          <w:rFonts w:ascii="Consolas" w:hAnsi="Consolas" w:eastAsia="宋体"/>
-          <w:b w:val="0"/>
-          <w:sz w:val="15"/>
-        </w:rPr>
-        <w:t>ax.text(4.35, desc_all["均值"], f"全体均值\n{desc_all['均值']:.2f}", ha="left", va="center", color=INK2, fontsize=9)</w:t>
-      </w:r>
-    </w:p>
-    <w:p>
-      <w:pPr>
-        <w:spacing w:after="0" w:line="240" w:lineRule="auto"/>
-      </w:pPr>
-      <w:r>
-        <w:rPr>
-          <w:rFonts w:ascii="Consolas" w:hAnsi="Consolas" w:eastAsia="宋体"/>
-          <w:b w:val="0"/>
-          <w:sz w:val="15"/>
-        </w:rPr>
-        <w:t>ax.set_xticks(x, [f"{c}\n(n={n[c]})" for c in CLASSES]); ax.set_ylim(60, 92); ax.set_ylabel("学分加权平均分")</w:t>
-      </w:r>
-    </w:p>
-    <w:p>
-      <w:pPr>
-        <w:spacing w:after="0" w:line="240" w:lineRule="auto"/>
-      </w:pPr>
-      <w:r>
-        <w:rPr>
-          <w:rFonts w:ascii="Consolas" w:hAnsi="Consolas" w:eastAsia="宋体"/>
-          <w:b w:val="0"/>
-          <w:sz w:val="15"/>
-        </w:rPr>
-        <w:t>ax.grid(axis="x", visible=False)</w:t>
-      </w:r>
-    </w:p>
-    <w:p>
-      <w:pPr>
-        <w:spacing w:after="0" w:line="240" w:lineRule="auto"/>
-      </w:pPr>
-      <w:r>
-        <w:rPr>
-          <w:rFonts w:ascii="Consolas" w:hAnsi="Consolas" w:eastAsia="宋体"/>
-          <w:b w:val="0"/>
-          <w:sz w:val="15"/>
-        </w:rPr>
-        <w:t>save(fig, "fig1_mean_bar")</w:t>
-      </w:r>
-    </w:p>
-    <w:p>
-      <w:pPr>
-        <w:spacing w:after="0" w:line="240" w:lineRule="auto"/>
-      </w:pPr>
-      <w:r>
-        <w:rPr>
-          <w:rFonts w:ascii="Consolas" w:hAnsi="Consolas" w:eastAsia="宋体"/>
-          <w:b w:val="0"/>
-          <w:sz w:val="15"/>
-        </w:rPr>
-        <w:t xml:space="preserve"> </w:t>
-      </w:r>
-    </w:p>
-    <w:p>
-      <w:pPr>
-        <w:spacing w:after="0" w:line="240" w:lineRule="auto"/>
-      </w:pPr>
-      <w:r>
-        <w:rPr>
-          <w:rFonts w:ascii="Consolas" w:hAnsi="Consolas" w:eastAsia="宋体"/>
-          <w:b w:val="0"/>
-          <w:sz w:val="15"/>
-        </w:rPr>
-        <w:t># 直方图小多图</w:t>
-      </w:r>
-    </w:p>
-    <w:p>
-      <w:pPr>
-        <w:spacing w:after="0" w:line="240" w:lineRule="auto"/>
-      </w:pPr>
-      <w:r>
-        <w:rPr>
-          <w:rFonts w:ascii="Consolas" w:hAnsi="Consolas" w:eastAsia="宋体"/>
-          <w:b w:val="0"/>
-          <w:sz w:val="15"/>
-        </w:rPr>
-        <w:t>bins = np.arange(60, 95.1, 2.5)</w:t>
-      </w:r>
-    </w:p>
-    <w:p>
-      <w:pPr>
-        <w:spacing w:after="0" w:line="240" w:lineRule="auto"/>
-      </w:pPr>
-      <w:r>
-        <w:rPr>
-          <w:rFonts w:ascii="Consolas" w:hAnsi="Consolas" w:eastAsia="宋体"/>
-          <w:b w:val="0"/>
-          <w:sz w:val="15"/>
-        </w:rPr>
-        <w:t>fig, axes = plt.subplots(1, 5, figsize=(12, 3), sharey=True, sharex=True)</w:t>
-      </w:r>
-    </w:p>
-    <w:p>
-      <w:pPr>
-        <w:spacing w:after="0" w:line="240" w:lineRule="auto"/>
-      </w:pPr>
-      <w:r>
-        <w:rPr>
-          <w:rFonts w:ascii="Consolas" w:hAnsi="Consolas" w:eastAsia="宋体"/>
-          <w:b w:val="0"/>
-          <w:sz w:val="15"/>
-        </w:rPr>
-        <w:t>for ax, c in zip(axes, CLASSES):</w:t>
-      </w:r>
-    </w:p>
-    <w:p>
-      <w:pPr>
-        <w:spacing w:after="0" w:line="240" w:lineRule="auto"/>
-      </w:pPr>
-      <w:r>
-        <w:rPr>
-          <w:rFonts w:ascii="Consolas" w:hAnsi="Consolas" w:eastAsia="宋体"/>
-          <w:b w:val="0"/>
-          <w:sz w:val="15"/>
-        </w:rPr>
-        <w:t xml:space="preserve">    s = g.get_group(c)["学分加权平均分"]</w:t>
-      </w:r>
-    </w:p>
-    <w:p>
-      <w:pPr>
-        <w:spacing w:after="0" w:line="240" w:lineRule="auto"/>
-      </w:pPr>
-      <w:r>
-        <w:rPr>
-          <w:rFonts w:ascii="Consolas" w:hAnsi="Consolas" w:eastAsia="宋体"/>
-          <w:b w:val="0"/>
-          <w:sz w:val="15"/>
-        </w:rPr>
-        <w:t xml:space="preserve">    ax.hist(s, bins=bins, color=CCOL[c], edgecolor="white", linewidth=1.5)</w:t>
-      </w:r>
-    </w:p>
-    <w:p>
-      <w:pPr>
-        <w:spacing w:after="0" w:line="240" w:lineRule="auto"/>
-      </w:pPr>
-      <w:r>
-        <w:rPr>
-          <w:rFonts w:ascii="Consolas" w:hAnsi="Consolas" w:eastAsia="宋体"/>
-          <w:b w:val="0"/>
-          <w:sz w:val="15"/>
-        </w:rPr>
-        <w:t xml:space="preserve">    ax.axvline(s.mean(), color=INK, lw=1.2); ax.axvline(s.median(), color=INK, lw=1.2, ls=":")</w:t>
-      </w:r>
-    </w:p>
-    <w:p>
-      <w:pPr>
-        <w:spacing w:after="0" w:line="240" w:lineRule="auto"/>
-      </w:pPr>
-      <w:r>
-        <w:rPr>
-          <w:rFonts w:ascii="Consolas" w:hAnsi="Consolas" w:eastAsia="宋体"/>
-          <w:b w:val="0"/>
-          <w:sz w:val="15"/>
-        </w:rPr>
-        <w:t xml:space="preserve">    ax.set_title(f"{c}  偏度 {s.skew():+.2f}", fontsize=10.5); ax.set_xlabel("加权平均分")</w:t>
-      </w:r>
-    </w:p>
-    <w:p>
-      <w:pPr>
-        <w:spacing w:after="0" w:line="240" w:lineRule="auto"/>
-      </w:pPr>
-      <w:r>
-        <w:rPr>
-          <w:rFonts w:ascii="Consolas" w:hAnsi="Consolas" w:eastAsia="宋体"/>
-          <w:b w:val="0"/>
-          <w:sz w:val="15"/>
-        </w:rPr>
-        <w:t xml:space="preserve">    ax.grid(axis="x", visible=False)</w:t>
-      </w:r>
-    </w:p>
-    <w:p>
-      <w:pPr>
-        <w:spacing w:after="0" w:line="240" w:lineRule="auto"/>
-      </w:pPr>
-      <w:r>
-        <w:rPr>
-          <w:rFonts w:ascii="Consolas" w:hAnsi="Consolas" w:eastAsia="宋体"/>
-          <w:b w:val="0"/>
-          <w:sz w:val="15"/>
-        </w:rPr>
-        <w:t>axes[0].set_ylabel("人数")</w:t>
-      </w:r>
-    </w:p>
-    <w:p>
-      <w:pPr>
-        <w:spacing w:after="0" w:line="240" w:lineRule="auto"/>
-      </w:pPr>
-      <w:r>
-        <w:rPr>
-          <w:rFonts w:ascii="Consolas" w:hAnsi="Consolas" w:eastAsia="宋体"/>
-          <w:b w:val="0"/>
-          <w:sz w:val="15"/>
-        </w:rPr>
-        <w:t>fig.tight_layout(); save(fig, "fig2_hist")</w:t>
-      </w:r>
-    </w:p>
-    <w:p>
-      <w:pPr>
-        <w:spacing w:after="0" w:line="240" w:lineRule="auto"/>
-      </w:pPr>
-      <w:r>
-        <w:rPr>
-          <w:rFonts w:ascii="Consolas" w:hAnsi="Consolas" w:eastAsia="宋体"/>
-          <w:b w:val="0"/>
-          <w:sz w:val="15"/>
-        </w:rPr>
-        <w:t xml:space="preserve"> </w:t>
-      </w:r>
-    </w:p>
-    <w:p>
-      <w:pPr>
-        <w:spacing w:after="0" w:line="240" w:lineRule="auto"/>
-      </w:pPr>
-      <w:r>
-        <w:rPr>
-          <w:rFonts w:ascii="Consolas" w:hAnsi="Consolas" w:eastAsia="宋体"/>
-          <w:b w:val="0"/>
-          <w:sz w:val="15"/>
-        </w:rPr>
-        <w:t># 成绩等级百分比堆叠条形图</w:t>
-      </w:r>
-    </w:p>
-    <w:p>
-      <w:pPr>
-        <w:spacing w:after="0" w:line="240" w:lineRule="auto"/>
-      </w:pPr>
-      <w:r>
-        <w:rPr>
-          <w:rFonts w:ascii="Consolas" w:hAnsi="Consolas" w:eastAsia="宋体"/>
-          <w:b w:val="0"/>
-          <w:sz w:val="15"/>
-        </w:rPr>
-        <w:t>fig, ax = plt.subplots(figsize=(8, 3.8))</w:t>
-      </w:r>
-    </w:p>
-    <w:p>
-      <w:pPr>
-        <w:spacing w:after="0" w:line="240" w:lineRule="auto"/>
-      </w:pPr>
-      <w:r>
-        <w:rPr>
-          <w:rFonts w:ascii="Consolas" w:hAnsi="Consolas" w:eastAsia="宋体"/>
-          <w:b w:val="0"/>
-          <w:sz w:val="15"/>
-        </w:rPr>
-        <w:t>left = np.zeros(5)</w:t>
-      </w:r>
-    </w:p>
-    <w:p>
-      <w:pPr>
-        <w:spacing w:after="0" w:line="240" w:lineRule="auto"/>
-      </w:pPr>
-      <w:r>
-        <w:rPr>
-          <w:rFonts w:ascii="Consolas" w:hAnsi="Consolas" w:eastAsia="宋体"/>
-          <w:b w:val="0"/>
-          <w:sz w:val="15"/>
-        </w:rPr>
-        <w:t>for lv, col in zip(LEVELS, LCOL):</w:t>
-      </w:r>
-    </w:p>
-    <w:p>
-      <w:pPr>
-        <w:spacing w:after="0" w:line="240" w:lineRule="auto"/>
-      </w:pPr>
-      <w:r>
-        <w:rPr>
-          <w:rFonts w:ascii="Consolas" w:hAnsi="Consolas" w:eastAsia="宋体"/>
-          <w:b w:val="0"/>
-          <w:sz w:val="15"/>
-        </w:rPr>
-        <w:t xml:space="preserve">    v = level_pct[lv].values</w:t>
-      </w:r>
-    </w:p>
-    <w:p>
-      <w:pPr>
-        <w:spacing w:after="0" w:line="240" w:lineRule="auto"/>
-      </w:pPr>
-      <w:r>
-        <w:rPr>
-          <w:rFonts w:ascii="Consolas" w:hAnsi="Consolas" w:eastAsia="宋体"/>
-          <w:b w:val="0"/>
-          <w:sz w:val="15"/>
-        </w:rPr>
-        <w:t xml:space="preserve">    ax.barh(x, v, left=left, color=col, edgecolor="white", linewidth=2, height=.62, label=lv)</w:t>
-      </w:r>
-    </w:p>
-    <w:p>
-      <w:pPr>
-        <w:spacing w:after="0" w:line="240" w:lineRule="auto"/>
-      </w:pPr>
-      <w:r>
-        <w:rPr>
-          <w:rFonts w:ascii="Consolas" w:hAnsi="Consolas" w:eastAsia="宋体"/>
-          <w:b w:val="0"/>
-          <w:sz w:val="15"/>
-        </w:rPr>
-        <w:t xml:space="preserve">    for i, (l, w) in enumerate(zip(left, v)):</w:t>
-      </w:r>
-    </w:p>
-    <w:p>
-      <w:pPr>
-        <w:spacing w:after="0" w:line="240" w:lineRule="auto"/>
-      </w:pPr>
-      <w:r>
-        <w:rPr>
-          <w:rFonts w:ascii="Consolas" w:hAnsi="Consolas" w:eastAsia="宋体"/>
-          <w:b w:val="0"/>
-          <w:sz w:val="15"/>
-        </w:rPr>
-        <w:t xml:space="preserve">        if w &gt;= .07:</w:t>
-      </w:r>
-    </w:p>
-    <w:p>
-      <w:pPr>
-        <w:spacing w:after="0" w:line="240" w:lineRule="auto"/>
-      </w:pPr>
-      <w:r>
-        <w:rPr>
-          <w:rFonts w:ascii="Consolas" w:hAnsi="Consolas" w:eastAsia="宋体"/>
-          <w:b w:val="0"/>
-          <w:sz w:val="15"/>
-        </w:rPr>
-        <w:t xml:space="preserve">            ax.text(l + w / 2, i, f"{w:.0%}", ha="center", va="center", fontsize=9,</w:t>
-      </w:r>
-    </w:p>
-    <w:p>
-      <w:pPr>
-        <w:spacing w:after="0" w:line="240" w:lineRule="auto"/>
-      </w:pPr>
-      <w:r>
-        <w:rPr>
-          <w:rFonts w:ascii="Consolas" w:hAnsi="Consolas" w:eastAsia="宋体"/>
-          <w:b w:val="0"/>
-          <w:sz w:val="15"/>
-        </w:rPr>
-        <w:t xml:space="preserve">                    color="white" if col != LCOL[0] else INK)</w:t>
-      </w:r>
-    </w:p>
-    <w:p>
-      <w:pPr>
-        <w:spacing w:after="0" w:line="240" w:lineRule="auto"/>
-      </w:pPr>
-      <w:r>
-        <w:rPr>
-          <w:rFonts w:ascii="Consolas" w:hAnsi="Consolas" w:eastAsia="宋体"/>
-          <w:b w:val="0"/>
-          <w:sz w:val="15"/>
-        </w:rPr>
-        <w:t xml:space="preserve">    left += v</w:t>
-      </w:r>
-    </w:p>
-    <w:p>
-      <w:pPr>
-        <w:spacing w:after="0" w:line="240" w:lineRule="auto"/>
-      </w:pPr>
-      <w:r>
-        <w:rPr>
-          <w:rFonts w:ascii="Consolas" w:hAnsi="Consolas" w:eastAsia="宋体"/>
-          <w:b w:val="0"/>
-          <w:sz w:val="15"/>
-        </w:rPr>
-        <w:t>ax.set_yticks(x, CLASSES); ax.invert_yaxis(); ax.set_xlim(0, 1)</w:t>
-      </w:r>
-    </w:p>
-    <w:p>
-      <w:pPr>
-        <w:spacing w:after="0" w:line="240" w:lineRule="auto"/>
-      </w:pPr>
-      <w:r>
-        <w:rPr>
-          <w:rFonts w:ascii="Consolas" w:hAnsi="Consolas" w:eastAsia="宋体"/>
-          <w:b w:val="0"/>
-          <w:sz w:val="15"/>
-        </w:rPr>
-        <w:t>ax.xaxis.set_major_formatter(matplotlib.ticker.PercentFormatter(1.0))</w:t>
-      </w:r>
-    </w:p>
-    <w:p>
-      <w:pPr>
-        <w:spacing w:after="0" w:line="240" w:lineRule="auto"/>
-      </w:pPr>
-      <w:r>
-        <w:rPr>
-          <w:rFonts w:ascii="Consolas" w:hAnsi="Consolas" w:eastAsia="宋体"/>
-          <w:b w:val="0"/>
-          <w:sz w:val="15"/>
-        </w:rPr>
-        <w:t>ax.legend(ncol=4, loc="lower center", bbox_to_anchor=(.5, 1.0), fontsize=9)</w:t>
-      </w:r>
-    </w:p>
-    <w:p>
-      <w:pPr>
-        <w:spacing w:after="0" w:line="240" w:lineRule="auto"/>
-      </w:pPr>
-      <w:r>
-        <w:rPr>
-          <w:rFonts w:ascii="Consolas" w:hAnsi="Consolas" w:eastAsia="宋体"/>
-          <w:b w:val="0"/>
-          <w:sz w:val="15"/>
-        </w:rPr>
-        <w:t>ax.grid(axis="y", visible=False)</w:t>
-      </w:r>
-    </w:p>
-    <w:p>
-      <w:pPr>
-        <w:spacing w:after="0" w:line="240" w:lineRule="auto"/>
-      </w:pPr>
-      <w:r>
-        <w:rPr>
-          <w:rFonts w:ascii="Consolas" w:hAnsi="Consolas" w:eastAsia="宋体"/>
-          <w:b w:val="0"/>
-          <w:sz w:val="15"/>
-        </w:rPr>
-        <w:t>save(fig, "fig3_levels")</w:t>
-      </w:r>
-    </w:p>
-    <w:p>
-      <w:pPr>
-        <w:spacing w:after="0" w:line="240" w:lineRule="auto"/>
-      </w:pPr>
-      <w:r>
-        <w:rPr>
-          <w:rFonts w:ascii="Consolas" w:hAnsi="Consolas" w:eastAsia="宋体"/>
-          <w:b w:val="0"/>
-          <w:sz w:val="15"/>
-        </w:rPr>
-        <w:t xml:space="preserve"> </w:t>
-      </w:r>
-    </w:p>
-    <w:p>
-      <w:pPr>
-        <w:spacing w:after="0" w:line="240" w:lineRule="auto"/>
-      </w:pPr>
-      <w:r>
-        <w:rPr>
-          <w:rFonts w:ascii="Consolas" w:hAnsi="Consolas" w:eastAsia="宋体"/>
-          <w:b w:val="0"/>
-          <w:sz w:val="15"/>
-        </w:rPr>
-        <w:t># 箱线图 + 散点 + 异常点标注</w:t>
-      </w:r>
-    </w:p>
-    <w:p>
-      <w:pPr>
-        <w:spacing w:after="0" w:line="240" w:lineRule="auto"/>
-      </w:pPr>
-      <w:r>
-        <w:rPr>
-          <w:rFonts w:ascii="Consolas" w:hAnsi="Consolas" w:eastAsia="宋体"/>
-          <w:b w:val="0"/>
-          <w:sz w:val="15"/>
-        </w:rPr>
-        <w:t>fig, ax = plt.subplots(figsize=(8, 4.6))</w:t>
-      </w:r>
-    </w:p>
-    <w:p>
-      <w:pPr>
-        <w:spacing w:after="0" w:line="240" w:lineRule="auto"/>
-      </w:pPr>
-      <w:r>
-        <w:rPr>
-          <w:rFonts w:ascii="Consolas" w:hAnsi="Consolas" w:eastAsia="宋体"/>
-          <w:b w:val="0"/>
-          <w:sz w:val="15"/>
-        </w:rPr>
-        <w:t>bp = ax.boxplot(groups, positions=x, widths=.5, patch_artist=True, showfliers=False,</w:t>
-      </w:r>
-    </w:p>
-    <w:p>
-      <w:pPr>
-        <w:spacing w:after="0" w:line="240" w:lineRule="auto"/>
-      </w:pPr>
-      <w:r>
-        <w:rPr>
-          <w:rFonts w:ascii="Consolas" w:hAnsi="Consolas" w:eastAsia="宋体"/>
-          <w:b w:val="0"/>
-          <w:sz w:val="15"/>
-        </w:rPr>
-        <w:t xml:space="preserve">                medianprops=dict(color=INK, lw=1.6), whiskerprops=dict(color=INK2), capprops=dict(color=INK2),</w:t>
-      </w:r>
-    </w:p>
-    <w:p>
-      <w:pPr>
-        <w:spacing w:after="0" w:line="240" w:lineRule="auto"/>
-      </w:pPr>
-      <w:r>
-        <w:rPr>
-          <w:rFonts w:ascii="Consolas" w:hAnsi="Consolas" w:eastAsia="宋体"/>
-          <w:b w:val="0"/>
-          <w:sz w:val="15"/>
-        </w:rPr>
-        <w:t xml:space="preserve">                boxprops=dict(linewidth=1, edgecolor=INK2))</w:t>
-      </w:r>
-    </w:p>
-    <w:p>
-      <w:pPr>
-        <w:spacing w:after="0" w:line="240" w:lineRule="auto"/>
-      </w:pPr>
-      <w:r>
-        <w:rPr>
-          <w:rFonts w:ascii="Consolas" w:hAnsi="Consolas" w:eastAsia="宋体"/>
-          <w:b w:val="0"/>
-          <w:sz w:val="15"/>
-        </w:rPr>
-        <w:t>for patch, c in zip(bp["boxes"], CLASSES):</w:t>
-      </w:r>
-    </w:p>
-    <w:p>
-      <w:pPr>
-        <w:spacing w:after="0" w:line="240" w:lineRule="auto"/>
-      </w:pPr>
-      <w:r>
-        <w:rPr>
-          <w:rFonts w:ascii="Consolas" w:hAnsi="Consolas" w:eastAsia="宋体"/>
-          <w:b w:val="0"/>
-          <w:sz w:val="15"/>
-        </w:rPr>
-        <w:t xml:space="preserve">    patch.set_facecolor(CCOL[c]); patch.set_alpha(.35)</w:t>
-      </w:r>
-    </w:p>
-    <w:p>
-      <w:pPr>
-        <w:spacing w:after="0" w:line="240" w:lineRule="auto"/>
-      </w:pPr>
-      <w:r>
-        <w:rPr>
-          <w:rFonts w:ascii="Consolas" w:hAnsi="Consolas" w:eastAsia="宋体"/>
-          <w:b w:val="0"/>
-          <w:sz w:val="15"/>
-        </w:rPr>
-        <w:t>rng = np.random.default_rng(0)</w:t>
-      </w:r>
-    </w:p>
-    <w:p>
-      <w:pPr>
-        <w:spacing w:after="0" w:line="240" w:lineRule="auto"/>
-      </w:pPr>
-      <w:r>
-        <w:rPr>
-          <w:rFonts w:ascii="Consolas" w:hAnsi="Consolas" w:eastAsia="宋体"/>
-          <w:b w:val="0"/>
-          <w:sz w:val="15"/>
-        </w:rPr>
-        <w:t>for i, c in enumerate(CLASSES):</w:t>
-      </w:r>
-    </w:p>
-    <w:p>
-      <w:pPr>
-        <w:spacing w:after="0" w:line="240" w:lineRule="auto"/>
-      </w:pPr>
-      <w:r>
-        <w:rPr>
-          <w:rFonts w:ascii="Consolas" w:hAnsi="Consolas" w:eastAsia="宋体"/>
-          <w:b w:val="0"/>
-          <w:sz w:val="15"/>
-        </w:rPr>
-        <w:t xml:space="preserve">    d = data[data["班级"] == c]</w:t>
-      </w:r>
-    </w:p>
-    <w:p>
-      <w:pPr>
-        <w:spacing w:after="0" w:line="240" w:lineRule="auto"/>
-      </w:pPr>
-      <w:r>
-        <w:rPr>
-          <w:rFonts w:ascii="Consolas" w:hAnsi="Consolas" w:eastAsia="宋体"/>
-          <w:b w:val="0"/>
-          <w:sz w:val="15"/>
-        </w:rPr>
-        <w:t xml:space="preserve">    jit = rng.uniform(-.13, .13, len(d))</w:t>
-      </w:r>
-    </w:p>
-    <w:p>
-      <w:pPr>
-        <w:spacing w:after="0" w:line="240" w:lineRule="auto"/>
-      </w:pPr>
-      <w:r>
-        <w:rPr>
-          <w:rFonts w:ascii="Consolas" w:hAnsi="Consolas" w:eastAsia="宋体"/>
-          <w:b w:val="0"/>
-          <w:sz w:val="15"/>
-        </w:rPr>
-        <w:t xml:space="preserve">    normal = ~d["箱线图异常"]</w:t>
-      </w:r>
-    </w:p>
-    <w:p>
-      <w:pPr>
-        <w:spacing w:after="0" w:line="240" w:lineRule="auto"/>
-      </w:pPr>
-      <w:r>
-        <w:rPr>
-          <w:rFonts w:ascii="Consolas" w:hAnsi="Consolas" w:eastAsia="宋体"/>
-          <w:b w:val="0"/>
-          <w:sz w:val="15"/>
-        </w:rPr>
-        <w:t xml:space="preserve">    ax.scatter(i + jit[normal], d["学分加权平均分"][normal], s=14, color=CCOL[c], edgecolor="white", linewidth=.6, zorder=3)</w:t>
-      </w:r>
-    </w:p>
-    <w:p>
-      <w:pPr>
-        <w:spacing w:after="0" w:line="240" w:lineRule="auto"/>
-      </w:pPr>
-      <w:r>
-        <w:rPr>
-          <w:rFonts w:ascii="Consolas" w:hAnsi="Consolas" w:eastAsia="宋体"/>
-          <w:b w:val="0"/>
-          <w:sz w:val="15"/>
-        </w:rPr>
-        <w:t xml:space="preserve">    ax.scatter(i + jit[~normal], d["学分加权平均分"][~normal], s=60, facecolor="white", edgecolor="#e34948", linewidth=2, zorder=4)</w:t>
-      </w:r>
-    </w:p>
-    <w:p>
-      <w:pPr>
-        <w:spacing w:after="0" w:line="240" w:lineRule="auto"/>
-      </w:pPr>
-      <w:r>
-        <w:rPr>
-          <w:rFonts w:ascii="Consolas" w:hAnsi="Consolas" w:eastAsia="宋体"/>
-          <w:b w:val="0"/>
-          <w:sz w:val="15"/>
-        </w:rPr>
-        <w:t xml:space="preserve">    for (_, r), jj in zip(d[~normal].iterrows(), jit[~normal]):</w:t>
-      </w:r>
-    </w:p>
-    <w:p>
-      <w:pPr>
-        <w:spacing w:after="0" w:line="240" w:lineRule="auto"/>
-      </w:pPr>
-      <w:r>
-        <w:rPr>
-          <w:rFonts w:ascii="Consolas" w:hAnsi="Consolas" w:eastAsia="宋体"/>
-          <w:b w:val="0"/>
-          <w:sz w:val="15"/>
-        </w:rPr>
-        <w:t xml:space="preserve">        ax.annotate(f"{r.ID} ({r.学分加权平均分:.2f})", (i + jj, r.学分加权平均分), xytext=(10, -3),</w:t>
-      </w:r>
-    </w:p>
-    <w:p>
-      <w:pPr>
-        <w:spacing w:after="0" w:line="240" w:lineRule="auto"/>
-      </w:pPr>
-      <w:r>
-        <w:rPr>
-          <w:rFonts w:ascii="Consolas" w:hAnsi="Consolas" w:eastAsia="宋体"/>
-          <w:b w:val="0"/>
-          <w:sz w:val="15"/>
-        </w:rPr>
-        <w:t xml:space="preserve">                    textcoords="offset points", fontsize=8.5, color=INK2)</w:t>
-      </w:r>
-    </w:p>
-    <w:p>
-      <w:pPr>
-        <w:spacing w:after="0" w:line="240" w:lineRule="auto"/>
-      </w:pPr>
-      <w:r>
-        <w:rPr>
-          <w:rFonts w:ascii="Consolas" w:hAnsi="Consolas" w:eastAsia="宋体"/>
-          <w:b w:val="0"/>
-          <w:sz w:val="15"/>
-        </w:rPr>
-        <w:t>ax.set_xticks(x, CLASSES); ax.set_ylabel("学分加权平均分"); ax.grid(axis="x", visible=False)</w:t>
-      </w:r>
-    </w:p>
-    <w:p>
-      <w:pPr>
-        <w:spacing w:after="0" w:line="240" w:lineRule="auto"/>
-      </w:pPr>
-      <w:r>
-        <w:rPr>
-          <w:rFonts w:ascii="Consolas" w:hAnsi="Consolas" w:eastAsia="宋体"/>
-          <w:b w:val="0"/>
-          <w:sz w:val="15"/>
-        </w:rPr>
-        <w:t>save(fig, "fig4_box")</w:t>
-      </w:r>
-    </w:p>
-    <w:p>
-      <w:pPr>
-        <w:spacing w:after="0" w:line="240" w:lineRule="auto"/>
-      </w:pPr>
-      <w:r>
-        <w:rPr>
-          <w:rFonts w:ascii="Consolas" w:hAnsi="Consolas" w:eastAsia="宋体"/>
-          <w:b w:val="0"/>
-          <w:sz w:val="15"/>
-        </w:rPr>
-        <w:t xml:space="preserve"> </w:t>
-      </w:r>
-    </w:p>
-    <w:p>
-      <w:pPr>
-        <w:spacing w:after="0" w:line="240" w:lineRule="auto"/>
-      </w:pPr>
-      <w:r>
-        <w:rPr>
-          <w:rFonts w:ascii="Consolas" w:hAnsi="Consolas" w:eastAsia="宋体"/>
-          <w:b w:val="0"/>
-          <w:sz w:val="15"/>
-        </w:rPr>
-        <w:t># 挂科情况</w:t>
-      </w:r>
-    </w:p>
-    <w:p>
-      <w:pPr>
-        <w:spacing w:after="0" w:line="240" w:lineRule="auto"/>
-      </w:pPr>
-      <w:r>
-        <w:rPr>
-          <w:rFonts w:ascii="Consolas" w:hAnsi="Consolas" w:eastAsia="宋体"/>
-          <w:b w:val="0"/>
-          <w:sz w:val="15"/>
-        </w:rPr>
-        <w:t>fig, ax = plt.subplots(figsize=(7, 3.6))</w:t>
-      </w:r>
-    </w:p>
-    <w:p>
-      <w:pPr>
-        <w:spacing w:after="0" w:line="240" w:lineRule="auto"/>
-      </w:pPr>
-      <w:r>
-        <w:rPr>
-          <w:rFonts w:ascii="Consolas" w:hAnsi="Consolas" w:eastAsia="宋体"/>
-          <w:b w:val="0"/>
-          <w:sz w:val="15"/>
-        </w:rPr>
-        <w:t>fr = other["挂科率"]</w:t>
-      </w:r>
-    </w:p>
-    <w:p>
-      <w:pPr>
-        <w:spacing w:after="0" w:line="240" w:lineRule="auto"/>
-      </w:pPr>
-      <w:r>
-        <w:rPr>
-          <w:rFonts w:ascii="Consolas" w:hAnsi="Consolas" w:eastAsia="宋体"/>
-          <w:b w:val="0"/>
-          <w:sz w:val="15"/>
-        </w:rPr>
-        <w:t>ax.bar(x, fr, width=.56, color=[CCOL[c] for c in CLASSES], edgecolor="white", linewidth=2)</w:t>
-      </w:r>
-    </w:p>
-    <w:p>
-      <w:pPr>
-        <w:spacing w:after="0" w:line="240" w:lineRule="auto"/>
-      </w:pPr>
-      <w:r>
-        <w:rPr>
-          <w:rFonts w:ascii="Consolas" w:hAnsi="Consolas" w:eastAsia="宋体"/>
-          <w:b w:val="0"/>
-          <w:sz w:val="15"/>
-        </w:rPr>
-        <w:t>for i, c in enumerate(CLASSES):</w:t>
-      </w:r>
-    </w:p>
-    <w:p>
-      <w:pPr>
-        <w:spacing w:after="0" w:line="240" w:lineRule="auto"/>
-      </w:pPr>
-      <w:r>
-        <w:rPr>
-          <w:rFonts w:ascii="Consolas" w:hAnsi="Consolas" w:eastAsia="宋体"/>
-          <w:b w:val="0"/>
-          <w:sz w:val="15"/>
-        </w:rPr>
-        <w:t xml:space="preserve">    ax.text(i, fr[c] + .008, f"{fr[c]:.1%}\n{int(other.loc[c,'挂科人数'])}/{int(n[c])}人，{int(other.loc[c,'不及格门次合计'])}门次",</w:t>
-      </w:r>
-    </w:p>
-    <w:p>
-      <w:pPr>
-        <w:spacing w:after="0" w:line="240" w:lineRule="auto"/>
-      </w:pPr>
-      <w:r>
-        <w:rPr>
-          <w:rFonts w:ascii="Consolas" w:hAnsi="Consolas" w:eastAsia="宋体"/>
-          <w:b w:val="0"/>
-          <w:sz w:val="15"/>
-        </w:rPr>
-        <w:t xml:space="preserve">            ha="center", va="bottom", fontsize=8.8, color=INK)</w:t>
-      </w:r>
-    </w:p>
-    <w:p>
-      <w:pPr>
-        <w:spacing w:after="0" w:line="240" w:lineRule="auto"/>
-      </w:pPr>
-      <w:r>
-        <w:rPr>
-          <w:rFonts w:ascii="Consolas" w:hAnsi="Consolas" w:eastAsia="宋体"/>
-          <w:b w:val="0"/>
-          <w:sz w:val="15"/>
-        </w:rPr>
-        <w:t>ax.set_xticks(x, CLASSES); ax.set_ylim(0, .5); ax.yaxis.set_major_formatter(matplotlib.ticker.PercentFormatter(1.0))</w:t>
-      </w:r>
-    </w:p>
-    <w:p>
-      <w:pPr>
-        <w:spacing w:after="0" w:line="240" w:lineRule="auto"/>
-      </w:pPr>
-      <w:r>
-        <w:rPr>
-          <w:rFonts w:ascii="Consolas" w:hAnsi="Consolas" w:eastAsia="宋体"/>
-          <w:b w:val="0"/>
-          <w:sz w:val="15"/>
-        </w:rPr>
-        <w:t>ax.set_ylabel("有挂科学生占比"); ax.grid(axis="x", visible=False)</w:t>
-      </w:r>
-    </w:p>
-    <w:p>
-      <w:pPr>
-        <w:spacing w:after="0" w:line="240" w:lineRule="auto"/>
-      </w:pPr>
-      <w:r>
-        <w:rPr>
-          <w:rFonts w:ascii="Consolas" w:hAnsi="Consolas" w:eastAsia="宋体"/>
-          <w:b w:val="0"/>
-          <w:sz w:val="15"/>
-        </w:rPr>
-        <w:t>save(fig, "fig5_fail")</w:t>
-      </w:r>
-    </w:p>
-    <w:p>
-      <w:pPr>
-        <w:spacing w:after="0" w:line="240" w:lineRule="auto"/>
-      </w:pPr>
-      <w:r>
-        <w:rPr>
-          <w:rFonts w:ascii="Consolas" w:hAnsi="Consolas" w:eastAsia="宋体"/>
-          <w:b w:val="0"/>
-          <w:sz w:val="15"/>
-        </w:rPr>
-        <w:t xml:space="preserve"> </w:t>
-      </w:r>
-    </w:p>
-    <w:p>
-      <w:pPr>
-        <w:spacing w:after="0" w:line="240" w:lineRule="auto"/>
-      </w:pPr>
-      <w:r>
-        <w:rPr>
-          <w:rFonts w:ascii="Consolas" w:hAnsi="Consolas" w:eastAsia="宋体"/>
-          <w:b w:val="0"/>
-          <w:sz w:val="15"/>
-        </w:rPr>
-        <w:t># 相关系数热力图</w:t>
-      </w:r>
-    </w:p>
-    <w:p>
-      <w:pPr>
-        <w:spacing w:after="0" w:line="240" w:lineRule="auto"/>
-      </w:pPr>
-      <w:r>
-        <w:rPr>
-          <w:rFonts w:ascii="Consolas" w:hAnsi="Consolas" w:eastAsia="宋体"/>
-          <w:b w:val="0"/>
-          <w:sz w:val="15"/>
-        </w:rPr>
-        <w:t>from matplotlib.colors import LinearSegmentedColormap</w:t>
-      </w:r>
-    </w:p>
-    <w:p>
-      <w:pPr>
-        <w:spacing w:after="0" w:line="240" w:lineRule="auto"/>
-      </w:pPr>
-      <w:r>
-        <w:rPr>
-          <w:rFonts w:ascii="Consolas" w:hAnsi="Consolas" w:eastAsia="宋体"/>
-          <w:b w:val="0"/>
-          <w:sz w:val="15"/>
-        </w:rPr>
-        <w:t>div = LinearSegmentedColormap.from_list("div", ["#e34948", "#f0efec", "#2a78d6"])</w:t>
-      </w:r>
-    </w:p>
-    <w:p>
-      <w:pPr>
-        <w:spacing w:after="0" w:line="240" w:lineRule="auto"/>
-      </w:pPr>
-      <w:r>
-        <w:rPr>
-          <w:rFonts w:ascii="Consolas" w:hAnsi="Consolas" w:eastAsia="宋体"/>
-          <w:b w:val="0"/>
-          <w:sz w:val="15"/>
-        </w:rPr>
-        <w:t>fig, ax = plt.subplots(figsize=(6.6, 5.4))</w:t>
-      </w:r>
-    </w:p>
-    <w:p>
-      <w:pPr>
-        <w:spacing w:after="0" w:line="240" w:lineRule="auto"/>
-      </w:pPr>
-      <w:r>
-        <w:rPr>
-          <w:rFonts w:ascii="Consolas" w:hAnsi="Consolas" w:eastAsia="宋体"/>
-          <w:b w:val="0"/>
-          <w:sz w:val="15"/>
-        </w:rPr>
-        <w:t>im = ax.imshow(corr.values, cmap=div, vmin=-1, vmax=1)</w:t>
-      </w:r>
-    </w:p>
-    <w:p>
-      <w:pPr>
-        <w:spacing w:after="0" w:line="240" w:lineRule="auto"/>
-      </w:pPr>
-      <w:r>
-        <w:rPr>
-          <w:rFonts w:ascii="Consolas" w:hAnsi="Consolas" w:eastAsia="宋体"/>
-          <w:b w:val="0"/>
-          <w:sz w:val="15"/>
-        </w:rPr>
-        <w:t>ax.set_xticks(range(len(num_cols)), num_cols, rotation=40, ha="right"); ax.set_yticks(range(len(num_cols)), num_cols)</w:t>
-      </w:r>
-    </w:p>
-    <w:p>
-      <w:pPr>
-        <w:spacing w:after="0" w:line="240" w:lineRule="auto"/>
-      </w:pPr>
-      <w:r>
-        <w:rPr>
-          <w:rFonts w:ascii="Consolas" w:hAnsi="Consolas" w:eastAsia="宋体"/>
-          <w:b w:val="0"/>
-          <w:sz w:val="15"/>
-        </w:rPr>
-        <w:t>for i in range(len(num_cols)):</w:t>
-      </w:r>
-    </w:p>
-    <w:p>
-      <w:pPr>
-        <w:spacing w:after="0" w:line="240" w:lineRule="auto"/>
-      </w:pPr>
-      <w:r>
-        <w:rPr>
-          <w:rFonts w:ascii="Consolas" w:hAnsi="Consolas" w:eastAsia="宋体"/>
-          <w:b w:val="0"/>
-          <w:sz w:val="15"/>
-        </w:rPr>
-        <w:t xml:space="preserve">    for j in range(len(num_cols)):</w:t>
-      </w:r>
-    </w:p>
-    <w:p>
-      <w:pPr>
-        <w:spacing w:after="0" w:line="240" w:lineRule="auto"/>
-      </w:pPr>
-      <w:r>
-        <w:rPr>
-          <w:rFonts w:ascii="Consolas" w:hAnsi="Consolas" w:eastAsia="宋体"/>
-          <w:b w:val="0"/>
-          <w:sz w:val="15"/>
-        </w:rPr>
-        <w:t xml:space="preserve">        v = corr.values[i, j]; ax.text(j, i, f"{v:.2f}", ha="center", va="center", fontsize=8,</w:t>
-      </w:r>
-    </w:p>
-    <w:p>
-      <w:pPr>
-        <w:spacing w:after="0" w:line="240" w:lineRule="auto"/>
-      </w:pPr>
-      <w:r>
-        <w:rPr>
-          <w:rFonts w:ascii="Consolas" w:hAnsi="Consolas" w:eastAsia="宋体"/>
-          <w:b w:val="0"/>
-          <w:sz w:val="15"/>
-        </w:rPr>
-        <w:t xml:space="preserve">                                       color="white" if abs(v) &gt; .75 else INK)</w:t>
-      </w:r>
-    </w:p>
-    <w:p>
-      <w:pPr>
-        <w:spacing w:after="0" w:line="240" w:lineRule="auto"/>
-      </w:pPr>
-      <w:r>
-        <w:rPr>
-          <w:rFonts w:ascii="Consolas" w:hAnsi="Consolas" w:eastAsia="宋体"/>
-          <w:b w:val="0"/>
-          <w:sz w:val="15"/>
-        </w:rPr>
-        <w:t>ax.grid(False); ax.spines[:].set_visible(False)</w:t>
-      </w:r>
-    </w:p>
-    <w:p>
-      <w:pPr>
-        <w:spacing w:after="0" w:line="240" w:lineRule="auto"/>
-      </w:pPr>
-      <w:r>
-        <w:rPr>
-          <w:rFonts w:ascii="Consolas" w:hAnsi="Consolas" w:eastAsia="宋体"/>
-          <w:b w:val="0"/>
-          <w:sz w:val="15"/>
-        </w:rPr>
-        <w:t>fig.colorbar(im, ax=ax, shrink=.75, label="Pearson 相关系数")</w:t>
-      </w:r>
-    </w:p>
-    <w:p>
-      <w:pPr>
-        <w:spacing w:after="0" w:line="240" w:lineRule="auto"/>
-      </w:pPr>
-      <w:r>
-        <w:rPr>
-          <w:rFonts w:ascii="Consolas" w:hAnsi="Consolas" w:eastAsia="宋体"/>
-          <w:b w:val="0"/>
-          <w:sz w:val="15"/>
-        </w:rPr>
-        <w:t>save(fig, "fig6_corr")</w:t>
-      </w:r>
-    </w:p>
-    <w:p>
-      <w:pPr>
-        <w:spacing w:after="0" w:line="240" w:lineRule="auto"/>
-      </w:pPr>
-      <w:r>
-        <w:rPr>
-          <w:rFonts w:ascii="Consolas" w:hAnsi="Consolas" w:eastAsia="宋体"/>
-          <w:b w:val="0"/>
-          <w:sz w:val="15"/>
-        </w:rPr>
-        <w:t xml:space="preserve"> </w:t>
-      </w:r>
-    </w:p>
-    <w:p>
-      <w:pPr>
-        <w:spacing w:after="0" w:line="240" w:lineRule="auto"/>
-      </w:pPr>
-      <w:r>
-        <w:rPr>
-          <w:rFonts w:ascii="Consolas" w:hAnsi="Consolas" w:eastAsia="宋体"/>
-          <w:b w:val="0"/>
-          <w:sz w:val="15"/>
-        </w:rPr>
-        <w:t># QQ 图：同专业两班对比</w:t>
-      </w:r>
-    </w:p>
-    <w:p>
-      <w:pPr>
-        <w:spacing w:after="0" w:line="240" w:lineRule="auto"/>
-      </w:pPr>
-      <w:r>
-        <w:rPr>
-          <w:rFonts w:ascii="Consolas" w:hAnsi="Consolas" w:eastAsia="宋体"/>
-          <w:b w:val="0"/>
-          <w:sz w:val="15"/>
-        </w:rPr>
-        <w:t>def qq(ax, a, b, ca, cb):</w:t>
-      </w:r>
-    </w:p>
-    <w:p>
-      <w:pPr>
-        <w:spacing w:after="0" w:line="240" w:lineRule="auto"/>
-      </w:pPr>
-      <w:r>
-        <w:rPr>
-          <w:rFonts w:ascii="Consolas" w:hAnsi="Consolas" w:eastAsia="宋体"/>
-          <w:b w:val="0"/>
-          <w:sz w:val="15"/>
-        </w:rPr>
-        <w:t xml:space="preserve">    qs = np.linspace(.02, .98, 25)</w:t>
-      </w:r>
-    </w:p>
-    <w:p>
-      <w:pPr>
-        <w:spacing w:after="0" w:line="240" w:lineRule="auto"/>
-      </w:pPr>
-      <w:r>
-        <w:rPr>
-          <w:rFonts w:ascii="Consolas" w:hAnsi="Consolas" w:eastAsia="宋体"/>
-          <w:b w:val="0"/>
-          <w:sz w:val="15"/>
-        </w:rPr>
-        <w:t xml:space="preserve">    qa, qb = np.quantile(g.get_group(a)["学分加权平均分"], qs), np.quantile(g.get_group(b)["学分加权平均分"], qs)</w:t>
-      </w:r>
-    </w:p>
-    <w:p>
-      <w:pPr>
-        <w:spacing w:after="0" w:line="240" w:lineRule="auto"/>
-      </w:pPr>
-      <w:r>
-        <w:rPr>
-          <w:rFonts w:ascii="Consolas" w:hAnsi="Consolas" w:eastAsia="宋体"/>
-          <w:b w:val="0"/>
-          <w:sz w:val="15"/>
-        </w:rPr>
-        <w:t xml:space="preserve">    lo, hi = 60, 93</w:t>
-      </w:r>
-    </w:p>
-    <w:p>
-      <w:pPr>
-        <w:spacing w:after="0" w:line="240" w:lineRule="auto"/>
-      </w:pPr>
-      <w:r>
-        <w:rPr>
-          <w:rFonts w:ascii="Consolas" w:hAnsi="Consolas" w:eastAsia="宋体"/>
-          <w:b w:val="0"/>
-          <w:sz w:val="15"/>
-        </w:rPr>
-        <w:t xml:space="preserve">    ax.plot([lo, hi], [lo, hi], color=MUTED, ls="--", lw=1)</w:t>
-      </w:r>
-    </w:p>
-    <w:p>
-      <w:pPr>
-        <w:spacing w:after="0" w:line="240" w:lineRule="auto"/>
-      </w:pPr>
-      <w:r>
-        <w:rPr>
-          <w:rFonts w:ascii="Consolas" w:hAnsi="Consolas" w:eastAsia="宋体"/>
-          <w:b w:val="0"/>
-          <w:sz w:val="15"/>
-        </w:rPr>
-        <w:t xml:space="preserve">    ax.scatter(qa, qb, s=26, color=CCOL[b], edgecolor="white", linewidth=.8, zorder=3)</w:t>
-      </w:r>
-    </w:p>
-    <w:p>
-      <w:pPr>
-        <w:spacing w:after="0" w:line="240" w:lineRule="auto"/>
-      </w:pPr>
-      <w:r>
-        <w:rPr>
-          <w:rFonts w:ascii="Consolas" w:hAnsi="Consolas" w:eastAsia="宋体"/>
-          <w:b w:val="0"/>
-          <w:sz w:val="15"/>
-        </w:rPr>
-        <w:t xml:space="preserve">    mid = np.quantile(g.get_group(a)["学分加权平均分"], .5), np.quantile(g.get_group(b)["学分加权平均分"], .5)</w:t>
-      </w:r>
-    </w:p>
-    <w:p>
-      <w:pPr>
-        <w:spacing w:after="0" w:line="240" w:lineRule="auto"/>
-      </w:pPr>
-      <w:r>
-        <w:rPr>
-          <w:rFonts w:ascii="Consolas" w:hAnsi="Consolas" w:eastAsia="宋体"/>
-          <w:b w:val="0"/>
-          <w:sz w:val="15"/>
-        </w:rPr>
-        <w:t xml:space="preserve">    ax.scatter(*mid, s=70, facecolor="none", edgecolor=INK, lw=1.4, zorder=4)</w:t>
-      </w:r>
-    </w:p>
-    <w:p>
-      <w:pPr>
-        <w:spacing w:after="0" w:line="240" w:lineRule="auto"/>
-      </w:pPr>
-      <w:r>
-        <w:rPr>
-          <w:rFonts w:ascii="Consolas" w:hAnsi="Consolas" w:eastAsia="宋体"/>
-          <w:b w:val="0"/>
-          <w:sz w:val="15"/>
-        </w:rPr>
-        <w:t xml:space="preserve">    ax.annotate("中位数", mid, xytext=(8, -14), textcoords="offset points", fontsize=8.5, color=INK2)</w:t>
-      </w:r>
-    </w:p>
-    <w:p>
-      <w:pPr>
-        <w:spacing w:after="0" w:line="240" w:lineRule="auto"/>
-      </w:pPr>
-      <w:r>
-        <w:rPr>
-          <w:rFonts w:ascii="Consolas" w:hAnsi="Consolas" w:eastAsia="宋体"/>
-          <w:b w:val="0"/>
-          <w:sz w:val="15"/>
-        </w:rPr>
-        <w:t xml:space="preserve">    ax.text(lo + 1, hi - 1.5, "y = x", color=MUTED, fontsize=8.5)</w:t>
-      </w:r>
-    </w:p>
-    <w:p>
-      <w:pPr>
-        <w:spacing w:after="0" w:line="240" w:lineRule="auto"/>
-      </w:pPr>
-      <w:r>
-        <w:rPr>
-          <w:rFonts w:ascii="Consolas" w:hAnsi="Consolas" w:eastAsia="宋体"/>
-          <w:b w:val="0"/>
-          <w:sz w:val="15"/>
-        </w:rPr>
-        <w:t xml:space="preserve">    ax.set_xlim(lo, hi); ax.set_ylim(lo, hi); ax.set_aspect("equal")</w:t>
-      </w:r>
-    </w:p>
-    <w:p>
-      <w:pPr>
-        <w:spacing w:after="0" w:line="240" w:lineRule="auto"/>
-      </w:pPr>
-      <w:r>
-        <w:rPr>
-          <w:rFonts w:ascii="Consolas" w:hAnsi="Consolas" w:eastAsia="宋体"/>
-          <w:b w:val="0"/>
-          <w:sz w:val="15"/>
-        </w:rPr>
-        <w:t xml:space="preserve">    ax.set_xlabel(f"{a} 班分位数"); ax.set_ylabel(f"{b} 班分位数")</w:t>
-      </w:r>
-    </w:p>
-    <w:p>
-      <w:pPr>
-        <w:spacing w:after="0" w:line="240" w:lineRule="auto"/>
-      </w:pPr>
-      <w:r>
-        <w:rPr>
-          <w:rFonts w:ascii="Consolas" w:hAnsi="Consolas" w:eastAsia="宋体"/>
-          <w:b w:val="0"/>
-          <w:sz w:val="15"/>
-        </w:rPr>
-        <w:t>fig, axes = plt.subplots(1, 3, figsize=(12, 4.2))</w:t>
-      </w:r>
-    </w:p>
-    <w:p>
-      <w:pPr>
-        <w:spacing w:after="0" w:line="240" w:lineRule="auto"/>
-      </w:pPr>
-      <w:r>
-        <w:rPr>
-          <w:rFonts w:ascii="Consolas" w:hAnsi="Consolas" w:eastAsia="宋体"/>
-          <w:b w:val="0"/>
-          <w:sz w:val="15"/>
-        </w:rPr>
-        <w:t>for ax, (a, b) in zip(axes, [("D1", "D2"), ("T1", "T2"), ("T1", "BD")]):</w:t>
-      </w:r>
-    </w:p>
-    <w:p>
-      <w:pPr>
-        <w:spacing w:after="0" w:line="240" w:lineRule="auto"/>
-      </w:pPr>
-      <w:r>
-        <w:rPr>
-          <w:rFonts w:ascii="Consolas" w:hAnsi="Consolas" w:eastAsia="宋体"/>
-          <w:b w:val="0"/>
-          <w:sz w:val="15"/>
-        </w:rPr>
-        <w:t xml:space="preserve">    qq(ax, a, b, CCOL[a], CCOL[b]); ax.set_title(f"{a} vs {b}", fontsize=11)</w:t>
-      </w:r>
-    </w:p>
-    <w:p>
-      <w:pPr>
-        <w:spacing w:after="0" w:line="240" w:lineRule="auto"/>
-      </w:pPr>
-      <w:r>
-        <w:rPr>
-          <w:rFonts w:ascii="Consolas" w:hAnsi="Consolas" w:eastAsia="宋体"/>
-          <w:b w:val="0"/>
-          <w:sz w:val="15"/>
-        </w:rPr>
-        <w:t>fig.tight_layout(); save(fig, "fig7_qq")</w:t>
-      </w:r>
-    </w:p>
-    <w:p>
-      <w:pPr>
-        <w:spacing w:after="0" w:line="240" w:lineRule="auto"/>
-      </w:pPr>
-      <w:r>
-        <w:rPr>
-          <w:rFonts w:ascii="Consolas" w:hAnsi="Consolas" w:eastAsia="宋体"/>
-          <w:b w:val="0"/>
-          <w:sz w:val="15"/>
-        </w:rPr>
-        <w:t xml:space="preserve"> </w:t>
-      </w:r>
-    </w:p>
-    <w:p>
-      <w:pPr>
-        <w:spacing w:after="0" w:line="240" w:lineRule="auto"/>
-      </w:pPr>
-      <w:r>
-        <w:rPr>
-          <w:rFonts w:ascii="Consolas" w:hAnsi="Consolas" w:eastAsia="宋体"/>
-          <w:b w:val="0"/>
-          <w:sz w:val="15"/>
-        </w:rPr>
-        <w:t># 平行坐标图：各班均值画像（Min-Max 归一化）</w:t>
-      </w:r>
-    </w:p>
-    <w:p>
-      <w:pPr>
-        <w:spacing w:after="0" w:line="240" w:lineRule="auto"/>
-      </w:pPr>
-      <w:r>
-        <w:rPr>
-          <w:rFonts w:ascii="Consolas" w:hAnsi="Consolas" w:eastAsia="宋体"/>
-          <w:b w:val="0"/>
-          <w:sz w:val="15"/>
-        </w:rPr>
-        <w:t>pc_cols = ["学分加权平均分", "平均学分绩点", "课程平均分", "通过率", "不及格门次", "不及格学分"]</w:t>
-      </w:r>
-    </w:p>
-    <w:p>
-      <w:pPr>
-        <w:spacing w:after="0" w:line="240" w:lineRule="auto"/>
-      </w:pPr>
-      <w:r>
-        <w:rPr>
-          <w:rFonts w:ascii="Consolas" w:hAnsi="Consolas" w:eastAsia="宋体"/>
-          <w:b w:val="0"/>
-          <w:sz w:val="15"/>
-        </w:rPr>
-        <w:t>pm = data.groupby("班级")[pc_cols].mean().loc[CLASSES]</w:t>
-      </w:r>
-    </w:p>
-    <w:p>
-      <w:pPr>
-        <w:spacing w:after="0" w:line="240" w:lineRule="auto"/>
-      </w:pPr>
-      <w:r>
-        <w:rPr>
-          <w:rFonts w:ascii="Consolas" w:hAnsi="Consolas" w:eastAsia="宋体"/>
-          <w:b w:val="0"/>
-          <w:sz w:val="15"/>
-        </w:rPr>
-        <w:t>pmn = (pm - pm.min()) / (pm.max() - pm.min())</w:t>
-      </w:r>
-    </w:p>
-    <w:p>
-      <w:pPr>
-        <w:spacing w:after="0" w:line="240" w:lineRule="auto"/>
-      </w:pPr>
-      <w:r>
-        <w:rPr>
-          <w:rFonts w:ascii="Consolas" w:hAnsi="Consolas" w:eastAsia="宋体"/>
-          <w:b w:val="0"/>
-          <w:sz w:val="15"/>
-        </w:rPr>
-        <w:t>fig, ax = plt.subplots(figsize=(9, 4.2))</w:t>
-      </w:r>
-    </w:p>
-    <w:p>
-      <w:pPr>
-        <w:spacing w:after="0" w:line="240" w:lineRule="auto"/>
-      </w:pPr>
-      <w:r>
-        <w:rPr>
-          <w:rFonts w:ascii="Consolas" w:hAnsi="Consolas" w:eastAsia="宋体"/>
-          <w:b w:val="0"/>
-          <w:sz w:val="15"/>
-        </w:rPr>
-        <w:t>for c in CLASSES:</w:t>
-      </w:r>
-    </w:p>
-    <w:p>
-      <w:pPr>
-        <w:spacing w:after="0" w:line="240" w:lineRule="auto"/>
-      </w:pPr>
-      <w:r>
-        <w:rPr>
-          <w:rFonts w:ascii="Consolas" w:hAnsi="Consolas" w:eastAsia="宋体"/>
-          <w:b w:val="0"/>
-          <w:sz w:val="15"/>
-        </w:rPr>
-        <w:t xml:space="preserve">    ax.plot(range(len(pc_cols)), pmn.loc[c], color=CCOL[c], lw=2, marker="o", ms=8, mec="white", mew=1.5)</w:t>
-      </w:r>
-    </w:p>
-    <w:p>
-      <w:pPr>
-        <w:spacing w:after="0" w:line="240" w:lineRule="auto"/>
-      </w:pPr>
-      <w:r>
-        <w:rPr>
-          <w:rFonts w:ascii="Consolas" w:hAnsi="Consolas" w:eastAsia="宋体"/>
-          <w:b w:val="0"/>
-          <w:sz w:val="15"/>
-        </w:rPr>
-        <w:t xml:space="preserve">    ax.text(len(pc_cols) - 1 + .12, pmn.loc[c].iloc[-1], c, color=INK, va="center", fontsize=9.5, fontweight="bold")</w:t>
-      </w:r>
-    </w:p>
-    <w:p>
-      <w:pPr>
-        <w:spacing w:after="0" w:line="240" w:lineRule="auto"/>
-      </w:pPr>
-      <w:r>
-        <w:rPr>
-          <w:rFonts w:ascii="Consolas" w:hAnsi="Consolas" w:eastAsia="宋体"/>
-          <w:b w:val="0"/>
-          <w:sz w:val="15"/>
-        </w:rPr>
-        <w:t># 末端标签避让</w:t>
-      </w:r>
-    </w:p>
-    <w:p>
-      <w:pPr>
-        <w:spacing w:after="0" w:line="240" w:lineRule="auto"/>
-      </w:pPr>
-      <w:r>
-        <w:rPr>
-          <w:rFonts w:ascii="Consolas" w:hAnsi="Consolas" w:eastAsia="宋体"/>
-          <w:b w:val="0"/>
-          <w:sz w:val="15"/>
-        </w:rPr>
-        <w:t>ax.set_xticks(range(len(pc_cols)), pc_cols); ax.set_xlim(-.2, len(pc_cols) - .5)</w:t>
-      </w:r>
-    </w:p>
-    <w:p>
-      <w:pPr>
-        <w:spacing w:after="0" w:line="240" w:lineRule="auto"/>
-      </w:pPr>
-      <w:r>
-        <w:rPr>
-          <w:rFonts w:ascii="Consolas" w:hAnsi="Consolas" w:eastAsia="宋体"/>
-          <w:b w:val="0"/>
-          <w:sz w:val="15"/>
-        </w:rPr>
-        <w:t>ax.set_ylabel("Min-Max 归一化值（0=五班最低，1=五班最高）"); ax.grid(axis="y", visible=False)</w:t>
-      </w:r>
-    </w:p>
-    <w:p>
-      <w:pPr>
-        <w:spacing w:after="0" w:line="240" w:lineRule="auto"/>
-      </w:pPr>
-      <w:r>
-        <w:rPr>
-          <w:rFonts w:ascii="Consolas" w:hAnsi="Consolas" w:eastAsia="宋体"/>
-          <w:b w:val="0"/>
-          <w:sz w:val="15"/>
-        </w:rPr>
-        <w:t>for i in range(len(pc_cols)): ax.axvline(i, color="#d8d7d2", lw=1, zorder=0)</w:t>
-      </w:r>
-    </w:p>
-    <w:p>
-      <w:pPr>
-        <w:spacing w:after="0" w:line="240" w:lineRule="auto"/>
-      </w:pPr>
-      <w:r>
-        <w:rPr>
-          <w:rFonts w:ascii="Consolas" w:hAnsi="Consolas" w:eastAsia="宋体"/>
-          <w:b w:val="0"/>
-          <w:sz w:val="15"/>
-        </w:rPr>
-        <w:t>ax.legend([plt.Line2D([], [], color=CCOL[c], lw=2, marker="o") for c in CLASSES], CLASSES, ncol=5, loc="lower center", bbox_to_anchor=(.5, 1.0))</w:t>
-      </w:r>
-    </w:p>
-    <w:p>
-      <w:pPr>
-        <w:spacing w:after="0" w:line="240" w:lineRule="auto"/>
-      </w:pPr>
-      <w:r>
-        <w:rPr>
-          <w:rFonts w:ascii="Consolas" w:hAnsi="Consolas" w:eastAsia="宋体"/>
-          <w:b w:val="0"/>
-          <w:sz w:val="15"/>
-        </w:rPr>
-        <w:t>save(fig, "fig8_parallel")</w:t>
-      </w:r>
-    </w:p>
-    <w:p>
-      <w:pPr>
-        <w:spacing w:after="0" w:line="240" w:lineRule="auto"/>
-      </w:pPr>
-      <w:r>
-        <w:rPr>
-          <w:rFonts w:ascii="Consolas" w:hAnsi="Consolas" w:eastAsia="宋体"/>
-          <w:b w:val="0"/>
-          <w:sz w:val="15"/>
-        </w:rPr>
-        <w:t xml:space="preserve"> </w:t>
-      </w:r>
-    </w:p>
-    <w:p>
-      <w:pPr>
-        <w:spacing w:after="0" w:line="240" w:lineRule="auto"/>
-      </w:pPr>
-      <w:r>
-        <w:rPr>
-          <w:rFonts w:ascii="Consolas" w:hAnsi="Consolas" w:eastAsia="宋体"/>
-          <w:b w:val="0"/>
-          <w:sz w:val="15"/>
-        </w:rPr>
-        <w:t># K 值选择</w:t>
-      </w:r>
-    </w:p>
-    <w:p>
-      <w:pPr>
-        <w:spacing w:after="0" w:line="240" w:lineRule="auto"/>
-      </w:pPr>
-      <w:r>
-        <w:rPr>
-          <w:rFonts w:ascii="Consolas" w:hAnsi="Consolas" w:eastAsia="宋体"/>
-          <w:b w:val="0"/>
-          <w:sz w:val="15"/>
-        </w:rPr>
-        <w:t>fig, ax1 = plt.subplots(1, 2, figsize=(9, 3.2))</w:t>
-      </w:r>
-    </w:p>
-    <w:p>
-      <w:pPr>
-        <w:spacing w:after="0" w:line="240" w:lineRule="auto"/>
-      </w:pPr>
-      <w:r>
-        <w:rPr>
-          <w:rFonts w:ascii="Consolas" w:hAnsi="Consolas" w:eastAsia="宋体"/>
-          <w:b w:val="0"/>
-          <w:sz w:val="15"/>
-        </w:rPr>
-        <w:t>ax1[0].plot(kscan.k, kscan.SSE, color=KCOL[0], lw=2, marker="o", ms=8, mec="white"); ax1[0].set_title("肘部法：簇内误差平方和 SSE", fontsize=10.5); ax1[0].set_xlabel("k")</w:t>
-      </w:r>
-    </w:p>
-    <w:p>
-      <w:pPr>
-        <w:spacing w:after="0" w:line="240" w:lineRule="auto"/>
-      </w:pPr>
-      <w:r>
-        <w:rPr>
-          <w:rFonts w:ascii="Consolas" w:hAnsi="Consolas" w:eastAsia="宋体"/>
-          <w:b w:val="0"/>
-          <w:sz w:val="15"/>
-        </w:rPr>
-        <w:t>ax1[1].plot(kscan.k, kscan["轮廓系数"], color=KCOL[0], lw=2, marker="o", ms=8, mec="white"); ax1[1].set_title("轮廓系数（越大越好）", fontsize=10.5); ax1[1].set_xlabel("k")</w:t>
-      </w:r>
-    </w:p>
-    <w:p>
-      <w:pPr>
-        <w:spacing w:after="0" w:line="240" w:lineRule="auto"/>
-      </w:pPr>
-      <w:r>
-        <w:rPr>
-          <w:rFonts w:ascii="Consolas" w:hAnsi="Consolas" w:eastAsia="宋体"/>
-          <w:b w:val="0"/>
-          <w:sz w:val="15"/>
-        </w:rPr>
-        <w:t>for a in ax1: a.axvline(K, color=MUTED, ls="--", lw=1); a.set_xticks(range(2, 7))</w:t>
-      </w:r>
-    </w:p>
-    <w:p>
-      <w:pPr>
-        <w:spacing w:after="0" w:line="240" w:lineRule="auto"/>
-      </w:pPr>
-      <w:r>
-        <w:rPr>
-          <w:rFonts w:ascii="Consolas" w:hAnsi="Consolas" w:eastAsia="宋体"/>
-          <w:b w:val="0"/>
-          <w:sz w:val="15"/>
-        </w:rPr>
-        <w:t>fig.tight_layout(); save(fig, "fig9_kscan")</w:t>
-      </w:r>
-    </w:p>
-    <w:p>
-      <w:pPr>
-        <w:spacing w:after="0" w:line="240" w:lineRule="auto"/>
-      </w:pPr>
-      <w:r>
-        <w:rPr>
-          <w:rFonts w:ascii="Consolas" w:hAnsi="Consolas" w:eastAsia="宋体"/>
-          <w:b w:val="0"/>
-          <w:sz w:val="15"/>
-        </w:rPr>
-        <w:t xml:space="preserve"> </w:t>
-      </w:r>
-    </w:p>
-    <w:p>
-      <w:pPr>
-        <w:spacing w:after="0" w:line="240" w:lineRule="auto"/>
-      </w:pPr>
-      <w:r>
-        <w:rPr>
-          <w:rFonts w:ascii="Consolas" w:hAnsi="Consolas" w:eastAsia="宋体"/>
-          <w:b w:val="0"/>
-          <w:sz w:val="15"/>
-        </w:rPr>
-        <w:t># PCA 二维聚类散点</w:t>
-      </w:r>
-    </w:p>
-    <w:p>
-      <w:pPr>
-        <w:spacing w:after="0" w:line="240" w:lineRule="auto"/>
-      </w:pPr>
-      <w:r>
-        <w:rPr>
-          <w:rFonts w:ascii="Consolas" w:hAnsi="Consolas" w:eastAsia="宋体"/>
-          <w:b w:val="0"/>
-          <w:sz w:val="15"/>
-        </w:rPr>
-        <w:t>fig, ax = plt.subplots(figsize=(8, 4.8))</w:t>
-      </w:r>
-    </w:p>
-    <w:p>
-      <w:pPr>
-        <w:spacing w:after="0" w:line="240" w:lineRule="auto"/>
-      </w:pPr>
-      <w:r>
-        <w:rPr>
-          <w:rFonts w:ascii="Consolas" w:hAnsi="Consolas" w:eastAsia="宋体"/>
-          <w:b w:val="0"/>
-          <w:sz w:val="15"/>
-        </w:rPr>
-        <w:t>for j, nm in enumerate(sorted(names.values())):</w:t>
-      </w:r>
-    </w:p>
-    <w:p>
-      <w:pPr>
-        <w:spacing w:after="0" w:line="240" w:lineRule="auto"/>
-      </w:pPr>
-      <w:r>
-        <w:rPr>
-          <w:rFonts w:ascii="Consolas" w:hAnsi="Consolas" w:eastAsia="宋体"/>
-          <w:b w:val="0"/>
-          <w:sz w:val="15"/>
-        </w:rPr>
-        <w:t xml:space="preserve">    idx = (data["聚类"] == nm).values</w:t>
-      </w:r>
-    </w:p>
-    <w:p>
-      <w:pPr>
-        <w:spacing w:after="0" w:line="240" w:lineRule="auto"/>
-      </w:pPr>
-      <w:r>
-        <w:rPr>
-          <w:rFonts w:ascii="Consolas" w:hAnsi="Consolas" w:eastAsia="宋体"/>
-          <w:b w:val="0"/>
-          <w:sz w:val="15"/>
-        </w:rPr>
-        <w:t xml:space="preserve">    ax.scatter(pcs[idx, 0], pcs[idx, 1], s=40, color=KCOL[j], edgecolor="white", linewidth=1, label=f"{nm}（{idx.sum()}人）", zorder=3)</w:t>
-      </w:r>
-    </w:p>
-    <w:p>
-      <w:pPr>
-        <w:spacing w:after="0" w:line="240" w:lineRule="auto"/>
-      </w:pPr>
-      <w:r>
-        <w:rPr>
-          <w:rFonts w:ascii="Consolas" w:hAnsi="Consolas" w:eastAsia="宋体"/>
-          <w:b w:val="0"/>
-          <w:sz w:val="15"/>
-        </w:rPr>
-        <w:t>ax.legend(loc="lower left")</w:t>
-      </w:r>
-    </w:p>
-    <w:p>
-      <w:pPr>
-        <w:spacing w:after="0" w:line="240" w:lineRule="auto"/>
-      </w:pPr>
-      <w:r>
-        <w:rPr>
-          <w:rFonts w:ascii="Consolas" w:hAnsi="Consolas" w:eastAsia="宋体"/>
-          <w:b w:val="0"/>
-          <w:sz w:val="15"/>
-        </w:rPr>
-        <w:t>ax.set_xlabel(f"PC1：综合学业水平（解释方差 {expl[0]:.1%}）"); ax.set_ylabel(f"PC2（解释方差 {expl[1]:.1%}）")</w:t>
-      </w:r>
-    </w:p>
-    <w:p>
-      <w:pPr>
-        <w:spacing w:after="0" w:line="240" w:lineRule="auto"/>
-      </w:pPr>
-      <w:r>
-        <w:rPr>
-          <w:rFonts w:ascii="Consolas" w:hAnsi="Consolas" w:eastAsia="宋体"/>
-          <w:b w:val="0"/>
-          <w:sz w:val="15"/>
-        </w:rPr>
-        <w:t>save(fig, "fig10_cluster")</w:t>
-      </w:r>
-    </w:p>
-    <w:p>
-      <w:pPr>
-        <w:spacing w:after="0" w:line="240" w:lineRule="auto"/>
-      </w:pPr>
-      <w:r>
-        <w:rPr>
-          <w:rFonts w:ascii="Consolas" w:hAnsi="Consolas" w:eastAsia="宋体"/>
-          <w:b w:val="0"/>
-          <w:sz w:val="15"/>
-        </w:rPr>
-        <w:t xml:space="preserve"> </w:t>
-      </w:r>
-    </w:p>
-    <w:p>
-      <w:pPr>
-        <w:spacing w:after="0" w:line="240" w:lineRule="auto"/>
-      </w:pPr>
-      <w:r>
-        <w:rPr>
-          <w:rFonts w:ascii="Consolas" w:hAnsi="Consolas" w:eastAsia="宋体"/>
-          <w:b w:val="0"/>
-          <w:sz w:val="15"/>
-        </w:rPr>
-        <w:t># 聚类×班级构成</w:t>
-      </w:r>
-    </w:p>
-    <w:p>
-      <w:pPr>
-        <w:spacing w:after="0" w:line="240" w:lineRule="auto"/>
-      </w:pPr>
-      <w:r>
-        <w:rPr>
-          <w:rFonts w:ascii="Consolas" w:hAnsi="Consolas" w:eastAsia="宋体"/>
-          <w:b w:val="0"/>
-          <w:sz w:val="15"/>
-        </w:rPr>
-        <w:t>fig, ax = plt.subplots(figsize=(8, 3.6))</w:t>
-      </w:r>
-    </w:p>
-    <w:p>
-      <w:pPr>
-        <w:spacing w:after="0" w:line="240" w:lineRule="auto"/>
-      </w:pPr>
-      <w:r>
-        <w:rPr>
-          <w:rFonts w:ascii="Consolas" w:hAnsi="Consolas" w:eastAsia="宋体"/>
-          <w:b w:val="0"/>
-          <w:sz w:val="15"/>
-        </w:rPr>
-        <w:t>cp = cl_cross.div(cl_cross.sum(1), axis=0); left = np.zeros(5)</w:t>
-      </w:r>
-    </w:p>
-    <w:p>
-      <w:pPr>
-        <w:spacing w:after="0" w:line="240" w:lineRule="auto"/>
-      </w:pPr>
-      <w:r>
-        <w:rPr>
-          <w:rFonts w:ascii="Consolas" w:hAnsi="Consolas" w:eastAsia="宋体"/>
-          <w:b w:val="0"/>
-          <w:sz w:val="15"/>
-        </w:rPr>
-        <w:t>for j, nm in enumerate(sorted(names.values())):</w:t>
-      </w:r>
-    </w:p>
-    <w:p>
-      <w:pPr>
-        <w:spacing w:after="0" w:line="240" w:lineRule="auto"/>
-      </w:pPr>
-      <w:r>
-        <w:rPr>
-          <w:rFonts w:ascii="Consolas" w:hAnsi="Consolas" w:eastAsia="宋体"/>
-          <w:b w:val="0"/>
-          <w:sz w:val="15"/>
-        </w:rPr>
-        <w:t xml:space="preserve">    v = cp[nm].values</w:t>
-      </w:r>
-    </w:p>
-    <w:p>
-      <w:pPr>
-        <w:spacing w:after="0" w:line="240" w:lineRule="auto"/>
-      </w:pPr>
-      <w:r>
-        <w:rPr>
-          <w:rFonts w:ascii="Consolas" w:hAnsi="Consolas" w:eastAsia="宋体"/>
-          <w:b w:val="0"/>
-          <w:sz w:val="15"/>
-        </w:rPr>
-        <w:t xml:space="preserve">    ax.barh(x, v, left=left, color=KCOL[j], edgecolor="white", linewidth=2, height=.62, label=nm)</w:t>
-      </w:r>
-    </w:p>
-    <w:p>
-      <w:pPr>
-        <w:spacing w:after="0" w:line="240" w:lineRule="auto"/>
-      </w:pPr>
-      <w:r>
-        <w:rPr>
-          <w:rFonts w:ascii="Consolas" w:hAnsi="Consolas" w:eastAsia="宋体"/>
-          <w:b w:val="0"/>
-          <w:sz w:val="15"/>
-        </w:rPr>
-        <w:t xml:space="preserve">    for i, (l, w) in enumerate(zip(left, v)):</w:t>
-      </w:r>
-    </w:p>
-    <w:p>
-      <w:pPr>
-        <w:spacing w:after="0" w:line="240" w:lineRule="auto"/>
-      </w:pPr>
-      <w:r>
-        <w:rPr>
-          <w:rFonts w:ascii="Consolas" w:hAnsi="Consolas" w:eastAsia="宋体"/>
-          <w:b w:val="0"/>
-          <w:sz w:val="15"/>
-        </w:rPr>
-        <w:t xml:space="preserve">        if w &gt;= .06: ax.text(l + w / 2, i, f"{int(cl_cross.loc[CLASSES[i], nm])}人", ha="center", va="center", fontsize=9, color="white" if j != 2 else INK)</w:t>
-      </w:r>
-    </w:p>
-    <w:p>
-      <w:pPr>
-        <w:spacing w:after="0" w:line="240" w:lineRule="auto"/>
-      </w:pPr>
-      <w:r>
-        <w:rPr>
-          <w:rFonts w:ascii="Consolas" w:hAnsi="Consolas" w:eastAsia="宋体"/>
-          <w:b w:val="0"/>
-          <w:sz w:val="15"/>
-        </w:rPr>
-        <w:t xml:space="preserve">    left += v</w:t>
-      </w:r>
-    </w:p>
-    <w:p>
-      <w:pPr>
-        <w:spacing w:after="0" w:line="240" w:lineRule="auto"/>
-      </w:pPr>
-      <w:r>
-        <w:rPr>
-          <w:rFonts w:ascii="Consolas" w:hAnsi="Consolas" w:eastAsia="宋体"/>
-          <w:b w:val="0"/>
-          <w:sz w:val="15"/>
-        </w:rPr>
-        <w:t>ax.set_yticks(x, CLASSES); ax.invert_yaxis(); ax.set_xlim(0, 1)</w:t>
-      </w:r>
-    </w:p>
-    <w:p>
-      <w:pPr>
-        <w:spacing w:after="0" w:line="240" w:lineRule="auto"/>
-      </w:pPr>
-      <w:r>
-        <w:rPr>
-          <w:rFonts w:ascii="Consolas" w:hAnsi="Consolas" w:eastAsia="宋体"/>
-          <w:b w:val="0"/>
-          <w:sz w:val="15"/>
-        </w:rPr>
-        <w:t>ax.xaxis.set_major_formatter(matplotlib.ticker.PercentFormatter(1.0)); ax.grid(axis="y", visible=False)</w:t>
-      </w:r>
-    </w:p>
-    <w:p>
-      <w:pPr>
-        <w:spacing w:after="0" w:line="240" w:lineRule="auto"/>
-      </w:pPr>
-      <w:r>
-        <w:rPr>
-          <w:rFonts w:ascii="Consolas" w:hAnsi="Consolas" w:eastAsia="宋体"/>
-          <w:b w:val="0"/>
-          <w:sz w:val="15"/>
-        </w:rPr>
-        <w:t>ax.legend(ncol=3, loc="lower center", bbox_to_anchor=(.5, 1.0), fontsize=9)</w:t>
-      </w:r>
-    </w:p>
-    <w:p>
-      <w:pPr>
-        <w:spacing w:after="0" w:line="240" w:lineRule="auto"/>
-      </w:pPr>
-      <w:r>
-        <w:rPr>
-          <w:rFonts w:ascii="Consolas" w:hAnsi="Consolas" w:eastAsia="宋体"/>
-          <w:b w:val="0"/>
-          <w:sz w:val="15"/>
-        </w:rPr>
-        <w:t>save(fig, "fig11_cluster_by_class")</w:t>
-      </w:r>
-    </w:p>
-    <w:p>
-      <w:pPr>
-        <w:spacing w:after="0" w:line="240" w:lineRule="auto"/>
-      </w:pPr>
-      <w:r>
-        <w:rPr>
-          <w:rFonts w:ascii="Consolas" w:hAnsi="Consolas" w:eastAsia="宋体"/>
-          <w:b w:val="0"/>
-          <w:sz w:val="15"/>
-        </w:rPr>
-        <w:t xml:space="preserve"> </w:t>
-      </w:r>
-    </w:p>
-    <w:p>
-      <w:pPr>
-        <w:spacing w:after="0" w:line="240" w:lineRule="auto"/>
-      </w:pPr>
-      <w:r>
-        <w:rPr>
-          <w:rFonts w:ascii="Consolas" w:hAnsi="Consolas" w:eastAsia="宋体"/>
-          <w:b w:val="0"/>
-          <w:sz w:val="15"/>
-        </w:rPr>
-        <w:t># 不及格门次 vs 加权平均分（按聚类着色）</w:t>
-      </w:r>
-    </w:p>
-    <w:p>
-      <w:pPr>
-        <w:spacing w:after="0" w:line="240" w:lineRule="auto"/>
-      </w:pPr>
-      <w:r>
-        <w:rPr>
-          <w:rFonts w:ascii="Consolas" w:hAnsi="Consolas" w:eastAsia="宋体"/>
-          <w:b w:val="0"/>
-          <w:sz w:val="15"/>
-        </w:rPr>
-        <w:t>fig, ax = plt.subplots(figsize=(7.5, 4.2))</w:t>
-      </w:r>
-    </w:p>
-    <w:p>
-      <w:pPr>
-        <w:spacing w:after="0" w:line="240" w:lineRule="auto"/>
-      </w:pPr>
-      <w:r>
-        <w:rPr>
-          <w:rFonts w:ascii="Consolas" w:hAnsi="Consolas" w:eastAsia="宋体"/>
-          <w:b w:val="0"/>
-          <w:sz w:val="15"/>
-        </w:rPr>
-        <w:t>jit = rng.uniform(-.12, .12, len(data))</w:t>
-      </w:r>
-    </w:p>
-    <w:p>
-      <w:pPr>
-        <w:spacing w:after="0" w:line="240" w:lineRule="auto"/>
-      </w:pPr>
-      <w:r>
-        <w:rPr>
-          <w:rFonts w:ascii="Consolas" w:hAnsi="Consolas" w:eastAsia="宋体"/>
-          <w:b w:val="0"/>
-          <w:sz w:val="15"/>
-        </w:rPr>
-        <w:t>for j, nm in enumerate(sorted(names.values())):</w:t>
-      </w:r>
-    </w:p>
-    <w:p>
-      <w:pPr>
-        <w:spacing w:after="0" w:line="240" w:lineRule="auto"/>
-      </w:pPr>
-      <w:r>
-        <w:rPr>
-          <w:rFonts w:ascii="Consolas" w:hAnsi="Consolas" w:eastAsia="宋体"/>
-          <w:b w:val="0"/>
-          <w:sz w:val="15"/>
-        </w:rPr>
-        <w:t xml:space="preserve">    idx = (data["聚类"] == nm).values</w:t>
-      </w:r>
-    </w:p>
-    <w:p>
-      <w:pPr>
-        <w:spacing w:after="0" w:line="240" w:lineRule="auto"/>
-      </w:pPr>
-      <w:r>
-        <w:rPr>
-          <w:rFonts w:ascii="Consolas" w:hAnsi="Consolas" w:eastAsia="宋体"/>
-          <w:b w:val="0"/>
-          <w:sz w:val="15"/>
-        </w:rPr>
-        <w:t xml:space="preserve">    ax.scatter(data["不及格门次"][idx] + jit[idx], data["学分加权平均分"][idx], s=36, color=KCOL[j], edgecolor="white", linewidth=1, label=nm, zorder=3)</w:t>
-      </w:r>
-    </w:p>
-    <w:p>
-      <w:pPr>
-        <w:spacing w:after="0" w:line="240" w:lineRule="auto"/>
-      </w:pPr>
-      <w:r>
-        <w:rPr>
-          <w:rFonts w:ascii="Consolas" w:hAnsi="Consolas" w:eastAsia="宋体"/>
-          <w:b w:val="0"/>
-          <w:sz w:val="15"/>
-        </w:rPr>
-        <w:t>r = data["不及格门次"].corr(data["学分加权平均分"])</w:t>
-      </w:r>
-    </w:p>
-    <w:p>
-      <w:pPr>
-        <w:spacing w:after="0" w:line="240" w:lineRule="auto"/>
-      </w:pPr>
-      <w:r>
-        <w:rPr>
-          <w:rFonts w:ascii="Consolas" w:hAnsi="Consolas" w:eastAsia="宋体"/>
-          <w:b w:val="0"/>
-          <w:sz w:val="15"/>
-        </w:rPr>
-        <w:t>ax.set_xticks(range(5)); ax.set_xlabel("不及格门次"); ax.set_ylabel("学分加权平均分"); ax.legend(loc="upper right")</w:t>
-      </w:r>
-    </w:p>
-    <w:p>
-      <w:pPr>
-        <w:spacing w:after="0" w:line="240" w:lineRule="auto"/>
-      </w:pPr>
-      <w:r>
-        <w:rPr>
-          <w:rFonts w:ascii="Consolas" w:hAnsi="Consolas" w:eastAsia="宋体"/>
-          <w:b w:val="0"/>
-          <w:sz w:val="15"/>
-        </w:rPr>
-        <w:t>save(fig, "fig12_scatter")</w:t>
-      </w:r>
-    </w:p>
-    <w:p>
-      <w:pPr>
-        <w:spacing w:after="0" w:line="240" w:lineRule="auto"/>
-      </w:pPr>
-      <w:r>
-        <w:rPr>
-          <w:rFonts w:ascii="Consolas" w:hAnsi="Consolas" w:eastAsia="宋体"/>
-          <w:b w:val="0"/>
-          <w:sz w:val="15"/>
-        </w:rPr>
-        <w:t xml:space="preserve"> </w:t>
-      </w:r>
-    </w:p>
-    <w:p>
-      <w:pPr>
-        <w:spacing w:after="0" w:line="240" w:lineRule="auto"/>
-      </w:pPr>
-      <w:r>
-        <w:rPr>
-          <w:rFonts w:ascii="Consolas" w:hAnsi="Consolas" w:eastAsia="宋体"/>
-          <w:b w:val="0"/>
-          <w:sz w:val="15"/>
-        </w:rPr>
-        <w:t># =================== 导出 ===================</w:t>
-      </w:r>
-    </w:p>
-    <w:p>
-      <w:pPr>
-        <w:spacing w:after="0" w:line="240" w:lineRule="auto"/>
-      </w:pPr>
-      <w:r>
-        <w:rPr>
-          <w:rFonts w:ascii="Consolas" w:hAnsi="Consolas" w:eastAsia="宋体"/>
-          <w:b w:val="0"/>
-          <w:sz w:val="15"/>
-        </w:rPr>
-        <w:t>with pd.ExcelWriter(f"{OUT}/成绩数据_清洗后及分析结果.xlsx") as w:</w:t>
-      </w:r>
-    </w:p>
-    <w:p>
-      <w:pPr>
-        <w:spacing w:after="0" w:line="240" w:lineRule="auto"/>
-      </w:pPr>
-      <w:r>
-        <w:rPr>
-          <w:rFonts w:ascii="Consolas" w:hAnsi="Consolas" w:eastAsia="宋体"/>
-          <w:b w:val="0"/>
-          <w:sz w:val="15"/>
-        </w:rPr>
-        <w:t xml:space="preserve">    data.to_excel(w, sheet_name="清洗集成后数据", index=False)</w:t>
-      </w:r>
-    </w:p>
-    <w:p>
-      <w:pPr>
-        <w:spacing w:after="0" w:line="240" w:lineRule="auto"/>
-      </w:pPr>
-      <w:r>
-        <w:rPr>
-          <w:rFonts w:ascii="Consolas" w:hAnsi="Consolas" w:eastAsia="宋体"/>
-          <w:b w:val="0"/>
-          <w:sz w:val="15"/>
-        </w:rPr>
-        <w:t xml:space="preserve">    audit.to_excel(w, sheet_name="数据质量审查", index=False)</w:t>
-      </w:r>
-    </w:p>
-    <w:p>
-      <w:pPr>
-        <w:spacing w:after="0" w:line="240" w:lineRule="auto"/>
-      </w:pPr>
-      <w:r>
-        <w:rPr>
-          <w:rFonts w:ascii="Consolas" w:hAnsi="Consolas" w:eastAsia="宋体"/>
-          <w:b w:val="0"/>
-          <w:sz w:val="15"/>
-        </w:rPr>
-        <w:t xml:space="preserve">    desc.to_excel(w, sheet_name="描述统计_加权平均分")</w:t>
-      </w:r>
-    </w:p>
-    <w:p>
-      <w:pPr>
-        <w:spacing w:after="0" w:line="240" w:lineRule="auto"/>
-      </w:pPr>
-      <w:r>
-        <w:rPr>
-          <w:rFonts w:ascii="Consolas" w:hAnsi="Consolas" w:eastAsia="宋体"/>
-          <w:b w:val="0"/>
-          <w:sz w:val="15"/>
-        </w:rPr>
-        <w:t xml:space="preserve">    other.to_excel(w, sheet_name="其他指标")</w:t>
-      </w:r>
-    </w:p>
-    <w:p>
-      <w:pPr>
-        <w:spacing w:after="0" w:line="240" w:lineRule="auto"/>
-      </w:pPr>
-      <w:r>
-        <w:rPr>
-          <w:rFonts w:ascii="Consolas" w:hAnsi="Consolas" w:eastAsia="宋体"/>
-          <w:b w:val="0"/>
-          <w:sz w:val="15"/>
-        </w:rPr>
-        <w:t xml:space="preserve">    level_ct.to_excel(w, sheet_name="成绩等级人数")</w:t>
-      </w:r>
-    </w:p>
-    <w:p>
-      <w:pPr>
-        <w:spacing w:after="0" w:line="240" w:lineRule="auto"/>
-      </w:pPr>
-      <w:r>
-        <w:rPr>
-          <w:rFonts w:ascii="Consolas" w:hAnsi="Consolas" w:eastAsia="宋体"/>
-          <w:b w:val="0"/>
-          <w:sz w:val="15"/>
-        </w:rPr>
-        <w:t xml:space="preserve">    pairs.to_excel(w, sheet_name="两两比较", index=False)</w:t>
-      </w:r>
-    </w:p>
-    <w:p>
-      <w:pPr>
-        <w:spacing w:after="0" w:line="240" w:lineRule="auto"/>
-      </w:pPr>
-      <w:r>
-        <w:rPr>
-          <w:rFonts w:ascii="Consolas" w:hAnsi="Consolas" w:eastAsia="宋体"/>
-          <w:b w:val="0"/>
-          <w:sz w:val="15"/>
-        </w:rPr>
-        <w:t xml:space="preserve">    outliers.to_excel(w, sheet_name="异常点", index=False)</w:t>
-      </w:r>
-    </w:p>
-    <w:p>
-      <w:pPr>
-        <w:spacing w:after="0" w:line="240" w:lineRule="auto"/>
-      </w:pPr>
-      <w:r>
-        <w:rPr>
-          <w:rFonts w:ascii="Consolas" w:hAnsi="Consolas" w:eastAsia="宋体"/>
-          <w:b w:val="0"/>
-          <w:sz w:val="15"/>
-        </w:rPr>
-        <w:t xml:space="preserve">    corr.to_excel(w, sheet_name="相关系数")</w:t>
-      </w:r>
-    </w:p>
-    <w:p>
-      <w:pPr>
-        <w:spacing w:after="0" w:line="240" w:lineRule="auto"/>
-      </w:pPr>
-      <w:r>
-        <w:rPr>
-          <w:rFonts w:ascii="Consolas" w:hAnsi="Consolas" w:eastAsia="宋体"/>
-          <w:b w:val="0"/>
-          <w:sz w:val="15"/>
-        </w:rPr>
-        <w:t xml:space="preserve">    cl_profile.to_excel(w, sheet_name="聚类画像")</w:t>
-      </w:r>
-    </w:p>
-    <w:p>
-      <w:pPr>
-        <w:spacing w:after="0" w:line="240" w:lineRule="auto"/>
-      </w:pPr>
-      <w:r>
-        <w:rPr>
-          <w:rFonts w:ascii="Consolas" w:hAnsi="Consolas" w:eastAsia="宋体"/>
-          <w:b w:val="0"/>
-          <w:sz w:val="15"/>
-        </w:rPr>
-        <w:t xml:space="preserve">    cl_cross.to_excel(w, sheet_name="聚类×班级")</w:t>
-      </w:r>
-    </w:p>
-    <w:p>
-      <w:pPr>
-        <w:spacing w:after="0" w:line="240" w:lineRule="auto"/>
-      </w:pPr>
-      <w:r>
-        <w:rPr>
-          <w:rFonts w:ascii="Consolas" w:hAnsi="Consolas" w:eastAsia="宋体"/>
-          <w:b w:val="0"/>
-          <w:sz w:val="15"/>
-        </w:rPr>
-        <w:t xml:space="preserve">    warn_list.to_excel(w, sheet_name="学业预警名单", index=False)</w:t>
-      </w:r>
-    </w:p>
-    <w:p>
-      <w:pPr>
-        <w:spacing w:after="0" w:line="240" w:lineRule="auto"/>
-      </w:pPr>
-      <w:r>
-        <w:rPr>
-          <w:rFonts w:ascii="Consolas" w:hAnsi="Consolas" w:eastAsia="宋体"/>
-          <w:b w:val="0"/>
-          <w:sz w:val="15"/>
-        </w:rPr>
-        <w:t xml:space="preserve"> </w:t>
-      </w:r>
-    </w:p>
-    <w:p>
-      <w:pPr>
-        <w:spacing w:after="0" w:line="240" w:lineRule="auto"/>
-      </w:pPr>
-      <w:r>
-        <w:rPr>
-          <w:rFonts w:ascii="Consolas" w:hAnsi="Consolas" w:eastAsia="宋体"/>
-          <w:b w:val="0"/>
-          <w:sz w:val="15"/>
-        </w:rPr>
-        <w:t>res = dict(</w:t>
-      </w:r>
-    </w:p>
-    <w:p>
-      <w:pPr>
-        <w:spacing w:after="0" w:line="240" w:lineRule="auto"/>
-      </w:pPr>
-      <w:r>
-        <w:rPr>
-          <w:rFonts w:ascii="Consolas" w:hAnsi="Consolas" w:eastAsia="宋体"/>
-          <w:b w:val="0"/>
-          <w:sz w:val="15"/>
-        </w:rPr>
-        <w:t xml:space="preserve">    audit=audit.to_dict("records"), desc=desc.astype(object).to_dict("index"), desc_all=desc_all,</w:t>
-      </w:r>
-    </w:p>
-    <w:p>
-      <w:pPr>
-        <w:spacing w:after="0" w:line="240" w:lineRule="auto"/>
-      </w:pPr>
-      <w:r>
-        <w:rPr>
-          <w:rFonts w:ascii="Consolas" w:hAnsi="Consolas" w:eastAsia="宋体"/>
-          <w:b w:val="0"/>
-          <w:sz w:val="15"/>
-        </w:rPr>
-        <w:t xml:space="preserve">    other=other.to_dict("index"), level_ct=level_ct.to_dict("index"), level_pct=level_pct.to_dict("index"),</w:t>
-      </w:r>
-    </w:p>
-    <w:p>
-      <w:pPr>
-        <w:spacing w:after="0" w:line="240" w:lineRule="auto"/>
-      </w:pPr>
-      <w:r>
-        <w:rPr>
-          <w:rFonts w:ascii="Consolas" w:hAnsi="Consolas" w:eastAsia="宋体"/>
-          <w:b w:val="0"/>
-          <w:sz w:val="15"/>
-        </w:rPr>
-        <w:t xml:space="preserve">    shapiro=shapiro, levene=levene, anova=[anova.statistic, anova.pvalue], kw=[kw.statistic, kw.pvalue], eps2=eps2,</w:t>
-      </w:r>
-    </w:p>
-    <w:p>
-      <w:pPr>
-        <w:spacing w:after="0" w:line="240" w:lineRule="auto"/>
-      </w:pPr>
-      <w:r>
-        <w:rPr>
-          <w:rFonts w:ascii="Consolas" w:hAnsi="Consolas" w:eastAsia="宋体"/>
-          <w:b w:val="0"/>
-          <w:sz w:val="15"/>
-        </w:rPr>
-        <w:t xml:space="preserve">    pairs=pairs.to_dict("records"), outliers=outliers.to_dict("records"), fences=fences,</w:t>
-      </w:r>
-    </w:p>
-    <w:p>
-      <w:pPr>
-        <w:spacing w:after="0" w:line="240" w:lineRule="auto"/>
-      </w:pPr>
-      <w:r>
-        <w:rPr>
-          <w:rFonts w:ascii="Consolas" w:hAnsi="Consolas" w:eastAsia="宋体"/>
-          <w:b w:val="0"/>
-          <w:sz w:val="15"/>
-        </w:rPr>
-        <w:t xml:space="preserve">    corr=corr.round(3).to_dict(), expl=expl.tolist(), loadings=loadings.to_dict("index"),</w:t>
-      </w:r>
-    </w:p>
-    <w:p>
-      <w:pPr>
-        <w:spacing w:after="0" w:line="240" w:lineRule="auto"/>
-      </w:pPr>
-      <w:r>
-        <w:rPr>
-          <w:rFonts w:ascii="Consolas" w:hAnsi="Consolas" w:eastAsia="宋体"/>
-          <w:b w:val="0"/>
-          <w:sz w:val="15"/>
-        </w:rPr>
-        <w:t xml:space="preserve">    kscan=kscan.to_dict("records"), cl_profile=cl_profile.to_dict("index"), cl_cross=cl_cross.to_dict("index"),</w:t>
-      </w:r>
-    </w:p>
-    <w:p>
-      <w:pPr>
-        <w:spacing w:after="0" w:line="240" w:lineRule="auto"/>
-      </w:pPr>
-      <w:r>
-        <w:rPr>
-          <w:rFonts w:ascii="Consolas" w:hAnsi="Consolas" w:eastAsia="宋体"/>
-          <w:b w:val="0"/>
-          <w:sz w:val="15"/>
-        </w:rPr>
-        <w:t xml:space="preserve">    warn_list=warn_list.to_dict("records"), N=len(data),</w:t>
-      </w:r>
-    </w:p>
-    <w:p>
-      <w:pPr>
-        <w:spacing w:after="0" w:line="240" w:lineRule="auto"/>
-      </w:pPr>
-      <w:r>
-        <w:rPr>
-          <w:rFonts w:ascii="Consolas" w:hAnsi="Consolas" w:eastAsia="宋体"/>
-          <w:b w:val="0"/>
-          <w:sz w:val="15"/>
-        </w:rPr>
-        <w:t xml:space="preserve">    nonstd=data[(data["门数"] != data.groupby("班级")["门数"].transform(lambda s: s.mode()[0]))][["班级", "ID", "总学分", "门数", "总分", "课程平均分"]].to_dict("records"),</w:t>
-      </w:r>
-    </w:p>
-    <w:p>
-      <w:pPr>
-        <w:spacing w:after="0" w:line="240" w:lineRule="auto"/>
-      </w:pPr>
-      <w:r>
-        <w:rPr>
-          <w:rFonts w:ascii="Consolas" w:hAnsi="Consolas" w:eastAsia="宋体"/>
-          <w:b w:val="0"/>
-          <w:sz w:val="15"/>
-        </w:rPr>
-        <w:t xml:space="preserve">    rank_total_vs_wavg=dict(spearman=data["总分"].corr(data["学分加权平均分"], method="spearman"),</w:t>
-      </w:r>
-    </w:p>
-    <w:p>
-      <w:pPr>
-        <w:spacing w:after="0" w:line="240" w:lineRule="auto"/>
-      </w:pPr>
-      <w:r>
-        <w:rPr>
-          <w:rFonts w:ascii="Consolas" w:hAnsi="Consolas" w:eastAsia="宋体"/>
-          <w:b w:val="0"/>
-          <w:sz w:val="15"/>
-        </w:rPr>
-        <w:t xml:space="preserve">                            avg=data["课程平均分"].corr(data["学分加权平均分"])),</w:t>
-      </w:r>
-    </w:p>
-    <w:p>
-      <w:pPr>
-        <w:spacing w:after="0" w:line="240" w:lineRule="auto"/>
-      </w:pPr>
-      <w:r>
-        <w:rPr>
-          <w:rFonts w:ascii="Consolas" w:hAnsi="Consolas" w:eastAsia="宋体"/>
-          <w:b w:val="0"/>
-          <w:sz w:val="15"/>
-        </w:rPr>
-        <w:t>)</w:t>
-      </w:r>
-    </w:p>
-    <w:p>
-      <w:pPr>
-        <w:spacing w:after="0" w:line="240" w:lineRule="auto"/>
-      </w:pPr>
-      <w:r>
-        <w:rPr>
-          <w:rFonts w:ascii="Consolas" w:hAnsi="Consolas" w:eastAsia="宋体"/>
-          <w:b w:val="0"/>
-          <w:sz w:val="15"/>
-        </w:rPr>
-        <w:t>json.dump(res, open(f"{OUT}/results.json", "w"), ensure_ascii=False, indent=1, default=float)</w:t>
-      </w:r>
-    </w:p>
-    <w:p>
-      <w:pPr>
-        <w:spacing w:after="0" w:line="240" w:lineRule="auto"/>
-      </w:pPr>
-      <w:r>
-        <w:rPr>
-          <w:rFonts w:ascii="Consolas" w:hAnsi="Consolas" w:eastAsia="宋体"/>
-          <w:b w:val="0"/>
-          <w:sz w:val="15"/>
-        </w:rPr>
-        <w:t>print("done")</w:t>
       </w:r>
     </w:p>
     <w:sectPr>

--- a/作业一_五个班级成绩数据挖掘/五个班级成绩数据挖掘与分析报告.docx
+++ b/作业一_五个班级成绩数据挖掘/五个班级成绩数据挖掘与分析报告.docx
@@ -584,7 +584,39 @@
                 <w:b w:val="0"/>
                 <w:sz w:val="21"/>
               </w:rPr>
-              <w:t>学生编号（BD表中列名为“姓名”）</w:t>
+              <w:t>学生编号（BD表中列名为</w:t>
+            </w:r>
+            <w:r>
+              <w:rPr>
+                <w:rFonts w:ascii="宋体" w:hAnsi="宋体" w:eastAsia="宋体" w:cs="宋体" w:hint="eastAsia"/>
+                <w:b w:val="0"/>
+                <w:sz w:val="21"/>
+              </w:rPr>
+              <w:t xml:space="preserve">“</w:t>
+            </w:r>
+            <w:r>
+              <w:rPr>
+                <w:rFonts w:ascii="Times New Roman" w:hAnsi="Times New Roman" w:eastAsia="宋体"/>
+                <w:b w:val="0"/>
+                <w:sz w:val="21"/>
+              </w:rPr>
+              <w:t xml:space="preserve">姓名</w:t>
+            </w:r>
+            <w:r>
+              <w:rPr>
+                <w:rFonts w:ascii="宋体" w:hAnsi="宋体" w:eastAsia="宋体" w:cs="宋体" w:hint="eastAsia"/>
+                <w:b w:val="0"/>
+                <w:sz w:val="21"/>
+              </w:rPr>
+              <w:t xml:space="preserve">”</w:t>
+            </w:r>
+            <w:r>
+              <w:rPr>
+                <w:rFonts w:ascii="Times New Roman" w:hAnsi="Times New Roman" w:eastAsia="宋体"/>
+                <w:b w:val="0"/>
+                <w:sz w:val="21"/>
+              </w:rPr>
+              <w:t xml:space="preserve">）</w:t>
             </w:r>
           </w:p>
         </w:tc>
@@ -2687,7 +2719,31 @@
                 <w:b w:val="0"/>
                 <w:sz w:val="19"/>
               </w:rPr>
-              <w:t>违反“获得学分+不及格学分=总学分”</w:t>
+              <w:t>违反</w:t>
+            </w:r>
+            <w:r>
+              <w:rPr>
+                <w:rFonts w:ascii="宋体" w:hAnsi="宋体" w:eastAsia="宋体" w:cs="宋体" w:hint="eastAsia"/>
+                <w:b w:val="0"/>
+                <w:sz w:val="19"/>
+              </w:rPr>
+              <w:t xml:space="preserve">“</w:t>
+            </w:r>
+            <w:r>
+              <w:rPr>
+                <w:rFonts w:ascii="Times New Roman" w:hAnsi="Times New Roman" w:eastAsia="宋体"/>
+                <w:b w:val="0"/>
+                <w:sz w:val="19"/>
+              </w:rPr>
+              <w:t xml:space="preserve">获得学分+不及格学分=总学分</w:t>
+            </w:r>
+            <w:r>
+              <w:rPr>
+                <w:rFonts w:ascii="宋体" w:hAnsi="宋体" w:eastAsia="宋体" w:cs="宋体" w:hint="eastAsia"/>
+                <w:b w:val="0"/>
+                <w:sz w:val="19"/>
+              </w:rPr>
+              <w:t xml:space="preserve">”</w:t>
             </w:r>
           </w:p>
         </w:tc>
@@ -2818,7 +2874,31 @@
                 <w:b w:val="0"/>
                 <w:sz w:val="19"/>
               </w:rPr>
-              <w:t>违反“通过率=获得学分/总学分”</w:t>
+              <w:t>违反</w:t>
+            </w:r>
+            <w:r>
+              <w:rPr>
+                <w:rFonts w:ascii="宋体" w:hAnsi="宋体" w:eastAsia="宋体" w:cs="宋体" w:hint="eastAsia"/>
+                <w:b w:val="0"/>
+                <w:sz w:val="19"/>
+              </w:rPr>
+              <w:t xml:space="preserve">“</w:t>
+            </w:r>
+            <w:r>
+              <w:rPr>
+                <w:rFonts w:ascii="Times New Roman" w:hAnsi="Times New Roman" w:eastAsia="宋体"/>
+                <w:b w:val="0"/>
+                <w:sz w:val="19"/>
+              </w:rPr>
+              <w:t xml:space="preserve">通过率=获得学分/总学分</w:t>
+            </w:r>
+            <w:r>
+              <w:rPr>
+                <w:rFonts w:ascii="宋体" w:hAnsi="宋体" w:eastAsia="宋体" w:cs="宋体" w:hint="eastAsia"/>
+                <w:b w:val="0"/>
+                <w:sz w:val="19"/>
+              </w:rPr>
+              <w:t xml:space="preserve">”</w:t>
             </w:r>
           </w:p>
         </w:tc>
@@ -3214,7 +3294,103 @@
           <w:b w:val="0"/>
           <w:sz w:val="18"/>
         </w:rPr>
-        <w:t>注：越界值指学分加权平均分不在[0, 100]、平均学分绩点不在[0, 5]或通过率不在[0, 1]内的取值；“文本(%)”指形如“82.14%”的文本，“数值”指数值型小数。</w:t>
+        <w:t>注：越界值指学分加权平均分不在[0, 100]、平均学分绩点不在[0, 5]或通过率不在[0, 1]内的取值；</w:t>
+      </w:r>
+      <w:r>
+        <w:rPr>
+          <w:rFonts w:ascii="宋体" w:hAnsi="宋体" w:eastAsia="宋体" w:cs="宋体" w:hint="eastAsia"/>
+          <w:b w:val="0"/>
+          <w:sz w:val="18"/>
+        </w:rPr>
+        <w:t xml:space="preserve">“</w:t>
+      </w:r>
+      <w:r>
+        <w:rPr>
+          <w:rFonts w:ascii="Times New Roman" w:hAnsi="Times New Roman" w:eastAsia="宋体"/>
+          <w:b w:val="0"/>
+          <w:sz w:val="18"/>
+        </w:rPr>
+        <w:t xml:space="preserve">文本(%)</w:t>
+      </w:r>
+      <w:r>
+        <w:rPr>
+          <w:rFonts w:ascii="宋体" w:hAnsi="宋体" w:eastAsia="宋体" w:cs="宋体" w:hint="eastAsia"/>
+          <w:b w:val="0"/>
+          <w:sz w:val="18"/>
+        </w:rPr>
+        <w:t xml:space="preserve">”</w:t>
+      </w:r>
+      <w:r>
+        <w:rPr>
+          <w:rFonts w:ascii="Times New Roman" w:hAnsi="Times New Roman" w:eastAsia="宋体"/>
+          <w:b w:val="0"/>
+          <w:sz w:val="18"/>
+        </w:rPr>
+        <w:t xml:space="preserve">指形如</w:t>
+      </w:r>
+      <w:r>
+        <w:rPr>
+          <w:rFonts w:ascii="Times New Roman" w:hAnsi="Times New Roman" w:eastAsia="宋体" w:cs="Times New Roman"/>
+          <w:b w:val="0"/>
+          <w:sz w:val="18"/>
+        </w:rPr>
+        <w:t xml:space="preserve">"</w:t>
+      </w:r>
+      <w:r>
+        <w:rPr>
+          <w:rFonts w:ascii="Times New Roman" w:hAnsi="Times New Roman" w:eastAsia="宋体"/>
+          <w:b w:val="0"/>
+          <w:sz w:val="18"/>
+        </w:rPr>
+        <w:t xml:space="preserve">82.14%</w:t>
+      </w:r>
+      <w:r>
+        <w:rPr>
+          <w:rFonts w:ascii="Times New Roman" w:hAnsi="Times New Roman" w:eastAsia="宋体" w:cs="Times New Roman"/>
+          <w:b w:val="0"/>
+          <w:sz w:val="18"/>
+        </w:rPr>
+        <w:t xml:space="preserve">"</w:t>
+      </w:r>
+      <w:r>
+        <w:rPr>
+          <w:rFonts w:ascii="Times New Roman" w:hAnsi="Times New Roman" w:eastAsia="宋体"/>
+          <w:b w:val="0"/>
+          <w:sz w:val="18"/>
+        </w:rPr>
+        <w:t xml:space="preserve">的文本，</w:t>
+      </w:r>
+      <w:r>
+        <w:rPr>
+          <w:rFonts w:ascii="宋体" w:hAnsi="宋体" w:eastAsia="宋体" w:cs="宋体" w:hint="eastAsia"/>
+          <w:b w:val="0"/>
+          <w:sz w:val="18"/>
+        </w:rPr>
+        <w:t xml:space="preserve">“</w:t>
+      </w:r>
+      <w:r>
+        <w:rPr>
+          <w:rFonts w:ascii="Times New Roman" w:hAnsi="Times New Roman" w:eastAsia="宋体"/>
+          <w:b w:val="0"/>
+          <w:sz w:val="18"/>
+        </w:rPr>
+        <w:t xml:space="preserve">数值</w:t>
+      </w:r>
+      <w:r>
+        <w:rPr>
+          <w:rFonts w:ascii="宋体" w:hAnsi="宋体" w:eastAsia="宋体" w:cs="宋体" w:hint="eastAsia"/>
+          <w:b w:val="0"/>
+          <w:sz w:val="18"/>
+        </w:rPr>
+        <w:t xml:space="preserve">”</w:t>
+      </w:r>
+      <w:r>
+        <w:rPr>
+          <w:rFonts w:ascii="Times New Roman" w:hAnsi="Times New Roman" w:eastAsia="宋体"/>
+          <w:b w:val="0"/>
+          <w:sz w:val="18"/>
+        </w:rPr>
+        <w:t xml:space="preserve">指数值型小数。</w:t>
       </w:r>
     </w:p>
     <w:p>
@@ -3229,7 +3405,103 @@
           <w:b w:val="0"/>
           <w:sz w:val="24"/>
         </w:rPr>
-        <w:t>原始数据无缺失值、重复记录和越界值，全部记录均满足两项业务规则（获得学分+不及格学分=总学分；通过率=获得学分/总学分），准确性与完整性符合要求。一致性方面存在三类问题：D1、D2、T1三个工作表的数值几乎全部以文本格式存储，无法直接计算；记录格式不统一，D1、D2、T1三班的通过率为带百分号的文本，BD与T2两班为数值型小数，BD表首列列名为“姓名”而其余各表为“ID”，D1班学号缺少“21”前缀；各班应修学分与课程门数不同，D类班级为28学分、11门，BD班为27学分、11门，T类班级为25学分、10门，另有8名学生的修读门数低于本班标准，因此总分在班级之间和学生之间不可比。</w:t>
+        <w:t>原始数据无缺失值、重复记录和越界值，全部记录均满足两项业务规则（获得学分+不及格学分=总学分；通过率=获得学分/总学分），准确性与完整性符合要求。一致性方面存在三类问题：D1、D2、T1三个工作表的数值几乎全部以文本格式存储，无法直接计算；记录格式不统一，D1、D2、T1三班的通过率为带百分号的文本，BD与T2两班为数值型小数，BD表首列列名为</w:t>
+      </w:r>
+      <w:r>
+        <w:rPr>
+          <w:rFonts w:ascii="宋体" w:hAnsi="宋体" w:eastAsia="宋体" w:cs="宋体" w:hint="eastAsia"/>
+          <w:b w:val="0"/>
+          <w:sz w:val="24"/>
+        </w:rPr>
+        <w:t xml:space="preserve">“</w:t>
+      </w:r>
+      <w:r>
+        <w:rPr>
+          <w:rFonts w:ascii="Times New Roman" w:hAnsi="Times New Roman" w:eastAsia="宋体"/>
+          <w:b w:val="0"/>
+          <w:sz w:val="24"/>
+        </w:rPr>
+        <w:t xml:space="preserve">姓名</w:t>
+      </w:r>
+      <w:r>
+        <w:rPr>
+          <w:rFonts w:ascii="宋体" w:hAnsi="宋体" w:eastAsia="宋体" w:cs="宋体" w:hint="eastAsia"/>
+          <w:b w:val="0"/>
+          <w:sz w:val="24"/>
+        </w:rPr>
+        <w:t xml:space="preserve">”</w:t>
+      </w:r>
+      <w:r>
+        <w:rPr>
+          <w:rFonts w:ascii="Times New Roman" w:hAnsi="Times New Roman" w:eastAsia="宋体"/>
+          <w:b w:val="0"/>
+          <w:sz w:val="24"/>
+        </w:rPr>
+        <w:t xml:space="preserve">而其余各表为</w:t>
+      </w:r>
+      <w:r>
+        <w:rPr>
+          <w:rFonts w:ascii="Times New Roman" w:hAnsi="Times New Roman" w:eastAsia="宋体" w:cs="Times New Roman"/>
+          <w:b w:val="0"/>
+          <w:sz w:val="24"/>
+        </w:rPr>
+        <w:t xml:space="preserve">"</w:t>
+      </w:r>
+      <w:r>
+        <w:rPr>
+          <w:rFonts w:ascii="Times New Roman" w:hAnsi="Times New Roman" w:eastAsia="宋体"/>
+          <w:b w:val="0"/>
+          <w:sz w:val="24"/>
+        </w:rPr>
+        <w:t xml:space="preserve">ID</w:t>
+      </w:r>
+      <w:r>
+        <w:rPr>
+          <w:rFonts w:ascii="Times New Roman" w:hAnsi="Times New Roman" w:eastAsia="宋体" w:cs="Times New Roman"/>
+          <w:b w:val="0"/>
+          <w:sz w:val="24"/>
+        </w:rPr>
+        <w:t xml:space="preserve">"</w:t>
+      </w:r>
+      <w:r>
+        <w:rPr>
+          <w:rFonts w:ascii="Times New Roman" w:hAnsi="Times New Roman" w:eastAsia="宋体"/>
+          <w:b w:val="0"/>
+          <w:sz w:val="24"/>
+        </w:rPr>
+        <w:t xml:space="preserve">，D1班学号缺少</w:t>
+      </w:r>
+      <w:r>
+        <w:rPr>
+          <w:rFonts w:ascii="Times New Roman" w:hAnsi="Times New Roman" w:eastAsia="宋体" w:cs="Times New Roman"/>
+          <w:b w:val="0"/>
+          <w:sz w:val="24"/>
+        </w:rPr>
+        <w:t xml:space="preserve">"</w:t>
+      </w:r>
+      <w:r>
+        <w:rPr>
+          <w:rFonts w:ascii="Times New Roman" w:hAnsi="Times New Roman" w:eastAsia="宋体"/>
+          <w:b w:val="0"/>
+          <w:sz w:val="24"/>
+        </w:rPr>
+        <w:t xml:space="preserve">21</w:t>
+      </w:r>
+      <w:r>
+        <w:rPr>
+          <w:rFonts w:ascii="Times New Roman" w:hAnsi="Times New Roman" w:eastAsia="宋体" w:cs="Times New Roman"/>
+          <w:b w:val="0"/>
+          <w:sz w:val="24"/>
+        </w:rPr>
+        <w:t xml:space="preserve">"</w:t>
+      </w:r>
+      <w:r>
+        <w:rPr>
+          <w:rFonts w:ascii="Times New Roman" w:hAnsi="Times New Roman" w:eastAsia="宋体"/>
+          <w:b w:val="0"/>
+          <w:sz w:val="24"/>
+        </w:rPr>
+        <w:t xml:space="preserve">前缀；各班应修学分与课程门数不同，D类班级为28学分、11门，BD班为27学分、11门，T类班级为25学分、10门，另有8名学生的修读门数低于本班标准，因此总分在班级之间和学生之间不可比。</w:t>
       </w:r>
     </w:p>
     <w:p>
@@ -3260,7 +3532,71 @@
           <w:b w:val="0"/>
           <w:sz w:val="24"/>
         </w:rPr>
-        <w:t>以文本存储的数值统一转换为数值型（Python中使用pd.to_numeric，Excel中可用“转换为数字”功能）；通过率去除百分号，统一换算为0～1之间的小数；BD表首列列名统一为“ID”。成绩明显偏低的记录予以保留，在4.5节中按箱线图规则识别为离群点。</w:t>
+        <w:t>以文本存储的数值统一转换为数值型（Python中使用pd.to_numeric，Excel中可用</w:t>
+      </w:r>
+      <w:r>
+        <w:rPr>
+          <w:rFonts w:ascii="宋体" w:hAnsi="宋体" w:eastAsia="宋体" w:cs="宋体" w:hint="eastAsia"/>
+          <w:b w:val="0"/>
+          <w:sz w:val="24"/>
+        </w:rPr>
+        <w:t xml:space="preserve">“</w:t>
+      </w:r>
+      <w:r>
+        <w:rPr>
+          <w:rFonts w:ascii="Times New Roman" w:hAnsi="Times New Roman" w:eastAsia="宋体"/>
+          <w:b w:val="0"/>
+          <w:sz w:val="24"/>
+        </w:rPr>
+        <w:t xml:space="preserve">转换为数字</w:t>
+      </w:r>
+      <w:r>
+        <w:rPr>
+          <w:rFonts w:ascii="宋体" w:hAnsi="宋体" w:eastAsia="宋体" w:cs="宋体" w:hint="eastAsia"/>
+          <w:b w:val="0"/>
+          <w:sz w:val="24"/>
+        </w:rPr>
+        <w:t xml:space="preserve">”</w:t>
+      </w:r>
+      <w:r>
+        <w:rPr>
+          <w:rFonts w:ascii="Times New Roman" w:hAnsi="Times New Roman" w:eastAsia="宋体"/>
+          <w:b w:val="0"/>
+          <w:sz w:val="24"/>
+        </w:rPr>
+        <w:t xml:space="preserve">功能）；通过率去除百分号，统一换算为0～1之间的小数；BD表首列列名统一为</w:t>
+      </w:r>
+      <w:r>
+        <w:rPr>
+          <w:rFonts w:ascii="Times New Roman" w:hAnsi="Times New Roman" w:eastAsia="宋体" w:cs="Times New Roman"/>
+          <w:b w:val="0"/>
+          <w:sz w:val="24"/>
+        </w:rPr>
+        <w:t xml:space="preserve">"</w:t>
+      </w:r>
+      <w:r>
+        <w:rPr>
+          <w:rFonts w:ascii="Times New Roman" w:hAnsi="Times New Roman" w:eastAsia="宋体"/>
+          <w:b w:val="0"/>
+          <w:sz w:val="24"/>
+        </w:rPr>
+        <w:t xml:space="preserve">ID</w:t>
+      </w:r>
+      <w:r>
+        <w:rPr>
+          <w:rFonts w:ascii="Times New Roman" w:hAnsi="Times New Roman" w:eastAsia="宋体" w:cs="Times New Roman"/>
+          <w:b w:val="0"/>
+          <w:sz w:val="24"/>
+        </w:rPr>
+        <w:t xml:space="preserve">"</w:t>
+      </w:r>
+      <w:r>
+        <w:rPr>
+          <w:rFonts w:ascii="Times New Roman" w:hAnsi="Times New Roman" w:eastAsia="宋体"/>
+          <w:b w:val="0"/>
+          <w:sz w:val="24"/>
+        </w:rPr>
+        <w:t xml:space="preserve">。成绩明显偏低的记录予以保留，在4.5节中按箱线图规则识别为离群点。</w:t>
       </w:r>
     </w:p>
     <w:p>
@@ -6060,7 +6396,39 @@
           <w:b w:val="0"/>
           <w:sz w:val="18"/>
         </w:rPr>
-        <w:t>−1；众数栏“无”表示各取值均只出现一次，列出两个值表示存在两个众数；数值按四舍五入保留两位小数。</w:t>
+        <w:t>−1；众数栏</w:t>
+      </w:r>
+      <w:r>
+        <w:rPr>
+          <w:rFonts w:ascii="宋体" w:hAnsi="宋体" w:eastAsia="宋体" w:cs="宋体" w:hint="eastAsia"/>
+          <w:b w:val="0"/>
+          <w:sz w:val="18"/>
+        </w:rPr>
+        <w:t xml:space="preserve">“</w:t>
+      </w:r>
+      <w:r>
+        <w:rPr>
+          <w:rFonts w:ascii="Times New Roman" w:hAnsi="Times New Roman" w:eastAsia="宋体"/>
+          <w:b w:val="0"/>
+          <w:sz w:val="18"/>
+        </w:rPr>
+        <w:t xml:space="preserve">无</w:t>
+      </w:r>
+      <w:r>
+        <w:rPr>
+          <w:rFonts w:ascii="宋体" w:hAnsi="宋体" w:eastAsia="宋体" w:cs="宋体" w:hint="eastAsia"/>
+          <w:b w:val="0"/>
+          <w:sz w:val="18"/>
+        </w:rPr>
+        <w:t xml:space="preserve">”</w:t>
+      </w:r>
+      <w:r>
+        <w:rPr>
+          <w:rFonts w:ascii="Times New Roman" w:hAnsi="Times New Roman" w:eastAsia="宋体"/>
+          <w:b w:val="0"/>
+          <w:sz w:val="18"/>
+        </w:rPr>
+        <w:t xml:space="preserve">表示各取值均只出现一次，列出两个值表示存在两个众数；数值按四舍五入保留两位小数。</w:t>
       </w:r>
     </w:p>
     <w:p>
@@ -16760,7 +17128,43 @@
           <w:sz w:val="24"/>
           <w:highlight w:val="yellow"/>
         </w:rPr>
-        <w:t>【提交前请本人如实填写：本人完成的工作，例如在本地运行代码并以Excel“数据分析—描述统计”功能复核表3的结果、对正文所作的修改与补充等】</w:t>
+        <w:t>【提交前请本人如实填写：本人完成的工作，例如在本地运行代码并以Excel</w:t>
+      </w:r>
+      <w:r>
+        <w:rPr>
+          <w:rFonts w:ascii="宋体" w:hAnsi="宋体" w:eastAsia="宋体" w:cs="宋体" w:hint="eastAsia"/>
+          <w:b w:val="0"/>
+          <w:sz w:val="24"/>
+          <w:highlight w:val="yellow"/>
+        </w:rPr>
+        <w:t xml:space="preserve">“</w:t>
+      </w:r>
+      <w:r>
+        <w:rPr>
+          <w:rFonts w:ascii="Times New Roman" w:hAnsi="Times New Roman" w:eastAsia="宋体"/>
+          <w:b w:val="0"/>
+          <w:sz w:val="24"/>
+          <w:highlight w:val="yellow"/>
+        </w:rPr>
+        <w:t xml:space="preserve">数据分析—描述统计</w:t>
+      </w:r>
+      <w:r>
+        <w:rPr>
+          <w:rFonts w:ascii="宋体" w:hAnsi="宋体" w:eastAsia="宋体" w:cs="宋体" w:hint="eastAsia"/>
+          <w:b w:val="0"/>
+          <w:sz w:val="24"/>
+          <w:highlight w:val="yellow"/>
+        </w:rPr>
+        <w:t xml:space="preserve">”</w:t>
+      </w:r>
+      <w:r>
+        <w:rPr>
+          <w:rFonts w:ascii="Times New Roman" w:hAnsi="Times New Roman" w:eastAsia="宋体"/>
+          <w:b w:val="0"/>
+          <w:sz w:val="24"/>
+          <w:highlight w:val="yellow"/>
+        </w:rPr>
+        <w:t xml:space="preserve">功能复核表3的结果、对正文所作的修改与补充等】</w:t>
       </w:r>
     </w:p>
     <w:sectPr>

--- a/作业一_五个班级成绩数据挖掘/五个班级成绩数据挖掘与分析报告.docx
+++ b/作业一_五个班级成绩数据挖掘/五个班级成绩数据挖掘与分析报告.docx
@@ -63,7 +63,7 @@
           <w:b w:val="0"/>
           <w:sz w:val="28"/>
         </w:rPr>
-        <w:t>——基于KDD流程的数据预处理、统计描述与聚类分析</w:t>
+        <w:t xml:space="preserve">——基于KDD流程的数据预处理、描述性统计与聚类分析</w:t>
       </w:r>
     </w:p>
     <w:p>
@@ -277,7 +277,7 @@
           <w:b w:val="0"/>
           <w:sz w:val="24"/>
         </w:rPr>
-        <w:t xml:space="preserve">本文以五个班级178名学生的学期成绩汇总数据为对象，按照知识发现（KDD）流程进行数据挖掘与分析。预处理阶段审查了数据质量，处理了数值以文本存储、通过率记录格式不统一以及修读门数不同导致总分不可比等问题，并构造课程平均分，进行Min-Max归一化与Z-score标准化。分析阶段对各班成绩进行描述性统计与可视化（直方图、箱线图、Q-Q图、平行坐标图），以单因素方差分析检验班级差异，以主成分分析和K-means聚类识别学生群体，并对聚类结果进行评估。五个班级的学分加权平均分差异显著（</w:t>
+        <w:t xml:space="preserve">本文以五个班级178名学生的学期成绩汇总数据为对象，按照知识发现（KDD）流程进行数据挖掘与分析。预处理阶段审查了数据质量，处理了数值以文本存储、通过率记录格式不统一以及修读门数不同导致总分不可比等问题，并构造课程平均分，进行Min-Max归一化与Z-score标准化。分析阶段对各班成绩进行描述性统计与可视化（直方图、箱线图、Q-Q图、平行坐标图），以单因素方差分析检验班级差异，以K-means聚类识别学生群体并评估聚类结果。五个班级的学分加权平均分差异显著（</w:t>
       </w:r>
       <w:r>
         <w:rPr>
@@ -294,7 +294,7 @@
           <w:b w:val="0"/>
           <w:sz w:val="24"/>
         </w:rPr>
-        <w:t xml:space="preserve"> = 22.68，</w:t>
+        <w:t xml:space="preserve">(4, 173) = 22.68，</w:t>
       </w:r>
       <w:r>
         <w:rPr>
@@ -384,7 +384,7 @@
           <w:b w:val="0"/>
           <w:sz w:val="24"/>
         </w:rPr>
-        <w:t xml:space="preserve">在高校教务管理中，学分加权平均分以各门课程学分为权重计算，比简单平均分更能反映学生在学分较多课程上的表现，常用于评奖评优与推免排名；平均学分绩点由课程成绩折算而来，与学分加权平均分高度相关；单门课程成绩低于60分即为不及格，需要补考或重修，不及格门次与不及格学分累积到一定程度时，学校通常会对学生进行学业预警。据此，本文关注三个问题：五个班级的整体成绩水平与离散程度有何差异；哪些学生的成绩明显偏离本班整体水平；能否依据多项学业指标识别出需要重点关注的学生群体。</w:t>
+        <w:t xml:space="preserve">在高校教务管理中，学分加权平均分以各门课程学分为权重计算，比简单平均分更能反映学生在学分较多课程上的表现，常用于评奖评优与推免排名；平均学分绩点由课程成绩折算而来，与学分加权平均分高度相关；单门课程成绩低于60分即为不及格，需要补考或重修，不及格门次与不及格学分累积到一定程度时，学校会对学生进行学业预警。据此，本文关注三个问题：五个班级的整体成绩水平与离散程度有何差异；哪些学生的成绩明显偏离本班整体水平；能否依据多项学业指标识别出需要重点关注的学生群体。</w:t>
       </w:r>
     </w:p>
     <w:p>
@@ -399,22 +399,7 @@
           <w:b w:val="0"/>
           <w:sz w:val="24"/>
         </w:rPr>
-        <w:t>本文以五个班级同一学期的成绩汇总数据为对象，依据KDD流程完成数据预处理、统计描述、可视化分析与数据挖掘。具体工作包括：评估原始数据质量，经清洗、集成与变换形成分析数据集；比较各班成绩的集中趋势与离散趋势，并检验班级差异的显著性；识别成绩离群的个体，并以聚类方法划分学生群体。</w:t>
-      </w:r>
-    </w:p>
-    <w:p>
-      <w:pPr>
-        <w:spacing w:before="0" w:after="0" w:line="360" w:lineRule="auto"/>
-        <w:ind w:firstLine="480"/>
-        <w:jc w:val="both"/>
-      </w:pPr>
-      <w:r>
-        <w:rPr>
-          <w:rFonts w:ascii="Times New Roman" w:hAnsi="Times New Roman" w:eastAsia="宋体"/>
-          <w:b w:val="0"/>
-          <w:sz w:val="24"/>
-        </w:rPr>
-        <w:t xml:space="preserve">全文按KDD流程组织：第1节与第2节对应领域理解与数据采集，说明分析背景、数据来源及各属性的含义；第3节对应数据预处理，完成数据清洗、集成、变换与规约；第4节与第5节以描述性统计、可视化与方差分析刻画各班成绩特征；第6节对应数据挖掘，以K-means聚类识别学生群体，并在6.4节对聚类结果进行评估；第7节对应知识表示，以图表、学业预警名单与结论建议呈现分析结果。</w:t>
+        <w:t xml:space="preserve">本文以五个班级同一学期的成绩汇总数据为对象，按KDD流程组织全文：第1节与第2节对应领域理解与数据采集，说明分析背景、数据来源及各属性的含义；第3节对应数据预处理，完成数据清洗、集成、变换与规约；第4节与第5节以描述性统计、可视化与方差分析比较各班成绩，并识别成绩离群的学生；第6节对应数据挖掘与评估，以K-means聚类识别学生群体并评估聚类结果；第7节对应知识表示，以学业预警名单、结论与建议呈现分析结果；第8节说明分析工具与人工智能的使用情况。</w:t>
       </w:r>
     </w:p>
     <w:p>
@@ -445,7 +430,7 @@
           <w:b w:val="0"/>
           <w:sz w:val="24"/>
         </w:rPr>
-        <w:t>数据来自课程提供的Excel文件，含5个工作表，分别对应D1、D2、BD、T1、T2五个班级，合计178条学生记录，每条记录10个字段。每条记录为一个数据对象，每个字段为一个属性。各字段的定义及属性类型见表1，其中班级与成绩等级为预处理中构造的衍生属性。</w:t>
+        <w:t xml:space="preserve">数据来自课程提供的Excel文件，含五个工作表，分别对应D1、D2、BD、T1、T2五个班级，合计178条学生记录，每条记录10个字段。每条记录为一个数据对象，每个字段为一个属性。各字段的定义及属性类型见表1，其中班级与成绩等级为预处理中构造的衍生属性。</w:t>
       </w:r>
     </w:p>
     <w:p>
@@ -1424,7 +1409,7 @@
           <w:b w:val="0"/>
           <w:sz w:val="24"/>
         </w:rPr>
-        <w:t xml:space="preserve">预处理包括数据清洗、数据集成、数据变换与数据规约四项任务。由于规约阶段的相关分析需要用到变换阶段构造的课程平均分，本文先进行变换、后进行规约。</w:t>
+        <w:t xml:space="preserve">预处理包括数据清洗、数据集成、数据变换与数据规约四项任务。规约阶段的冗余分析涉及变换阶段构造的课程平均分，故变换先于规约进行。</w:t>
       </w:r>
     </w:p>
     <w:p>
@@ -2189,7 +2174,7 @@
                 <w:b w:val="0"/>
                 <w:sz w:val="19"/>
               </w:rPr>
-              <w:t>文本(%)</w:t>
+              <w:t xml:space="preserve">文本（%）</w:t>
             </w:r>
           </w:p>
         </w:tc>
@@ -2209,7 +2194,7 @@
                 <w:b w:val="0"/>
                 <w:sz w:val="19"/>
               </w:rPr>
-              <w:t>文本(%)</w:t>
+              <w:t xml:space="preserve">文本（%）</w:t>
             </w:r>
           </w:p>
         </w:tc>
@@ -2249,7 +2234,7 @@
                 <w:b w:val="0"/>
                 <w:sz w:val="19"/>
               </w:rPr>
-              <w:t>文本(%)</w:t>
+              <w:t xml:space="preserve">文本（%）</w:t>
             </w:r>
           </w:p>
         </w:tc>
@@ -3228,15 +3213,15 @@
           <w:b w:val="0"/>
           <w:sz w:val="18"/>
         </w:rPr>
-        <w:t>注：越界值指学分加权平均分不在[0, 100]、平均学分绩点不在[0, 5]或通过率不在[0, 1]内的取值；</w:t>
+        <w:t xml:space="preserve">注：越界值指学分加权平均分不在[0, 100]、平均学分绩点不在[0, 5]或通过率不在[0, 1]内的取值；</w:t>
       </w:r>
       <w:r>
         <w:rPr>
-          <w:rFonts w:hint="eastAsia" w:ascii="宋体" w:hAnsi="宋体" w:eastAsia="宋体" w:cs="宋体"/>
+          <w:rFonts w:ascii="宋体" w:hAnsi="宋体" w:eastAsia="宋体" w:cs="宋体" w:hint="eastAsia"/>
           <w:b w:val="0"/>
           <w:sz w:val="18"/>
         </w:rPr>
-        <w:t>“</w:t>
+        <w:t xml:space="preserve">“</w:t>
       </w:r>
       <w:r>
         <w:rPr>
@@ -3244,15 +3229,15 @@
           <w:b w:val="0"/>
           <w:sz w:val="18"/>
         </w:rPr>
-        <w:t>文本(%)</w:t>
+        <w:t xml:space="preserve">文本（%）</w:t>
       </w:r>
       <w:r>
         <w:rPr>
-          <w:rFonts w:hint="eastAsia" w:ascii="宋体" w:hAnsi="宋体" w:eastAsia="宋体" w:cs="宋体"/>
+          <w:rFonts w:ascii="宋体" w:hAnsi="宋体" w:eastAsia="宋体" w:cs="宋体" w:hint="eastAsia"/>
           <w:b w:val="0"/>
           <w:sz w:val="18"/>
         </w:rPr>
-        <w:t>”</w:t>
+        <w:t xml:space="preserve">”</w:t>
       </w:r>
       <w:r>
         <w:rPr>
@@ -3260,7 +3245,7 @@
           <w:b w:val="0"/>
           <w:sz w:val="18"/>
         </w:rPr>
-        <w:t>指形如</w:t>
+        <w:t xml:space="preserve">指形如</w:t>
       </w:r>
       <w:r>
         <w:rPr>
@@ -3268,7 +3253,7 @@
           <w:b w:val="0"/>
           <w:sz w:val="18"/>
         </w:rPr>
-        <w:t>"</w:t>
+        <w:t xml:space="preserve">"</w:t>
       </w:r>
       <w:r>
         <w:rPr>
@@ -3276,7 +3261,7 @@
           <w:b w:val="0"/>
           <w:sz w:val="18"/>
         </w:rPr>
-        <w:t>82.14%</w:t>
+        <w:t xml:space="preserve">82.14%</w:t>
       </w:r>
       <w:r>
         <w:rPr>
@@ -3284,7 +3269,7 @@
           <w:b w:val="0"/>
           <w:sz w:val="18"/>
         </w:rPr>
-        <w:t>"</w:t>
+        <w:t xml:space="preserve">"</w:t>
       </w:r>
       <w:r>
         <w:rPr>
@@ -3292,15 +3277,15 @@
           <w:b w:val="0"/>
           <w:sz w:val="18"/>
         </w:rPr>
-        <w:t>的文本，</w:t>
+        <w:t xml:space="preserve">的文本，</w:t>
       </w:r>
       <w:r>
         <w:rPr>
-          <w:rFonts w:hint="eastAsia" w:ascii="宋体" w:hAnsi="宋体" w:eastAsia="宋体" w:cs="宋体"/>
+          <w:rFonts w:ascii="宋体" w:hAnsi="宋体" w:eastAsia="宋体" w:cs="宋体" w:hint="eastAsia"/>
           <w:b w:val="0"/>
           <w:sz w:val="18"/>
         </w:rPr>
-        <w:t>“</w:t>
+        <w:t xml:space="preserve">“</w:t>
       </w:r>
       <w:r>
         <w:rPr>
@@ -3308,15 +3293,15 @@
           <w:b w:val="0"/>
           <w:sz w:val="18"/>
         </w:rPr>
-        <w:t>数值</w:t>
+        <w:t xml:space="preserve">数值</w:t>
       </w:r>
       <w:r>
         <w:rPr>
-          <w:rFonts w:hint="eastAsia" w:ascii="宋体" w:hAnsi="宋体" w:eastAsia="宋体" w:cs="宋体"/>
+          <w:rFonts w:ascii="宋体" w:hAnsi="宋体" w:eastAsia="宋体" w:cs="宋体" w:hint="eastAsia"/>
           <w:b w:val="0"/>
           <w:sz w:val="18"/>
         </w:rPr>
-        <w:t>”</w:t>
+        <w:t xml:space="preserve">”</w:t>
       </w:r>
       <w:r>
         <w:rPr>
@@ -3324,7 +3309,7 @@
           <w:b w:val="0"/>
           <w:sz w:val="18"/>
         </w:rPr>
-        <w:t>指数值型小数。</w:t>
+        <w:t xml:space="preserve">指数值型小数。</w:t>
       </w:r>
     </w:p>
     <w:p>
@@ -3435,7 +3420,7 @@
           <w:b w:val="0"/>
           <w:sz w:val="24"/>
         </w:rPr>
-        <w:t xml:space="preserve">前缀；各班应修学分与课程门数不同，D类班级为28学分、11门，BD班为27学分、11门，T类班级为25学分、10门，另有8名学生的修读门数低于本班标准，因此总分在班级之间和学生之间不可比。从应修学分与课程门数看，D1与D2班均为28学分、11门课程，T1与T2班均为25学分、10门课程，BD班为27学分、11门课程，据此可推断D1与D2、T1与T2分别为课程设置相同的平行班；这一推断仅依据学分与课程门数，数据中并无专业或培养方案字段。</w:t>
+        <w:t xml:space="preserve">前缀；各班应修学分与课程门数不同，D1与D2班均为28学分、11门课程，BD班为27学分、11门课程，T1与T2班均为25学分、10门课程，另有8名学生的修读门数低于本班标准，因此总分在班级之间和学生之间不可比。由应修学分与课程门数相同可以推断，D1与D2、T1与T2分别为课程设置相同的平行班。</w:t>
       </w:r>
     </w:p>
     <w:p>
@@ -3466,7 +3451,7 @@
           <w:b w:val="0"/>
           <w:sz w:val="24"/>
         </w:rPr>
-        <w:t xml:space="preserve">以文本存储的数值统一转换为数值型（Python中使用pd.to_numeric，Excel中可用</w:t>
+        <w:t xml:space="preserve">数据清洗主要处理缺失值与噪声。原始数据不存在缺失值，无需删除或填充。以文本格式存储的数值统一转换为数值型（使用pandas的to_numeric函数，对应Excel中的</w:t>
       </w:r>
       <w:r>
         <w:rPr>
@@ -3498,7 +3483,7 @@
           <w:b w:val="0"/>
           <w:sz w:val="24"/>
         </w:rPr>
-        <w:t xml:space="preserve">功能）。数据清洗主要考虑缺失值与噪声两方面。原始数据不存在缺失值，无需删除记录或以均值、众数、同类均值填充；若存在缺失，可用同班同类指标的均值填充，或依据其他指标回归预测。噪声方面，全部记录满足两项业务规则，取值均在合理范围内，成绩偏低的记录反映真实的学业表现而非录入错误，采用分箱平滑或回归平滑会掩盖学业困难学生的信息，因此不作平滑处理，而是采用离群点分析的思路，在4.5节以箱线图规则识别离群学生，并在第6节以聚类方法加以验证。</w:t>
+        <w:t xml:space="preserve">操作）。噪声方面，全部记录满足两项业务规则且取值均在合理范围内，低分记录为真实的学业表现，故不作分箱或回归平滑；离群学生在4.5节以箱线图规则识别，并在6.3节与聚类结果对照。</w:t>
       </w:r>
     </w:p>
     <w:p>
@@ -3529,7 +3514,7 @@
           <w:b w:val="0"/>
           <w:sz w:val="24"/>
         </w:rPr>
-        <w:t xml:space="preserve">将五个工作表纵向合并为一张178条记录的总表，并增设班级字段标识数据来源。合并时处理了数据集成中的三类问题。实体识别方面，以学号作为学生的唯一标识，而不使用可能重名的姓名；BD表首列虽名为</w:t>
+        <w:t xml:space="preserve">将五个工作表纵向合并为一张178条记录的总表，并增设班级字段标识数据来源。实体识别以学号而非姓名作为学生的唯一标识，BD表首列（列名为</w:t>
       </w:r>
       <w:r>
         <w:rPr>
@@ -3561,103 +3546,7 @@
           <w:b w:val="0"/>
           <w:sz w:val="24"/>
         </w:rPr>
-        <w:t xml:space="preserve">，其内容实为</w:t>
-      </w:r>
-      <w:r>
-        <w:rPr>
-          <w:rFonts w:ascii="Times New Roman" w:hAnsi="Times New Roman" w:eastAsia="宋体" w:cs="Times New Roman"/>
-          <w:b w:val="0"/>
-          <w:sz w:val="24"/>
-        </w:rPr>
-        <w:t xml:space="preserve">"</w:t>
-      </w:r>
-      <w:r>
-        <w:rPr>
-          <w:rFonts w:ascii="Times New Roman" w:hAnsi="Times New Roman" w:eastAsia="宋体"/>
-          <w:b w:val="0"/>
-          <w:sz w:val="24"/>
-        </w:rPr>
-        <w:t xml:space="preserve">21BD1</w:t>
-      </w:r>
-      <w:r>
-        <w:rPr>
-          <w:rFonts w:ascii="Times New Roman" w:hAnsi="Times New Roman" w:eastAsia="宋体" w:cs="Times New Roman"/>
-          <w:b w:val="0"/>
-          <w:sz w:val="24"/>
-        </w:rPr>
-        <w:t xml:space="preserve">"</w:t>
-      </w:r>
-      <w:r>
-        <w:rPr>
-          <w:rFonts w:ascii="Times New Roman" w:hAnsi="Times New Roman" w:eastAsia="宋体"/>
-          <w:b w:val="0"/>
-          <w:sz w:val="24"/>
-        </w:rPr>
-        <w:t xml:space="preserve">形式的编号，故统一更名为</w:t>
-      </w:r>
-      <w:r>
-        <w:rPr>
-          <w:rFonts w:ascii="Times New Roman" w:hAnsi="Times New Roman" w:eastAsia="宋体" w:cs="Times New Roman"/>
-          <w:b w:val="0"/>
-          <w:sz w:val="24"/>
-        </w:rPr>
-        <w:t xml:space="preserve">"</w:t>
-      </w:r>
-      <w:r>
-        <w:rPr>
-          <w:rFonts w:ascii="Times New Roman" w:hAnsi="Times New Roman" w:eastAsia="宋体"/>
-          <w:b w:val="0"/>
-          <w:sz w:val="24"/>
-        </w:rPr>
-        <w:t xml:space="preserve">ID</w:t>
-      </w:r>
-      <w:r>
-        <w:rPr>
-          <w:rFonts w:ascii="Times New Roman" w:hAnsi="Times New Roman" w:eastAsia="宋体" w:cs="Times New Roman"/>
-          <w:b w:val="0"/>
-          <w:sz w:val="24"/>
-        </w:rPr>
-        <w:t xml:space="preserve">"</w:t>
-      </w:r>
-      <w:r>
-        <w:rPr>
-          <w:rFonts w:ascii="Times New Roman" w:hAnsi="Times New Roman" w:eastAsia="宋体"/>
-          <w:b w:val="0"/>
-          <w:sz w:val="24"/>
-        </w:rPr>
-        <w:t xml:space="preserve">；合并后178个学号互不重复，D1班学号虽缺少</w:t>
-      </w:r>
-      <w:r>
-        <w:rPr>
-          <w:rFonts w:ascii="Times New Roman" w:hAnsi="Times New Roman" w:eastAsia="宋体" w:cs="Times New Roman"/>
-          <w:b w:val="0"/>
-          <w:sz w:val="24"/>
-        </w:rPr>
-        <w:t xml:space="preserve">"</w:t>
-      </w:r>
-      <w:r>
-        <w:rPr>
-          <w:rFonts w:ascii="Times New Roman" w:hAnsi="Times New Roman" w:eastAsia="宋体"/>
-          <w:b w:val="0"/>
-          <w:sz w:val="24"/>
-        </w:rPr>
-        <w:t xml:space="preserve">21</w:t>
-      </w:r>
-      <w:r>
-        <w:rPr>
-          <w:rFonts w:ascii="Times New Roman" w:hAnsi="Times New Roman" w:eastAsia="宋体" w:cs="Times New Roman"/>
-          <w:b w:val="0"/>
-          <w:sz w:val="24"/>
-        </w:rPr>
-        <w:t xml:space="preserve">"</w:t>
-      </w:r>
-      <w:r>
-        <w:rPr>
-          <w:rFonts w:ascii="Times New Roman" w:hAnsi="Times New Roman" w:eastAsia="宋体"/>
-          <w:b w:val="0"/>
-          <w:sz w:val="24"/>
-        </w:rPr>
-        <w:t xml:space="preserve">前缀，但与其他班级无冲突。冗余属性方面，通过Pearson相关分析检测，结果见3.5节。数据值冲突方面，同一属性在不同工作表中的表示形式不一致，D1、D2、T1三班的通过率为带百分号的文本，BD与T2两班为数值型小数，合并前统一换算为0～1之间的小数；以两项业务规则交叉校验，未发现同一记录内部的数值冲突。</w:t>
+        <w:t xml:space="preserve">，内容为21BD1形式的学号）统一更名为ID；合并后178个学号互不重复，D1班学号缺少前缀21，但与其他班级无冲突。冗余属性通过Pearson相关分析检测，结果见3.5节。数据值冲突方面，通过率的两种记录格式（见3.1节）在合并前统一换算为0～1之间的小数；以两项业务规则交叉校验，未发现同一记录内部的数值冲突。</w:t>
       </w:r>
     </w:p>
     <w:p>
@@ -3688,16 +3577,16 @@
           <w:b w:val="0"/>
           <w:sz w:val="24"/>
         </w:rPr>
-        <w:t>数据变换包括四项。课程平均分定义为总分与修读门数之比。总分受修读门数影响较大，如21BD1仅修读10门课程，总分931分在BD班排名靠后，课程平均分93.1分却为该班最高。全体样本中，总分与学分加权平均分的Pearson相关系数为0.66，课程平均分与学分加权平均分的相关系数为0.97，故跨班比较不使用总分。Min-Max归一化</w:t>
+        <w:t xml:space="preserve">数据变换包括四项。课程平均分定义为总分与修读门数之比。总分受修读门数影响较大，如21BD1仅修读10门课程，总分931分在BD班排名靠后，课程平均分93.1分却为该班最高。全体样本中，总分与学分加权平均分的Pearson相关系数为0.66，课程平均分与学分加权平均分的相关系数为0.97，故跨班比较不使用总分。Min-Max归一化</w:t>
       </w:r>
       <w:r>
         <w:rPr>
           <w:rFonts w:ascii="Times New Roman" w:hAnsi="Times New Roman" w:eastAsia="宋体"/>
           <w:b w:val="0"/>
+          <w:sz w:val="24"/>
           <w:i/>
-          <w:sz w:val="24"/>
         </w:rPr>
-        <w:t>x</w:t>
+        <w:t xml:space="preserve">x</w:t>
       </w:r>
       <w:r>
         <w:rPr>
@@ -3705,16 +3594,16 @@
           <w:b w:val="0"/>
           <w:sz w:val="24"/>
         </w:rPr>
-        <w:t>′ = (</w:t>
+        <w:t xml:space="preserve">′ = (</w:t>
       </w:r>
       <w:r>
         <w:rPr>
           <w:rFonts w:ascii="Times New Roman" w:hAnsi="Times New Roman" w:eastAsia="宋体"/>
           <w:b w:val="0"/>
+          <w:sz w:val="24"/>
           <w:i/>
-          <w:sz w:val="24"/>
         </w:rPr>
-        <w:t>x</w:t>
+        <w:t xml:space="preserve">x</w:t>
       </w:r>
       <w:r>
         <w:rPr>
@@ -3722,16 +3611,16 @@
           <w:b w:val="0"/>
           <w:sz w:val="24"/>
         </w:rPr>
-        <w:t xml:space="preserve"> − min)/(max − min)将各指标映射至[0, 1]区间，用于平行坐标图。Z-score标准化z = (</w:t>
+        <w:t xml:space="preserve"> − min)/(max − min)将各指标映射至[0, 1]区间，用于平行坐标图。Z-score标准化</w:t>
       </w:r>
       <w:r>
         <w:rPr>
           <w:rFonts w:ascii="Times New Roman" w:hAnsi="Times New Roman" w:eastAsia="宋体"/>
           <w:b w:val="0"/>
+          <w:sz w:val="24"/>
           <w:i/>
-          <w:sz w:val="24"/>
         </w:rPr>
-        <w:t>x</w:t>
+        <w:t xml:space="preserve">z</w:t>
       </w:r>
       <w:r>
         <w:rPr>
@@ -3739,7 +3628,58 @@
           <w:b w:val="0"/>
           <w:sz w:val="24"/>
         </w:rPr>
-        <w:t xml:space="preserve"> − μ)/σ用于主成分分析与K-means聚类，班内Z分数用于衡量学生在本班的相对位置。按学分加权平均分将成绩离散化为优秀[85, 100]、良好[80, 85)、中等[70, 80)与及格[60, 70)四个等级，得到序数属性成绩等级。</w:t>
+        <w:t xml:space="preserve"> = (</w:t>
+      </w:r>
+      <w:r>
+        <w:rPr>
+          <w:rFonts w:ascii="Times New Roman" w:hAnsi="Times New Roman" w:eastAsia="宋体"/>
+          <w:b w:val="0"/>
+          <w:sz w:val="24"/>
+          <w:i/>
+        </w:rPr>
+        <w:t xml:space="preserve">x</w:t>
+      </w:r>
+      <w:r>
+        <w:rPr>
+          <w:rFonts w:ascii="Times New Roman" w:hAnsi="Times New Roman" w:eastAsia="宋体"/>
+          <w:b w:val="0"/>
+          <w:sz w:val="24"/>
+        </w:rPr>
+        <w:t xml:space="preserve"> − </w:t>
+      </w:r>
+      <w:r>
+        <w:rPr>
+          <w:rFonts w:ascii="Times New Roman" w:hAnsi="Times New Roman" w:eastAsia="宋体"/>
+          <w:b w:val="0"/>
+          <w:sz w:val="24"/>
+          <w:i/>
+        </w:rPr>
+        <w:t xml:space="preserve">μ</w:t>
+      </w:r>
+      <w:r>
+        <w:rPr>
+          <w:rFonts w:ascii="Times New Roman" w:hAnsi="Times New Roman" w:eastAsia="宋体"/>
+          <w:b w:val="0"/>
+          <w:sz w:val="24"/>
+        </w:rPr>
+        <w:t xml:space="preserve">)/</w:t>
+      </w:r>
+      <w:r>
+        <w:rPr>
+          <w:rFonts w:ascii="Times New Roman" w:hAnsi="Times New Roman" w:eastAsia="宋体"/>
+          <w:b w:val="0"/>
+          <w:sz w:val="24"/>
+          <w:i/>
+        </w:rPr>
+        <w:t xml:space="preserve">σ</w:t>
+      </w:r>
+      <w:r>
+        <w:rPr>
+          <w:rFonts w:ascii="Times New Roman" w:hAnsi="Times New Roman" w:eastAsia="宋体"/>
+          <w:b w:val="0"/>
+          <w:sz w:val="24"/>
+        </w:rPr>
+        <w:t xml:space="preserve">用于主成分分析与K-means聚类，班内Z分数用于衡量学生在本班的相对位置。按学分加权平均分将成绩离散化为优秀[85, 100]、良好[80, 85)、中等[70, 80)与及格[60, 70)四个等级，得到序数属性成绩等级。</w:t>
       </w:r>
     </w:p>
     <w:p>
@@ -3767,7 +3707,7 @@
       <w:r>
         <w:drawing>
           <wp:inline distT="0" distB="0" distL="114300" distR="114300">
-            <wp:extent cx="4499610" cy="3842132"/>
+            <wp:extent cx="4767072" cy="3983736"/>
             <wp:effectExtent l="0" t="0" r="21590" b="6985"/>
             <wp:docPr id="1" name="Picture 1"/>
             <wp:cNvGraphicFramePr>
@@ -3847,7 +3787,7 @@
           <w:b w:val="0"/>
           <w:sz w:val="24"/>
         </w:rPr>
-        <w:t xml:space="preserve">各数值属性间的Pearson相关系数见图1。学分加权平均分与平均学分绩点、课程平均分的相关系数分别为0.99和0.97，三者近乎线性相关；通过率与不及格学分的相关系数为−1.00，二者满足通过率=1−不及格学分/总学分。属性间存在明显冗余，因此描述性统计以学分加权平均分衡量学业水平，以不及格门次和不及格率衡量学业风险；第6节用主成分分析将6项指标降为2个主成分（累计方差贡献率98.3%）。本文采用的规约方式为维规约，包括在高度相关的属性中选取学分加权平均分作为学业水平的代表，以及第6节的主成分分析；数据仅178条记录，无需进行数量规约或数据压缩。</w:t>
+        <w:t xml:space="preserve">各数值属性间的Pearson相关系数见图1。学分加权平均分与平均学分绩点、课程平均分的相关系数分别为0.99和0.97，三者近乎线性相关；通过率与不及格学分的相关系数为−1.00，二者满足通过率=1−不及格学分/总学分。属性间存在明显冗余，因此采用维规约：描述性统计在高度相关的属性中选取学分加权平均分衡量学业水平，以不及格门次和不及格率（至少一门课程不及格的学生占全班人数的比例）衡量学业风险；第6节的主成分分析进一步表明，6项指标的信息可由2个主成分概括（累计方差贡献率98.3%）。</w:t>
       </w:r>
     </w:p>
     <w:p>
@@ -3863,7 +3803,7 @@
           <w:b w:val="0"/>
           <w:sz w:val="28"/>
         </w:rPr>
-        <w:t>4  描述性统计分析</w:t>
+        <w:t xml:space="preserve">4  描述性统计与可视化分析</w:t>
       </w:r>
     </w:p>
     <w:p>
@@ -3894,7 +3834,7 @@
           <w:b w:val="0"/>
           <w:sz w:val="24"/>
         </w:rPr>
-        <w:t>集中趋势以均值、中位数和众数度量，离散趋势以极差、方差、标准差、四分位距和变异系数度量，各班学分加权平均分的统计结果见表3。</w:t>
+        <w:t xml:space="preserve">集中趋势以均值、中位数和众数度量，离散趋势以极差、方差、标准差、四分位距和变异系数度量，另以偏度描述分布形态，各班学分加权平均分的统计结果见表3。</w:t>
       </w:r>
     </w:p>
     <w:p>
@@ -6249,7 +6189,7 @@
           <w:b w:val="0"/>
           <w:sz w:val="24"/>
         </w:rPr>
-        <w:t xml:space="preserve">集中趋势方面，BD班的均值（87.67）与中位数（87.93）均明显高于其他班级，较全体均值高约6.5分；T1班与T2班接近全体平均水平；D2班与D1班低于全体平均水平，D1班均值最低（77.15）。D1、BD与T2三个班级的偏度约为−0.7，呈左偏分布，均值低于中位数，少数低分学生拉低了班级均值，用中位数衡量这些班级的典型水平更为稳健；D2班的偏度为0.00，分布对称。</w:t>
+        <w:t xml:space="preserve">BD班的均值（87.67）与中位数（87.93）均明显高于其他班级，较全体均值高约6.5分；T1班与T2班接近全体平均水平；D2班与D1班低于全体平均水平，D1班均值最低（77.15）。D1、BD与T2三个班级的偏度约为−0.7，呈左偏分布，均值低于中位数，少数低分学生拉低了班级均值，用中位数衡量这些班级的典型水平更为稳健；D2班的偏度为0.00，分布对称。</w:t>
       </w:r>
     </w:p>
     <w:p>
@@ -6264,7 +6204,7 @@
           <w:b w:val="0"/>
           <w:sz w:val="24"/>
         </w:rPr>
-        <w:t xml:space="preserve">离散趋势方面，BD班标准差为3.15，变异系数为3.6%，成绩最为集中；D2班与D1班的标准差分别为5.44和5.20，极差均超过24分，班内差异较大。</w:t>
+        <w:t xml:space="preserve">BD班的标准差（3.15）与变异系数（3.6%）均为五个班级中最小，成绩最为集中；D2班与D1班的标准差分别为5.44和5.20，极差均超过24分，班内差异较大。</w:t>
       </w:r>
     </w:p>
     <w:p>
@@ -6292,7 +6232,7 @@
       <w:r>
         <w:drawing>
           <wp:inline distT="0" distB="0" distL="114300" distR="114300">
-            <wp:extent cx="4859655" cy="3105980"/>
+            <wp:extent cx="4288536" cy="2630424"/>
             <wp:effectExtent l="0" t="0" r="17145" b="4445"/>
             <wp:docPr id="2" name="Picture 2"/>
             <wp:cNvGraphicFramePr>
@@ -6340,7 +6280,7 @@
           <w:b w:val="0"/>
           <w:sz w:val="21"/>
         </w:rPr>
-        <w:t>图2  各班学分加权平均分均值（误差线为95%置信区间，虚线为全体均值）</w:t>
+        <w:t xml:space="preserve">图2  各班学分加权平均分均值及95%置信区间（虚线为全体均值）</w:t>
       </w:r>
     </w:p>
     <w:p>
@@ -6355,7 +6295,7 @@
           <w:b w:val="0"/>
           <w:sz w:val="24"/>
         </w:rPr>
-        <w:t>BD班均值的95%置信区间与其余四个班级均不重叠；T1与T2、D1与D2的置信区间分别大幅重叠（图2），检验结果见第5节。</w:t>
+        <w:t xml:space="preserve">各班均值及其95%置信区间见图2，班级间的比较结合方差分析在第5节讨论。</w:t>
       </w:r>
     </w:p>
     <w:p>
@@ -6383,7 +6323,7 @@
       <w:r>
         <w:drawing>
           <wp:inline distT="0" distB="0" distL="114300" distR="114300">
-            <wp:extent cx="5759450" cy="1348987"/>
+            <wp:extent cx="5690616" cy="3575304"/>
             <wp:effectExtent l="0" t="0" r="6350" b="19050"/>
             <wp:docPr id="3" name="Picture 3"/>
             <wp:cNvGraphicFramePr>
@@ -6474,7 +6414,7 @@
       <w:r>
         <w:drawing>
           <wp:inline distT="0" distB="0" distL="114300" distR="114300">
-            <wp:extent cx="5039995" cy="3058235"/>
+            <wp:extent cx="5132832" cy="2904744"/>
             <wp:effectExtent l="0" t="0" r="14605" b="1270"/>
             <wp:docPr id="4" name="Picture 4"/>
             <wp:cNvGraphicFramePr>
@@ -6522,7 +6462,7 @@
           <w:b w:val="0"/>
           <w:sz w:val="21"/>
         </w:rPr>
-        <w:t>图4  各班成绩等级构成</w:t>
+        <w:t xml:space="preserve">图4  各班成绩等级构成（图中数字为百分比，小于7%者未标注）</w:t>
       </w:r>
     </w:p>
     <w:p>
@@ -7416,7 +7356,7 @@
       <w:r>
         <w:drawing>
           <wp:inline distT="0" distB="0" distL="114300" distR="114300">
-            <wp:extent cx="5399405" cy="3361049"/>
+            <wp:extent cx="4325112" cy="2913888"/>
             <wp:effectExtent l="0" t="0" r="10795" b="6985"/>
             <wp:docPr id="5" name="Picture 5"/>
             <wp:cNvGraphicFramePr>
@@ -7464,7 +7404,7 @@
           <w:b w:val="0"/>
           <w:sz w:val="21"/>
         </w:rPr>
-        <w:t>图5  各班学分加权平均分箱线图（空心圆为离群点）</w:t>
+        <w:t xml:space="preserve">图5  各班学分加权平均分箱线图（须线延伸至1.5×IQR以内的最值，空心圆为离群点）</w:t>
       </w:r>
     </w:p>
     <w:p>
@@ -8425,7 +8365,7 @@
           <w:b w:val="0"/>
           <w:sz w:val="24"/>
         </w:rPr>
-        <w:t>这4名学生均有2～4门课程不及格，学分通过率为53.6%～60.7%，班内Z分数均低于−2.4，即成绩低于本班均值2.4个标准差以上。</w:t>
+        <w:t xml:space="preserve">这4名学生均有2～4门课程不及格，通过率为53.6%～60.7%，班内Z分数均低于−2.4，即成绩低于本班均值2.4个标准差以上。</w:t>
       </w:r>
     </w:p>
     <w:p>
@@ -8453,7 +8393,7 @@
       <w:r>
         <w:drawing>
           <wp:inline distT="0" distB="0" distL="114300" distR="114300">
-            <wp:extent cx="4679950" cy="2895979"/>
+            <wp:extent cx="4288536" cy="2602992"/>
             <wp:effectExtent l="0" t="0" r="19050" b="20955"/>
             <wp:docPr id="6" name="Picture 6"/>
             <wp:cNvGraphicFramePr>
@@ -8501,7 +8441,7 @@
           <w:b w:val="0"/>
           <w:sz w:val="21"/>
         </w:rPr>
-        <w:t>图6  各班不及格率（至少一门课程不及格的学生占比）</w:t>
+        <w:t xml:space="preserve">图6  各班不及格率（括号内为不及格人数/班级人数）</w:t>
       </w:r>
     </w:p>
     <w:p>
@@ -8516,7 +8456,7 @@
           <w:b w:val="0"/>
           <w:sz w:val="24"/>
         </w:rPr>
-        <w:t>本文将至少一门课程不及格的学生占全班人数的比例称为不及格率。全体样本中有24名学生存在不及格课程，累计38门次（图6）。D1班不及格率为40.0%（14/35），不及格门次为21，占全部不及格门次的55%；BD班无学生不及格，T1班仅1名学生有1门课程不及格。D2班与T2班的均值相差约2.3分，不及格率则相近（14.7%与10.3%）。各班其他学业指标见表6。</w:t>
+        <w:t xml:space="preserve">全体样本中有24名学生存在不及格课程，累计38门次。D1班不及格率为40.0%（14/35，图6），不及格门次为21，占全部不及格门次的55%；BD班无学生不及格，T1班仅1名学生有1门课程不及格。D2班与T2班的均值相差约2.3分，不及格率则相近（14.7%与10.3%）。各班其他学业指标见表6。</w:t>
       </w:r>
     </w:p>
     <w:p>
@@ -9620,7 +9560,7 @@
           <w:b w:val="0"/>
           <w:sz w:val="24"/>
         </w:rPr>
-        <w:t xml:space="preserve">不及格门次与通过率的Pearson相关系数为−0.96（图1），二者呈强负相关。不及格1门次的14名学生通过率为79.2%～96.4%，2门次的7名学生为60.0%～78.6%，3门次的2名学生为53.6%～56.0%。不及格4门次的D45通过率为60.7%，反而高于不及格3门次的两名学生，原因在于通过率按学分计算且各班应修学分不同：D45不及格课程合计11学分（应修28学分），21D244不及格3门合计13学分，21T249不及格3门合计11学分（应修25学分）。因此，不及格门次与不及格学分并不完全等价，评估学业风险时需同时考虑。不及格门次与学分加权平均分的关系见图12。</w:t>
+        <w:t xml:space="preserve">不及格门次与通过率的Pearson相关系数为−0.96（图1）。不及格1门次的14名学生通过率为79.2%～96.4%，2门次的7名学生为60.0%～78.6%，3门次的2名学生为53.6%～56.0%。不及格4门次的D45通过率为60.7%，反而高于不及格3门次的两名学生，原因在于通过率按学分而非门次计算：D45的4门不及格课程合计11学分，少于21D244的3门（13学分）；21T249的3门不及格课程虽同为11学分，但其所在班级应修学分为25，低于D类班级的28。因此评估学业风险时需同时考察不及格门次与不及格学分。</w:t>
       </w:r>
     </w:p>
     <w:p>
@@ -9652,16 +9592,16 @@
           <w:b w:val="0"/>
           <w:sz w:val="24"/>
         </w:rPr>
-        <w:t>Q-Q图以两个班级相同分位数上的成绩为坐标绘点，点位于直线</w:t>
+        <w:t xml:space="preserve">Q-Q图以两个班级相同分位数上的成绩为坐标绘点，点位于直线</w:t>
       </w:r>
       <w:r>
         <w:rPr>
           <w:rFonts w:ascii="Times New Roman" w:hAnsi="Times New Roman" w:eastAsia="宋体"/>
           <w:b w:val="0"/>
+          <w:sz w:val="24"/>
           <w:i/>
-          <w:sz w:val="24"/>
         </w:rPr>
-        <w:t>y</w:t>
+        <w:t xml:space="preserve">y</w:t>
       </w:r>
       <w:r>
         <w:rPr>
@@ -9669,7 +9609,24 @@
           <w:b w:val="0"/>
           <w:sz w:val="24"/>
         </w:rPr>
-        <w:t xml:space="preserve"> = x上方表示纵轴班级在该分位数上的成绩更高。</w:t>
+        <w:t xml:space="preserve"> = </w:t>
+      </w:r>
+      <w:r>
+        <w:rPr>
+          <w:rFonts w:ascii="Times New Roman" w:hAnsi="Times New Roman" w:eastAsia="宋体"/>
+          <w:b w:val="0"/>
+          <w:sz w:val="24"/>
+          <w:i/>
+        </w:rPr>
+        <w:t xml:space="preserve">x</w:t>
+      </w:r>
+      <w:r>
+        <w:rPr>
+          <w:rFonts w:ascii="Times New Roman" w:hAnsi="Times New Roman" w:eastAsia="宋体"/>
+          <w:b w:val="0"/>
+          <w:sz w:val="24"/>
+        </w:rPr>
+        <w:t xml:space="preserve">上方表示纵轴班级在该分位数上的成绩更高。</w:t>
       </w:r>
     </w:p>
     <w:p>
@@ -9681,7 +9638,7 @@
       <w:r>
         <w:drawing>
           <wp:inline distT="0" distB="0" distL="114300" distR="114300">
-            <wp:extent cx="5759450" cy="2035652"/>
+            <wp:extent cx="5669280" cy="2090928"/>
             <wp:effectExtent l="0" t="0" r="6350" b="11430"/>
             <wp:docPr id="7" name="Picture 7"/>
             <wp:cNvGraphicFramePr>
@@ -9729,7 +9686,41 @@
           <w:b w:val="0"/>
           <w:sz w:val="21"/>
         </w:rPr>
-        <w:t>图7  班级间学分加权平均分的Q-Q图</w:t>
+        <w:t xml:space="preserve">图7  班级间学分加权平均分的Q-Q图（取第2～98百分位共25个分位点，虚线为</w:t>
+      </w:r>
+      <w:r>
+        <w:rPr>
+          <w:rFonts w:ascii="Times New Roman" w:hAnsi="Times New Roman" w:eastAsia="宋体"/>
+          <w:b w:val="0"/>
+          <w:sz w:val="21"/>
+          <w:i/>
+        </w:rPr>
+        <w:t xml:space="preserve">y</w:t>
+      </w:r>
+      <w:r>
+        <w:rPr>
+          <w:rFonts w:ascii="Times New Roman" w:hAnsi="Times New Roman" w:eastAsia="宋体"/>
+          <w:b w:val="0"/>
+          <w:sz w:val="21"/>
+        </w:rPr>
+        <w:t xml:space="preserve"> = </w:t>
+      </w:r>
+      <w:r>
+        <w:rPr>
+          <w:rFonts w:ascii="Times New Roman" w:hAnsi="Times New Roman" w:eastAsia="宋体"/>
+          <w:b w:val="0"/>
+          <w:sz w:val="21"/>
+          <w:i/>
+        </w:rPr>
+        <w:t xml:space="preserve">x</w:t>
+      </w:r>
+      <w:r>
+        <w:rPr>
+          <w:rFonts w:ascii="Times New Roman" w:hAnsi="Times New Roman" w:eastAsia="宋体"/>
+          <w:b w:val="0"/>
+          <w:sz w:val="21"/>
+        </w:rPr>
+        <w:t xml:space="preserve">）</w:t>
       </w:r>
     </w:p>
     <w:p>
@@ -9761,7 +9752,24 @@
           <w:b w:val="0"/>
           <w:sz w:val="24"/>
         </w:rPr>
-        <w:t xml:space="preserve"> = x上方，D2在大多数分位数上高出D1约1～1.5分，两端（尤其是高分端）差距更大。T1与T2相比，中间分位数的点基本贴合</w:t>
+        <w:t xml:space="preserve"> = </w:t>
+      </w:r>
+      <w:r>
+        <w:rPr>
+          <w:rFonts w:ascii="Times New Roman" w:hAnsi="Times New Roman" w:eastAsia="宋体"/>
+          <w:b w:val="0"/>
+          <w:sz w:val="24"/>
+          <w:i/>
+        </w:rPr>
+        <w:t xml:space="preserve">x</w:t>
+      </w:r>
+      <w:r>
+        <w:rPr>
+          <w:rFonts w:ascii="Times New Roman" w:hAnsi="Times New Roman" w:eastAsia="宋体"/>
+          <w:b w:val="0"/>
+          <w:sz w:val="24"/>
+        </w:rPr>
+        <w:t xml:space="preserve">上方，D2在大多数分位数上高出D1约1～1.5分，两端（尤其是高分端）差距更大。T1与T2相比（图7(b)），中间分位数的点基本贴合</w:t>
       </w:r>
       <w:r>
         <w:rPr>
@@ -9778,7 +9786,24 @@
           <w:b w:val="0"/>
           <w:sz w:val="24"/>
         </w:rPr>
-        <w:t xml:space="preserve"> = x，两班中等水平学生的成绩相近；最低分位数的点明显位于直线下方，T2班的相对劣势集中于少数低分学生，即图5中的两个离群点。BD与T1相比，全部点位于</w:t>
+        <w:t xml:space="preserve"> = </w:t>
+      </w:r>
+      <w:r>
+        <w:rPr>
+          <w:rFonts w:ascii="Times New Roman" w:hAnsi="Times New Roman" w:eastAsia="宋体"/>
+          <w:b w:val="0"/>
+          <w:sz w:val="24"/>
+          <w:i/>
+        </w:rPr>
+        <w:t xml:space="preserve">x</w:t>
+      </w:r>
+      <w:r>
+        <w:rPr>
+          <w:rFonts w:ascii="Times New Roman" w:hAnsi="Times New Roman" w:eastAsia="宋体"/>
+          <w:b w:val="0"/>
+          <w:sz w:val="24"/>
+        </w:rPr>
+        <w:t xml:space="preserve">，两班中等水平学生的成绩相近；低分位与高分位的点位于直线下方，其中最低分位的差距最大（约5.5分），对应图5中T2班的两个离群点。T1与BD相比（图7(c)），全部点位于</w:t>
       </w:r>
       <w:r>
         <w:rPr>
@@ -9795,7 +9820,58 @@
           <w:b w:val="0"/>
           <w:sz w:val="24"/>
         </w:rPr>
-        <w:t xml:space="preserve"> = x上方，低分位与中分位相差约6～7分，高分端缩小至3～4分，拟合斜率小于1，BD班在各分位数上均高于T1班且分布更集中。</w:t>
+        <w:t xml:space="preserve"> = </w:t>
+      </w:r>
+      <w:r>
+        <w:rPr>
+          <w:rFonts w:ascii="Times New Roman" w:hAnsi="Times New Roman" w:eastAsia="宋体"/>
+          <w:b w:val="0"/>
+          <w:sz w:val="24"/>
+          <w:i/>
+        </w:rPr>
+        <w:t xml:space="preserve">x</w:t>
+      </w:r>
+      <w:r>
+        <w:rPr>
+          <w:rFonts w:ascii="Times New Roman" w:hAnsi="Times New Roman" w:eastAsia="宋体"/>
+          <w:b w:val="0"/>
+          <w:sz w:val="24"/>
+        </w:rPr>
+        <w:t xml:space="preserve">上方，低分位与中分位相差约6～7分，高分端缩小至3～4分，点列较</w:t>
+      </w:r>
+      <w:r>
+        <w:rPr>
+          <w:rFonts w:ascii="Times New Roman" w:hAnsi="Times New Roman" w:eastAsia="宋体"/>
+          <w:b w:val="0"/>
+          <w:sz w:val="24"/>
+          <w:i/>
+        </w:rPr>
+        <w:t xml:space="preserve">y</w:t>
+      </w:r>
+      <w:r>
+        <w:rPr>
+          <w:rFonts w:ascii="Times New Roman" w:hAnsi="Times New Roman" w:eastAsia="宋体"/>
+          <w:b w:val="0"/>
+          <w:sz w:val="24"/>
+        </w:rPr>
+        <w:t xml:space="preserve"> = </w:t>
+      </w:r>
+      <w:r>
+        <w:rPr>
+          <w:rFonts w:ascii="Times New Roman" w:hAnsi="Times New Roman" w:eastAsia="宋体"/>
+          <w:b w:val="0"/>
+          <w:sz w:val="24"/>
+          <w:i/>
+        </w:rPr>
+        <w:t xml:space="preserve">x</w:t>
+      </w:r>
+      <w:r>
+        <w:rPr>
+          <w:rFonts w:ascii="Times New Roman" w:hAnsi="Times New Roman" w:eastAsia="宋体"/>
+          <w:b w:val="0"/>
+          <w:sz w:val="24"/>
+        </w:rPr>
+        <w:t xml:space="preserve">平缓，BD班在各分位数上均高于T1班且分布更集中。</w:t>
       </w:r>
     </w:p>
     <w:p>
@@ -9823,7 +9899,7 @@
       <w:r>
         <w:drawing>
           <wp:inline distT="0" distB="0" distL="114300" distR="114300">
-            <wp:extent cx="5399405" cy="2697214"/>
+            <wp:extent cx="5721096" cy="2374392"/>
             <wp:effectExtent l="0" t="0" r="10795" b="10795"/>
             <wp:docPr id="8" name="Picture 8"/>
             <wp:cNvGraphicFramePr>
@@ -9871,7 +9947,7 @@
           <w:b w:val="0"/>
           <w:sz w:val="21"/>
         </w:rPr>
-        <w:t>图8  五个班级多指标均值的平行坐标图（Min-Max归一化）</w:t>
+        <w:t xml:space="preserve">图8  全部学生的平行坐标图（Min-Max归一化，每条折线为一名学生）</w:t>
       </w:r>
     </w:p>
     <w:p>
@@ -9886,7 +9962,7 @@
           <w:b w:val="0"/>
           <w:sz w:val="24"/>
         </w:rPr>
-        <w:t>图8将各班6项指标的均值经Min-Max归一化后以折线连接。BD班在成绩类指标上均为最高，在不及格类指标上均为最低，D1班与之相反。T1班的通过率与不及格类指标接近BD班，成绩类指标居中，即不及格少而高分学生比例不高；D2班与T2班的不及格类指标居中。</w:t>
+        <w:t xml:space="preserve">图8以平行坐标图展示全部学生的5项指标，各指标经Min-Max归一化，每条折线为一名学生，按班级分面板绘制。BD班的折线在加权平均分、绩点与课程平均分三轴上集中于上部，在通过率轴上全部为1、在不及格门次轴上全部为0，形态最为集中；D1班的折线在成绩类三轴上分布较散，且有多条折线在通过率轴下降、在不及格门次轴上升；T1班仅1名学生有不及格课程，D2班与T2班介于其间。</w:t>
       </w:r>
     </w:p>
     <w:p>
@@ -9917,7 +9993,24 @@
           <w:b w:val="0"/>
           <w:sz w:val="24"/>
         </w:rPr>
-        <w:t xml:space="preserve">对五个班级的学分加权平均分进行单因素方差分析。Shapiro-Wilk检验与Levene检验的</w:t>
+        <w:t xml:space="preserve">由图3与表3可见，各班成绩大致呈单峰分布，标准差介于3.15～5.44。以班级为因素对学分加权平均分进行单因素方差分析，结果为</w:t>
+      </w:r>
+      <w:r>
+        <w:rPr>
+          <w:rFonts w:ascii="Times New Roman" w:hAnsi="Times New Roman" w:eastAsia="宋体"/>
+          <w:b w:val="0"/>
+          <w:sz w:val="24"/>
+          <w:i/>
+        </w:rPr>
+        <w:t xml:space="preserve">F</w:t>
+      </w:r>
+      <w:r>
+        <w:rPr>
+          <w:rFonts w:ascii="Times New Roman" w:hAnsi="Times New Roman" w:eastAsia="宋体"/>
+          <w:b w:val="0"/>
+          <w:sz w:val="24"/>
+        </w:rPr>
+        <w:t xml:space="preserve">(4, 173) = 22.68，</w:t>
       </w:r>
       <w:r>
         <w:rPr>
@@ -9934,56 +10027,7 @@
           <w:b w:val="0"/>
           <w:sz w:val="24"/>
         </w:rPr>
-        <w:t xml:space="preserve">值均大于0.05，各班成绩近似服从正态分布且方差齐性成立，满足方差分析的前提。检验结果为</w:t>
-      </w:r>
-      <w:r>
-        <w:rPr>
-          <w:rFonts w:ascii="Times New Roman" w:hAnsi="Times New Roman" w:eastAsia="宋体"/>
-          <w:b w:val="0"/>
-          <w:sz w:val="24"/>
-          <w:i/>
-        </w:rPr>
-        <w:t xml:space="preserve">F</w:t>
-      </w:r>
-      <w:r>
-        <w:rPr>
-          <w:rFonts w:ascii="Times New Roman" w:hAnsi="Times New Roman" w:eastAsia="宋体"/>
-          <w:b w:val="0"/>
-          <w:sz w:val="24"/>
-        </w:rPr>
-        <w:t xml:space="preserve"> = 22.68，</w:t>
-      </w:r>
-      <w:r>
-        <w:rPr>
-          <w:rFonts w:ascii="Times New Roman" w:hAnsi="Times New Roman" w:eastAsia="宋体"/>
-          <w:b w:val="0"/>
-          <w:sz w:val="24"/>
-          <w:i/>
-        </w:rPr>
-        <w:t xml:space="preserve">p</w:t>
-      </w:r>
-      <w:r>
-        <w:rPr>
-          <w:rFonts w:ascii="Times New Roman" w:hAnsi="Times New Roman" w:eastAsia="宋体"/>
-          <w:b w:val="0"/>
-          <w:sz w:val="24"/>
-        </w:rPr>
-        <w:t xml:space="preserve"> &lt; 0.001，五个班级的学分加权平均分存在显著差异。</w:t>
-      </w:r>
-    </w:p>
-    <w:p>
-      <w:pPr>
-        <w:spacing w:before="0" w:after="0" w:line="360" w:lineRule="auto"/>
-        <w:ind w:firstLine="480"/>
-        <w:jc w:val="both"/>
-      </w:pPr>
-      <w:r>
-        <w:rPr>
-          <w:rFonts w:ascii="Times New Roman" w:hAnsi="Times New Roman" w:eastAsia="宋体"/>
-          <w:b w:val="0"/>
-          <w:sz w:val="24"/>
-        </w:rPr>
-        <w:t xml:space="preserve">结合图2的95%置信区间，BD班与其余四个班级的置信区间均不重叠，差异最为明显；D1班与T1班、T2班的置信区间不重叠，D2班与T1班、T2班的置信区间部分重叠；D1与D2、T1与T2两组平行班的置信区间大幅重叠，差异较小。成绩差异主要存在于课程设置不同的班级之间。</w:t>
+        <w:t xml:space="preserve"> &lt; 0.001，五个班级的学分加权平均分存在显著差异。结合图2的95%置信区间，BD班与其余四个班级的置信区间均不重叠；D1班与T1班、T2班的置信区间不重叠，D2班与T1班、T2班部分重叠；D1与D2、T1与T2两组平行班的置信区间大幅重叠，均值接近。班级差异主要存在于课程设置不同的班级之间。</w:t>
       </w:r>
     </w:p>
     <w:p>
@@ -10077,7 +10121,7 @@
           <w:b w:val="0"/>
           <w:sz w:val="24"/>
         </w:rPr>
-        <w:t xml:space="preserve">在标准化后的六维数据上运行K-means算法。为减少初始中心随机性的影响，每个</w:t>
+        <w:t xml:space="preserve">在标准化后的六维数据上运行K-means算法，每个</w:t>
       </w:r>
       <w:r>
         <w:rPr>
@@ -10094,7 +10138,7 @@
           <w:b w:val="0"/>
           <w:sz w:val="24"/>
         </w:rPr>
-        <w:t xml:space="preserve">值重复运行多次，取簇内误差平方和（SSE）最小的结果；</w:t>
+        <w:t xml:space="preserve">值以不同初始中心重复运行多次，取簇内误差平方和（SSE）最小的结果，</w:t>
       </w:r>
       <w:r>
         <w:rPr>
@@ -10111,7 +10155,7 @@
           <w:b w:val="0"/>
           <w:sz w:val="24"/>
         </w:rPr>
-        <w:t xml:space="preserve">值依据肘部法与轮廓系数确定。由于前两个主成分保留了98.3%的方差，本文另在前两个主成分上重复聚类，所得划分与六维数据上的结果完全一致，因此主成分仅用于结果的可视化与解释。</w:t>
+        <w:t xml:space="preserve">值依据肘部法与轮廓系数确定；在前两个主成分上聚类所得划分与此完全一致。</w:t>
       </w:r>
     </w:p>
     <w:p>
@@ -10123,7 +10167,7 @@
       <w:r>
         <w:drawing>
           <wp:inline distT="0" distB="0" distL="114300" distR="114300">
-            <wp:extent cx="5039995" cy="1749341"/>
+            <wp:extent cx="5669280" cy="2100072"/>
             <wp:effectExtent l="0" t="0" r="14605" b="22860"/>
             <wp:docPr id="9" name="Picture 9"/>
             <wp:cNvGraphicFramePr>
@@ -10171,7 +10215,41 @@
           <w:b w:val="0"/>
           <w:sz w:val="21"/>
         </w:rPr>
-        <w:t xml:space="preserve">图9  不同聚类数k下的簇内误差平方和(a)与轮廓系数(b)</w:t>
+        <w:t xml:space="preserve">图9  不同聚类数</w:t>
+      </w:r>
+      <w:r>
+        <w:rPr>
+          <w:rFonts w:ascii="Times New Roman" w:hAnsi="Times New Roman" w:eastAsia="宋体"/>
+          <w:b w:val="0"/>
+          <w:sz w:val="21"/>
+          <w:i/>
+        </w:rPr>
+        <w:t xml:space="preserve">k</w:t>
+      </w:r>
+      <w:r>
+        <w:rPr>
+          <w:rFonts w:ascii="Times New Roman" w:hAnsi="Times New Roman" w:eastAsia="宋体"/>
+          <w:b w:val="0"/>
+          <w:sz w:val="21"/>
+        </w:rPr>
+        <w:t xml:space="preserve">下的簇内误差平方和(a)与轮廓系数(b)（虚线为所取</w:t>
+      </w:r>
+      <w:r>
+        <w:rPr>
+          <w:rFonts w:ascii="Times New Roman" w:hAnsi="Times New Roman" w:eastAsia="宋体"/>
+          <w:b w:val="0"/>
+          <w:sz w:val="21"/>
+          <w:i/>
+        </w:rPr>
+        <w:t xml:space="preserve">k</w:t>
+      </w:r>
+      <w:r>
+        <w:rPr>
+          <w:rFonts w:ascii="Times New Roman" w:hAnsi="Times New Roman" w:eastAsia="宋体"/>
+          <w:b w:val="0"/>
+          <w:sz w:val="21"/>
+        </w:rPr>
+        <w:t xml:space="preserve"> = 3）</w:t>
       </w:r>
     </w:p>
     <w:p>
@@ -10195,7 +10273,7 @@
           <w:b w:val="0"/>
           <w:sz w:val="24"/>
         </w:rPr>
-        <w:t xml:space="preserve"> = 2时轮廓系数最高（0.68），但划分结果与是否存在不及格课程基本一致（仅1名有不及格课程的学生归入另一类），仅凭不及格门次即可得到。</w:t>
+        <w:t xml:space="preserve"> = 2时轮廓系数最高（0.68），但划分结果与是否存在不及格课程基本一致（仅1名有不及格课程的学生归入另一类），仅凭不及格门次即可得到；</w:t>
       </w:r>
       <w:r>
         <w:rPr>
@@ -10212,7 +10290,7 @@
           <w:b w:val="0"/>
           <w:sz w:val="24"/>
         </w:rPr>
-        <w:t xml:space="preserve"> = 3时SSE曲线出现拐点（由439降至234），轮廓系数为0.52，并将其余学生进一步分为高分与中等两类。</w:t>
+        <w:t xml:space="preserve"> = 3时SSE曲线出现拐点（由439降至234），轮廓系数为0.52，并将无不及格课程的学生进一步分为高分与中等两类。</w:t>
       </w:r>
       <w:r>
         <w:rPr>
@@ -10229,7 +10307,7 @@
           <w:b w:val="0"/>
           <w:sz w:val="24"/>
         </w:rPr>
-        <w:t xml:space="preserve"> = 4时轮廓系数为0.55，略高于</w:t>
+        <w:t xml:space="preserve"> = 4时轮廓系数略高（0.55），二者的取舍见6.3节，最终取</w:t>
       </w:r>
       <w:r>
         <w:rPr>
@@ -10246,116 +10324,7 @@
           <w:b w:val="0"/>
           <w:sz w:val="24"/>
         </w:rPr>
-        <w:t xml:space="preserve"> = 3，新增的一类由学业预警学生中不及格2～4门的8人构成，其余14名预警学生与中等组中1名有1门课程不及格的学生合为一类（15人）。结合6.4节的评估，取</w:t>
-      </w:r>
-      <w:r>
-        <w:rPr>
-          <w:rFonts w:ascii="Times New Roman" w:hAnsi="Times New Roman" w:eastAsia="宋体"/>
-          <w:b w:val="0"/>
-          <w:sz w:val="24"/>
-          <w:i/>
-        </w:rPr>
-        <w:t xml:space="preserve">k</w:t>
-      </w:r>
-      <w:r>
-        <w:rPr>
-          <w:rFonts w:ascii="Times New Roman" w:hAnsi="Times New Roman" w:eastAsia="宋体"/>
-          <w:b w:val="0"/>
-          <w:sz w:val="24"/>
-        </w:rPr>
-        <w:t xml:space="preserve"> = 3（图9）。</w:t>
-      </w:r>
-    </w:p>
-    <w:p>
-      <w:pPr>
-        <w:keepNext/>
-        <w:spacing w:before="120" w:after="0" w:line="240" w:lineRule="auto"/>
-        <w:jc w:val="center"/>
-      </w:pPr>
-      <w:r>
-        <w:drawing>
-          <wp:inline distT="0" distB="0" distL="114300" distR="114300">
-            <wp:extent cx="4859655" cy="3173357"/>
-            <wp:effectExtent l="0" t="0" r="17145" b="13335"/>
-            <wp:docPr id="10" name="Picture 10"/>
-            <wp:cNvGraphicFramePr>
-              <a:graphicFrameLocks xmlns:a="http://schemas.openxmlformats.org/drawingml/2006/main" noChangeAspect="1"/>
-            </wp:cNvGraphicFramePr>
-            <a:graphic xmlns:a="http://schemas.openxmlformats.org/drawingml/2006/main">
-              <a:graphicData uri="http://schemas.openxmlformats.org/drawingml/2006/picture">
-                <pic:pic xmlns:pic="http://schemas.openxmlformats.org/drawingml/2006/picture">
-                  <pic:nvPicPr>
-                    <pic:cNvPr id="10" name="Picture 10"/>
-                    <pic:cNvPicPr>
-                      <a:picLocks noChangeAspect="1"/>
-                    </pic:cNvPicPr>
-                  </pic:nvPicPr>
-                  <pic:blipFill>
-                    <a:blip r:embed="rId16"/>
-                    <a:stretch>
-                      <a:fillRect/>
-                    </a:stretch>
-                  </pic:blipFill>
-                  <pic:spPr>
-                    <a:xfrm>
-                      <a:off x="0" y="0"/>
-                      <a:ext cx="4860000" cy="3085601"/>
-                    </a:xfrm>
-                    <a:prstGeom prst="rect">
-                      <a:avLst/>
-                    </a:prstGeom>
-                  </pic:spPr>
-                </pic:pic>
-              </a:graphicData>
-            </a:graphic>
-          </wp:inline>
-        </w:drawing>
-      </w:r>
-    </w:p>
-    <w:p>
-      <w:pPr>
-        <w:spacing w:before="60" w:after="160" w:line="288" w:lineRule="auto"/>
-        <w:jc w:val="center"/>
-      </w:pPr>
-      <w:r>
-        <w:rPr>
-          <w:rFonts w:ascii="Times New Roman" w:hAnsi="Times New Roman" w:eastAsia="宋体"/>
-          <w:b w:val="0"/>
-          <w:sz w:val="21"/>
-        </w:rPr>
-        <w:t>图10  K-means聚类结果在前两个主成分上的投影（</w:t>
-      </w:r>
-      <w:r>
-        <w:rPr>
-          <w:rFonts w:ascii="Times New Roman" w:hAnsi="Times New Roman" w:eastAsia="宋体"/>
-          <w:b w:val="0"/>
-          <w:i/>
-          <w:sz w:val="21"/>
-        </w:rPr>
-        <w:t>k</w:t>
-      </w:r>
-      <w:r>
-        <w:rPr>
-          <w:rFonts w:ascii="Times New Roman" w:hAnsi="Times New Roman" w:eastAsia="宋体"/>
-          <w:b w:val="0"/>
-          <w:sz w:val="21"/>
-        </w:rPr>
-        <w:t xml:space="preserve"> = 3）</w:t>
-      </w:r>
-    </w:p>
-    <w:p>
-      <w:pPr>
-        <w:spacing w:before="0" w:after="0" w:line="360" w:lineRule="auto"/>
-        <w:ind w:firstLine="480"/>
-        <w:jc w:val="both"/>
-      </w:pPr>
-      <w:r>
-        <w:rPr>
-          <w:rFonts w:ascii="Times New Roman" w:hAnsi="Times New Roman" w:eastAsia="宋体"/>
-          <w:b w:val="0"/>
-          <w:sz w:val="24"/>
-        </w:rPr>
-        <w:t xml:space="preserve">在前两个主成分平面上（图10），没有不及格课程的学生（A组全部及B组绝大多数）近似分布于一条直线，其差别主要在分数高低；C组学生以及B组中2名各有1门课程不及格的学生偏离该直线，分布于左侧，反映了平均分之外的不及格信息。三个聚类的特征见表7。</w:t>
+        <w:t xml:space="preserve"> = 3（图9）。三个聚类的特征见表7。</w:t>
       </w:r>
     </w:p>
     <w:p>
@@ -11040,7 +11009,7 @@
           <w:b w:val="0"/>
           <w:sz w:val="24"/>
         </w:rPr>
-        <w:t>A组73人，学分加权平均分均值86.68（82.32～92.19），无人不及格，命名为学业优良组；B组83人，人数最多，均值78.94，仅2人各有1门课程不及格，命名为中等组；C组22人，均值71.65，人均不及格1.64门次，平均通过率74.3%，命名为学业预警组。</w:t>
+        <w:t xml:space="preserve">A组73人，学分加权平均分均值86.68（82.32～92.19），无人不及格，命名为学业优良组；B组83人，均值78.94，仅2人各有1门课程不及格，命名为中等组；C组22人，均值71.65，人均不及格1.64门次，平均通过率74.3%，命名为学业预警组。</w:t>
       </w:r>
     </w:p>
     <w:p>
@@ -11052,7 +11021,7 @@
       <w:r>
         <w:drawing>
           <wp:inline distT="0" distB="0" distL="114300" distR="114300">
-            <wp:extent cx="5039995" cy="3110852"/>
+            <wp:extent cx="5132832" cy="2831592"/>
             <wp:effectExtent l="0" t="0" r="14605" b="13970"/>
             <wp:docPr id="11" name="Picture 11"/>
             <wp:cNvGraphicFramePr>
@@ -11100,7 +11069,7 @@
           <w:b w:val="0"/>
           <w:sz w:val="21"/>
         </w:rPr>
-        <w:t>图11  各班学生在三个聚类中的分布</w:t>
+        <w:t xml:space="preserve">图10  各班学生在三个聚类中的分布（条内数字为人数）</w:t>
       </w:r>
     </w:p>
     <w:p>
@@ -11115,7 +11084,7 @@
           <w:b w:val="0"/>
           <w:sz w:val="24"/>
         </w:rPr>
-        <w:t>BD班30名学生中27人属于学业优良组，无学业预警学生（图11）；D1班有12人属于学业预警组，占该班人数的34%、全部预警学生的55%；T1班与T2班学业优良组均为17人，学业预警组分别为1人和4人。</w:t>
+        <w:t xml:space="preserve">BD班30名学生中27人属于学业优良组，无学业预警学生（图10）；D1班有12人属于学业预警组，占该班人数的34%、全部预警学生的55%；T1班与T2班学业优良组均为17人，学业预警组分别为1人和4人。</w:t>
       </w:r>
     </w:p>
     <w:p>
@@ -11127,7 +11096,7 @@
       <w:r>
         <w:drawing>
           <wp:inline distT="0" distB="0" distL="114300" distR="114300">
-            <wp:extent cx="4679950" cy="3130868"/>
+            <wp:extent cx="4288536" cy="2773680"/>
             <wp:effectExtent l="0" t="0" r="19050" b="20320"/>
             <wp:docPr id="12" name="Picture 12"/>
             <wp:cNvGraphicFramePr>
@@ -11175,16 +11144,16 @@
           <w:b w:val="0"/>
           <w:sz w:val="21"/>
         </w:rPr>
-        <w:t>图12  不及格门次与学分加权平均分的散点图（按聚类着色，</w:t>
+        <w:t xml:space="preserve">图11  不及格门次与学分加权平均分的散点图（按聚类着色，横向加入随机抖动以避免重叠；</w:t>
       </w:r>
       <w:r>
         <w:rPr>
           <w:rFonts w:ascii="Times New Roman" w:hAnsi="Times New Roman" w:eastAsia="宋体"/>
           <w:b w:val="0"/>
+          <w:sz w:val="21"/>
           <w:i/>
-          <w:sz w:val="21"/>
         </w:rPr>
-        <w:t>r</w:t>
+        <w:t xml:space="preserve">r</w:t>
       </w:r>
       <w:r>
         <w:rPr>
@@ -11207,16 +11176,16 @@
           <w:b w:val="0"/>
           <w:sz w:val="24"/>
         </w:rPr>
-        <w:t>不及格门次与学分加权平均分呈中度负相关（</w:t>
+        <w:t xml:space="preserve">不及格门次与学分加权平均分呈中度负相关（</w:t>
       </w:r>
       <w:r>
         <w:rPr>
           <w:rFonts w:ascii="Times New Roman" w:hAnsi="Times New Roman" w:eastAsia="宋体"/>
           <w:b w:val="0"/>
+          <w:sz w:val="24"/>
           <w:i/>
-          <w:sz w:val="24"/>
         </w:rPr>
-        <w:t>r</w:t>
+        <w:t xml:space="preserve">r</w:t>
       </w:r>
       <w:r>
         <w:rPr>
@@ -11224,7 +11193,7 @@
           <w:b w:val="0"/>
           <w:sz w:val="24"/>
         </w:rPr>
-        <w:t xml:space="preserve"> = −0.64），聚类边界与是否存在不及格课程及82～83分附近的分数线基本一致（图12）。</w:t>
+        <w:t xml:space="preserve"> = −0.64），聚类边界与是否存在不及格课程及82～83分附近的分数线基本一致（图11）。</w:t>
       </w:r>
     </w:p>
     <w:p>
@@ -11240,7 +11209,81 @@
           <w:b w:val="0"/>
           <w:sz w:val="24"/>
         </w:rPr>
-        <w:t>6.3  学业预警名单</w:t>
+        <w:t xml:space="preserve">6.3  聚类结果评估</w:t>
+      </w:r>
+    </w:p>
+    <w:p>
+      <w:pPr>
+        <w:spacing w:before="0" w:after="0" w:line="360" w:lineRule="auto"/>
+        <w:ind w:firstLine="480"/>
+        <w:jc w:val="both"/>
+      </w:pPr>
+      <w:r>
+        <w:rPr>
+          <w:rFonts w:ascii="Times New Roman" w:hAnsi="Times New Roman" w:eastAsia="宋体"/>
+          <w:b w:val="0"/>
+          <w:sz w:val="24"/>
+          <w:i/>
+        </w:rPr>
+        <w:t xml:space="preserve">k</w:t>
+      </w:r>
+      <w:r>
+        <w:rPr>
+          <w:rFonts w:ascii="Times New Roman" w:hAnsi="Times New Roman" w:eastAsia="宋体"/>
+          <w:b w:val="0"/>
+          <w:sz w:val="24"/>
+        </w:rPr>
+        <w:t xml:space="preserve"> = 3时轮廓系数为0.52；</w:t>
+      </w:r>
+      <w:r>
+        <w:rPr>
+          <w:rFonts w:ascii="Times New Roman" w:hAnsi="Times New Roman" w:eastAsia="宋体"/>
+          <w:b w:val="0"/>
+          <w:sz w:val="24"/>
+          <w:i/>
+        </w:rPr>
+        <w:t xml:space="preserve">k</w:t>
+      </w:r>
+      <w:r>
+        <w:rPr>
+          <w:rFonts w:ascii="Times New Roman" w:hAnsi="Times New Roman" w:eastAsia="宋体"/>
+          <w:b w:val="0"/>
+          <w:sz w:val="24"/>
+        </w:rPr>
+        <w:t xml:space="preserve"> = 4时轮廓系数略高（0.55），新增的划分是将学业预警组中不及格学分在10学分及以上的8人单独归为一类，其余14人与中等组中1名有1门课程不及格的学生合为一类（15人）。这一细分仅反映不及格程度的差别，可由各学生的不及格学分直接区分，故取</w:t>
+      </w:r>
+      <w:r>
+        <w:rPr>
+          <w:rFonts w:ascii="Times New Roman" w:hAnsi="Times New Roman" w:eastAsia="宋体"/>
+          <w:b w:val="0"/>
+          <w:sz w:val="24"/>
+          <w:i/>
+        </w:rPr>
+        <w:t xml:space="preserve">k</w:t>
+      </w:r>
+      <w:r>
+        <w:rPr>
+          <w:rFonts w:ascii="Times New Roman" w:hAnsi="Times New Roman" w:eastAsia="宋体"/>
+          <w:b w:val="0"/>
+          <w:sz w:val="24"/>
+        </w:rPr>
+        <w:t xml:space="preserve"> = 3。聚类结果与前文分析一致：4.5节识别出的4名离群学生全部属于学业预警组；学业预警组22人均有至少一门课程不及格，学业优良组无人不及格；各班在三个聚类中的分布（图10）与第4、5节的班级比较结论一致。若仅按是否存在不及格课程划分，可得到24名有不及格课程的学生，与学业预警组相差2人，可见不及格信息是识别学业预警群体的主要依据，聚类的增益在于将无不及格课程的学生进一步分为学业优良与中等两类，两类的分界约在82～83分（表7）。</w:t>
+      </w:r>
+    </w:p>
+    <w:p>
+      <w:pPr>
+        <w:keepNext/>
+        <w:spacing w:before="120" w:after="60" w:line="360" w:lineRule="auto"/>
+        <w:jc w:val="left"/>
+        <w:outlineLvl w:val="1"/>
+      </w:pPr>
+      <w:r>
+        <w:rPr>
+          <w:rFonts w:ascii="Times New Roman" w:hAnsi="Times New Roman" w:eastAsia="黑体"/>
+          <w:b w:val="0"/>
+          <w:sz w:val="24"/>
+        </w:rPr>
+        <w:t xml:space="preserve">6.4  学业预警名单</w:t>
       </w:r>
     </w:p>
     <w:p>
@@ -15172,88 +15215,6 @@
     <w:p>
       <w:pPr>
         <w:keepNext/>
-        <w:spacing w:before="120" w:after="60" w:line="360" w:lineRule="auto"/>
-        <w:jc w:val="left"/>
-        <w:outlineLvl w:val="1"/>
-      </w:pPr>
-      <w:r>
-        <w:rPr>
-          <w:rFonts w:ascii="Times New Roman" w:hAnsi="Times New Roman" w:eastAsia="黑体"/>
-          <w:b w:val="0"/>
-          <w:sz w:val="24"/>
-        </w:rPr>
-        <w:t xml:space="preserve">6.4  聚类结果评估</w:t>
-      </w:r>
-    </w:p>
-    <w:p>
-      <w:pPr>
-        <w:spacing w:before="0" w:after="0" w:line="360" w:lineRule="auto"/>
-        <w:ind w:firstLine="480"/>
-        <w:jc w:val="both"/>
-      </w:pPr>
-      <w:r>
-        <w:rPr>
-          <w:rFonts w:ascii="Times New Roman" w:hAnsi="Times New Roman" w:eastAsia="宋体"/>
-          <w:b w:val="0"/>
-          <w:sz w:val="24"/>
-        </w:rPr>
-        <w:t xml:space="preserve">聚类结果从内部指标、与前文分析的一致性以及可解释性三方面评估。内部指标方面，</w:t>
-      </w:r>
-      <w:r>
-        <w:rPr>
-          <w:rFonts w:ascii="Times New Roman" w:hAnsi="Times New Roman" w:eastAsia="宋体"/>
-          <w:b w:val="0"/>
-          <w:sz w:val="24"/>
-          <w:i/>
-        </w:rPr>
-        <w:t xml:space="preserve">k</w:t>
-      </w:r>
-      <w:r>
-        <w:rPr>
-          <w:rFonts w:ascii="Times New Roman" w:hAnsi="Times New Roman" w:eastAsia="宋体"/>
-          <w:b w:val="0"/>
-          <w:sz w:val="24"/>
-        </w:rPr>
-        <w:t xml:space="preserve"> = 3时轮廓系数为0.52，簇内样本较为紧密，簇间分离较为明显；</w:t>
-      </w:r>
-      <w:r>
-        <w:rPr>
-          <w:rFonts w:ascii="Times New Roman" w:hAnsi="Times New Roman" w:eastAsia="宋体"/>
-          <w:b w:val="0"/>
-          <w:sz w:val="24"/>
-          <w:i/>
-        </w:rPr>
-        <w:t xml:space="preserve">k</w:t>
-      </w:r>
-      <w:r>
-        <w:rPr>
-          <w:rFonts w:ascii="Times New Roman" w:hAnsi="Times New Roman" w:eastAsia="宋体"/>
-          <w:b w:val="0"/>
-          <w:sz w:val="24"/>
-        </w:rPr>
-        <w:t xml:space="preserve"> = 4时轮廓系数虽略高（0.55），但新增的一类仅将学业预警学生按不及格门次细分，这一差异通过表8的排序即可体现，因此</w:t>
-      </w:r>
-      <w:r>
-        <w:rPr>
-          <w:rFonts w:ascii="Times New Roman" w:hAnsi="Times New Roman" w:eastAsia="宋体"/>
-          <w:b w:val="0"/>
-          <w:sz w:val="24"/>
-          <w:i/>
-        </w:rPr>
-        <w:t xml:space="preserve">k</w:t>
-      </w:r>
-      <w:r>
-        <w:rPr>
-          <w:rFonts w:ascii="Times New Roman" w:hAnsi="Times New Roman" w:eastAsia="宋体"/>
-          <w:b w:val="0"/>
-          <w:sz w:val="24"/>
-        </w:rPr>
-        <w:t xml:space="preserve"> = 3在区分度与简洁性之间较为均衡。一致性方面，4.5节识别出的4名离群学生全部属于学业预警组；学业预警组22人均有至少一门课程不及格，学业优良组无人不及格；BD班30人中27人属于学业优良组且无人属于学业预警组，D1班的预警学生占全部预警学生的55%，与第4、5节的班级比较结论一致。可解释性方面，三个聚类的学分加权平均分（86.68、78.94、71.65）与不及格门次依次变化，分别对应学业优良、中等与需要预警的学生。若仅以是否存在不及格课程划分，可得到24名风险学生，与聚类结果相差2人，说明不及格信息是识别学业预警群体的主要依据，聚类的增益在于将无不及格课程的学生进一步区分为优良与中等两类。</w:t>
-      </w:r>
-    </w:p>
-    <w:p>
-      <w:pPr>
-        <w:keepNext/>
         <w:spacing w:before="240" w:after="120" w:line="360" w:lineRule="auto"/>
         <w:jc w:val="left"/>
         <w:outlineLvl w:val="0"/>
@@ -15295,7 +15256,7 @@
           <w:b w:val="0"/>
           <w:sz w:val="24"/>
         </w:rPr>
-        <w:t xml:space="preserve">原始数据完整、无重复记录且满足业务规则，但存在数值以文本存储、记录格式不统一和总分不可比等问题，经清洗、集成与变换后形成178条记录的分析数据集，在原始10个属性之外增加了班级、课程平均分、成绩等级及归一化、标准化结果，跨班比较以学分加权平均分代替总分。五个班级的成绩存在显著差异（</w:t>
+        <w:t xml:space="preserve">原始数据完整、无重复记录且满足业务规则，但存在数值以文本存储、记录格式不统一和总分不可比等问题。经清洗、集成与变换后形成178条记录的分析数据集，在原始10个属性之外增加了班级、课程平均分、成绩等级、班内Z分数等衍生属性，跨班比较以学分加权平均分代替总分。五个班级的学分加权平均分存在显著差异（</w:t>
       </w:r>
       <w:r>
         <w:rPr>
@@ -15312,7 +15273,7 @@
           <w:b w:val="0"/>
           <w:sz w:val="24"/>
         </w:rPr>
-        <w:t xml:space="preserve"> &lt; 0.001），均值由高到低依次为BD、T1、T2、D2与D1；BD班均值最高、标准差最小，优秀率86.7%，无学生不及格。学业风险集中于D1班：该班不及格率为40.0%，不及格门次与学业预警人数均占全体的55%。课程设置相同的平行班之间差异较小，班级差异主要存在于课程设置不同的班级之间，T2班的相对劣势集中于少数低分学生。聚类将学生分为学业优良（73人）、中等（83人）与学业预警（22人）三类，是否存在不及格课程是区分学业预警群体的主要特征。</w:t>
+        <w:t xml:space="preserve"> &lt; 0.001），均值由高到低依次为BD、T1、T2、D2与D1；BD班均值最高、标准差最小，优秀率86.7%，无学生不及格；D1、BD与T2三班呈左偏分布，以中位数衡量其典型水平更为稳健。学业风险集中于D1班：该班不及格率为40.0%，不及格门次与学业预警人数均占五个班级总数的55%。班级差异主要存在于课程设置不同的班级之间，D1与D2、T1与T2两组平行班之间差异较小，T2班相对T1班的劣势在低分端最为明显。聚类将学生分为学业优良（73人）、中等（83人）与学业预警（22人）三类，是否存在不及格课程是区分学业预警群体的主要特征。</w:t>
       </w:r>
     </w:p>
     <w:p>
@@ -15374,7 +15335,7 @@
           <w:b w:val="0"/>
           <w:sz w:val="24"/>
         </w:rPr>
-        <w:t xml:space="preserve">D类、BD与T类班级的课程与评分教师可能不同，课程设置不同的班级之间的平均分比较包含课程难度与评分尺度的影响。数据只有学期汇总指标，无法定位不及格课程，也无法查明8名学生修读门数偏少的原因。各班样本量为30～40人，且只有一个学期，聚类结果与预警名单未经跨学期检验。</w:t>
+        <w:t xml:space="preserve">D类、BD与T类班级的课程与评分教师可能不同，课程设置不同的班级之间的学分加权平均分比较包含课程难度与评分尺度的影响；平行班的划分依据应修学分与课程门数推断，数据中没有专业字段。数据只有学期汇总指标，无法定位不及格课程，也无法查明8名学生修读门数偏少的原因。各班样本量为30～40人，且只有一个学期，聚类结果与预警名单未经跨学期检验。</w:t>
       </w:r>
     </w:p>
     <w:p>

--- a/作业一_五个班级成绩数据挖掘/五个班级成绩数据挖掘与分析报告.docx
+++ b/作业一_五个班级成绩数据挖掘/五个班级成绩数据挖掘与分析报告.docx
@@ -63,7 +63,7 @@
           <w:b w:val="0"/>
           <w:sz w:val="28"/>
         </w:rPr>
-        <w:t xml:space="preserve">——基于KDD流程的数据预处理、描述性统计与聚类分析</w:t>
+        <w:t>——基于KDD流程的数据预处理、描述性统计与聚类分析</w:t>
       </w:r>
     </w:p>
     <w:p>
@@ -277,16 +277,16 @@
           <w:b w:val="0"/>
           <w:sz w:val="24"/>
         </w:rPr>
-        <w:t xml:space="preserve">本文以五个班级178名学生的学期成绩汇总数据为对象，按照知识发现（KDD）流程进行数据挖掘与分析。预处理阶段审查了数据质量，处理了数值以文本存储、通过率记录格式不统一以及修读门数不同导致总分不可比等问题，并构造课程平均分，进行Min-Max归一化与Z-score标准化。分析阶段对各班成绩进行描述性统计与可视化（直方图、箱线图、Q-Q图、平行坐标图），以单因素方差分析检验班级差异，以K-means聚类识别学生群体并评估聚类结果。五个班级的学分加权平均分差异显著（</w:t>
+        <w:t>本文以五个班级178名学生的学期成绩汇总数据为对象，按照知识发现（KDD）流程进行数据挖掘与分析。预处理阶段审查了数据质量，处理了数值以文本存储、通过率记录格式不统一以及修读门数不同导致总分不可比等问题，并构造课程平均分，进行Min-Max归一化与Z-score标准化。分析阶段对各班成绩进行描述性统计与可视化（直方图、箱线图、Q-Q图、平行坐标图），以单因素方差分析检验班级差异，以K-means聚类识别学生群体并评估聚类结果。五个班级的学分加权平均分差异显著（</w:t>
       </w:r>
       <w:r>
         <w:rPr>
           <w:rFonts w:ascii="Times New Roman" w:hAnsi="Times New Roman" w:eastAsia="宋体"/>
           <w:b w:val="0"/>
+          <w:i/>
           <w:sz w:val="24"/>
-          <w:i/>
         </w:rPr>
-        <w:t xml:space="preserve">F</w:t>
+        <w:t>F</w:t>
       </w:r>
       <w:r>
         <w:rPr>
@@ -294,16 +294,16 @@
           <w:b w:val="0"/>
           <w:sz w:val="24"/>
         </w:rPr>
-        <w:t xml:space="preserve">(4, 173) = 22.68，</w:t>
+        <w:t>(4, 173) = 22.68，</w:t>
       </w:r>
       <w:r>
         <w:rPr>
           <w:rFonts w:ascii="Times New Roman" w:hAnsi="Times New Roman" w:eastAsia="宋体"/>
           <w:b w:val="0"/>
+          <w:i/>
           <w:sz w:val="24"/>
-          <w:i/>
         </w:rPr>
-        <w:t xml:space="preserve">p</w:t>
+        <w:t>p</w:t>
       </w:r>
       <w:r>
         <w:rPr>
@@ -384,7 +384,7 @@
           <w:b w:val="0"/>
           <w:sz w:val="24"/>
         </w:rPr>
-        <w:t xml:space="preserve">在高校教务管理中，学分加权平均分以各门课程学分为权重计算，比简单平均分更能反映学生在学分较多课程上的表现，常用于评奖评优与推免排名；平均学分绩点由课程成绩折算而来，与学分加权平均分高度相关；单门课程成绩低于60分即为不及格，需要补考或重修，不及格门次与不及格学分累积到一定程度时，学校会对学生进行学业预警。据此，本文关注三个问题：五个班级的整体成绩水平与离散程度有何差异；哪些学生的成绩明显偏离本班整体水平；能否依据多项学业指标识别出需要重点关注的学生群体。</w:t>
+        <w:t>在高校教务管理中，学分加权平均分以各门课程学分为权重计算，比简单平均分更能反映学生在学分较多课程上的表现，常用于评奖评优与推免排名；平均学分绩点由课程成绩折算而来，与学分加权平均分高度相关；单门课程成绩低于60分即为不及格，需要补考或重修，不及格门次与不及格学分累积到一定程度时，学校会对学生进行学业预警。据此，本文关注三个问题：五个班级的整体成绩水平与离散程度有何差异；哪些学生的成绩明显偏离本班整体水平；能否依据多项学业指标识别出需要重点关注的学生群体。</w:t>
       </w:r>
     </w:p>
     <w:p>
@@ -399,7 +399,7 @@
           <w:b w:val="0"/>
           <w:sz w:val="24"/>
         </w:rPr>
-        <w:t xml:space="preserve">本文以五个班级同一学期的成绩汇总数据为对象，按KDD流程组织全文：第1节与第2节对应领域理解与数据采集，说明分析背景、数据来源及各属性的含义；第3节对应数据预处理，完成数据清洗、集成、变换与规约；第4节与第5节以描述性统计、可视化与方差分析比较各班成绩，并识别成绩离群的学生；第6节对应数据挖掘与评估，以K-means聚类识别学生群体并评估聚类结果；第7节对应知识表示，以学业预警名单、结论与建议呈现分析结果；第8节说明分析工具与人工智能的使用情况。</w:t>
+        <w:t>本文以五个班级同一学期的成绩汇总数据为对象，按KDD流程组织全文：第1节与第2节对应领域理解与数据采集，说明分析背景、数据来源及各属性的含义；第3节对应数据预处理，完成数据清洗、集成、变换与规约；第4节与第5节以描述性统计、可视化与方差分析比较各班成绩，并识别成绩离群的学生；第6节对应数据挖掘与评估，以K-means聚类识别学生群体并评估聚类结果；第7节对应知识表示，以学业预警名单、结论与建议呈现分析结果；第8节说明分析工具与人工智能的使用情况。</w:t>
       </w:r>
     </w:p>
     <w:p>
@@ -430,7 +430,7 @@
           <w:b w:val="0"/>
           <w:sz w:val="24"/>
         </w:rPr>
-        <w:t xml:space="preserve">数据来自课程提供的Excel文件，含五个工作表，分别对应D1、D2、BD、T1、T2五个班级，合计178条学生记录，每条记录10个字段。每条记录为一个数据对象，每个字段为一个属性。各字段的定义及属性类型见表1，其中班级与成绩等级为预处理中构造的衍生属性。</w:t>
+        <w:t>数据来自课程提供的Excel文件，含五个工作表，分别对应D1、D2、BD、T1、T2五个班级，合计178条学生记录，每条记录10个字段。每条记录为一个数据对象，每个字段为一个属性。各字段的定义及属性类型见表1，其中班级与成绩等级为预处理中构造的衍生属性。</w:t>
       </w:r>
     </w:p>
     <w:p>
@@ -1409,7 +1409,7 @@
           <w:b w:val="0"/>
           <w:sz w:val="24"/>
         </w:rPr>
-        <w:t xml:space="preserve">预处理包括数据清洗、数据集成、数据变换与数据规约四项任务。规约阶段的冗余分析涉及变换阶段构造的课程平均分，故变换先于规约进行。</w:t>
+        <w:t>预处理包括数据清洗、数据集成、数据变换与数据规约四项任务。规约阶段的冗余分析涉及变换阶段构造的课程平均分，故变换先于规约进行。</w:t>
       </w:r>
     </w:p>
     <w:p>
@@ -2174,7 +2174,7 @@
                 <w:b w:val="0"/>
                 <w:sz w:val="19"/>
               </w:rPr>
-              <w:t xml:space="preserve">文本（%）</w:t>
+              <w:t>文本（%）</w:t>
             </w:r>
           </w:p>
         </w:tc>
@@ -2194,7 +2194,7 @@
                 <w:b w:val="0"/>
                 <w:sz w:val="19"/>
               </w:rPr>
-              <w:t xml:space="preserve">文本（%）</w:t>
+              <w:t>文本（%）</w:t>
             </w:r>
           </w:p>
         </w:tc>
@@ -2234,7 +2234,7 @@
                 <w:b w:val="0"/>
                 <w:sz w:val="19"/>
               </w:rPr>
-              <w:t xml:space="preserve">文本（%）</w:t>
+              <w:t>文本（%）</w:t>
             </w:r>
           </w:p>
         </w:tc>
@@ -3213,15 +3213,15 @@
           <w:b w:val="0"/>
           <w:sz w:val="18"/>
         </w:rPr>
-        <w:t xml:space="preserve">注：越界值指学分加权平均分不在[0, 100]、平均学分绩点不在[0, 5]或通过率不在[0, 1]内的取值；</w:t>
+        <w:t>注：越界值指学分加权平均分不在[0, 100]、平均学分绩点不在[0, 5]或通过率不在[0, 1]内的取值；</w:t>
       </w:r>
       <w:r>
         <w:rPr>
-          <w:rFonts w:ascii="宋体" w:hAnsi="宋体" w:eastAsia="宋体" w:cs="宋体" w:hint="eastAsia"/>
+          <w:rFonts w:hint="eastAsia" w:ascii="宋体" w:hAnsi="宋体" w:eastAsia="宋体" w:cs="宋体"/>
           <w:b w:val="0"/>
           <w:sz w:val="18"/>
         </w:rPr>
-        <w:t xml:space="preserve">“</w:t>
+        <w:t>“</w:t>
       </w:r>
       <w:r>
         <w:rPr>
@@ -3229,15 +3229,15 @@
           <w:b w:val="0"/>
           <w:sz w:val="18"/>
         </w:rPr>
-        <w:t xml:space="preserve">文本（%）</w:t>
+        <w:t>文本（%）</w:t>
       </w:r>
       <w:r>
         <w:rPr>
-          <w:rFonts w:ascii="宋体" w:hAnsi="宋体" w:eastAsia="宋体" w:cs="宋体" w:hint="eastAsia"/>
+          <w:rFonts w:hint="eastAsia" w:ascii="宋体" w:hAnsi="宋体" w:eastAsia="宋体" w:cs="宋体"/>
           <w:b w:val="0"/>
           <w:sz w:val="18"/>
         </w:rPr>
-        <w:t xml:space="preserve">”</w:t>
+        <w:t>”</w:t>
       </w:r>
       <w:r>
         <w:rPr>
@@ -3245,7 +3245,7 @@
           <w:b w:val="0"/>
           <w:sz w:val="18"/>
         </w:rPr>
-        <w:t xml:space="preserve">指形如</w:t>
+        <w:t>指形如</w:t>
       </w:r>
       <w:r>
         <w:rPr>
@@ -3253,7 +3253,7 @@
           <w:b w:val="0"/>
           <w:sz w:val="18"/>
         </w:rPr>
-        <w:t xml:space="preserve">"</w:t>
+        <w:t>"</w:t>
       </w:r>
       <w:r>
         <w:rPr>
@@ -3261,7 +3261,7 @@
           <w:b w:val="0"/>
           <w:sz w:val="18"/>
         </w:rPr>
-        <w:t xml:space="preserve">82.14%</w:t>
+        <w:t>82.14%</w:t>
       </w:r>
       <w:r>
         <w:rPr>
@@ -3269,7 +3269,7 @@
           <w:b w:val="0"/>
           <w:sz w:val="18"/>
         </w:rPr>
-        <w:t xml:space="preserve">"</w:t>
+        <w:t>"</w:t>
       </w:r>
       <w:r>
         <w:rPr>
@@ -3277,15 +3277,15 @@
           <w:b w:val="0"/>
           <w:sz w:val="18"/>
         </w:rPr>
-        <w:t xml:space="preserve">的文本，</w:t>
+        <w:t>的文本，</w:t>
       </w:r>
       <w:r>
         <w:rPr>
-          <w:rFonts w:ascii="宋体" w:hAnsi="宋体" w:eastAsia="宋体" w:cs="宋体" w:hint="eastAsia"/>
+          <w:rFonts w:hint="eastAsia" w:ascii="宋体" w:hAnsi="宋体" w:eastAsia="宋体" w:cs="宋体"/>
           <w:b w:val="0"/>
           <w:sz w:val="18"/>
         </w:rPr>
-        <w:t xml:space="preserve">“</w:t>
+        <w:t>“</w:t>
       </w:r>
       <w:r>
         <w:rPr>
@@ -3293,15 +3293,15 @@
           <w:b w:val="0"/>
           <w:sz w:val="18"/>
         </w:rPr>
-        <w:t xml:space="preserve">数值</w:t>
+        <w:t>数值</w:t>
       </w:r>
       <w:r>
         <w:rPr>
-          <w:rFonts w:ascii="宋体" w:hAnsi="宋体" w:eastAsia="宋体" w:cs="宋体" w:hint="eastAsia"/>
+          <w:rFonts w:hint="eastAsia" w:ascii="宋体" w:hAnsi="宋体" w:eastAsia="宋体" w:cs="宋体"/>
           <w:b w:val="0"/>
           <w:sz w:val="18"/>
         </w:rPr>
-        <w:t xml:space="preserve">”</w:t>
+        <w:t>”</w:t>
       </w:r>
       <w:r>
         <w:rPr>
@@ -3309,7 +3309,7 @@
           <w:b w:val="0"/>
           <w:sz w:val="18"/>
         </w:rPr>
-        <w:t xml:space="preserve">指数值型小数。</w:t>
+        <w:t>指数值型小数。</w:t>
       </w:r>
     </w:p>
     <w:p>
@@ -3324,15 +3324,15 @@
           <w:b w:val="0"/>
           <w:sz w:val="24"/>
         </w:rPr>
-        <w:t xml:space="preserve">原始数据无缺失值、重复记录和越界值，全部记录均满足两项业务规则（获得学分+不及格学分=总学分；通过率=获得学分/总学分），准确性与完整性符合要求。一致性方面存在三类问题：D1、D2、T1三个工作表的数值几乎全部以文本格式存储，无法直接计算；记录格式不统一，D1、D2、T1三班的通过率为带百分号的文本，BD与T2两班为数值型小数，BD表首列列名为</w:t>
+        <w:t>原始数据无缺失值、重复记录和越界值，全部记录均满足两项业务规则（获得学分+不及格学分=总学分；通过率=获得学分/总学分），准确性与完整性符合要求。一致性方面存在三类问题：D1、D2、T1三个工作表的数值几乎全部以文本格式存储，无法直接计算；记录格式不统一，D1、D2、T1三班的通过率为带百分号的文本，BD与T2两班为数值型小数，BD表首列列名为</w:t>
       </w:r>
       <w:r>
         <w:rPr>
-          <w:rFonts w:ascii="宋体" w:hAnsi="宋体" w:eastAsia="宋体" w:cs="宋体" w:hint="eastAsia"/>
+          <w:rFonts w:hint="eastAsia" w:ascii="宋体" w:hAnsi="宋体" w:eastAsia="宋体" w:cs="宋体"/>
           <w:b w:val="0"/>
           <w:sz w:val="24"/>
         </w:rPr>
-        <w:t xml:space="preserve">“</w:t>
+        <w:t>“</w:t>
       </w:r>
       <w:r>
         <w:rPr>
@@ -3340,15 +3340,15 @@
           <w:b w:val="0"/>
           <w:sz w:val="24"/>
         </w:rPr>
-        <w:t xml:space="preserve">姓名</w:t>
+        <w:t>姓名</w:t>
       </w:r>
       <w:r>
         <w:rPr>
-          <w:rFonts w:ascii="宋体" w:hAnsi="宋体" w:eastAsia="宋体" w:cs="宋体" w:hint="eastAsia"/>
+          <w:rFonts w:hint="eastAsia" w:ascii="宋体" w:hAnsi="宋体" w:eastAsia="宋体" w:cs="宋体"/>
           <w:b w:val="0"/>
           <w:sz w:val="24"/>
         </w:rPr>
-        <w:t xml:space="preserve">”</w:t>
+        <w:t>”</w:t>
       </w:r>
       <w:r>
         <w:rPr>
@@ -3356,7 +3356,7 @@
           <w:b w:val="0"/>
           <w:sz w:val="24"/>
         </w:rPr>
-        <w:t xml:space="preserve">而其余各表为</w:t>
+        <w:t>而其余各表为</w:t>
       </w:r>
       <w:r>
         <w:rPr>
@@ -3364,7 +3364,7 @@
           <w:b w:val="0"/>
           <w:sz w:val="24"/>
         </w:rPr>
-        <w:t xml:space="preserve">"</w:t>
+        <w:t>"</w:t>
       </w:r>
       <w:r>
         <w:rPr>
@@ -3372,7 +3372,7 @@
           <w:b w:val="0"/>
           <w:sz w:val="24"/>
         </w:rPr>
-        <w:t xml:space="preserve">ID</w:t>
+        <w:t>ID</w:t>
       </w:r>
       <w:r>
         <w:rPr>
@@ -3380,7 +3380,7 @@
           <w:b w:val="0"/>
           <w:sz w:val="24"/>
         </w:rPr>
-        <w:t xml:space="preserve">"</w:t>
+        <w:t>"</w:t>
       </w:r>
       <w:r>
         <w:rPr>
@@ -3388,7 +3388,7 @@
           <w:b w:val="0"/>
           <w:sz w:val="24"/>
         </w:rPr>
-        <w:t xml:space="preserve">，D1班学号缺少</w:t>
+        <w:t>，D1班学号缺少</w:t>
       </w:r>
       <w:r>
         <w:rPr>
@@ -3396,7 +3396,7 @@
           <w:b w:val="0"/>
           <w:sz w:val="24"/>
         </w:rPr>
-        <w:t xml:space="preserve">"</w:t>
+        <w:t>"</w:t>
       </w:r>
       <w:r>
         <w:rPr>
@@ -3404,7 +3404,7 @@
           <w:b w:val="0"/>
           <w:sz w:val="24"/>
         </w:rPr>
-        <w:t xml:space="preserve">21</w:t>
+        <w:t>21</w:t>
       </w:r>
       <w:r>
         <w:rPr>
@@ -3412,7 +3412,7 @@
           <w:b w:val="0"/>
           <w:sz w:val="24"/>
         </w:rPr>
-        <w:t xml:space="preserve">"</w:t>
+        <w:t>"</w:t>
       </w:r>
       <w:r>
         <w:rPr>
@@ -3420,7 +3420,7 @@
           <w:b w:val="0"/>
           <w:sz w:val="24"/>
         </w:rPr>
-        <w:t xml:space="preserve">前缀；各班应修学分与课程门数不同，D1与D2班均为28学分、11门课程，BD班为27学分、11门课程，T1与T2班均为25学分、10门课程，另有8名学生的修读门数低于本班标准，因此总分在班级之间和学生之间不可比。由应修学分与课程门数相同可以推断，D1与D2、T1与T2分别为课程设置相同的平行班。</w:t>
+        <w:t>前缀；各班应修学分与课程门数不同，D1与D2班均为28学分、11门课程，BD班为27学分、11门课程，T1与T2班均为25学分、10门课程，另有8名学生的修读门数低于本班标准，因此总分在班级之间和学生之间不可比。由应修学分与课程门数相同可以推断，D1与D2、T1与T2分别为课程设置相同的平行班。</w:t>
       </w:r>
     </w:p>
     <w:p>
@@ -3451,15 +3451,15 @@
           <w:b w:val="0"/>
           <w:sz w:val="24"/>
         </w:rPr>
-        <w:t xml:space="preserve">数据清洗主要处理缺失值与噪声。原始数据不存在缺失值，无需删除或填充。以文本格式存储的数值统一转换为数值型（使用pandas的to_numeric函数，对应Excel中的</w:t>
+        <w:t>数据清洗主要处理缺失值与噪声。原始数据不存在缺失值，无需删除或填充。以文本格式存储的数值统一转换为数值型（使用pandas的to_numeric函数，对应Excel中的</w:t>
       </w:r>
       <w:r>
         <w:rPr>
-          <w:rFonts w:ascii="宋体" w:hAnsi="宋体" w:eastAsia="宋体" w:cs="宋体" w:hint="eastAsia"/>
+          <w:rFonts w:hint="eastAsia" w:ascii="宋体" w:hAnsi="宋体" w:eastAsia="宋体" w:cs="宋体"/>
           <w:b w:val="0"/>
           <w:sz w:val="24"/>
         </w:rPr>
-        <w:t xml:space="preserve">“</w:t>
+        <w:t>“</w:t>
       </w:r>
       <w:r>
         <w:rPr>
@@ -3467,15 +3467,15 @@
           <w:b w:val="0"/>
           <w:sz w:val="24"/>
         </w:rPr>
-        <w:t xml:space="preserve">转换为数字</w:t>
+        <w:t>转换为数字</w:t>
       </w:r>
       <w:r>
         <w:rPr>
-          <w:rFonts w:ascii="宋体" w:hAnsi="宋体" w:eastAsia="宋体" w:cs="宋体" w:hint="eastAsia"/>
+          <w:rFonts w:hint="eastAsia" w:ascii="宋体" w:hAnsi="宋体" w:eastAsia="宋体" w:cs="宋体"/>
           <w:b w:val="0"/>
           <w:sz w:val="24"/>
         </w:rPr>
-        <w:t xml:space="preserve">”</w:t>
+        <w:t>”</w:t>
       </w:r>
       <w:r>
         <w:rPr>
@@ -3483,7 +3483,7 @@
           <w:b w:val="0"/>
           <w:sz w:val="24"/>
         </w:rPr>
-        <w:t xml:space="preserve">操作）。噪声方面，全部记录满足两项业务规则且取值均在合理范围内，低分记录为真实的学业表现，故不作分箱或回归平滑；离群学生在4.5节以箱线图规则识别，并在6.3节与聚类结果对照。</w:t>
+        <w:t>操作）。噪声方面，全部记录满足两项业务规则且取值均在合理范围内，低分记录为真实的学业表现，故不作分箱或回归平滑；离群学生在4.5节以箱线图规则识别，并在6.3节与聚类结果对照。</w:t>
       </w:r>
     </w:p>
     <w:p>
@@ -3514,15 +3514,15 @@
           <w:b w:val="0"/>
           <w:sz w:val="24"/>
         </w:rPr>
-        <w:t xml:space="preserve">将五个工作表纵向合并为一张178条记录的总表，并增设班级字段标识数据来源。实体识别以学号而非姓名作为学生的唯一标识，BD表首列（列名为</w:t>
+        <w:t>将五个工作表纵向合并为一张178条记录的总表，并增设班级字段标识数据来源。实体识别以学号而非姓名作为学生的唯一标识，BD表首列（列名为</w:t>
       </w:r>
       <w:r>
         <w:rPr>
-          <w:rFonts w:ascii="宋体" w:hAnsi="宋体" w:eastAsia="宋体" w:cs="宋体" w:hint="eastAsia"/>
+          <w:rFonts w:hint="eastAsia" w:ascii="宋体" w:hAnsi="宋体" w:eastAsia="宋体" w:cs="宋体"/>
           <w:b w:val="0"/>
           <w:sz w:val="24"/>
         </w:rPr>
-        <w:t xml:space="preserve">“</w:t>
+        <w:t>“</w:t>
       </w:r>
       <w:r>
         <w:rPr>
@@ -3530,15 +3530,15 @@
           <w:b w:val="0"/>
           <w:sz w:val="24"/>
         </w:rPr>
-        <w:t xml:space="preserve">姓名</w:t>
+        <w:t>姓名</w:t>
       </w:r>
       <w:r>
         <w:rPr>
-          <w:rFonts w:ascii="宋体" w:hAnsi="宋体" w:eastAsia="宋体" w:cs="宋体" w:hint="eastAsia"/>
+          <w:rFonts w:hint="eastAsia" w:ascii="宋体" w:hAnsi="宋体" w:eastAsia="宋体" w:cs="宋体"/>
           <w:b w:val="0"/>
           <w:sz w:val="24"/>
         </w:rPr>
-        <w:t xml:space="preserve">”</w:t>
+        <w:t>”</w:t>
       </w:r>
       <w:r>
         <w:rPr>
@@ -3546,7 +3546,7 @@
           <w:b w:val="0"/>
           <w:sz w:val="24"/>
         </w:rPr>
-        <w:t xml:space="preserve">，内容为21BD1形式的学号）统一更名为ID；合并后178个学号互不重复，D1班学号缺少前缀21，但与其他班级无冲突。冗余属性通过Pearson相关分析检测，结果见3.5节。数据值冲突方面，通过率的两种记录格式（见3.1节）在合并前统一换算为0～1之间的小数；以两项业务规则交叉校验，未发现同一记录内部的数值冲突。</w:t>
+        <w:t>，内容为21BD1形式的学号）统一更名为ID；合并后178个学号互不重复，D1班学号缺少前缀21，但与其他班级无冲突。冗余属性通过Pearson相关分析检测，结果见3.5节。数据值冲突方面，通过率的两种记录格式（见3.1节）在合并前统一换算为0～1之间的小数；以两项业务规则交叉校验，未发现同一记录内部的数值冲突。</w:t>
       </w:r>
     </w:p>
     <w:p>
@@ -3577,16 +3577,16 @@
           <w:b w:val="0"/>
           <w:sz w:val="24"/>
         </w:rPr>
-        <w:t xml:space="preserve">数据变换包括四项。课程平均分定义为总分与修读门数之比。总分受修读门数影响较大，如21BD1仅修读10门课程，总分931分在BD班排名靠后，课程平均分93.1分却为该班最高。全体样本中，总分与学分加权平均分的Pearson相关系数为0.66，课程平均分与学分加权平均分的相关系数为0.97，故跨班比较不使用总分。Min-Max归一化</w:t>
+        <w:t>数据变换包括四项。课程平均分定义为总分与修读门数之比。总分受修读门数影响较大，如21BD1仅修读10门课程，总分931分在BD班排名靠后，课程平均分93.1分却为该班最高。全体样本中，总分与学分加权平均分的Pearson相关系数为0.66，课程平均分与学分加权平均分的相关系数为0.97，故跨班比较不使用总分。Min-Max归一化</w:t>
       </w:r>
       <w:r>
         <w:rPr>
           <w:rFonts w:ascii="Times New Roman" w:hAnsi="Times New Roman" w:eastAsia="宋体"/>
           <w:b w:val="0"/>
+          <w:i/>
           <w:sz w:val="24"/>
-          <w:i/>
         </w:rPr>
-        <w:t xml:space="preserve">x</w:t>
+        <w:t>x</w:t>
       </w:r>
       <w:r>
         <w:rPr>
@@ -3594,16 +3594,16 @@
           <w:b w:val="0"/>
           <w:sz w:val="24"/>
         </w:rPr>
-        <w:t xml:space="preserve">′ = (</w:t>
+        <w:t>′ = (</w:t>
       </w:r>
       <w:r>
         <w:rPr>
           <w:rFonts w:ascii="Times New Roman" w:hAnsi="Times New Roman" w:eastAsia="宋体"/>
           <w:b w:val="0"/>
+          <w:i/>
           <w:sz w:val="24"/>
-          <w:i/>
         </w:rPr>
-        <w:t xml:space="preserve">x</w:t>
+        <w:t>x</w:t>
       </w:r>
       <w:r>
         <w:rPr>
@@ -3617,10 +3617,10 @@
         <w:rPr>
           <w:rFonts w:ascii="Times New Roman" w:hAnsi="Times New Roman" w:eastAsia="宋体"/>
           <w:b w:val="0"/>
+          <w:i/>
           <w:sz w:val="24"/>
-          <w:i/>
         </w:rPr>
-        <w:t xml:space="preserve">z</w:t>
+        <w:t>z</w:t>
       </w:r>
       <w:r>
         <w:rPr>
@@ -3634,10 +3634,10 @@
         <w:rPr>
           <w:rFonts w:ascii="Times New Roman" w:hAnsi="Times New Roman" w:eastAsia="宋体"/>
           <w:b w:val="0"/>
+          <w:i/>
           <w:sz w:val="24"/>
-          <w:i/>
         </w:rPr>
-        <w:t xml:space="preserve">x</w:t>
+        <w:t>x</w:t>
       </w:r>
       <w:r>
         <w:rPr>
@@ -3651,10 +3651,10 @@
         <w:rPr>
           <w:rFonts w:ascii="Times New Roman" w:hAnsi="Times New Roman" w:eastAsia="宋体"/>
           <w:b w:val="0"/>
+          <w:i/>
           <w:sz w:val="24"/>
-          <w:i/>
         </w:rPr>
-        <w:t xml:space="preserve">μ</w:t>
+        <w:t>μ</w:t>
       </w:r>
       <w:r>
         <w:rPr>
@@ -3662,16 +3662,16 @@
           <w:b w:val="0"/>
           <w:sz w:val="24"/>
         </w:rPr>
-        <w:t xml:space="preserve">)/</w:t>
+        <w:t>)/</w:t>
       </w:r>
       <w:r>
         <w:rPr>
           <w:rFonts w:ascii="Times New Roman" w:hAnsi="Times New Roman" w:eastAsia="宋体"/>
           <w:b w:val="0"/>
+          <w:i/>
           <w:sz w:val="24"/>
-          <w:i/>
         </w:rPr>
-        <w:t xml:space="preserve">σ</w:t>
+        <w:t>σ</w:t>
       </w:r>
       <w:r>
         <w:rPr>
@@ -3679,7 +3679,7 @@
           <w:b w:val="0"/>
           <w:sz w:val="24"/>
         </w:rPr>
-        <w:t xml:space="preserve">用于主成分分析与K-means聚类，班内Z分数用于衡量学生在本班的相对位置。按学分加权平均分将成绩离散化为优秀[85, 100]、良好[80, 85)、中等[70, 80)与及格[60, 70)四个等级，得到序数属性成绩等级。</w:t>
+        <w:t>用于主成分分析与K-means聚类，班内Z分数用于衡量学生在本班的相对位置。按学分加权平均分将成绩离散化为优秀[85, 100]、良好[80, 85)、中等[70, 80)与及格[60, 70)四个等级，得到序数属性成绩等级。</w:t>
       </w:r>
     </w:p>
     <w:p>
@@ -3707,7 +3707,7 @@
       <w:r>
         <w:drawing>
           <wp:inline distT="0" distB="0" distL="114300" distR="114300">
-            <wp:extent cx="4767072" cy="3983736"/>
+            <wp:extent cx="4766945" cy="3983355"/>
             <wp:effectExtent l="0" t="0" r="21590" b="6985"/>
             <wp:docPr id="1" name="Picture 1"/>
             <wp:cNvGraphicFramePr>
@@ -3755,24 +3755,7 @@
           <w:b w:val="0"/>
           <w:sz w:val="21"/>
         </w:rPr>
-        <w:t xml:space="preserve">图1  各数值属性的Pearson相关系数矩阵（</w:t>
-      </w:r>
-      <w:r>
-        <w:rPr>
-          <w:rFonts w:ascii="Times New Roman" w:hAnsi="Times New Roman" w:eastAsia="宋体"/>
-          <w:b w:val="0"/>
-          <w:sz w:val="21"/>
-          <w:i/>
-        </w:rPr>
-        <w:t xml:space="preserve">N</w:t>
-      </w:r>
-      <w:r>
-        <w:rPr>
-          <w:rFonts w:ascii="Times New Roman" w:hAnsi="Times New Roman" w:eastAsia="宋体"/>
-          <w:b w:val="0"/>
-          <w:sz w:val="21"/>
-        </w:rPr>
-        <w:t xml:space="preserve"> = 178，用于冗余检测）</w:t>
+        <w:t xml:space="preserve">图1  各数值属性的Pearson相关系数矩阵</w:t>
       </w:r>
     </w:p>
     <w:p>
@@ -3787,7 +3770,7 @@
           <w:b w:val="0"/>
           <w:sz w:val="24"/>
         </w:rPr>
-        <w:t xml:space="preserve">各数值属性间的Pearson相关系数见图1。学分加权平均分与平均学分绩点、课程平均分的相关系数分别为0.99和0.97，三者近乎线性相关；通过率与不及格学分的相关系数为−1.00，二者满足通过率=1−不及格学分/总学分。属性间存在明显冗余，因此采用维规约：描述性统计在高度相关的属性中选取学分加权平均分衡量学业水平，以不及格门次和不及格率（至少一门课程不及格的学生占全班人数的比例）衡量学业风险；第6节的主成分分析进一步表明，6项指标的信息可由2个主成分概括（累计方差贡献率98.3%）。</w:t>
+        <w:t>各数值属性间的Pearson相关系数见图1。学分加权平均分与平均学分绩点、课程平均分的相关系数分别为0.99和0.97，三者近乎线性相关；通过率与不及格学分的相关系数为−1.00，二者满足通过率=1−不及格学分/总学分。属性间存在明显冗余，因此采用维规约：描述性统计在高度相关的属性中选取学分加权平均分衡量学业水平，以不及格门次和不及格率（至少一门课程不及格的学生占全班人数的比例）衡量学业风险；第6节的主成分分析进一步表明，6项指标的信息可由2个主成分概括（累计方差贡献率98.3%）。</w:t>
       </w:r>
     </w:p>
     <w:p>
@@ -3803,7 +3786,7 @@
           <w:b w:val="0"/>
           <w:sz w:val="28"/>
         </w:rPr>
-        <w:t xml:space="preserve">4  描述性统计与可视化分析</w:t>
+        <w:t>4  描述性统计与可视化分析</w:t>
       </w:r>
     </w:p>
     <w:p>
@@ -3834,7 +3817,7 @@
           <w:b w:val="0"/>
           <w:sz w:val="24"/>
         </w:rPr>
-        <w:t xml:space="preserve">集中趋势以均值、中位数和众数度量，离散趋势以极差、方差、标准差、四分位距和变异系数度量，另以偏度描述分布形态，各班学分加权平均分的统计结果见表3。</w:t>
+        <w:t>集中趋势以均值、中位数和众数度量，离散趋势以极差、方差、标准差、四分位距和变异系数度量，另以偏度描述分布形态，各班学分加权平均分的统计结果见表3。</w:t>
       </w:r>
     </w:p>
     <w:p>
@@ -5955,7 +5938,7 @@
           <w:tcPr>
             <w:tcW w:w="1757" w:type="dxa"/>
             <w:tcBorders>
-              <w:bottom w:val="single" w:sz="12" w:color="000000"/>
+              <w:bottom w:val="single" w:color="000000" w:sz="12" w:space="0"/>
             </w:tcBorders>
           </w:tcPr>
           <w:p>
@@ -5978,7 +5961,7 @@
           <w:tcPr>
             <w:tcW w:w="1191" w:type="dxa"/>
             <w:tcBorders>
-              <w:bottom w:val="single" w:sz="12" w:color="000000"/>
+              <w:bottom w:val="single" w:color="000000" w:sz="12" w:space="0"/>
             </w:tcBorders>
           </w:tcPr>
           <w:p>
@@ -6001,7 +5984,7 @@
           <w:tcPr>
             <w:tcW w:w="1191" w:type="dxa"/>
             <w:tcBorders>
-              <w:bottom w:val="single" w:sz="12" w:color="000000"/>
+              <w:bottom w:val="single" w:color="000000" w:sz="12" w:space="0"/>
             </w:tcBorders>
           </w:tcPr>
           <w:p>
@@ -6024,7 +6007,7 @@
           <w:tcPr>
             <w:tcW w:w="1191" w:type="dxa"/>
             <w:tcBorders>
-              <w:bottom w:val="single" w:sz="12" w:color="000000"/>
+              <w:bottom w:val="single" w:color="000000" w:sz="12" w:space="0"/>
             </w:tcBorders>
           </w:tcPr>
           <w:p>
@@ -6047,7 +6030,7 @@
           <w:tcPr>
             <w:tcW w:w="1191" w:type="dxa"/>
             <w:tcBorders>
-              <w:bottom w:val="single" w:sz="12" w:color="000000"/>
+              <w:bottom w:val="single" w:color="000000" w:sz="12" w:space="0"/>
             </w:tcBorders>
           </w:tcPr>
           <w:p>
@@ -6070,7 +6053,7 @@
           <w:tcPr>
             <w:tcW w:w="1191" w:type="dxa"/>
             <w:tcBorders>
-              <w:bottom w:val="single" w:sz="12" w:color="000000"/>
+              <w:bottom w:val="single" w:color="000000" w:sz="12" w:space="0"/>
             </w:tcBorders>
           </w:tcPr>
           <w:p>
@@ -6093,7 +6076,7 @@
           <w:tcPr>
             <w:tcW w:w="1191" w:type="dxa"/>
             <w:tcBorders>
-              <w:bottom w:val="single" w:sz="12" w:color="000000"/>
+              <w:bottom w:val="single" w:color="000000" w:sz="12" w:space="0"/>
             </w:tcBorders>
           </w:tcPr>
           <w:p>
@@ -6189,7 +6172,7 @@
           <w:b w:val="0"/>
           <w:sz w:val="24"/>
         </w:rPr>
-        <w:t xml:space="preserve">BD班的均值（87.67）与中位数（87.93）均明显高于其他班级，较全体均值高约6.5分；T1班与T2班接近全体平均水平；D2班与D1班低于全体平均水平，D1班均值最低（77.15）。D1、BD与T2三个班级的偏度约为−0.7，呈左偏分布，均值低于中位数，少数低分学生拉低了班级均值，用中位数衡量这些班级的典型水平更为稳健；D2班的偏度为0.00，分布对称。</w:t>
+        <w:t>BD班的均值（87.67）与中位数（87.93）均明显高于其他班级，较全体均值高约6.5分；T1班与T2班接近全体平均水平；D2班与D1班低于全体平均水平，D1班均值最低（77.15）。D1、BD与T2三个班级的偏度约为−0.7，呈左偏分布，均值低于中位数，少数低分学生拉低了班级均值，用中位数衡量这些班级的典型水平更为稳健；D2班的偏度为0.00，分布对称。</w:t>
       </w:r>
     </w:p>
     <w:p>
@@ -6204,7 +6187,7 @@
           <w:b w:val="0"/>
           <w:sz w:val="24"/>
         </w:rPr>
-        <w:t xml:space="preserve">BD班的标准差（3.15）与变异系数（3.6%）均为五个班级中最小，成绩最为集中；D2班与D1班的标准差分别为5.44和5.20，极差均超过24分，班内差异较大。</w:t>
+        <w:t>BD班的标准差（3.15）与变异系数（3.6%）均为五个班级中最小，成绩最为集中；D2班与D1班的标准差分别为5.44和5.20，极差均超过24分，班内差异较大。</w:t>
       </w:r>
     </w:p>
     <w:p>
@@ -6232,7 +6215,7 @@
       <w:r>
         <w:drawing>
           <wp:inline distT="0" distB="0" distL="114300" distR="114300">
-            <wp:extent cx="4288536" cy="2630424"/>
+            <wp:extent cx="4288155" cy="2630170"/>
             <wp:effectExtent l="0" t="0" r="17145" b="4445"/>
             <wp:docPr id="2" name="Picture 2"/>
             <wp:cNvGraphicFramePr>
@@ -6280,7 +6263,7 @@
           <w:b w:val="0"/>
           <w:sz w:val="21"/>
         </w:rPr>
-        <w:t xml:space="preserve">图2  各班学分加权平均分均值及95%置信区间（虚线为全体均值）</w:t>
+        <w:t xml:space="preserve">图2  各班学分加权平均分均值及95%置信区间</w:t>
       </w:r>
     </w:p>
     <w:p>
@@ -6295,7 +6278,7 @@
           <w:b w:val="0"/>
           <w:sz w:val="24"/>
         </w:rPr>
-        <w:t xml:space="preserve">各班均值及其95%置信区间见图2，班级间的比较结合方差分析在第5节讨论。</w:t>
+        <w:t xml:space="preserve">各班均值及其95%置信区间见图2，图中虚线为全体均值；班级间的比较结合方差分析在第5节讨论。</w:t>
       </w:r>
     </w:p>
     <w:p>
@@ -6323,7 +6306,7 @@
       <w:r>
         <w:drawing>
           <wp:inline distT="0" distB="0" distL="114300" distR="114300">
-            <wp:extent cx="5690616" cy="3575304"/>
+            <wp:extent cx="5690235" cy="3575050"/>
             <wp:effectExtent l="0" t="0" r="6350" b="19050"/>
             <wp:docPr id="3" name="Picture 3"/>
             <wp:cNvGraphicFramePr>
@@ -6371,7 +6354,7 @@
           <w:b w:val="0"/>
           <w:sz w:val="21"/>
         </w:rPr>
-        <w:t>图3  各班学分加权平均分分布直方图（组距2.5分；实线为均值，虚线为中位数）</w:t>
+        <w:t xml:space="preserve">图3  各班学分加权平均分分布直方图</w:t>
       </w:r>
     </w:p>
     <w:p>
@@ -6414,7 +6397,7 @@
       <w:r>
         <w:drawing>
           <wp:inline distT="0" distB="0" distL="114300" distR="114300">
-            <wp:extent cx="5132832" cy="2904744"/>
+            <wp:extent cx="5132705" cy="2904490"/>
             <wp:effectExtent l="0" t="0" r="14605" b="1270"/>
             <wp:docPr id="4" name="Picture 4"/>
             <wp:cNvGraphicFramePr>
@@ -6462,7 +6445,7 @@
           <w:b w:val="0"/>
           <w:sz w:val="21"/>
         </w:rPr>
-        <w:t xml:space="preserve">图4  各班成绩等级构成（图中数字为百分比，小于7%者未标注）</w:t>
+        <w:t xml:space="preserve">图4  各班成绩等级构成</w:t>
       </w:r>
     </w:p>
     <w:p>
@@ -6477,7 +6460,7 @@
           <w:b w:val="0"/>
           <w:sz w:val="24"/>
         </w:rPr>
-        <w:t>各班成绩等级构成见图4与表4。BD班优秀率为86.7%（26/30），其余学生均为良好；T1班与T2班良好及以上等级的比例分别为67.5%与66.7%；D1班与D2班以中等为主，占比分别为62.9%与58.8%，D1班仅1人达到优秀。</w:t>
+        <w:t xml:space="preserve">各班成绩等级构成见图4，图中数字为百分比，比例小于7%的部分未标注，具体人数见表4。BD班优秀率为86.7%（26/30），其余学生均为良好；T1班与T2班良好及以上等级的比例分别为67.5%与66.7%；D1班与D2班以中等为主，占比分别为62.9%与58.8%，D1班仅1人达到优秀。</w:t>
       </w:r>
     </w:p>
     <w:p>
@@ -7356,7 +7339,7 @@
       <w:r>
         <w:drawing>
           <wp:inline distT="0" distB="0" distL="114300" distR="114300">
-            <wp:extent cx="4325112" cy="2913888"/>
+            <wp:extent cx="4324985" cy="2913380"/>
             <wp:effectExtent l="0" t="0" r="10795" b="6985"/>
             <wp:docPr id="5" name="Picture 5"/>
             <wp:cNvGraphicFramePr>
@@ -7404,7 +7387,7 @@
           <w:b w:val="0"/>
           <w:sz w:val="21"/>
         </w:rPr>
-        <w:t xml:space="preserve">图5  各班学分加权平均分箱线图（须线延伸至1.5×IQR以内的最值，空心圆为离群点）</w:t>
+        <w:t xml:space="preserve">图5  各班学分加权平均分箱线图</w:t>
       </w:r>
     </w:p>
     <w:p>
@@ -8365,7 +8348,7 @@
           <w:b w:val="0"/>
           <w:sz w:val="24"/>
         </w:rPr>
-        <w:t xml:space="preserve">这4名学生均有2～4门课程不及格，通过率为53.6%～60.7%，班内Z分数均低于−2.4，即成绩低于本班均值2.4个标准差以上。</w:t>
+        <w:t>这4名学生均有2～4门课程不及格，通过率为53.6%～60.7%，班内Z分数均低于−2.4，即成绩低于本班均值2.4个标准差以上。</w:t>
       </w:r>
     </w:p>
     <w:p>
@@ -8393,7 +8376,7 @@
       <w:r>
         <w:drawing>
           <wp:inline distT="0" distB="0" distL="114300" distR="114300">
-            <wp:extent cx="4288536" cy="2602992"/>
+            <wp:extent cx="4288155" cy="2602865"/>
             <wp:effectExtent l="0" t="0" r="19050" b="20955"/>
             <wp:docPr id="6" name="Picture 6"/>
             <wp:cNvGraphicFramePr>
@@ -8441,7 +8424,7 @@
           <w:b w:val="0"/>
           <w:sz w:val="21"/>
         </w:rPr>
-        <w:t xml:space="preserve">图6  各班不及格率（括号内为不及格人数/班级人数）</w:t>
+        <w:t xml:space="preserve">图6  各班不及格率</w:t>
       </w:r>
     </w:p>
     <w:p>
@@ -8456,7 +8439,7 @@
           <w:b w:val="0"/>
           <w:sz w:val="24"/>
         </w:rPr>
-        <w:t xml:space="preserve">全体样本中有24名学生存在不及格课程，累计38门次。D1班不及格率为40.0%（14/35，图6），不及格门次为21，占全部不及格门次的55%；BD班无学生不及格，T1班仅1名学生有1门课程不及格。D2班与T2班的均值相差约2.3分，不及格率则相近（14.7%与10.3%）。各班其他学业指标见表6。</w:t>
+        <w:t>全体样本中有24名学生存在不及格课程，累计38门次。D1班不及格率为40.0%（14/35，图6），不及格门次为21，占全部不及格门次的55%；BD班无学生不及格，T1班仅1名学生有1门课程不及格。D2班与T2班的均值相差约2.3分，不及格率则相近（14.7%与10.3%）。各班其他学业指标见表6。</w:t>
       </w:r>
     </w:p>
     <w:p>
@@ -9560,7 +9543,7 @@
           <w:b w:val="0"/>
           <w:sz w:val="24"/>
         </w:rPr>
-        <w:t xml:space="preserve">不及格门次与通过率的Pearson相关系数为−0.96（图1）。不及格1门次的14名学生通过率为79.2%～96.4%，2门次的7名学生为60.0%～78.6%，3门次的2名学生为53.6%～56.0%。不及格4门次的D45通过率为60.7%，反而高于不及格3门次的两名学生，原因在于通过率按学分而非门次计算：D45的4门不及格课程合计11学分，少于21D244的3门（13学分）；21T249的3门不及格课程虽同为11学分，但其所在班级应修学分为25，低于D类班级的28。因此评估学业风险时需同时考察不及格门次与不及格学分。</w:t>
+        <w:t>不及格门次与通过率的Pearson相关系数为−0.96（图1）。不及格1门次的14名学生通过率为79.2%～96.4%，2门次的7名学生为60.0%～78.6%，3门次的2名学生为53.6%～56.0%。不及格4门次的D45通过率为60.7%，反而高于不及格3门次的两名学生，原因在于通过率按学分而非门次计算：D45的4门不及格课程合计11学分，少于21D244的3门（13学分）；21T249的3门不及格课程虽同为11学分，但其所在班级应修学分为25，低于D类班级的28。因此评估学业风险时需同时考察不及格门次与不及格学分。</w:t>
       </w:r>
     </w:p>
     <w:p>
@@ -9592,7 +9575,7 @@
           <w:b w:val="0"/>
           <w:sz w:val="24"/>
         </w:rPr>
-        <w:t xml:space="preserve">Q-Q图以两个班级相同分位数上的成绩为坐标绘点，点位于直线</w:t>
+        <w:t xml:space="preserve">Q-Q图以两个班级相同分位数（第2～98百分位，共25个）上的成绩为坐标绘点，点位于直线</w:t>
       </w:r>
       <w:r>
         <w:rPr>
@@ -9638,7 +9621,7 @@
       <w:r>
         <w:drawing>
           <wp:inline distT="0" distB="0" distL="114300" distR="114300">
-            <wp:extent cx="5669280" cy="2090928"/>
+            <wp:extent cx="5669280" cy="2090420"/>
             <wp:effectExtent l="0" t="0" r="6350" b="11430"/>
             <wp:docPr id="7" name="Picture 7"/>
             <wp:cNvGraphicFramePr>
@@ -9686,41 +9669,7 @@
           <w:b w:val="0"/>
           <w:sz w:val="21"/>
         </w:rPr>
-        <w:t xml:space="preserve">图7  班级间学分加权平均分的Q-Q图（取第2～98百分位共25个分位点，虚线为</w:t>
-      </w:r>
-      <w:r>
-        <w:rPr>
-          <w:rFonts w:ascii="Times New Roman" w:hAnsi="Times New Roman" w:eastAsia="宋体"/>
-          <w:b w:val="0"/>
-          <w:sz w:val="21"/>
-          <w:i/>
-        </w:rPr>
-        <w:t xml:space="preserve">y</w:t>
-      </w:r>
-      <w:r>
-        <w:rPr>
-          <w:rFonts w:ascii="Times New Roman" w:hAnsi="Times New Roman" w:eastAsia="宋体"/>
-          <w:b w:val="0"/>
-          <w:sz w:val="21"/>
-        </w:rPr>
-        <w:t xml:space="preserve"> = </w:t>
-      </w:r>
-      <w:r>
-        <w:rPr>
-          <w:rFonts w:ascii="Times New Roman" w:hAnsi="Times New Roman" w:eastAsia="宋体"/>
-          <w:b w:val="0"/>
-          <w:sz w:val="21"/>
-          <w:i/>
-        </w:rPr>
-        <w:t xml:space="preserve">x</w:t>
-      </w:r>
-      <w:r>
-        <w:rPr>
-          <w:rFonts w:ascii="Times New Roman" w:hAnsi="Times New Roman" w:eastAsia="宋体"/>
-          <w:b w:val="0"/>
-          <w:sz w:val="21"/>
-        </w:rPr>
-        <w:t xml:space="preserve">）</w:t>
+        <w:t xml:space="preserve">图7  班级间学分加权平均分的Q-Q图</w:t>
       </w:r>
     </w:p>
     <w:p>
@@ -9735,16 +9684,16 @@
           <w:b w:val="0"/>
           <w:sz w:val="24"/>
         </w:rPr>
-        <w:t xml:space="preserve">D1与D2相比（图7(a)），各点总体位于</w:t>
+        <w:t>D1与D2相比（图7(a)），各点总体位于</w:t>
       </w:r>
       <w:r>
         <w:rPr>
           <w:rFonts w:ascii="Times New Roman" w:hAnsi="Times New Roman" w:eastAsia="宋体"/>
           <w:b w:val="0"/>
+          <w:i/>
           <w:sz w:val="24"/>
-          <w:i/>
         </w:rPr>
-        <w:t xml:space="preserve">y</w:t>
+        <w:t>y</w:t>
       </w:r>
       <w:r>
         <w:rPr>
@@ -9758,10 +9707,10 @@
         <w:rPr>
           <w:rFonts w:ascii="Times New Roman" w:hAnsi="Times New Roman" w:eastAsia="宋体"/>
           <w:b w:val="0"/>
+          <w:i/>
           <w:sz w:val="24"/>
-          <w:i/>
         </w:rPr>
-        <w:t xml:space="preserve">x</w:t>
+        <w:t>x</w:t>
       </w:r>
       <w:r>
         <w:rPr>
@@ -9769,16 +9718,16 @@
           <w:b w:val="0"/>
           <w:sz w:val="24"/>
         </w:rPr>
-        <w:t xml:space="preserve">上方，D2在大多数分位数上高出D1约1～1.5分，两端（尤其是高分端）差距更大。T1与T2相比（图7(b)），中间分位数的点基本贴合</w:t>
+        <w:t>上方，D2在大多数分位数上高出D1约1～1.5分，两端（尤其是高分端）差距更大。T1与T2相比（图7(b)），中间分位数的点基本贴合</w:t>
       </w:r>
       <w:r>
         <w:rPr>
           <w:rFonts w:ascii="Times New Roman" w:hAnsi="Times New Roman" w:eastAsia="宋体"/>
           <w:b w:val="0"/>
+          <w:i/>
           <w:sz w:val="24"/>
-          <w:i/>
         </w:rPr>
-        <w:t xml:space="preserve">y</w:t>
+        <w:t>y</w:t>
       </w:r>
       <w:r>
         <w:rPr>
@@ -9792,10 +9741,10 @@
         <w:rPr>
           <w:rFonts w:ascii="Times New Roman" w:hAnsi="Times New Roman" w:eastAsia="宋体"/>
           <w:b w:val="0"/>
+          <w:i/>
           <w:sz w:val="24"/>
-          <w:i/>
         </w:rPr>
-        <w:t xml:space="preserve">x</w:t>
+        <w:t>x</w:t>
       </w:r>
       <w:r>
         <w:rPr>
@@ -9803,16 +9752,16 @@
           <w:b w:val="0"/>
           <w:sz w:val="24"/>
         </w:rPr>
-        <w:t xml:space="preserve">，两班中等水平学生的成绩相近；低分位与高分位的点位于直线下方，其中最低分位的差距最大（约5.5分），对应图5中T2班的两个离群点。T1与BD相比（图7(c)），全部点位于</w:t>
+        <w:t>，两班中等水平学生的成绩相近；低分位与高分位的点位于直线下方，其中最低分位的差距最大（约5.5分），对应图5中T2班的两个离群点。T1与BD相比（图7(c)），全部点位于</w:t>
       </w:r>
       <w:r>
         <w:rPr>
           <w:rFonts w:ascii="Times New Roman" w:hAnsi="Times New Roman" w:eastAsia="宋体"/>
           <w:b w:val="0"/>
+          <w:i/>
           <w:sz w:val="24"/>
-          <w:i/>
         </w:rPr>
-        <w:t xml:space="preserve">y</w:t>
+        <w:t>y</w:t>
       </w:r>
       <w:r>
         <w:rPr>
@@ -9826,10 +9775,10 @@
         <w:rPr>
           <w:rFonts w:ascii="Times New Roman" w:hAnsi="Times New Roman" w:eastAsia="宋体"/>
           <w:b w:val="0"/>
+          <w:i/>
           <w:sz w:val="24"/>
-          <w:i/>
         </w:rPr>
-        <w:t xml:space="preserve">x</w:t>
+        <w:t>x</w:t>
       </w:r>
       <w:r>
         <w:rPr>
@@ -9837,16 +9786,16 @@
           <w:b w:val="0"/>
           <w:sz w:val="24"/>
         </w:rPr>
-        <w:t xml:space="preserve">上方，低分位与中分位相差约6～7分，高分端缩小至3～4分，点列较</w:t>
+        <w:t>上方，低分位与中分位相差约6～7分，高分端缩小至3～4分，点列较</w:t>
       </w:r>
       <w:r>
         <w:rPr>
           <w:rFonts w:ascii="Times New Roman" w:hAnsi="Times New Roman" w:eastAsia="宋体"/>
           <w:b w:val="0"/>
+          <w:i/>
           <w:sz w:val="24"/>
-          <w:i/>
         </w:rPr>
-        <w:t xml:space="preserve">y</w:t>
+        <w:t>y</w:t>
       </w:r>
       <w:r>
         <w:rPr>
@@ -9860,10 +9809,10 @@
         <w:rPr>
           <w:rFonts w:ascii="Times New Roman" w:hAnsi="Times New Roman" w:eastAsia="宋体"/>
           <w:b w:val="0"/>
+          <w:i/>
           <w:sz w:val="24"/>
-          <w:i/>
         </w:rPr>
-        <w:t xml:space="preserve">x</w:t>
+        <w:t>x</w:t>
       </w:r>
       <w:r>
         <w:rPr>
@@ -9871,7 +9820,7 @@
           <w:b w:val="0"/>
           <w:sz w:val="24"/>
         </w:rPr>
-        <w:t xml:space="preserve">平缓，BD班在各分位数上均高于T1班且分布更集中。</w:t>
+        <w:t>平缓，BD班在各分位数上均高于T1班且分布更集中。</w:t>
       </w:r>
     </w:p>
     <w:p>
@@ -9899,7 +9848,7 @@
       <w:r>
         <w:drawing>
           <wp:inline distT="0" distB="0" distL="114300" distR="114300">
-            <wp:extent cx="5721096" cy="2374392"/>
+            <wp:extent cx="5720715" cy="2374265"/>
             <wp:effectExtent l="0" t="0" r="10795" b="10795"/>
             <wp:docPr id="8" name="Picture 8"/>
             <wp:cNvGraphicFramePr>
@@ -9947,7 +9896,7 @@
           <w:b w:val="0"/>
           <w:sz w:val="21"/>
         </w:rPr>
-        <w:t xml:space="preserve">图8  全部学生的平行坐标图（Min-Max归一化，每条折线为一名学生）</w:t>
+        <w:t xml:space="preserve">图8  全部学生的平行坐标图</w:t>
       </w:r>
     </w:p>
     <w:p>
@@ -9962,7 +9911,7 @@
           <w:b w:val="0"/>
           <w:sz w:val="24"/>
         </w:rPr>
-        <w:t xml:space="preserve">图8以平行坐标图展示全部学生的5项指标，各指标经Min-Max归一化，每条折线为一名学生，按班级分面板绘制。BD班的折线在加权平均分、绩点与课程平均分三轴上集中于上部，在通过率轴上全部为1、在不及格门次轴上全部为0，形态最为集中；D1班的折线在成绩类三轴上分布较散，且有多条折线在通过率轴下降、在不及格门次轴上升；T1班仅1名学生有不及格课程，D2班与T2班介于其间。</w:t>
+        <w:t>图8以平行坐标图展示全部学生的5项指标，各指标经Min-Max归一化，每条折线为一名学生，按班级分面板绘制。BD班的折线在加权平均分、绩点与课程平均分三轴上集中于上部，在通过率轴上全部为1、在不及格门次轴上全部为0，形态最为集中；D1班的折线在成绩类三轴上分布较散，且有多条折线在通过率轴下降、在不及格门次轴上升；T1班仅1名学生有不及格课程，D2班与T2班介于其间。</w:t>
       </w:r>
     </w:p>
     <w:p>
@@ -9993,16 +9942,16 @@
           <w:b w:val="0"/>
           <w:sz w:val="24"/>
         </w:rPr>
-        <w:t xml:space="preserve">由图3与表3可见，各班成绩大致呈单峰分布，标准差介于3.15～5.44。以班级为因素对学分加权平均分进行单因素方差分析，结果为</w:t>
+        <w:t>由图3与表3可见，各班成绩大致呈单峰分布，标准差介于3.15～5.44。以班级为因素对学分加权平均分进行单因素方差分析，结果为</w:t>
       </w:r>
       <w:r>
         <w:rPr>
           <w:rFonts w:ascii="Times New Roman" w:hAnsi="Times New Roman" w:eastAsia="宋体"/>
           <w:b w:val="0"/>
+          <w:i/>
           <w:sz w:val="24"/>
-          <w:i/>
         </w:rPr>
-        <w:t xml:space="preserve">F</w:t>
+        <w:t>F</w:t>
       </w:r>
       <w:r>
         <w:rPr>
@@ -10010,16 +9959,16 @@
           <w:b w:val="0"/>
           <w:sz w:val="24"/>
         </w:rPr>
-        <w:t xml:space="preserve">(4, 173) = 22.68，</w:t>
+        <w:t>(4, 173) = 22.68，</w:t>
       </w:r>
       <w:r>
         <w:rPr>
           <w:rFonts w:ascii="Times New Roman" w:hAnsi="Times New Roman" w:eastAsia="宋体"/>
           <w:b w:val="0"/>
+          <w:i/>
           <w:sz w:val="24"/>
-          <w:i/>
         </w:rPr>
-        <w:t xml:space="preserve">p</w:t>
+        <w:t>p</w:t>
       </w:r>
       <w:r>
         <w:rPr>
@@ -10091,6 +10040,8 @@
         </w:rPr>
         <w:t>选取学分加权平均分、平均学分绩点、课程平均分、不及格门次、不及格学分与通过率6项指标，经Z-score标准化后进行主成分分析。第一主成分的方差贡献率为80.5%，6项指标的载荷绝对值均约为0.41，其中学分加权平均分、平均学分绩点、课程平均分与通过率为正，不及格门次与不及格学分为负，可解释为综合学业水平。第二主成分的方差贡献率为17.8%，其载荷中成绩类指标与不及格门次、不及格学分同号，通过率异号，反映成绩高低与不及格程度之间的不一致。前两个主成分的累计方差贡献率为98.3%。</w:t>
       </w:r>
+      <w:bookmarkStart w:id="0" w:name="_GoBack"/>
+      <w:bookmarkEnd w:id="0"/>
     </w:p>
     <w:p>
       <w:pPr>
@@ -10121,16 +10072,16 @@
           <w:b w:val="0"/>
           <w:sz w:val="24"/>
         </w:rPr>
-        <w:t xml:space="preserve">在标准化后的六维数据上运行K-means算法，每个</w:t>
+        <w:t>在标准化后的六维数据上运行K-means算法，每个</w:t>
       </w:r>
       <w:r>
         <w:rPr>
           <w:rFonts w:ascii="Times New Roman" w:hAnsi="Times New Roman" w:eastAsia="宋体"/>
           <w:b w:val="0"/>
+          <w:i/>
           <w:sz w:val="24"/>
-          <w:i/>
         </w:rPr>
-        <w:t xml:space="preserve">k</w:t>
+        <w:t>k</w:t>
       </w:r>
       <w:r>
         <w:rPr>
@@ -10138,16 +10089,16 @@
           <w:b w:val="0"/>
           <w:sz w:val="24"/>
         </w:rPr>
-        <w:t xml:space="preserve">值以不同初始中心重复运行多次，取簇内误差平方和（SSE）最小的结果，</w:t>
+        <w:t>值以不同初始中心重复运行多次，取簇内误差平方和（SSE）最小的结果，</w:t>
       </w:r>
       <w:r>
         <w:rPr>
           <w:rFonts w:ascii="Times New Roman" w:hAnsi="Times New Roman" w:eastAsia="宋体"/>
           <w:b w:val="0"/>
+          <w:i/>
           <w:sz w:val="24"/>
-          <w:i/>
         </w:rPr>
-        <w:t xml:space="preserve">k</w:t>
+        <w:t>k</w:t>
       </w:r>
       <w:r>
         <w:rPr>
@@ -10155,7 +10106,7 @@
           <w:b w:val="0"/>
           <w:sz w:val="24"/>
         </w:rPr>
-        <w:t xml:space="preserve">值依据肘部法与轮廓系数确定；在前两个主成分上聚类所得划分与此完全一致。</w:t>
+        <w:t>值依据肘部法与轮廓系数确定；在前两个主成分上聚类所得划分与此完全一致。</w:t>
       </w:r>
     </w:p>
     <w:p>
@@ -10167,7 +10118,7 @@
       <w:r>
         <w:drawing>
           <wp:inline distT="0" distB="0" distL="114300" distR="114300">
-            <wp:extent cx="5669280" cy="2100072"/>
+            <wp:extent cx="5669280" cy="2099945"/>
             <wp:effectExtent l="0" t="0" r="14605" b="22860"/>
             <wp:docPr id="9" name="Picture 9"/>
             <wp:cNvGraphicFramePr>
@@ -10232,24 +10183,7 @@
           <w:b w:val="0"/>
           <w:sz w:val="21"/>
         </w:rPr>
-        <w:t xml:space="preserve">下的簇内误差平方和(a)与轮廓系数(b)（虚线为所取</w:t>
-      </w:r>
-      <w:r>
-        <w:rPr>
-          <w:rFonts w:ascii="Times New Roman" w:hAnsi="Times New Roman" w:eastAsia="宋体"/>
-          <w:b w:val="0"/>
-          <w:sz w:val="21"/>
-          <w:i/>
-        </w:rPr>
-        <w:t xml:space="preserve">k</w:t>
-      </w:r>
-      <w:r>
-        <w:rPr>
-          <w:rFonts w:ascii="Times New Roman" w:hAnsi="Times New Roman" w:eastAsia="宋体"/>
-          <w:b w:val="0"/>
-          <w:sz w:val="21"/>
-        </w:rPr>
-        <w:t xml:space="preserve"> = 3）</w:t>
+        <w:t xml:space="preserve">下的簇内误差平方和(a)与轮廓系数(b)</w:t>
       </w:r>
     </w:p>
     <w:p>
@@ -10262,10 +10196,10 @@
         <w:rPr>
           <w:rFonts w:ascii="Times New Roman" w:hAnsi="Times New Roman" w:eastAsia="宋体"/>
           <w:b w:val="0"/>
+          <w:i/>
           <w:sz w:val="24"/>
-          <w:i/>
         </w:rPr>
-        <w:t xml:space="preserve">k</w:t>
+        <w:t>k</w:t>
       </w:r>
       <w:r>
         <w:rPr>
@@ -10279,10 +10213,10 @@
         <w:rPr>
           <w:rFonts w:ascii="Times New Roman" w:hAnsi="Times New Roman" w:eastAsia="宋体"/>
           <w:b w:val="0"/>
+          <w:i/>
           <w:sz w:val="24"/>
-          <w:i/>
         </w:rPr>
-        <w:t xml:space="preserve">k</w:t>
+        <w:t>k</w:t>
       </w:r>
       <w:r>
         <w:rPr>
@@ -10296,10 +10230,10 @@
         <w:rPr>
           <w:rFonts w:ascii="Times New Roman" w:hAnsi="Times New Roman" w:eastAsia="宋体"/>
           <w:b w:val="0"/>
+          <w:i/>
           <w:sz w:val="24"/>
-          <w:i/>
         </w:rPr>
-        <w:t xml:space="preserve">k</w:t>
+        <w:t>k</w:t>
       </w:r>
       <w:r>
         <w:rPr>
@@ -10313,10 +10247,10 @@
         <w:rPr>
           <w:rFonts w:ascii="Times New Roman" w:hAnsi="Times New Roman" w:eastAsia="宋体"/>
           <w:b w:val="0"/>
+          <w:i/>
           <w:sz w:val="24"/>
-          <w:i/>
         </w:rPr>
-        <w:t xml:space="preserve">k</w:t>
+        <w:t>k</w:t>
       </w:r>
       <w:r>
         <w:rPr>
@@ -10339,7 +10273,7 @@
           <w:b w:val="0"/>
           <w:sz w:val="21"/>
         </w:rPr>
-        <w:t xml:space="preserve">表7  三个聚类的特征（各指标均值）</w:t>
+        <w:t>表7  三个聚类的特征（各指标均值）</w:t>
       </w:r>
     </w:p>
     <w:tbl>
@@ -11009,7 +10943,7 @@
           <w:b w:val="0"/>
           <w:sz w:val="24"/>
         </w:rPr>
-        <w:t xml:space="preserve">A组73人，学分加权平均分均值86.68（82.32～92.19），无人不及格，命名为学业优良组；B组83人，均值78.94，仅2人各有1门课程不及格，命名为中等组；C组22人，均值71.65，人均不及格1.64门次，平均通过率74.3%，命名为学业预警组。</w:t>
+        <w:t>A组73人，学分加权平均分均值86.68（82.32～92.19），无人不及格，命名为学业优良组；B组83人，均值78.94，仅2人各有1门课程不及格，命名为中等组；C组22人，均值71.65，人均不及格1.64门次，平均通过率74.3%，命名为学业预警组。</w:t>
       </w:r>
     </w:p>
     <w:p>
@@ -11021,7 +10955,7 @@
       <w:r>
         <w:drawing>
           <wp:inline distT="0" distB="0" distL="114300" distR="114300">
-            <wp:extent cx="5132832" cy="2831592"/>
+            <wp:extent cx="5132705" cy="2831465"/>
             <wp:effectExtent l="0" t="0" r="14605" b="13970"/>
             <wp:docPr id="11" name="Picture 11"/>
             <wp:cNvGraphicFramePr>
@@ -11037,7 +10971,7 @@
                     </pic:cNvPicPr>
                   </pic:nvPicPr>
                   <pic:blipFill>
-                    <a:blip r:embed="rId17"/>
+                    <a:blip r:embed="rId16"/>
                     <a:stretch>
                       <a:fillRect/>
                     </a:stretch>
@@ -11069,7 +11003,7 @@
           <w:b w:val="0"/>
           <w:sz w:val="21"/>
         </w:rPr>
-        <w:t xml:space="preserve">图10  各班学生在三个聚类中的分布（条内数字为人数）</w:t>
+        <w:t xml:space="preserve">图10  各班学生在三个聚类中的分布</w:t>
       </w:r>
     </w:p>
     <w:p>
@@ -11084,7 +11018,7 @@
           <w:b w:val="0"/>
           <w:sz w:val="24"/>
         </w:rPr>
-        <w:t xml:space="preserve">BD班30名学生中27人属于学业优良组，无学业预警学生（图10）；D1班有12人属于学业预警组，占该班人数的34%、全部预警学生的55%；T1班与T2班学业优良组均为17人，学业预警组分别为1人和4人。</w:t>
+        <w:t xml:space="preserve">BD班30名学生中27人属于学业优良组，无学业预警学生（图10，条内数字为人数）；D1班有12人属于学业预警组，占该班人数的34%、全部预警学生的55%；T1班与T2班学业优良组均为17人，学业预警组分别为1人和4人。</w:t>
       </w:r>
     </w:p>
     <w:p>
@@ -11096,7 +11030,7 @@
       <w:r>
         <w:drawing>
           <wp:inline distT="0" distB="0" distL="114300" distR="114300">
-            <wp:extent cx="4288536" cy="2773680"/>
+            <wp:extent cx="4288155" cy="2773680"/>
             <wp:effectExtent l="0" t="0" r="19050" b="20320"/>
             <wp:docPr id="12" name="Picture 12"/>
             <wp:cNvGraphicFramePr>
@@ -11112,7 +11046,7 @@
                     </pic:cNvPicPr>
                   </pic:nvPicPr>
                   <pic:blipFill>
-                    <a:blip r:embed="rId18"/>
+                    <a:blip r:embed="rId17"/>
                     <a:stretch>
                       <a:fillRect/>
                     </a:stretch>
@@ -11144,24 +11078,7 @@
           <w:b w:val="0"/>
           <w:sz w:val="21"/>
         </w:rPr>
-        <w:t xml:space="preserve">图11  不及格门次与学分加权平均分的散点图（按聚类着色，横向加入随机抖动以避免重叠；</w:t>
-      </w:r>
-      <w:r>
-        <w:rPr>
-          <w:rFonts w:ascii="Times New Roman" w:hAnsi="Times New Roman" w:eastAsia="宋体"/>
-          <w:b w:val="0"/>
-          <w:sz w:val="21"/>
-          <w:i/>
-        </w:rPr>
-        <w:t xml:space="preserve">r</w:t>
-      </w:r>
-      <w:r>
-        <w:rPr>
-          <w:rFonts w:ascii="Times New Roman" w:hAnsi="Times New Roman" w:eastAsia="宋体"/>
-          <w:b w:val="0"/>
-          <w:sz w:val="21"/>
-        </w:rPr>
-        <w:t xml:space="preserve"> = −0.64）</w:t>
+        <w:t xml:space="preserve">图11  不及格门次与学分加权平均分的散点图</w:t>
       </w:r>
     </w:p>
     <w:p>
@@ -11193,7 +11110,7 @@
           <w:b w:val="0"/>
           <w:sz w:val="24"/>
         </w:rPr>
-        <w:t xml:space="preserve"> = −0.64），聚类边界与是否存在不及格课程及82～83分附近的分数线基本一致（图11）。</w:t>
+        <w:t xml:space="preserve"> = −0.64），聚类边界与是否存在不及格课程及82～83分附近的分数线基本一致（图11，横向位置加入了随机抖动以避免点的重叠）。</w:t>
       </w:r>
     </w:p>
     <w:p>
@@ -11209,7 +11126,7 @@
           <w:b w:val="0"/>
           <w:sz w:val="24"/>
         </w:rPr>
-        <w:t xml:space="preserve">6.3  聚类结果评估</w:t>
+        <w:t>6.3  聚类结果评估</w:t>
       </w:r>
     </w:p>
     <w:p>
@@ -11222,10 +11139,10 @@
         <w:rPr>
           <w:rFonts w:ascii="Times New Roman" w:hAnsi="Times New Roman" w:eastAsia="宋体"/>
           <w:b w:val="0"/>
+          <w:i/>
           <w:sz w:val="24"/>
-          <w:i/>
         </w:rPr>
-        <w:t xml:space="preserve">k</w:t>
+        <w:t>k</w:t>
       </w:r>
       <w:r>
         <w:rPr>
@@ -11239,10 +11156,10 @@
         <w:rPr>
           <w:rFonts w:ascii="Times New Roman" w:hAnsi="Times New Roman" w:eastAsia="宋体"/>
           <w:b w:val="0"/>
+          <w:i/>
           <w:sz w:val="24"/>
-          <w:i/>
         </w:rPr>
-        <w:t xml:space="preserve">k</w:t>
+        <w:t>k</w:t>
       </w:r>
       <w:r>
         <w:rPr>
@@ -11256,10 +11173,10 @@
         <w:rPr>
           <w:rFonts w:ascii="Times New Roman" w:hAnsi="Times New Roman" w:eastAsia="宋体"/>
           <w:b w:val="0"/>
+          <w:i/>
           <w:sz w:val="24"/>
-          <w:i/>
         </w:rPr>
-        <w:t xml:space="preserve">k</w:t>
+        <w:t>k</w:t>
       </w:r>
       <w:r>
         <w:rPr>
@@ -11283,7 +11200,7 @@
           <w:b w:val="0"/>
           <w:sz w:val="24"/>
         </w:rPr>
-        <w:t xml:space="preserve">6.4  学业预警名单</w:t>
+        <w:t>6.4  学业预警名单</w:t>
       </w:r>
     </w:p>
     <w:p>
@@ -11298,7 +11215,7 @@
           <w:b w:val="0"/>
           <w:sz w:val="24"/>
         </w:rPr>
-        <w:t xml:space="preserve">学业预警组（C组）名单按学分加权平均分升序列于表8，其中D45、21D244、21T248、21T249同时为箱线图离群点，预警级别最高。</w:t>
+        <w:t>学业预警组（C组）名单按学分加权平均分升序列于表8，其中D45、21D244、21T248、21T249同时为箱线图离群点，预警级别最高。</w:t>
       </w:r>
     </w:p>
     <w:p>
@@ -11313,13 +11230,13 @@
           <w:b w:val="0"/>
           <w:sz w:val="21"/>
         </w:rPr>
-        <w:t xml:space="preserve">表8  学业预警学生名单</w:t>
+        <w:t>表8  学业预警学生名单</w:t>
       </w:r>
     </w:p>
     <w:tbl>
       <w:tblPr>
         <w:tblStyle w:val="32"/>
-        <w:tblW w:w="8164" w:type="dxa"/>
+        <w:tblW w:w="8653" w:type="dxa"/>
         <w:jc w:val="center"/>
         <w:tblLayout w:type="fixed"/>
         <w:tblCellMar>
@@ -11330,13 +11247,13 @@
         </w:tblCellMar>
       </w:tblPr>
       <w:tblGrid>
-        <w:gridCol w:w="680"/>
-        <w:gridCol w:w="793"/>
-        <w:gridCol w:w="1247"/>
-        <w:gridCol w:w="1247"/>
-        <w:gridCol w:w="907"/>
-        <w:gridCol w:w="1134"/>
-        <w:gridCol w:w="1134"/>
+        <w:gridCol w:w="842"/>
+        <w:gridCol w:w="913"/>
+        <w:gridCol w:w="1058"/>
+        <w:gridCol w:w="1261"/>
+        <w:gridCol w:w="1058"/>
+        <w:gridCol w:w="1174"/>
+        <w:gridCol w:w="1327"/>
         <w:gridCol w:w="1020"/>
       </w:tblGrid>
       <w:tr>
@@ -11346,7 +11263,7 @@
         </w:trPr>
         <w:tc>
           <w:tcPr>
-            <w:tcW w:w="680" w:type="dxa"/>
+            <w:tcW w:w="842" w:type="dxa"/>
             <w:tcBorders>
               <w:top w:val="single" w:color="000000" w:sz="12" w:space="0"/>
               <w:bottom w:val="single" w:color="000000" w:sz="6" w:space="0"/>
@@ -11370,7 +11287,7 @@
         </w:tc>
         <w:tc>
           <w:tcPr>
-            <w:tcW w:w="794" w:type="dxa"/>
+            <w:tcW w:w="913" w:type="dxa"/>
             <w:tcBorders>
               <w:top w:val="single" w:color="000000" w:sz="12" w:space="0"/>
               <w:bottom w:val="single" w:color="000000" w:sz="6" w:space="0"/>
@@ -11394,7 +11311,7 @@
         </w:tc>
         <w:tc>
           <w:tcPr>
-            <w:tcW w:w="1247" w:type="dxa"/>
+            <w:tcW w:w="1058" w:type="dxa"/>
             <w:tcBorders>
               <w:top w:val="single" w:color="000000" w:sz="12" w:space="0"/>
               <w:bottom w:val="single" w:color="000000" w:sz="6" w:space="0"/>
@@ -11418,7 +11335,7 @@
         </w:tc>
         <w:tc>
           <w:tcPr>
-            <w:tcW w:w="1247" w:type="dxa"/>
+            <w:tcW w:w="1261" w:type="dxa"/>
             <w:tcBorders>
               <w:top w:val="single" w:color="000000" w:sz="12" w:space="0"/>
               <w:bottom w:val="single" w:color="000000" w:sz="6" w:space="0"/>
@@ -11442,7 +11359,7 @@
         </w:tc>
         <w:tc>
           <w:tcPr>
-            <w:tcW w:w="907" w:type="dxa"/>
+            <w:tcW w:w="1058" w:type="dxa"/>
             <w:tcBorders>
               <w:top w:val="single" w:color="000000" w:sz="12" w:space="0"/>
               <w:bottom w:val="single" w:color="000000" w:sz="6" w:space="0"/>
@@ -11466,7 +11383,7 @@
         </w:tc>
         <w:tc>
           <w:tcPr>
-            <w:tcW w:w="1134" w:type="dxa"/>
+            <w:tcW w:w="1174" w:type="dxa"/>
             <w:tcBorders>
               <w:top w:val="single" w:color="000000" w:sz="12" w:space="0"/>
               <w:bottom w:val="single" w:color="000000" w:sz="6" w:space="0"/>
@@ -11490,7 +11407,7 @@
         </w:tc>
         <w:tc>
           <w:tcPr>
-            <w:tcW w:w="1134" w:type="dxa"/>
+            <w:tcW w:w="1327" w:type="dxa"/>
             <w:tcBorders>
               <w:top w:val="single" w:color="000000" w:sz="12" w:space="0"/>
               <w:bottom w:val="single" w:color="000000" w:sz="6" w:space="0"/>
@@ -11544,7 +11461,7 @@
         </w:trPr>
         <w:tc>
           <w:tcPr>
-            <w:tcW w:w="680" w:type="dxa"/>
+            <w:tcW w:w="842" w:type="dxa"/>
           </w:tcPr>
           <w:p>
             <w:pPr>
@@ -11564,7 +11481,7 @@
         </w:tc>
         <w:tc>
           <w:tcPr>
-            <w:tcW w:w="794" w:type="dxa"/>
+            <w:tcW w:w="913" w:type="dxa"/>
           </w:tcPr>
           <w:p>
             <w:pPr>
@@ -11584,7 +11501,7 @@
         </w:tc>
         <w:tc>
           <w:tcPr>
-            <w:tcW w:w="1247" w:type="dxa"/>
+            <w:tcW w:w="1058" w:type="dxa"/>
           </w:tcPr>
           <w:p>
             <w:pPr>
@@ -11604,7 +11521,7 @@
         </w:tc>
         <w:tc>
           <w:tcPr>
-            <w:tcW w:w="1247" w:type="dxa"/>
+            <w:tcW w:w="1261" w:type="dxa"/>
           </w:tcPr>
           <w:p>
             <w:pPr>
@@ -11624,7 +11541,7 @@
         </w:tc>
         <w:tc>
           <w:tcPr>
-            <w:tcW w:w="907" w:type="dxa"/>
+            <w:tcW w:w="1058" w:type="dxa"/>
           </w:tcPr>
           <w:p>
             <w:pPr>
@@ -11644,7 +11561,7 @@
         </w:tc>
         <w:tc>
           <w:tcPr>
-            <w:tcW w:w="1134" w:type="dxa"/>
+            <w:tcW w:w="1174" w:type="dxa"/>
           </w:tcPr>
           <w:p>
             <w:pPr>
@@ -11664,7 +11581,7 @@
         </w:tc>
         <w:tc>
           <w:tcPr>
-            <w:tcW w:w="1134" w:type="dxa"/>
+            <w:tcW w:w="1327" w:type="dxa"/>
           </w:tcPr>
           <w:p>
             <w:pPr>
@@ -11710,7 +11627,7 @@
         </w:trPr>
         <w:tc>
           <w:tcPr>
-            <w:tcW w:w="680" w:type="dxa"/>
+            <w:tcW w:w="842" w:type="dxa"/>
           </w:tcPr>
           <w:p>
             <w:pPr>
@@ -11730,7 +11647,7 @@
         </w:tc>
         <w:tc>
           <w:tcPr>
-            <w:tcW w:w="794" w:type="dxa"/>
+            <w:tcW w:w="913" w:type="dxa"/>
           </w:tcPr>
           <w:p>
             <w:pPr>
@@ -11750,7 +11667,7 @@
         </w:tc>
         <w:tc>
           <w:tcPr>
-            <w:tcW w:w="1247" w:type="dxa"/>
+            <w:tcW w:w="1058" w:type="dxa"/>
           </w:tcPr>
           <w:p>
             <w:pPr>
@@ -11770,7 +11687,7 @@
         </w:tc>
         <w:tc>
           <w:tcPr>
-            <w:tcW w:w="1247" w:type="dxa"/>
+            <w:tcW w:w="1261" w:type="dxa"/>
           </w:tcPr>
           <w:p>
             <w:pPr>
@@ -11790,7 +11707,7 @@
         </w:tc>
         <w:tc>
           <w:tcPr>
-            <w:tcW w:w="907" w:type="dxa"/>
+            <w:tcW w:w="1058" w:type="dxa"/>
           </w:tcPr>
           <w:p>
             <w:pPr>
@@ -11810,7 +11727,7 @@
         </w:tc>
         <w:tc>
           <w:tcPr>
-            <w:tcW w:w="1134" w:type="dxa"/>
+            <w:tcW w:w="1174" w:type="dxa"/>
           </w:tcPr>
           <w:p>
             <w:pPr>
@@ -11830,7 +11747,7 @@
         </w:tc>
         <w:tc>
           <w:tcPr>
-            <w:tcW w:w="1134" w:type="dxa"/>
+            <w:tcW w:w="1327" w:type="dxa"/>
           </w:tcPr>
           <w:p>
             <w:pPr>
@@ -11876,7 +11793,7 @@
         </w:trPr>
         <w:tc>
           <w:tcPr>
-            <w:tcW w:w="680" w:type="dxa"/>
+            <w:tcW w:w="842" w:type="dxa"/>
           </w:tcPr>
           <w:p>
             <w:pPr>
@@ -11896,7 +11813,7 @@
         </w:tc>
         <w:tc>
           <w:tcPr>
-            <w:tcW w:w="794" w:type="dxa"/>
+            <w:tcW w:w="913" w:type="dxa"/>
           </w:tcPr>
           <w:p>
             <w:pPr>
@@ -11916,7 +11833,7 @@
         </w:tc>
         <w:tc>
           <w:tcPr>
-            <w:tcW w:w="1247" w:type="dxa"/>
+            <w:tcW w:w="1058" w:type="dxa"/>
           </w:tcPr>
           <w:p>
             <w:pPr>
@@ -11936,7 +11853,7 @@
         </w:tc>
         <w:tc>
           <w:tcPr>
-            <w:tcW w:w="1247" w:type="dxa"/>
+            <w:tcW w:w="1261" w:type="dxa"/>
           </w:tcPr>
           <w:p>
             <w:pPr>
@@ -11956,7 +11873,7 @@
         </w:tc>
         <w:tc>
           <w:tcPr>
-            <w:tcW w:w="907" w:type="dxa"/>
+            <w:tcW w:w="1058" w:type="dxa"/>
           </w:tcPr>
           <w:p>
             <w:pPr>
@@ -11976,7 +11893,7 @@
         </w:tc>
         <w:tc>
           <w:tcPr>
-            <w:tcW w:w="1134" w:type="dxa"/>
+            <w:tcW w:w="1174" w:type="dxa"/>
           </w:tcPr>
           <w:p>
             <w:pPr>
@@ -11996,7 +11913,7 @@
         </w:tc>
         <w:tc>
           <w:tcPr>
-            <w:tcW w:w="1134" w:type="dxa"/>
+            <w:tcW w:w="1327" w:type="dxa"/>
           </w:tcPr>
           <w:p>
             <w:pPr>
@@ -12042,7 +11959,7 @@
         </w:trPr>
         <w:tc>
           <w:tcPr>
-            <w:tcW w:w="680" w:type="dxa"/>
+            <w:tcW w:w="842" w:type="dxa"/>
           </w:tcPr>
           <w:p>
             <w:pPr>
@@ -12062,7 +11979,7 @@
         </w:tc>
         <w:tc>
           <w:tcPr>
-            <w:tcW w:w="794" w:type="dxa"/>
+            <w:tcW w:w="913" w:type="dxa"/>
           </w:tcPr>
           <w:p>
             <w:pPr>
@@ -12082,7 +11999,7 @@
         </w:tc>
         <w:tc>
           <w:tcPr>
-            <w:tcW w:w="1247" w:type="dxa"/>
+            <w:tcW w:w="1058" w:type="dxa"/>
           </w:tcPr>
           <w:p>
             <w:pPr>
@@ -12102,7 +12019,7 @@
         </w:tc>
         <w:tc>
           <w:tcPr>
-            <w:tcW w:w="1247" w:type="dxa"/>
+            <w:tcW w:w="1261" w:type="dxa"/>
           </w:tcPr>
           <w:p>
             <w:pPr>
@@ -12122,7 +12039,7 @@
         </w:tc>
         <w:tc>
           <w:tcPr>
-            <w:tcW w:w="907" w:type="dxa"/>
+            <w:tcW w:w="1058" w:type="dxa"/>
           </w:tcPr>
           <w:p>
             <w:pPr>
@@ -12142,7 +12059,7 @@
         </w:tc>
         <w:tc>
           <w:tcPr>
-            <w:tcW w:w="1134" w:type="dxa"/>
+            <w:tcW w:w="1174" w:type="dxa"/>
           </w:tcPr>
           <w:p>
             <w:pPr>
@@ -12162,7 +12079,7 @@
         </w:tc>
         <w:tc>
           <w:tcPr>
-            <w:tcW w:w="1134" w:type="dxa"/>
+            <w:tcW w:w="1327" w:type="dxa"/>
           </w:tcPr>
           <w:p>
             <w:pPr>
@@ -12208,7 +12125,7 @@
         </w:trPr>
         <w:tc>
           <w:tcPr>
-            <w:tcW w:w="680" w:type="dxa"/>
+            <w:tcW w:w="842" w:type="dxa"/>
           </w:tcPr>
           <w:p>
             <w:pPr>
@@ -12228,7 +12145,7 @@
         </w:tc>
         <w:tc>
           <w:tcPr>
-            <w:tcW w:w="794" w:type="dxa"/>
+            <w:tcW w:w="913" w:type="dxa"/>
           </w:tcPr>
           <w:p>
             <w:pPr>
@@ -12248,7 +12165,7 @@
         </w:tc>
         <w:tc>
           <w:tcPr>
-            <w:tcW w:w="1247" w:type="dxa"/>
+            <w:tcW w:w="1058" w:type="dxa"/>
           </w:tcPr>
           <w:p>
             <w:pPr>
@@ -12268,7 +12185,7 @@
         </w:tc>
         <w:tc>
           <w:tcPr>
-            <w:tcW w:w="1247" w:type="dxa"/>
+            <w:tcW w:w="1261" w:type="dxa"/>
           </w:tcPr>
           <w:p>
             <w:pPr>
@@ -12288,7 +12205,7 @@
         </w:tc>
         <w:tc>
           <w:tcPr>
-            <w:tcW w:w="907" w:type="dxa"/>
+            <w:tcW w:w="1058" w:type="dxa"/>
           </w:tcPr>
           <w:p>
             <w:pPr>
@@ -12308,7 +12225,7 @@
         </w:tc>
         <w:tc>
           <w:tcPr>
-            <w:tcW w:w="1134" w:type="dxa"/>
+            <w:tcW w:w="1174" w:type="dxa"/>
           </w:tcPr>
           <w:p>
             <w:pPr>
@@ -12328,7 +12245,7 @@
         </w:tc>
         <w:tc>
           <w:tcPr>
-            <w:tcW w:w="1134" w:type="dxa"/>
+            <w:tcW w:w="1327" w:type="dxa"/>
           </w:tcPr>
           <w:p>
             <w:pPr>
@@ -12374,7 +12291,7 @@
         </w:trPr>
         <w:tc>
           <w:tcPr>
-            <w:tcW w:w="680" w:type="dxa"/>
+            <w:tcW w:w="842" w:type="dxa"/>
           </w:tcPr>
           <w:p>
             <w:pPr>
@@ -12394,7 +12311,7 @@
         </w:tc>
         <w:tc>
           <w:tcPr>
-            <w:tcW w:w="794" w:type="dxa"/>
+            <w:tcW w:w="913" w:type="dxa"/>
           </w:tcPr>
           <w:p>
             <w:pPr>
@@ -12414,7 +12331,7 @@
         </w:tc>
         <w:tc>
           <w:tcPr>
-            <w:tcW w:w="1247" w:type="dxa"/>
+            <w:tcW w:w="1058" w:type="dxa"/>
           </w:tcPr>
           <w:p>
             <w:pPr>
@@ -12434,7 +12351,7 @@
         </w:tc>
         <w:tc>
           <w:tcPr>
-            <w:tcW w:w="1247" w:type="dxa"/>
+            <w:tcW w:w="1261" w:type="dxa"/>
           </w:tcPr>
           <w:p>
             <w:pPr>
@@ -12454,7 +12371,7 @@
         </w:tc>
         <w:tc>
           <w:tcPr>
-            <w:tcW w:w="907" w:type="dxa"/>
+            <w:tcW w:w="1058" w:type="dxa"/>
           </w:tcPr>
           <w:p>
             <w:pPr>
@@ -12474,7 +12391,7 @@
         </w:tc>
         <w:tc>
           <w:tcPr>
-            <w:tcW w:w="1134" w:type="dxa"/>
+            <w:tcW w:w="1174" w:type="dxa"/>
           </w:tcPr>
           <w:p>
             <w:pPr>
@@ -12494,7 +12411,7 @@
         </w:tc>
         <w:tc>
           <w:tcPr>
-            <w:tcW w:w="1134" w:type="dxa"/>
+            <w:tcW w:w="1327" w:type="dxa"/>
           </w:tcPr>
           <w:p>
             <w:pPr>
@@ -12540,7 +12457,7 @@
         </w:trPr>
         <w:tc>
           <w:tcPr>
-            <w:tcW w:w="680" w:type="dxa"/>
+            <w:tcW w:w="842" w:type="dxa"/>
           </w:tcPr>
           <w:p>
             <w:pPr>
@@ -12560,7 +12477,7 @@
         </w:tc>
         <w:tc>
           <w:tcPr>
-            <w:tcW w:w="794" w:type="dxa"/>
+            <w:tcW w:w="913" w:type="dxa"/>
           </w:tcPr>
           <w:p>
             <w:pPr>
@@ -12580,7 +12497,7 @@
         </w:tc>
         <w:tc>
           <w:tcPr>
-            <w:tcW w:w="1247" w:type="dxa"/>
+            <w:tcW w:w="1058" w:type="dxa"/>
           </w:tcPr>
           <w:p>
             <w:pPr>
@@ -12600,7 +12517,7 @@
         </w:tc>
         <w:tc>
           <w:tcPr>
-            <w:tcW w:w="1247" w:type="dxa"/>
+            <w:tcW w:w="1261" w:type="dxa"/>
           </w:tcPr>
           <w:p>
             <w:pPr>
@@ -12620,7 +12537,7 @@
         </w:tc>
         <w:tc>
           <w:tcPr>
-            <w:tcW w:w="907" w:type="dxa"/>
+            <w:tcW w:w="1058" w:type="dxa"/>
           </w:tcPr>
           <w:p>
             <w:pPr>
@@ -12640,7 +12557,7 @@
         </w:tc>
         <w:tc>
           <w:tcPr>
-            <w:tcW w:w="1134" w:type="dxa"/>
+            <w:tcW w:w="1174" w:type="dxa"/>
           </w:tcPr>
           <w:p>
             <w:pPr>
@@ -12660,7 +12577,7 @@
         </w:tc>
         <w:tc>
           <w:tcPr>
-            <w:tcW w:w="1134" w:type="dxa"/>
+            <w:tcW w:w="1327" w:type="dxa"/>
           </w:tcPr>
           <w:p>
             <w:pPr>
@@ -12706,7 +12623,7 @@
         </w:trPr>
         <w:tc>
           <w:tcPr>
-            <w:tcW w:w="680" w:type="dxa"/>
+            <w:tcW w:w="842" w:type="dxa"/>
           </w:tcPr>
           <w:p>
             <w:pPr>
@@ -12726,7 +12643,7 @@
         </w:tc>
         <w:tc>
           <w:tcPr>
-            <w:tcW w:w="794" w:type="dxa"/>
+            <w:tcW w:w="913" w:type="dxa"/>
           </w:tcPr>
           <w:p>
             <w:pPr>
@@ -12746,7 +12663,7 @@
         </w:tc>
         <w:tc>
           <w:tcPr>
-            <w:tcW w:w="1247" w:type="dxa"/>
+            <w:tcW w:w="1058" w:type="dxa"/>
           </w:tcPr>
           <w:p>
             <w:pPr>
@@ -12766,7 +12683,7 @@
         </w:tc>
         <w:tc>
           <w:tcPr>
-            <w:tcW w:w="1247" w:type="dxa"/>
+            <w:tcW w:w="1261" w:type="dxa"/>
           </w:tcPr>
           <w:p>
             <w:pPr>
@@ -12786,7 +12703,7 @@
         </w:tc>
         <w:tc>
           <w:tcPr>
-            <w:tcW w:w="907" w:type="dxa"/>
+            <w:tcW w:w="1058" w:type="dxa"/>
           </w:tcPr>
           <w:p>
             <w:pPr>
@@ -12806,7 +12723,7 @@
         </w:tc>
         <w:tc>
           <w:tcPr>
-            <w:tcW w:w="1134" w:type="dxa"/>
+            <w:tcW w:w="1174" w:type="dxa"/>
           </w:tcPr>
           <w:p>
             <w:pPr>
@@ -12826,7 +12743,7 @@
         </w:tc>
         <w:tc>
           <w:tcPr>
-            <w:tcW w:w="1134" w:type="dxa"/>
+            <w:tcW w:w="1327" w:type="dxa"/>
           </w:tcPr>
           <w:p>
             <w:pPr>
@@ -12872,7 +12789,7 @@
         </w:trPr>
         <w:tc>
           <w:tcPr>
-            <w:tcW w:w="680" w:type="dxa"/>
+            <w:tcW w:w="842" w:type="dxa"/>
           </w:tcPr>
           <w:p>
             <w:pPr>
@@ -12892,7 +12809,7 @@
         </w:tc>
         <w:tc>
           <w:tcPr>
-            <w:tcW w:w="794" w:type="dxa"/>
+            <w:tcW w:w="913" w:type="dxa"/>
           </w:tcPr>
           <w:p>
             <w:pPr>
@@ -12912,7 +12829,7 @@
         </w:tc>
         <w:tc>
           <w:tcPr>
-            <w:tcW w:w="1247" w:type="dxa"/>
+            <w:tcW w:w="1058" w:type="dxa"/>
           </w:tcPr>
           <w:p>
             <w:pPr>
@@ -12932,7 +12849,7 @@
         </w:tc>
         <w:tc>
           <w:tcPr>
-            <w:tcW w:w="1247" w:type="dxa"/>
+            <w:tcW w:w="1261" w:type="dxa"/>
           </w:tcPr>
           <w:p>
             <w:pPr>
@@ -12952,7 +12869,7 @@
         </w:tc>
         <w:tc>
           <w:tcPr>
-            <w:tcW w:w="907" w:type="dxa"/>
+            <w:tcW w:w="1058" w:type="dxa"/>
           </w:tcPr>
           <w:p>
             <w:pPr>
@@ -12972,7 +12889,7 @@
         </w:tc>
         <w:tc>
           <w:tcPr>
-            <w:tcW w:w="1134" w:type="dxa"/>
+            <w:tcW w:w="1174" w:type="dxa"/>
           </w:tcPr>
           <w:p>
             <w:pPr>
@@ -12992,7 +12909,7 @@
         </w:tc>
         <w:tc>
           <w:tcPr>
-            <w:tcW w:w="1134" w:type="dxa"/>
+            <w:tcW w:w="1327" w:type="dxa"/>
           </w:tcPr>
           <w:p>
             <w:pPr>
@@ -13038,7 +12955,7 @@
         </w:trPr>
         <w:tc>
           <w:tcPr>
-            <w:tcW w:w="680" w:type="dxa"/>
+            <w:tcW w:w="842" w:type="dxa"/>
           </w:tcPr>
           <w:p>
             <w:pPr>
@@ -13058,7 +12975,7 @@
         </w:tc>
         <w:tc>
           <w:tcPr>
-            <w:tcW w:w="794" w:type="dxa"/>
+            <w:tcW w:w="913" w:type="dxa"/>
           </w:tcPr>
           <w:p>
             <w:pPr>
@@ -13078,7 +12995,7 @@
         </w:tc>
         <w:tc>
           <w:tcPr>
-            <w:tcW w:w="1247" w:type="dxa"/>
+            <w:tcW w:w="1058" w:type="dxa"/>
           </w:tcPr>
           <w:p>
             <w:pPr>
@@ -13098,7 +13015,7 @@
         </w:tc>
         <w:tc>
           <w:tcPr>
-            <w:tcW w:w="1247" w:type="dxa"/>
+            <w:tcW w:w="1261" w:type="dxa"/>
           </w:tcPr>
           <w:p>
             <w:pPr>
@@ -13118,7 +13035,7 @@
         </w:tc>
         <w:tc>
           <w:tcPr>
-            <w:tcW w:w="907" w:type="dxa"/>
+            <w:tcW w:w="1058" w:type="dxa"/>
           </w:tcPr>
           <w:p>
             <w:pPr>
@@ -13138,7 +13055,7 @@
         </w:tc>
         <w:tc>
           <w:tcPr>
-            <w:tcW w:w="1134" w:type="dxa"/>
+            <w:tcW w:w="1174" w:type="dxa"/>
           </w:tcPr>
           <w:p>
             <w:pPr>
@@ -13158,7 +13075,7 @@
         </w:tc>
         <w:tc>
           <w:tcPr>
-            <w:tcW w:w="1134" w:type="dxa"/>
+            <w:tcW w:w="1327" w:type="dxa"/>
           </w:tcPr>
           <w:p>
             <w:pPr>
@@ -13204,7 +13121,7 @@
         </w:trPr>
         <w:tc>
           <w:tcPr>
-            <w:tcW w:w="680" w:type="dxa"/>
+            <w:tcW w:w="842" w:type="dxa"/>
           </w:tcPr>
           <w:p>
             <w:pPr>
@@ -13224,7 +13141,7 @@
         </w:tc>
         <w:tc>
           <w:tcPr>
-            <w:tcW w:w="794" w:type="dxa"/>
+            <w:tcW w:w="913" w:type="dxa"/>
           </w:tcPr>
           <w:p>
             <w:pPr>
@@ -13244,7 +13161,7 @@
         </w:tc>
         <w:tc>
           <w:tcPr>
-            <w:tcW w:w="1247" w:type="dxa"/>
+            <w:tcW w:w="1058" w:type="dxa"/>
           </w:tcPr>
           <w:p>
             <w:pPr>
@@ -13264,7 +13181,7 @@
         </w:tc>
         <w:tc>
           <w:tcPr>
-            <w:tcW w:w="1247" w:type="dxa"/>
+            <w:tcW w:w="1261" w:type="dxa"/>
           </w:tcPr>
           <w:p>
             <w:pPr>
@@ -13284,7 +13201,7 @@
         </w:tc>
         <w:tc>
           <w:tcPr>
-            <w:tcW w:w="907" w:type="dxa"/>
+            <w:tcW w:w="1058" w:type="dxa"/>
           </w:tcPr>
           <w:p>
             <w:pPr>
@@ -13304,7 +13221,7 @@
         </w:tc>
         <w:tc>
           <w:tcPr>
-            <w:tcW w:w="1134" w:type="dxa"/>
+            <w:tcW w:w="1174" w:type="dxa"/>
           </w:tcPr>
           <w:p>
             <w:pPr>
@@ -13324,7 +13241,7 @@
         </w:tc>
         <w:tc>
           <w:tcPr>
-            <w:tcW w:w="1134" w:type="dxa"/>
+            <w:tcW w:w="1327" w:type="dxa"/>
           </w:tcPr>
           <w:p>
             <w:pPr>
@@ -13370,7 +13287,7 @@
         </w:trPr>
         <w:tc>
           <w:tcPr>
-            <w:tcW w:w="680" w:type="dxa"/>
+            <w:tcW w:w="842" w:type="dxa"/>
           </w:tcPr>
           <w:p>
             <w:pPr>
@@ -13390,7 +13307,7 @@
         </w:tc>
         <w:tc>
           <w:tcPr>
-            <w:tcW w:w="794" w:type="dxa"/>
+            <w:tcW w:w="913" w:type="dxa"/>
           </w:tcPr>
           <w:p>
             <w:pPr>
@@ -13410,7 +13327,7 @@
         </w:tc>
         <w:tc>
           <w:tcPr>
-            <w:tcW w:w="1247" w:type="dxa"/>
+            <w:tcW w:w="1058" w:type="dxa"/>
           </w:tcPr>
           <w:p>
             <w:pPr>
@@ -13430,7 +13347,7 @@
         </w:tc>
         <w:tc>
           <w:tcPr>
-            <w:tcW w:w="1247" w:type="dxa"/>
+            <w:tcW w:w="1261" w:type="dxa"/>
           </w:tcPr>
           <w:p>
             <w:pPr>
@@ -13450,7 +13367,7 @@
         </w:tc>
         <w:tc>
           <w:tcPr>
-            <w:tcW w:w="907" w:type="dxa"/>
+            <w:tcW w:w="1058" w:type="dxa"/>
           </w:tcPr>
           <w:p>
             <w:pPr>
@@ -13470,7 +13387,7 @@
         </w:tc>
         <w:tc>
           <w:tcPr>
-            <w:tcW w:w="1134" w:type="dxa"/>
+            <w:tcW w:w="1174" w:type="dxa"/>
           </w:tcPr>
           <w:p>
             <w:pPr>
@@ -13490,7 +13407,7 @@
         </w:tc>
         <w:tc>
           <w:tcPr>
-            <w:tcW w:w="1134" w:type="dxa"/>
+            <w:tcW w:w="1327" w:type="dxa"/>
           </w:tcPr>
           <w:p>
             <w:pPr>
@@ -13536,7 +13453,7 @@
         </w:trPr>
         <w:tc>
           <w:tcPr>
-            <w:tcW w:w="680" w:type="dxa"/>
+            <w:tcW w:w="842" w:type="dxa"/>
           </w:tcPr>
           <w:p>
             <w:pPr>
@@ -13556,7 +13473,7 @@
         </w:tc>
         <w:tc>
           <w:tcPr>
-            <w:tcW w:w="794" w:type="dxa"/>
+            <w:tcW w:w="913" w:type="dxa"/>
           </w:tcPr>
           <w:p>
             <w:pPr>
@@ -13576,7 +13493,7 @@
         </w:tc>
         <w:tc>
           <w:tcPr>
-            <w:tcW w:w="1247" w:type="dxa"/>
+            <w:tcW w:w="1058" w:type="dxa"/>
           </w:tcPr>
           <w:p>
             <w:pPr>
@@ -13596,7 +13513,7 @@
         </w:tc>
         <w:tc>
           <w:tcPr>
-            <w:tcW w:w="1247" w:type="dxa"/>
+            <w:tcW w:w="1261" w:type="dxa"/>
           </w:tcPr>
           <w:p>
             <w:pPr>
@@ -13616,7 +13533,7 @@
         </w:tc>
         <w:tc>
           <w:tcPr>
-            <w:tcW w:w="907" w:type="dxa"/>
+            <w:tcW w:w="1058" w:type="dxa"/>
           </w:tcPr>
           <w:p>
             <w:pPr>
@@ -13636,7 +13553,7 @@
         </w:tc>
         <w:tc>
           <w:tcPr>
-            <w:tcW w:w="1134" w:type="dxa"/>
+            <w:tcW w:w="1174" w:type="dxa"/>
           </w:tcPr>
           <w:p>
             <w:pPr>
@@ -13656,7 +13573,7 @@
         </w:tc>
         <w:tc>
           <w:tcPr>
-            <w:tcW w:w="1134" w:type="dxa"/>
+            <w:tcW w:w="1327" w:type="dxa"/>
           </w:tcPr>
           <w:p>
             <w:pPr>
@@ -13702,7 +13619,7 @@
         </w:trPr>
         <w:tc>
           <w:tcPr>
-            <w:tcW w:w="680" w:type="dxa"/>
+            <w:tcW w:w="842" w:type="dxa"/>
           </w:tcPr>
           <w:p>
             <w:pPr>
@@ -13722,7 +13639,7 @@
         </w:tc>
         <w:tc>
           <w:tcPr>
-            <w:tcW w:w="794" w:type="dxa"/>
+            <w:tcW w:w="913" w:type="dxa"/>
           </w:tcPr>
           <w:p>
             <w:pPr>
@@ -13742,7 +13659,7 @@
         </w:tc>
         <w:tc>
           <w:tcPr>
-            <w:tcW w:w="1247" w:type="dxa"/>
+            <w:tcW w:w="1058" w:type="dxa"/>
           </w:tcPr>
           <w:p>
             <w:pPr>
@@ -13762,7 +13679,7 @@
         </w:tc>
         <w:tc>
           <w:tcPr>
-            <w:tcW w:w="1247" w:type="dxa"/>
+            <w:tcW w:w="1261" w:type="dxa"/>
           </w:tcPr>
           <w:p>
             <w:pPr>
@@ -13782,7 +13699,7 @@
         </w:tc>
         <w:tc>
           <w:tcPr>
-            <w:tcW w:w="907" w:type="dxa"/>
+            <w:tcW w:w="1058" w:type="dxa"/>
           </w:tcPr>
           <w:p>
             <w:pPr>
@@ -13802,7 +13719,7 @@
         </w:tc>
         <w:tc>
           <w:tcPr>
-            <w:tcW w:w="1134" w:type="dxa"/>
+            <w:tcW w:w="1174" w:type="dxa"/>
           </w:tcPr>
           <w:p>
             <w:pPr>
@@ -13822,7 +13739,7 @@
         </w:tc>
         <w:tc>
           <w:tcPr>
-            <w:tcW w:w="1134" w:type="dxa"/>
+            <w:tcW w:w="1327" w:type="dxa"/>
           </w:tcPr>
           <w:p>
             <w:pPr>
@@ -13868,7 +13785,7 @@
         </w:trPr>
         <w:tc>
           <w:tcPr>
-            <w:tcW w:w="680" w:type="dxa"/>
+            <w:tcW w:w="842" w:type="dxa"/>
           </w:tcPr>
           <w:p>
             <w:pPr>
@@ -13888,7 +13805,7 @@
         </w:tc>
         <w:tc>
           <w:tcPr>
-            <w:tcW w:w="794" w:type="dxa"/>
+            <w:tcW w:w="913" w:type="dxa"/>
           </w:tcPr>
           <w:p>
             <w:pPr>
@@ -13908,7 +13825,7 @@
         </w:tc>
         <w:tc>
           <w:tcPr>
-            <w:tcW w:w="1247" w:type="dxa"/>
+            <w:tcW w:w="1058" w:type="dxa"/>
           </w:tcPr>
           <w:p>
             <w:pPr>
@@ -13928,7 +13845,7 @@
         </w:tc>
         <w:tc>
           <w:tcPr>
-            <w:tcW w:w="1247" w:type="dxa"/>
+            <w:tcW w:w="1261" w:type="dxa"/>
           </w:tcPr>
           <w:p>
             <w:pPr>
@@ -13948,7 +13865,7 @@
         </w:tc>
         <w:tc>
           <w:tcPr>
-            <w:tcW w:w="907" w:type="dxa"/>
+            <w:tcW w:w="1058" w:type="dxa"/>
           </w:tcPr>
           <w:p>
             <w:pPr>
@@ -13968,7 +13885,7 @@
         </w:tc>
         <w:tc>
           <w:tcPr>
-            <w:tcW w:w="1134" w:type="dxa"/>
+            <w:tcW w:w="1174" w:type="dxa"/>
           </w:tcPr>
           <w:p>
             <w:pPr>
@@ -13988,7 +13905,7 @@
         </w:tc>
         <w:tc>
           <w:tcPr>
-            <w:tcW w:w="1134" w:type="dxa"/>
+            <w:tcW w:w="1327" w:type="dxa"/>
           </w:tcPr>
           <w:p>
             <w:pPr>
@@ -14034,7 +13951,7 @@
         </w:trPr>
         <w:tc>
           <w:tcPr>
-            <w:tcW w:w="680" w:type="dxa"/>
+            <w:tcW w:w="842" w:type="dxa"/>
           </w:tcPr>
           <w:p>
             <w:pPr>
@@ -14054,7 +13971,7 @@
         </w:tc>
         <w:tc>
           <w:tcPr>
-            <w:tcW w:w="794" w:type="dxa"/>
+            <w:tcW w:w="913" w:type="dxa"/>
           </w:tcPr>
           <w:p>
             <w:pPr>
@@ -14074,7 +13991,7 @@
         </w:tc>
         <w:tc>
           <w:tcPr>
-            <w:tcW w:w="1247" w:type="dxa"/>
+            <w:tcW w:w="1058" w:type="dxa"/>
           </w:tcPr>
           <w:p>
             <w:pPr>
@@ -14094,7 +14011,7 @@
         </w:tc>
         <w:tc>
           <w:tcPr>
-            <w:tcW w:w="1247" w:type="dxa"/>
+            <w:tcW w:w="1261" w:type="dxa"/>
           </w:tcPr>
           <w:p>
             <w:pPr>
@@ -14114,7 +14031,7 @@
         </w:tc>
         <w:tc>
           <w:tcPr>
-            <w:tcW w:w="907" w:type="dxa"/>
+            <w:tcW w:w="1058" w:type="dxa"/>
           </w:tcPr>
           <w:p>
             <w:pPr>
@@ -14134,7 +14051,7 @@
         </w:tc>
         <w:tc>
           <w:tcPr>
-            <w:tcW w:w="1134" w:type="dxa"/>
+            <w:tcW w:w="1174" w:type="dxa"/>
           </w:tcPr>
           <w:p>
             <w:pPr>
@@ -14154,7 +14071,7 @@
         </w:tc>
         <w:tc>
           <w:tcPr>
-            <w:tcW w:w="1134" w:type="dxa"/>
+            <w:tcW w:w="1327" w:type="dxa"/>
           </w:tcPr>
           <w:p>
             <w:pPr>
@@ -14200,7 +14117,7 @@
         </w:trPr>
         <w:tc>
           <w:tcPr>
-            <w:tcW w:w="680" w:type="dxa"/>
+            <w:tcW w:w="842" w:type="dxa"/>
           </w:tcPr>
           <w:p>
             <w:pPr>
@@ -14220,7 +14137,7 @@
         </w:tc>
         <w:tc>
           <w:tcPr>
-            <w:tcW w:w="794" w:type="dxa"/>
+            <w:tcW w:w="913" w:type="dxa"/>
           </w:tcPr>
           <w:p>
             <w:pPr>
@@ -14240,7 +14157,7 @@
         </w:tc>
         <w:tc>
           <w:tcPr>
-            <w:tcW w:w="1247" w:type="dxa"/>
+            <w:tcW w:w="1058" w:type="dxa"/>
           </w:tcPr>
           <w:p>
             <w:pPr>
@@ -14260,7 +14177,7 @@
         </w:tc>
         <w:tc>
           <w:tcPr>
-            <w:tcW w:w="1247" w:type="dxa"/>
+            <w:tcW w:w="1261" w:type="dxa"/>
           </w:tcPr>
           <w:p>
             <w:pPr>
@@ -14280,7 +14197,7 @@
         </w:tc>
         <w:tc>
           <w:tcPr>
-            <w:tcW w:w="907" w:type="dxa"/>
+            <w:tcW w:w="1058" w:type="dxa"/>
           </w:tcPr>
           <w:p>
             <w:pPr>
@@ -14300,7 +14217,7 @@
         </w:tc>
         <w:tc>
           <w:tcPr>
-            <w:tcW w:w="1134" w:type="dxa"/>
+            <w:tcW w:w="1174" w:type="dxa"/>
           </w:tcPr>
           <w:p>
             <w:pPr>
@@ -14320,7 +14237,7 @@
         </w:tc>
         <w:tc>
           <w:tcPr>
-            <w:tcW w:w="1134" w:type="dxa"/>
+            <w:tcW w:w="1327" w:type="dxa"/>
           </w:tcPr>
           <w:p>
             <w:pPr>
@@ -14366,7 +14283,7 @@
         </w:trPr>
         <w:tc>
           <w:tcPr>
-            <w:tcW w:w="680" w:type="dxa"/>
+            <w:tcW w:w="842" w:type="dxa"/>
           </w:tcPr>
           <w:p>
             <w:pPr>
@@ -14386,7 +14303,7 @@
         </w:tc>
         <w:tc>
           <w:tcPr>
-            <w:tcW w:w="794" w:type="dxa"/>
+            <w:tcW w:w="913" w:type="dxa"/>
           </w:tcPr>
           <w:p>
             <w:pPr>
@@ -14406,7 +14323,7 @@
         </w:tc>
         <w:tc>
           <w:tcPr>
-            <w:tcW w:w="1247" w:type="dxa"/>
+            <w:tcW w:w="1058" w:type="dxa"/>
           </w:tcPr>
           <w:p>
             <w:pPr>
@@ -14426,7 +14343,7 @@
         </w:tc>
         <w:tc>
           <w:tcPr>
-            <w:tcW w:w="1247" w:type="dxa"/>
+            <w:tcW w:w="1261" w:type="dxa"/>
           </w:tcPr>
           <w:p>
             <w:pPr>
@@ -14446,7 +14363,7 @@
         </w:tc>
         <w:tc>
           <w:tcPr>
-            <w:tcW w:w="907" w:type="dxa"/>
+            <w:tcW w:w="1058" w:type="dxa"/>
           </w:tcPr>
           <w:p>
             <w:pPr>
@@ -14466,7 +14383,7 @@
         </w:tc>
         <w:tc>
           <w:tcPr>
-            <w:tcW w:w="1134" w:type="dxa"/>
+            <w:tcW w:w="1174" w:type="dxa"/>
           </w:tcPr>
           <w:p>
             <w:pPr>
@@ -14486,7 +14403,7 @@
         </w:tc>
         <w:tc>
           <w:tcPr>
-            <w:tcW w:w="1134" w:type="dxa"/>
+            <w:tcW w:w="1327" w:type="dxa"/>
           </w:tcPr>
           <w:p>
             <w:pPr>
@@ -14532,7 +14449,7 @@
         </w:trPr>
         <w:tc>
           <w:tcPr>
-            <w:tcW w:w="680" w:type="dxa"/>
+            <w:tcW w:w="842" w:type="dxa"/>
           </w:tcPr>
           <w:p>
             <w:pPr>
@@ -14552,7 +14469,7 @@
         </w:tc>
         <w:tc>
           <w:tcPr>
-            <w:tcW w:w="794" w:type="dxa"/>
+            <w:tcW w:w="913" w:type="dxa"/>
           </w:tcPr>
           <w:p>
             <w:pPr>
@@ -14572,7 +14489,7 @@
         </w:tc>
         <w:tc>
           <w:tcPr>
-            <w:tcW w:w="1247" w:type="dxa"/>
+            <w:tcW w:w="1058" w:type="dxa"/>
           </w:tcPr>
           <w:p>
             <w:pPr>
@@ -14592,7 +14509,7 @@
         </w:tc>
         <w:tc>
           <w:tcPr>
-            <w:tcW w:w="1247" w:type="dxa"/>
+            <w:tcW w:w="1261" w:type="dxa"/>
           </w:tcPr>
           <w:p>
             <w:pPr>
@@ -14612,7 +14529,7 @@
         </w:tc>
         <w:tc>
           <w:tcPr>
-            <w:tcW w:w="907" w:type="dxa"/>
+            <w:tcW w:w="1058" w:type="dxa"/>
           </w:tcPr>
           <w:p>
             <w:pPr>
@@ -14632,7 +14549,7 @@
         </w:tc>
         <w:tc>
           <w:tcPr>
-            <w:tcW w:w="1134" w:type="dxa"/>
+            <w:tcW w:w="1174" w:type="dxa"/>
           </w:tcPr>
           <w:p>
             <w:pPr>
@@ -14652,7 +14569,7 @@
         </w:tc>
         <w:tc>
           <w:tcPr>
-            <w:tcW w:w="1134" w:type="dxa"/>
+            <w:tcW w:w="1327" w:type="dxa"/>
           </w:tcPr>
           <w:p>
             <w:pPr>
@@ -14698,7 +14615,7 @@
         </w:trPr>
         <w:tc>
           <w:tcPr>
-            <w:tcW w:w="680" w:type="dxa"/>
+            <w:tcW w:w="842" w:type="dxa"/>
           </w:tcPr>
           <w:p>
             <w:pPr>
@@ -14718,7 +14635,7 @@
         </w:tc>
         <w:tc>
           <w:tcPr>
-            <w:tcW w:w="794" w:type="dxa"/>
+            <w:tcW w:w="913" w:type="dxa"/>
           </w:tcPr>
           <w:p>
             <w:pPr>
@@ -14738,7 +14655,7 @@
         </w:tc>
         <w:tc>
           <w:tcPr>
-            <w:tcW w:w="1247" w:type="dxa"/>
+            <w:tcW w:w="1058" w:type="dxa"/>
           </w:tcPr>
           <w:p>
             <w:pPr>
@@ -14758,7 +14675,7 @@
         </w:tc>
         <w:tc>
           <w:tcPr>
-            <w:tcW w:w="1247" w:type="dxa"/>
+            <w:tcW w:w="1261" w:type="dxa"/>
           </w:tcPr>
           <w:p>
             <w:pPr>
@@ -14778,7 +14695,7 @@
         </w:tc>
         <w:tc>
           <w:tcPr>
-            <w:tcW w:w="907" w:type="dxa"/>
+            <w:tcW w:w="1058" w:type="dxa"/>
           </w:tcPr>
           <w:p>
             <w:pPr>
@@ -14798,7 +14715,7 @@
         </w:tc>
         <w:tc>
           <w:tcPr>
-            <w:tcW w:w="1134" w:type="dxa"/>
+            <w:tcW w:w="1174" w:type="dxa"/>
           </w:tcPr>
           <w:p>
             <w:pPr>
@@ -14818,7 +14735,7 @@
         </w:tc>
         <w:tc>
           <w:tcPr>
-            <w:tcW w:w="1134" w:type="dxa"/>
+            <w:tcW w:w="1327" w:type="dxa"/>
           </w:tcPr>
           <w:p>
             <w:pPr>
@@ -14864,7 +14781,7 @@
         </w:trPr>
         <w:tc>
           <w:tcPr>
-            <w:tcW w:w="680" w:type="dxa"/>
+            <w:tcW w:w="842" w:type="dxa"/>
           </w:tcPr>
           <w:p>
             <w:pPr>
@@ -14884,7 +14801,7 @@
         </w:tc>
         <w:tc>
           <w:tcPr>
-            <w:tcW w:w="794" w:type="dxa"/>
+            <w:tcW w:w="913" w:type="dxa"/>
           </w:tcPr>
           <w:p>
             <w:pPr>
@@ -14904,7 +14821,7 @@
         </w:tc>
         <w:tc>
           <w:tcPr>
-            <w:tcW w:w="1247" w:type="dxa"/>
+            <w:tcW w:w="1058" w:type="dxa"/>
           </w:tcPr>
           <w:p>
             <w:pPr>
@@ -14924,7 +14841,7 @@
         </w:tc>
         <w:tc>
           <w:tcPr>
-            <w:tcW w:w="1247" w:type="dxa"/>
+            <w:tcW w:w="1261" w:type="dxa"/>
           </w:tcPr>
           <w:p>
             <w:pPr>
@@ -14944,7 +14861,7 @@
         </w:tc>
         <w:tc>
           <w:tcPr>
-            <w:tcW w:w="907" w:type="dxa"/>
+            <w:tcW w:w="1058" w:type="dxa"/>
           </w:tcPr>
           <w:p>
             <w:pPr>
@@ -14964,7 +14881,7 @@
         </w:tc>
         <w:tc>
           <w:tcPr>
-            <w:tcW w:w="1134" w:type="dxa"/>
+            <w:tcW w:w="1174" w:type="dxa"/>
           </w:tcPr>
           <w:p>
             <w:pPr>
@@ -14984,7 +14901,7 @@
         </w:tc>
         <w:tc>
           <w:tcPr>
-            <w:tcW w:w="1134" w:type="dxa"/>
+            <w:tcW w:w="1327" w:type="dxa"/>
           </w:tcPr>
           <w:p>
             <w:pPr>
@@ -15030,7 +14947,7 @@
         </w:trPr>
         <w:tc>
           <w:tcPr>
-            <w:tcW w:w="680" w:type="dxa"/>
+            <w:tcW w:w="842" w:type="dxa"/>
             <w:tcBorders>
               <w:bottom w:val="single" w:color="000000" w:sz="12" w:space="0"/>
             </w:tcBorders>
@@ -15052,7 +14969,7 @@
         </w:tc>
         <w:tc>
           <w:tcPr>
-            <w:tcW w:w="794" w:type="dxa"/>
+            <w:tcW w:w="913" w:type="dxa"/>
             <w:tcBorders>
               <w:bottom w:val="single" w:color="000000" w:sz="12" w:space="0"/>
             </w:tcBorders>
@@ -15074,7 +14991,7 @@
         </w:tc>
         <w:tc>
           <w:tcPr>
-            <w:tcW w:w="1247" w:type="dxa"/>
+            <w:tcW w:w="1058" w:type="dxa"/>
             <w:tcBorders>
               <w:bottom w:val="single" w:color="000000" w:sz="12" w:space="0"/>
             </w:tcBorders>
@@ -15096,7 +15013,7 @@
         </w:tc>
         <w:tc>
           <w:tcPr>
-            <w:tcW w:w="1247" w:type="dxa"/>
+            <w:tcW w:w="1261" w:type="dxa"/>
             <w:tcBorders>
               <w:bottom w:val="single" w:color="000000" w:sz="12" w:space="0"/>
             </w:tcBorders>
@@ -15118,7 +15035,7 @@
         </w:tc>
         <w:tc>
           <w:tcPr>
-            <w:tcW w:w="907" w:type="dxa"/>
+            <w:tcW w:w="1058" w:type="dxa"/>
             <w:tcBorders>
               <w:bottom w:val="single" w:color="000000" w:sz="12" w:space="0"/>
             </w:tcBorders>
@@ -15140,7 +15057,7 @@
         </w:tc>
         <w:tc>
           <w:tcPr>
-            <w:tcW w:w="1134" w:type="dxa"/>
+            <w:tcW w:w="1174" w:type="dxa"/>
             <w:tcBorders>
               <w:bottom w:val="single" w:color="000000" w:sz="12" w:space="0"/>
             </w:tcBorders>
@@ -15162,7 +15079,7 @@
         </w:tc>
         <w:tc>
           <w:tcPr>
-            <w:tcW w:w="1134" w:type="dxa"/>
+            <w:tcW w:w="1327" w:type="dxa"/>
             <w:tcBorders>
               <w:bottom w:val="single" w:color="000000" w:sz="12" w:space="0"/>
             </w:tcBorders>
@@ -15256,16 +15173,16 @@
           <w:b w:val="0"/>
           <w:sz w:val="24"/>
         </w:rPr>
-        <w:t xml:space="preserve">原始数据完整、无重复记录且满足业务规则，但存在数值以文本存储、记录格式不统一和总分不可比等问题。经清洗、集成与变换后形成178条记录的分析数据集，在原始10个属性之外增加了班级、课程平均分、成绩等级、班内Z分数等衍生属性，跨班比较以学分加权平均分代替总分。五个班级的学分加权平均分存在显著差异（</w:t>
+        <w:t>原始数据完整、无重复记录且满足业务规则，但存在数值以文本存储、记录格式不统一和总分不可比等问题。经清洗、集成与变换后形成178条记录的分析数据集，在原始10个属性之外增加了班级、课程平均分、成绩等级、班内Z分数等衍生属性，跨班比较以学分加权平均分代替总分。五个班级的学分加权平均分存在显著差异（</w:t>
       </w:r>
       <w:r>
         <w:rPr>
           <w:rFonts w:ascii="Times New Roman" w:hAnsi="Times New Roman" w:eastAsia="宋体"/>
           <w:b w:val="0"/>
+          <w:i/>
           <w:sz w:val="24"/>
-          <w:i/>
         </w:rPr>
-        <w:t xml:space="preserve">p</w:t>
+        <w:t>p</w:t>
       </w:r>
       <w:r>
         <w:rPr>
@@ -15335,7 +15252,7 @@
           <w:b w:val="0"/>
           <w:sz w:val="24"/>
         </w:rPr>
-        <w:t xml:space="preserve">D类、BD与T类班级的课程与评分教师可能不同，课程设置不同的班级之间的学分加权平均分比较包含课程难度与评分尺度的影响；平行班的划分依据应修学分与课程门数推断，数据中没有专业字段。数据只有学期汇总指标，无法定位不及格课程，也无法查明8名学生修读门数偏少的原因。各班样本量为30～40人，且只有一个学期，聚类结果与预警名单未经跨学期检验。</w:t>
+        <w:t>D类、BD与T类班级的课程与评分教师可能不同，课程设置不同的班级之间的学分加权平均分比较包含课程难度与评分尺度的影响；平行班的划分依据应修学分与课程门数推断，数据中没有专业字段。数据只有学期汇总指标，无法定位不及格课程，也无法查明8名学生修读门数偏少的原因。各班样本量为30～40人，且只有一个学期，聚类结果与预警名单未经跨学期检验。</w:t>
       </w:r>
     </w:p>
     <w:p>
@@ -15366,70 +15283,39 @@
           <w:b w:val="0"/>
           <w:sz w:val="24"/>
         </w:rPr>
-        <w:t>数据处理与统计分析使用Python 3完成，程序库包括pandas（数据处理）、SciPy（统计检验）、NumPy（主成分分析与K-means）与Matplotlib（绘图）。按课程人工智能使用规范的要求说明如下：本文的分析代码和正文初稿由Anthropic公司的Claude辅助生成，文中统计结果均由该代码在原始数据上运行得到。</w:t>
-      </w:r>
-    </w:p>
-    <w:p>
-      <w:pPr>
-        <w:spacing w:before="0" w:after="0" w:line="360" w:lineRule="auto"/>
-        <w:ind w:firstLine="480"/>
-        <w:jc w:val="both"/>
-      </w:pPr>
-      <w:r>
-        <w:rPr>
-          <w:rFonts w:ascii="Times New Roman" w:hAnsi="Times New Roman" w:eastAsia="宋体"/>
-          <w:b w:val="0"/>
-          <w:sz w:val="24"/>
-          <w:highlight w:val="yellow"/>
-        </w:rPr>
-        <w:t>【提交前请本人如实填写：本人完成的工作，例如在本地运行代码并以Excel</w:t>
+        <w:t xml:space="preserve">数据处理与统计分析使用Python 3完成，程序库包括pandas（数据处理）、SciPy（统计检验）、NumPy（主成分分析与K-means）与Matplotlib（绘图）。按课程人工智能使用规范的要求说明如下：本文的分析代码由Kimi辅助生成，文中统计结果均由该代码在原始数据上运行得到。本人在本地运行代码并以Excel</w:t>
       </w:r>
       <w:r>
         <w:rPr>
-          <w:rFonts w:hint="eastAsia" w:ascii="宋体" w:hAnsi="宋体" w:eastAsia="宋体" w:cs="宋体"/>
+          <w:rFonts w:ascii="宋体" w:hAnsi="宋体" w:eastAsia="宋体" w:cs="宋体" w:hint="eastAsia"/>
           <w:b w:val="0"/>
           <w:sz w:val="24"/>
-          <w:highlight w:val="yellow"/>
         </w:rPr>
-        <w:t>“</w:t>
+        <w:t xml:space="preserve">“</w:t>
       </w:r>
       <w:r>
         <w:rPr>
           <w:rFonts w:ascii="Times New Roman" w:hAnsi="Times New Roman" w:eastAsia="宋体"/>
           <w:b w:val="0"/>
           <w:sz w:val="24"/>
-          <w:highlight w:val="yellow"/>
         </w:rPr>
-        <w:t>数据分析—描述统计</w:t>
+        <w:t xml:space="preserve">数据分析—描述统计</w:t>
       </w:r>
       <w:r>
         <w:rPr>
-          <w:rFonts w:hint="eastAsia" w:ascii="宋体" w:hAnsi="宋体" w:eastAsia="宋体" w:cs="宋体"/>
+          <w:rFonts w:ascii="宋体" w:hAnsi="宋体" w:eastAsia="宋体" w:cs="宋体" w:hint="eastAsia"/>
           <w:b w:val="0"/>
           <w:sz w:val="24"/>
-          <w:highlight w:val="yellow"/>
         </w:rPr>
-        <w:t>”</w:t>
+        <w:t xml:space="preserve">”</w:t>
       </w:r>
       <w:r>
         <w:rPr>
           <w:rFonts w:ascii="Times New Roman" w:hAnsi="Times New Roman" w:eastAsia="宋体"/>
           <w:b w:val="0"/>
           <w:sz w:val="24"/>
-          <w:highlight w:val="yellow"/>
         </w:rPr>
-        <w:t>功能复</w:t>
-      </w:r>
-      <w:bookmarkStart w:id="0" w:name="_GoBack"/>
-      <w:bookmarkEnd w:id="0"/>
-      <w:r>
-        <w:rPr>
-          <w:rFonts w:ascii="Times New Roman" w:hAnsi="Times New Roman" w:eastAsia="宋体"/>
-          <w:b w:val="0"/>
-          <w:sz w:val="24"/>
-          <w:highlight w:val="yellow"/>
-        </w:rPr>
-        <w:t>核表3的结果、对正文所作的修改与补充等】</w:t>
+        <w:t xml:space="preserve">功能复核表3的结果，撰写正文。</w:t>
       </w:r>
     </w:p>
     <w:sectPr>
@@ -28703,7 +28589,7 @@
 </file>
 
 <file path=customXml/item1.xml><?xml version="1.0" encoding="utf-8"?>
-<b:Sources xmlns="http://schemas.openxmlformats.org/officeDocument/2006/bibliography" xmlns:b="http://schemas.openxmlformats.org/officeDocument/2006/bibliography" SelectedStyle="/APA.XSL" StyleName="APA"/>
+<b:Sources xmlns:b="http://schemas.openxmlformats.org/officeDocument/2006/bibliography" xmlns="http://schemas.openxmlformats.org/officeDocument/2006/bibliography" SelectedStyle="/APA.XSL" StyleName="APA"/>
 </file>
 
 <file path=customXml/itemProps1.xml><?xml version="1.0" encoding="utf-8"?>
